--- a/pays/belgique/outputs/MAB_Belgique_Annexes.docx
+++ b/pays/belgique/outputs/MAB_Belgique_Annexes.docx
@@ -8,7 +8,7 @@
         <w:jc w:val="center"/>
       </w:pPr>
       <w:r>
-        <w:t>MAB BELGIQUE — ANNEXES &amp; SOURCES</w:t>
+        <w:t>MAB BELGIQUE — Annexes &amp; Sources</w:t>
       </w:r>
     </w:p>
     <w:p>
@@ -16,10 +16,7 @@
         <w:jc w:val="center"/>
       </w:pPr>
       <w:r>
-        <w:rPr>
-          <w:sz w:val="22"/>
-        </w:rPr>
-        <w:t>Sources complètes, données brutes et compléments</w:t>
+        <w:t>Les Robinets Presto — Usage interne confidentiel — Juin 2026</w:t>
       </w:r>
     </w:p>
     <w:p/>
@@ -31,1036 +28,1053 @@
         <w:rPr>
           <w:color w:val="1F497D"/>
         </w:rPr>
-        <w:t>ANNEXE 1 — LISTE DES SOURCES UTILISÉES</w:t>
+        <w:t>ANNEXE A — Sources utilisées</w:t>
       </w:r>
     </w:p>
     <w:p>
       <w:r>
-        <w:t>Toutes les sources consultées pour la production de MAB_Belgique_Etude.docx :</w:t>
+        <w:t>Toutes les URL ont été consultées en juin 2026.</w:t>
       </w:r>
     </w:p>
     <w:p/>
     <w:p>
       <w:pPr>
-        <w:pStyle w:val="ListNumber"/>
+        <w:pStyle w:val="Heading2"/>
       </w:pPr>
       <w:r>
         <w:rPr>
-          <w:b/>
-          <w:sz w:val="18"/>
+          <w:color w:val="1F497D"/>
         </w:rPr>
-        <w:t>[1] Direction Générale du Trésor FR — Fiche Belgique (2025)</w:t>
+        <w:t>Partie 1 — Contexte pays</w:t>
       </w:r>
     </w:p>
     <w:p>
       <w:r>
         <w:rPr>
-          <w:color w:val="0056A2"/>
+          <w:b w:val="0"/>
+        </w:rPr>
+        <w:t>• Coface — Fiche risque pays Belgique 2025</w:t>
+      </w:r>
+      <w:r>
+        <w:rPr>
           <w:sz w:val="16"/>
         </w:rPr>
-        <w:t xml:space="preserve">    URL : https://www.tresor.economie.gouv.fr/Pays/BE/situation-economique-et-financiere-de-la-belgique</w:t>
+        <w:br/>
+        <w:t xml:space="preserve">  https://www.coface.com/fr/actualites-economie-conseils-d-experts/tableau-de-bord-des-risques-economiques/fiches-risques-pays/belgique</w:t>
       </w:r>
     </w:p>
     <w:p>
       <w:r>
         <w:rPr>
-          <w:i/>
+          <w:b w:val="0"/>
+        </w:rPr>
+        <w:t>• SPF Économie — Perspectives macroéconomiques Belgique 2025</w:t>
+      </w:r>
+      <w:r>
+        <w:rPr>
           <w:sz w:val="16"/>
         </w:rPr>
-        <w:t xml:space="preserve">    Langue : Français | Consulté : Juin 2026</w:t>
-      </w:r>
-    </w:p>
-    <w:p>
-      <w:pPr>
-        <w:pStyle w:val="ListNumber"/>
-      </w:pPr>
-      <w:r>
-        <w:rPr>
-          <w:b/>
-          <w:sz w:val="18"/>
-        </w:rPr>
-        <w:t>[2] Worldometer — Population Belgique (2026)</w:t>
+        <w:br/>
+        <w:t xml:space="preserve">  https://economie.fgov.be</w:t>
       </w:r>
     </w:p>
     <w:p>
       <w:r>
         <w:rPr>
-          <w:color w:val="0056A2"/>
+          <w:b w:val="0"/>
+        </w:rPr>
+        <w:t>• DG Trésor — Relations bilatérales France-Belgique 2025</w:t>
+      </w:r>
+      <w:r>
+        <w:rPr>
           <w:sz w:val="16"/>
         </w:rPr>
-        <w:t xml:space="preserve">    URL : https://www.worldometers.info/fr/population-mondiale/belgique-population/</w:t>
+        <w:br/>
+        <w:t xml:space="preserve">  https://www.tresor.economie.gouv.fr/Pays/BE/relations-bilaterales</w:t>
       </w:r>
     </w:p>
     <w:p>
       <w:r>
         <w:rPr>
-          <w:i/>
+          <w:b w:val="0"/>
+        </w:rPr>
+        <w:t>• Banque Nationale de Belgique (BNB) — IDE 2024</w:t>
+      </w:r>
+      <w:r>
+        <w:rPr>
           <w:sz w:val="16"/>
         </w:rPr>
-        <w:t xml:space="preserve">    Langue : Français | Consulté : Juin 2026</w:t>
-      </w:r>
-    </w:p>
-    <w:p>
-      <w:pPr>
-        <w:pStyle w:val="ListNumber"/>
-      </w:pPr>
-      <w:r>
-        <w:rPr>
-          <w:b/>
-          <w:sz w:val="18"/>
-        </w:rPr>
-        <w:t>[3] Banque Nationale de Belgique — Projections macroéconomiques</w:t>
+        <w:br/>
+        <w:t xml:space="preserve">  https://www.nbb.be</w:t>
       </w:r>
     </w:p>
     <w:p>
       <w:r>
         <w:rPr>
-          <w:color w:val="0056A2"/>
+          <w:b w:val="0"/>
+        </w:rPr>
+        <w:t>• Worldometer — PIB/hab France et Belgique 2025</w:t>
+      </w:r>
+      <w:r>
+        <w:rPr>
           <w:sz w:val="16"/>
         </w:rPr>
-        <w:t xml:space="preserve">    URL : https://www.nbb.be/en/publications-research/publications/economic-and-financial-publications/macroeconomic-projections</w:t>
+        <w:br/>
+        <w:t xml:space="preserve">  https://www.worldometers.info</w:t>
       </w:r>
     </w:p>
     <w:p>
       <w:r>
         <w:rPr>
-          <w:i/>
+          <w:b w:val="0"/>
+        </w:rPr>
+        <w:t>• ITU — Digital Development Dashboard 2025</w:t>
+      </w:r>
+      <w:r>
+        <w:rPr>
           <w:sz w:val="16"/>
         </w:rPr>
-        <w:t xml:space="preserve">    Langue : Anglais/Français | Consulté : Juin 2026</w:t>
-      </w:r>
-    </w:p>
-    <w:p>
-      <w:pPr>
-        <w:pStyle w:val="ListNumber"/>
-      </w:pPr>
-      <w:r>
-        <w:rPr>
-          <w:b/>
-          <w:sz w:val="18"/>
-        </w:rPr>
-        <w:t>[4] Trésor FR — Relations bilatérales France-Belgique (2025)</w:t>
+        <w:br/>
+        <w:t xml:space="preserve">  https://www.itu.int</w:t>
       </w:r>
     </w:p>
     <w:p>
       <w:r>
         <w:rPr>
-          <w:color w:val="0056A2"/>
+          <w:b w:val="0"/>
+        </w:rPr>
+        <w:t>• Eurostat — R&amp;D Belgique 2024</w:t>
+      </w:r>
+      <w:r>
+        <w:rPr>
           <w:sz w:val="16"/>
         </w:rPr>
-        <w:t xml:space="preserve">    URL : https://www.tresor.economie.gouv.fr/Pays/BE/relations-bilaterales</w:t>
+        <w:br/>
+        <w:t xml:space="preserve">  https://ec.europa.eu/eurostat</w:t>
       </w:r>
     </w:p>
     <w:p>
       <w:r>
         <w:rPr>
-          <w:i/>
+          <w:b w:val="0"/>
+        </w:rPr>
+        <w:t>• EIB — UZ Leuven modernisation 2025</w:t>
+      </w:r>
+      <w:r>
+        <w:rPr>
           <w:sz w:val="16"/>
         </w:rPr>
-        <w:t xml:space="preserve">    Langue : Français | Consulté : Juin 2026</w:t>
+        <w:br/>
+        <w:t xml:space="preserve">  https://www.eib.org/en/press/all/2025-027-uz-leuven-gets-support-from-eib-for-modernisation-and-expansion</w:t>
       </w:r>
     </w:p>
     <w:p>
       <w:pPr>
-        <w:pStyle w:val="ListNumber"/>
+        <w:pStyle w:val="Heading2"/>
       </w:pPr>
       <w:r>
         <w:rPr>
-          <w:b/>
-          <w:sz w:val="18"/>
+          <w:color w:val="1F497D"/>
         </w:rPr>
-        <w:t>[5] Ambassade de France en Belgique — Relations économiques</w:t>
+        <w:t>Partie 2 — Construction</w:t>
       </w:r>
     </w:p>
     <w:p>
       <w:r>
         <w:rPr>
-          <w:color w:val="0056A2"/>
+          <w:b w:val="0"/>
+        </w:rPr>
+        <w:t>• ConsTrack360 / ResearchAndMarkets — Belgium Construction Market 2025</w:t>
+      </w:r>
+      <w:r>
+        <w:rPr>
           <w:sz w:val="16"/>
         </w:rPr>
-        <w:t xml:space="preserve">    URL : https://be.ambafrance.org/Relations-economiques-7221</w:t>
+        <w:br/>
+        <w:t xml:space="preserve">  https://www.researchandmarkets.com/reports/5938983/belgium-construction-market-size-trends</w:t>
       </w:r>
     </w:p>
     <w:p>
       <w:r>
         <w:rPr>
-          <w:i/>
+          <w:b w:val="0"/>
+        </w:rPr>
+        <w:t>• FIEC — Statistical Report Belgium 2024</w:t>
+      </w:r>
+      <w:r>
+        <w:rPr>
           <w:sz w:val="16"/>
         </w:rPr>
-        <w:t xml:space="preserve">    Langue : Français | Consulté : Juin 2026</w:t>
-      </w:r>
-    </w:p>
-    <w:p>
-      <w:pPr>
-        <w:pStyle w:val="ListNumber"/>
-      </w:pPr>
-      <w:r>
-        <w:rPr>
-          <w:b/>
-          <w:sz w:val="18"/>
-        </w:rPr>
-        <w:t>[6] DataBridge Market Research — Benelux Construction Market (2024)</w:t>
+        <w:br/>
+        <w:t xml:space="preserve">  https://fiec-statistical-report.eu/belgium</w:t>
       </w:r>
     </w:p>
     <w:p>
       <w:r>
         <w:rPr>
-          <w:color w:val="0056A2"/>
+          <w:b w:val="0"/>
+        </w:rPr>
+        <w:t>• Embuild — Secteur construction en recul 2025</w:t>
+      </w:r>
+      <w:r>
+        <w:rPr>
           <w:sz w:val="16"/>
         </w:rPr>
-        <w:t xml:space="preserve">    URL : https://www.databridgemarketresearch.com/reports/benelux-construction-market</w:t>
+        <w:br/>
+        <w:t xml:space="preserve">  https://embuild.be/fr/le-secteur-de-la-construction-et-de-l%E2%80%99installation-en-recul-pour-la-quatri%C3%A8me-ann%C3%A9e-cons%C3%A9cutive</w:t>
       </w:r>
     </w:p>
     <w:p>
       <w:r>
         <w:rPr>
-          <w:i/>
+          <w:b w:val="0"/>
+        </w:rPr>
+        <w:t>• ING Think — Belgian construction sector 2025</w:t>
+      </w:r>
+      <w:r>
+        <w:rPr>
           <w:sz w:val="16"/>
         </w:rPr>
-        <w:t xml:space="preserve">    Langue : Anglais | Consulté : Juin 2026</w:t>
-      </w:r>
-    </w:p>
-    <w:p>
-      <w:pPr>
-        <w:pStyle w:val="ListNumber"/>
-      </w:pPr>
-      <w:r>
-        <w:rPr>
-          <w:b/>
-          <w:sz w:val="18"/>
-        </w:rPr>
-        <w:t>[7] Allianz Trade — Analyse secteur construction Belgique 2024</w:t>
+        <w:br/>
+        <w:t xml:space="preserve">  https://think.ing.com/articles/the-construction-sector-in-belgium-is-expected-to-contribute-to-gdp-growth-in-2025/</w:t>
       </w:r>
     </w:p>
     <w:p>
       <w:r>
         <w:rPr>
-          <w:color w:val="0056A2"/>
+          <w:b w:val="0"/>
+        </w:rPr>
+        <w:t>• Trading Economics — Belgium Construction GDP</w:t>
+      </w:r>
+      <w:r>
+        <w:rPr>
           <w:sz w:val="16"/>
         </w:rPr>
-        <w:t xml:space="preserve">    URL : https://www.allianz-trade.com/fr_BE/actualites/dernieres-actualites/analyse-secteur-construction.html</w:t>
+        <w:br/>
+        <w:t xml:space="preserve">  https://tradingeconomics.com/belgium/construction-output</w:t>
       </w:r>
     </w:p>
     <w:p>
       <w:r>
         <w:rPr>
-          <w:i/>
+          <w:b w:val="0"/>
+        </w:rPr>
+        <w:t>• Allianz Trade — Analyse secteur construction Belgique 2025</w:t>
+      </w:r>
+      <w:r>
+        <w:rPr>
           <w:sz w:val="16"/>
         </w:rPr>
-        <w:t xml:space="preserve">    Langue : Français | Consulté : Juin 2026</w:t>
-      </w:r>
-    </w:p>
-    <w:p>
-      <w:pPr>
-        <w:pStyle w:val="ListNumber"/>
-      </w:pPr>
-      <w:r>
-        <w:rPr>
-          <w:b/>
-          <w:sz w:val="18"/>
-        </w:rPr>
-        <w:t>[8] Embuild — Secteur construction en recul (2025)</w:t>
+        <w:br/>
+        <w:t xml:space="preserve">  https://www.allianz-trade.com/fr_BE/actualites/dernieres-actualites/risques-sectoriels/secteur-construction.html</w:t>
       </w:r>
     </w:p>
     <w:p>
       <w:r>
         <w:rPr>
-          <w:color w:val="0056A2"/>
+          <w:b w:val="0"/>
+        </w:rPr>
+        <w:t>• GlobalData — Belgium Construction Market H2 2025</w:t>
+      </w:r>
+      <w:r>
+        <w:rPr>
           <w:sz w:val="16"/>
         </w:rPr>
-        <w:t xml:space="preserve">    URL : https://embuild.be/fr/le-secteur-de-la-construction-et-de-l%E2%80%99installation-en-recul-pour-la-quatri%C3%A8me-ann%C3%A9e-cons%C3%A9cutive</w:t>
+        <w:br/>
+        <w:t xml:space="preserve">  https://www.globaldata.com/store/report/belgium-construction-market-analysis/</w:t>
       </w:r>
     </w:p>
     <w:p>
       <w:r>
         <w:rPr>
-          <w:i/>
+          <w:b w:val="0"/>
+        </w:rPr>
+        <w:t>• KBC — Residential renovations Belgium 2024</w:t>
+      </w:r>
+      <w:r>
+        <w:rPr>
           <w:sz w:val="16"/>
         </w:rPr>
-        <w:t xml:space="preserve">    Langue : Français | Consulté : Juin 2026</w:t>
+        <w:br/>
+        <w:t xml:space="preserve">  https://www.kbc.com/en/economics/publications/residential-renovations-in-belgium-at-the-current-pace-we-won-t-make-it.html</w:t>
       </w:r>
     </w:p>
     <w:p>
       <w:pPr>
-        <w:pStyle w:val="ListNumber"/>
+        <w:pStyle w:val="Heading2"/>
       </w:pPr>
       <w:r>
         <w:rPr>
-          <w:b/>
-          <w:sz w:val="18"/>
+          <w:color w:val="1F497D"/>
         </w:rPr>
-        <w:t>[9] ING Belgique — Perspectives construction 2026</w:t>
+        <w:t>Partie 3 — Construction non-résidentielle</w:t>
       </w:r>
     </w:p>
     <w:p>
       <w:r>
         <w:rPr>
-          <w:color w:val="0056A2"/>
+          <w:b w:val="0"/>
+        </w:rPr>
+        <w:t>• Embuild — Neuf et rénov. non-résidentiel 2024-2025</w:t>
+      </w:r>
+      <w:r>
+        <w:rPr>
           <w:sz w:val="16"/>
         </w:rPr>
-        <w:t xml:space="preserve">    URL : https://www.ing.be/fr/particuliers/actus/economie-et-marches-financiers/secteur-de-la-construction</w:t>
+        <w:br/>
+        <w:t xml:space="preserve">  https://embuild.be/fr/le-secteur-de-la-construction-et-de-l%E2%80%99installation-en-recul-pour-la-quatri%C3%A8me-ann%C3%A9e-cons%C3%A9cutive</w:t>
       </w:r>
     </w:p>
     <w:p>
       <w:r>
         <w:rPr>
-          <w:i/>
+          <w:b w:val="0"/>
+        </w:rPr>
+        <w:t>• FIEC Statistical Report — Belgium 2024</w:t>
+      </w:r>
+      <w:r>
+        <w:rPr>
           <w:sz w:val="16"/>
         </w:rPr>
-        <w:t xml:space="preserve">    Langue : Français | Consulté : Juin 2026</w:t>
-      </w:r>
-    </w:p>
-    <w:p>
-      <w:pPr>
-        <w:pStyle w:val="ListNumber"/>
-      </w:pPr>
-      <w:r>
-        <w:rPr>
-          <w:b/>
-          <w:sz w:val="18"/>
-        </w:rPr>
-        <w:t>[10] Techlink — Rétrospective non-résidentielle (2024-2025)</w:t>
+        <w:br/>
+        <w:t xml:space="preserve">  https://fiec-statistical-report.eu/belgium</w:t>
       </w:r>
     </w:p>
     <w:p>
       <w:r>
         <w:rPr>
-          <w:color w:val="0056A2"/>
+          <w:b w:val="0"/>
+        </w:rPr>
+        <w:t>• Brussels Times — ZIN Brussels WTC project</w:t>
+      </w:r>
+      <w:r>
+        <w:rPr>
           <w:sz w:val="16"/>
         </w:rPr>
-        <w:t xml:space="preserve">    URL : https://techlink.be/fr/actualites/retrospective-et-perspectives-sur-la-construction-neuve-et-la-renovation-non-residentielle</w:t>
+        <w:br/>
+        <w:t xml:space="preserve">  https://www.brusselstimes.com</w:t>
+      </w:r>
+    </w:p>
+    <w:p>
+      <w:pPr>
+        <w:pStyle w:val="Heading2"/>
+      </w:pPr>
+      <w:r>
+        <w:rPr>
+          <w:color w:val="1F497D"/>
+        </w:rPr>
+        <w:t>Partie 4 — Segments ERP</w:t>
       </w:r>
     </w:p>
     <w:p>
       <w:r>
         <w:rPr>
-          <w:i/>
+          <w:b w:val="0"/>
+        </w:rPr>
+        <w:t>• InfraPPPWorld — Flanders school infrastructure 3.2 Md€</w:t>
+      </w:r>
+      <w:r>
+        <w:rPr>
           <w:sz w:val="16"/>
         </w:rPr>
-        <w:t xml:space="preserve">    Langue : Français | Consulté : Juin 2026</w:t>
-      </w:r>
-    </w:p>
-    <w:p>
-      <w:pPr>
-        <w:pStyle w:val="ListNumber"/>
-      </w:pPr>
-      <w:r>
-        <w:rPr>
-          <w:b/>
-          <w:sz w:val="18"/>
-        </w:rPr>
-        <w:t>[11] BEI — Belgique 2025 : 2,6 Md€ de financement</w:t>
+        <w:br/>
+        <w:t xml:space="preserve">  https://www.infrapppworld.com/update/flanders-commits-32-billion-to-build-and-renovate-schools-including-full-asbestos-removal</w:t>
       </w:r>
     </w:p>
     <w:p>
       <w:r>
         <w:rPr>
-          <w:color w:val="0056A2"/>
+          <w:b w:val="0"/>
+        </w:rPr>
+        <w:t>• Le Spécialiste — Plan hôpitaux wallons 1,9 Md€</w:t>
+      </w:r>
+      <w:r>
+        <w:rPr>
           <w:sz w:val="16"/>
         </w:rPr>
-        <w:t xml:space="preserve">    URL : https://www.eib.org/en/press/all/2026-038-activite-du-groupe-bei-en-2025-26-milliards-d-euros</w:t>
+        <w:br/>
+        <w:t xml:space="preserve">  https://www.lespecialiste.be/fr/actualites/2-milliards-d-rsquo-euros-pour-les-hopitaux-wallons.html</w:t>
       </w:r>
     </w:p>
     <w:p>
       <w:r>
         <w:rPr>
-          <w:i/>
+          <w:b w:val="0"/>
+        </w:rPr>
+        <w:t>• EIB — UZ Leuven 230 M€</w:t>
+      </w:r>
+      <w:r>
+        <w:rPr>
           <w:sz w:val="16"/>
         </w:rPr>
-        <w:t xml:space="preserve">    Langue : Anglais | Consulté : Juin 2026</w:t>
-      </w:r>
-    </w:p>
-    <w:p>
-      <w:pPr>
-        <w:pStyle w:val="ListNumber"/>
-      </w:pPr>
-      <w:r>
-        <w:rPr>
-          <w:b/>
-          <w:sz w:val="18"/>
-        </w:rPr>
-        <w:t>[12] BEI — 120 M€ pour Z.org KU Leuven (santé mentale)</w:t>
+        <w:br/>
+        <w:t xml:space="preserve">  https://www.eib.org/en/press/all/2025-027-uz-leuven-gets-support-from-eib-for-modernisation-and-expansion</w:t>
       </w:r>
     </w:p>
     <w:p>
       <w:r>
         <w:rPr>
-          <w:color w:val="0056A2"/>
+          <w:b w:val="0"/>
+        </w:rPr>
+        <w:t>• EIB — Belgium infrastructure study</w:t>
+      </w:r>
+      <w:r>
+        <w:rPr>
           <w:sz w:val="16"/>
         </w:rPr>
-        <w:t xml:space="preserve">    URL : https://www.eib.org/en/press/all/2025-529-eib-supports-major-renewal-of-mental-health-infrastructure-in-leuven-and-kortenberg-with-eur120-million-loan</w:t>
+        <w:br/>
+        <w:t xml:space="preserve">  https://www.eib.org/en/projects/all/20190629</w:t>
       </w:r>
     </w:p>
     <w:p>
       <w:r>
         <w:rPr>
-          <w:i/>
+          <w:b w:val="0"/>
+        </w:rPr>
+        <w:t>• Gouvernement wallon — Infrasports Q2 2024 (29 M€)</w:t>
+      </w:r>
+      <w:r>
+        <w:rPr>
           <w:sz w:val="16"/>
         </w:rPr>
-        <w:t xml:space="preserve">    Langue : Anglais | Consulté : Juin 2026</w:t>
-      </w:r>
-    </w:p>
-    <w:p>
-      <w:pPr>
-        <w:pStyle w:val="ListNumber"/>
-      </w:pPr>
-      <w:r>
-        <w:rPr>
-          <w:b/>
-          <w:sz w:val="18"/>
-        </w:rPr>
-        <w:t>[13] BEI — 1,7 Md€ logements sociaux Flandre</w:t>
+        <w:br/>
+        <w:t xml:space="preserve">  https://dolimont.wallonie.be/home/communiques-de-presse/communiques-de-presse-du-ministre-president/presses/pres-de-29-millions-pour-les-infrastructures-sportives-wallonnes-au-2eme-trimestre-2024.html</w:t>
       </w:r>
     </w:p>
     <w:p>
       <w:r>
         <w:rPr>
-          <w:color w:val="0056A2"/>
+          <w:b w:val="0"/>
+        </w:rPr>
+        <w:t>• Brussels Times — 43 M€ sports infrastructure</w:t>
+      </w:r>
+      <w:r>
+        <w:rPr>
           <w:sz w:val="16"/>
         </w:rPr>
-        <w:t xml:space="preserve">    URL : https://europeansting.com/2026/02/03/belgium-eib-group-2025-figures-e2-6-bn-in-financing-for-social-infrastructure-innovation-and-the-green-transition/</w:t>
+        <w:br/>
+        <w:t xml:space="preserve">  https://www.brusselstimes.com/254072/brussels-to-invest-e43-million-in-new-sports-infrastructure</w:t>
       </w:r>
     </w:p>
     <w:p>
       <w:r>
         <w:rPr>
-          <w:i/>
+          <w:b w:val="0"/>
+        </w:rPr>
+        <w:t>• Jan De Nul — Prison Anvers 2024</w:t>
+      </w:r>
+      <w:r>
+        <w:rPr>
           <w:sz w:val="16"/>
         </w:rPr>
-        <w:t xml:space="preserve">    Langue : Anglais | Consulté : Juin 2026</w:t>
-      </w:r>
-    </w:p>
-    <w:p>
-      <w:pPr>
-        <w:pStyle w:val="ListNumber"/>
-      </w:pPr>
-      <w:r>
-        <w:rPr>
-          <w:b/>
-          <w:sz w:val="18"/>
-        </w:rPr>
-        <w:t>[14] Le Spécialiste — Plan construction hôpitaux universitaires 438 M€</w:t>
+        <w:br/>
+        <w:t xml:space="preserve">  https://www.jandenul.com/news/official-foundation-stone-laying-new-prison-antwerp</w:t>
       </w:r>
     </w:p>
     <w:p>
       <w:r>
         <w:rPr>
-          <w:color w:val="0056A2"/>
+          <w:b w:val="0"/>
+        </w:rPr>
+        <w:t>• Prison Insider — Belgium prisons 2024-2025</w:t>
+      </w:r>
+      <w:r>
+        <w:rPr>
           <w:sz w:val="16"/>
         </w:rPr>
-        <w:t xml:space="preserve">    URL : https://www.lespecialiste.be/fr/actualites/socio-professionnel/plan-de-construction-438-millions-pour-les-4-hopitaux-universitaires.html</w:t>
+        <w:br/>
+        <w:t xml:space="preserve">  https://www.prison-insider.com/en/countryprofile/belgique-2024</w:t>
       </w:r>
     </w:p>
     <w:p>
       <w:r>
         <w:rPr>
-          <w:i/>
+          <w:b w:val="0"/>
+        </w:rPr>
+        <w:t>• Justice Trends — Belgian correctional system</w:t>
+      </w:r>
+      <w:r>
+        <w:rPr>
           <w:sz w:val="16"/>
         </w:rPr>
-        <w:t xml:space="preserve">    Langue : Français | Consulté : Juin 2026</w:t>
-      </w:r>
-    </w:p>
-    <w:p>
-      <w:pPr>
-        <w:pStyle w:val="ListNumber"/>
-      </w:pPr>
-      <w:r>
-        <w:rPr>
-          <w:b/>
-          <w:sz w:val="18"/>
-        </w:rPr>
-        <w:t>[15] Fédération Wallonie-Bruxelles — 2ème appel bâtiments scolaires 200 M€</w:t>
+        <w:br/>
+        <w:t xml:space="preserve">  https://justice-trends.press/strategic-planning-and-the-development-of-the-belgian-correctional-system/</w:t>
       </w:r>
     </w:p>
     <w:p>
       <w:r>
         <w:rPr>
-          <w:color w:val="0056A2"/>
+          <w:b w:val="0"/>
+        </w:rPr>
+        <w:t>• Fallz Hotels — Belgium hotel industry 2024-2025</w:t>
+      </w:r>
+      <w:r>
+        <w:rPr>
           <w:sz w:val="16"/>
         </w:rPr>
-        <w:t xml:space="preserve">    URL : https://www.federation-wallonie-bruxelles.be/nc/detail-article/</w:t>
+        <w:br/>
+        <w:t xml:space="preserve">  https://www.fallzhotels.com/belgiums-hotel-industry-in-2024-a-cultural-and-business-tourism-revival-and-whats-ahead-for-2025</w:t>
       </w:r>
     </w:p>
     <w:p>
       <w:r>
         <w:rPr>
-          <w:i/>
+          <w:b w:val="0"/>
+        </w:rPr>
+        <w:t>• Hospitality Design — The Standard Brussels 2025</w:t>
+      </w:r>
+      <w:r>
+        <w:rPr>
           <w:sz w:val="16"/>
         </w:rPr>
-        <w:t xml:space="preserve">    Langue : Français | Consulté : Juin 2026</w:t>
-      </w:r>
-    </w:p>
-    <w:p>
-      <w:pPr>
-        <w:pStyle w:val="ListNumber"/>
-      </w:pPr>
-      <w:r>
-        <w:rPr>
-          <w:b/>
-          <w:sz w:val="18"/>
-        </w:rPr>
-        <w:t>[16] Prison Insider — Belgique 2025</w:t>
+        <w:br/>
+        <w:t xml:space="preserve">  https://hospitalitydesign.com/news/hotels-resorts/the-standard-brussels/</w:t>
       </w:r>
     </w:p>
     <w:p>
       <w:r>
         <w:rPr>
-          <w:color w:val="0056A2"/>
+          <w:b w:val="0"/>
+        </w:rPr>
+        <w:t>• Brussels Morning — Waregem invest 108 M€ roads/schools/sports</w:t>
+      </w:r>
+      <w:r>
+        <w:rPr>
           <w:sz w:val="16"/>
         </w:rPr>
-        <w:t xml:space="preserve">    URL : https://www.prison-insider.com/fichepays/belgique-2025</w:t>
+        <w:br/>
+        <w:t xml:space="preserve">  https://brusselsmorning.com/waregem-invests-e108-million-in-roads-schools-and-sports/84924/</w:t>
+      </w:r>
+    </w:p>
+    <w:p>
+      <w:pPr>
+        <w:pStyle w:val="Heading2"/>
+      </w:pPr>
+      <w:r>
+        <w:rPr>
+          <w:color w:val="1F497D"/>
+        </w:rPr>
+        <w:t>Partie 5 — Robinetterie générale</w:t>
       </w:r>
     </w:p>
     <w:p>
       <w:r>
         <w:rPr>
-          <w:i/>
+          <w:b w:val="0"/>
+        </w:rPr>
+        <w:t>• Xerfi — Marché robinetterie de bâtiment France 2023</w:t>
+      </w:r>
+      <w:r>
+        <w:rPr>
           <w:sz w:val="16"/>
         </w:rPr>
-        <w:t xml:space="preserve">    Langue : Français | Consulté : Juin 2026</w:t>
-      </w:r>
-    </w:p>
-    <w:p>
-      <w:pPr>
-        <w:pStyle w:val="ListNumber"/>
-      </w:pPr>
-      <w:r>
-        <w:rPr>
-          <w:b/>
-          <w:sz w:val="18"/>
-        </w:rPr>
-        <w:t>[17] Jan De Nul — Nouvelle prison Anvers</w:t>
+        <w:br/>
+        <w:t xml:space="preserve">  https://www.xerfi.com/presentationetude/le-marche-de-la-robinetterie-de-batiment_MAC11</w:t>
       </w:r>
     </w:p>
     <w:p>
       <w:r>
         <w:rPr>
-          <w:color w:val="0056A2"/>
+          <w:b w:val="0"/>
+        </w:rPr>
+        <w:t>• IndexBox — Belgium taps and valves imports 2024</w:t>
+      </w:r>
+      <w:r>
+        <w:rPr>
           <w:sz w:val="16"/>
         </w:rPr>
-        <w:t xml:space="preserve">    URL : https://www.jandenul.com/fr/projets/nouvelle-prison-pour-anvers-belgique</w:t>
+        <w:br/>
+        <w:t xml:space="preserve">  https://www.indexbox.io/blog/tap-and-valve-european-union-market-overview-2024-9/</w:t>
       </w:r>
     </w:p>
     <w:p>
       <w:r>
         <w:rPr>
-          <w:i/>
+          <w:b w:val="0"/>
+        </w:rPr>
+        <w:t>• Mordor Intelligence — Europe Faucet Market</w:t>
+      </w:r>
+      <w:r>
+        <w:rPr>
           <w:sz w:val="16"/>
         </w:rPr>
-        <w:t xml:space="preserve">    Langue : Français | Consulté : Juin 2026</w:t>
-      </w:r>
-    </w:p>
-    <w:p>
-      <w:pPr>
-        <w:pStyle w:val="ListNumber"/>
-      </w:pPr>
-      <w:r>
-        <w:rPr>
-          <w:b/>
-          <w:sz w:val="18"/>
-        </w:rPr>
-        <w:t>[18] DH Les Sports+ — Quatre nouvelles prisons d'ici 2030</w:t>
+        <w:br/>
+        <w:t xml:space="preserve">  https://www.mordorintelligence.com/industry-reports/europe-faucet-market</w:t>
       </w:r>
     </w:p>
     <w:p>
       <w:r>
         <w:rPr>
-          <w:color w:val="0056A2"/>
+          <w:b w:val="0"/>
+        </w:rPr>
+        <w:t>• Facq.be — Ideal Standard distribution Belgium</w:t>
+      </w:r>
+      <w:r>
+        <w:rPr>
           <w:sz w:val="16"/>
         </w:rPr>
-        <w:t xml:space="preserve">    URL : https://www.dhnet.be/actu/belgique/2023/03/21/quatre-nouvelles-prisons</w:t>
+        <w:br/>
+        <w:t xml:space="preserve">  https://www.facq.be/en/private-customers/our-brands/ideal-standard</w:t>
+      </w:r>
+    </w:p>
+    <w:p>
+      <w:pPr>
+        <w:pStyle w:val="Heading2"/>
+      </w:pPr>
+      <w:r>
+        <w:rPr>
+          <w:color w:val="1F497D"/>
+        </w:rPr>
+        <w:t>Partie 6 — Robinetterie collective</w:t>
       </w:r>
     </w:p>
     <w:p>
       <w:r>
         <w:rPr>
-          <w:i/>
+          <w:b w:val="0"/>
+        </w:rPr>
+        <w:t>• Source interne Presto — Cas Belgique 2025</w:t>
+      </w:r>
+      <w:r>
+        <w:rPr>
           <w:sz w:val="16"/>
         </w:rPr>
-        <w:t xml:space="preserve">    Langue : Français | Consulté : Juin 2026</w:t>
-      </w:r>
-    </w:p>
-    <w:p>
-      <w:pPr>
-        <w:pStyle w:val="ListNumber"/>
-      </w:pPr>
-      <w:r>
-        <w:rPr>
-          <w:b/>
-          <w:sz w:val="18"/>
-        </w:rPr>
-        <w:t>[19] Media24 — Vresse-sur-Semois prison 171 M€ (nov. 2025)</w:t>
+        <w:br/>
+        <w:t xml:space="preserve">  Source interne MAB-core — MAB - Cas Belgique.md</w:t>
       </w:r>
     </w:p>
     <w:p>
       <w:r>
         <w:rPr>
-          <w:color w:val="0056A2"/>
+          <w:b w:val="0"/>
+        </w:rPr>
+        <w:t>• Source interne Presto — Base marché FR 120 M€</w:t>
+      </w:r>
+      <w:r>
+        <w:rPr>
           <w:sz w:val="16"/>
         </w:rPr>
-        <w:t xml:space="preserve">    URL : https://media24.fr/2025/11/10/la-belgique-a-le-meme-probleme-que-la-france-avec-ses-prisons/</w:t>
+        <w:br/>
+        <w:t xml:space="preserve">  Source interne MAB-core — EMAE Extrapolation</w:t>
       </w:r>
     </w:p>
     <w:p>
       <w:r>
         <w:rPr>
-          <w:i/>
+          <w:b w:val="0"/>
+        </w:rPr>
+        <w:t>• Worldometer — PIB/hab France/Belgique 2025</w:t>
+      </w:r>
+      <w:r>
+        <w:rPr>
           <w:sz w:val="16"/>
         </w:rPr>
-        <w:t xml:space="preserve">    Langue : Français | Consulté : Juin 2026</w:t>
-      </w:r>
-    </w:p>
-    <w:p>
-      <w:pPr>
-        <w:pStyle w:val="ListNumber"/>
-      </w:pPr>
-      <w:r>
-        <w:rPr>
-          <w:b/>
-          <w:sz w:val="18"/>
-        </w:rPr>
-        <w:t>[20] L'Avenir — Complexe sportif piscine Bruxelles (juil. 2024)</w:t>
+        <w:br/>
+        <w:t xml:space="preserve">  https://www.worldometers.info</w:t>
       </w:r>
     </w:p>
     <w:p>
       <w:r>
         <w:rPr>
-          <w:color w:val="0056A2"/>
+          <w:b w:val="0"/>
+        </w:rPr>
+        <w:t>• Wallonie — Programme PLAGE</w:t>
+      </w:r>
+      <w:r>
+        <w:rPr>
           <w:sz w:val="16"/>
         </w:rPr>
-        <w:t xml:space="preserve">    URL : https://www.lavenir.net/regions/bruxelles/2024/07/28/un-nouveau-complexe-sportif-avec-piscine</w:t>
+        <w:br/>
+        <w:t xml:space="preserve">  https://infrastructures.wallonie.be</w:t>
       </w:r>
     </w:p>
     <w:p>
       <w:r>
         <w:rPr>
-          <w:i/>
+          <w:b w:val="0"/>
+        </w:rPr>
+        <w:t>• Wallonie — Programme UREBA</w:t>
+      </w:r>
+      <w:r>
+        <w:rPr>
           <w:sz w:val="16"/>
         </w:rPr>
-        <w:t xml:space="preserve">    Langue : Français | Consulté : Juin 2026</w:t>
+        <w:br/>
+        <w:t xml:space="preserve">  https://energie.wallonie.be</w:t>
       </w:r>
     </w:p>
     <w:p>
       <w:pPr>
-        <w:pStyle w:val="ListNumber"/>
+        <w:pStyle w:val="Heading2"/>
       </w:pPr>
       <w:r>
         <w:rPr>
-          <w:b/>
-          <w:sz w:val="18"/>
+          <w:color w:val="1F497D"/>
         </w:rPr>
-        <w:t>[21] Delabie Benelux — Site officiel</w:t>
+        <w:t>Partie 7 — Concurrents</w:t>
       </w:r>
     </w:p>
     <w:p>
       <w:r>
         <w:rPr>
-          <w:color w:val="0056A2"/>
+          <w:b w:val="0"/>
+        </w:rPr>
+        <w:t>• Trendstop / Le Vif — Delabie Benelux SRL CA 12,9 M€</w:t>
+      </w:r>
+      <w:r>
+        <w:rPr>
           <w:sz w:val="16"/>
         </w:rPr>
-        <w:t xml:space="preserve">    URL : https://www.delabiebenelux.com/fr</w:t>
+        <w:br/>
+        <w:t xml:space="preserve">  https://trendstop.levif.be/fr/detail/501668657/delabie-benelux.aspx</w:t>
       </w:r>
     </w:p>
     <w:p>
       <w:r>
         <w:rPr>
-          <w:i/>
+          <w:b w:val="0"/>
+        </w:rPr>
+        <w:t>• Wikipedia — Delabie groupe</w:t>
+      </w:r>
+      <w:r>
+        <w:rPr>
           <w:sz w:val="16"/>
         </w:rPr>
-        <w:t xml:space="preserve">    Langue : Français/Néerlandais | Consulté : Juin 2026</w:t>
-      </w:r>
-    </w:p>
-    <w:p>
-      <w:pPr>
-        <w:pStyle w:val="ListNumber"/>
-      </w:pPr>
-      <w:r>
-        <w:rPr>
-          <w:b/>
-          <w:sz w:val="18"/>
-        </w:rPr>
-        <w:t>[22] Delabie Benelux — Histoire et présence monde</w:t>
+        <w:br/>
+        <w:t xml:space="preserve">  https://fr.wikipedia.org/wiki/Delabie</w:t>
       </w:r>
     </w:p>
     <w:p>
       <w:r>
         <w:rPr>
-          <w:color w:val="0056A2"/>
+          <w:b w:val="0"/>
+        </w:rPr>
+        <w:t>• Delabie Benelux — Site officiel</w:t>
+      </w:r>
+      <w:r>
+        <w:rPr>
           <w:sz w:val="16"/>
         </w:rPr>
-        <w:t xml:space="preserve">    URL : https://www.delabiebenelux.com/fr/le-groupe/a-propos-de-nous/notre-histoire</w:t>
+        <w:br/>
+        <w:t xml:space="preserve">  https://www.delabiebenelux.com/fr</w:t>
       </w:r>
     </w:p>
     <w:p>
       <w:r>
         <w:rPr>
-          <w:i/>
+          <w:b w:val="0"/>
+        </w:rPr>
+        <w:t>• Delabie — Site groupe international</w:t>
+      </w:r>
+      <w:r>
+        <w:rPr>
           <w:sz w:val="16"/>
         </w:rPr>
-        <w:t xml:space="preserve">    Langue : Français | Consulté : Juin 2026</w:t>
-      </w:r>
-    </w:p>
-    <w:p>
-      <w:pPr>
-        <w:pStyle w:val="ListNumber"/>
-      </w:pPr>
-      <w:r>
-        <w:rPr>
-          <w:b/>
-          <w:sz w:val="18"/>
-        </w:rPr>
-        <w:t>[23] Coexpert Aalberts — Normes robinetterie sanitaire</w:t>
+        <w:br/>
+        <w:t xml:space="preserve">  https://www.delabie.com/</w:t>
       </w:r>
     </w:p>
     <w:p>
       <w:r>
         <w:rPr>
-          <w:color w:val="0056A2"/>
+          <w:b w:val="0"/>
+        </w:rPr>
+        <w:t>• LinkedIn — Ideal Standard International NV Belgium</w:t>
+      </w:r>
+      <w:r>
+        <w:rPr>
           <w:sz w:val="16"/>
         </w:rPr>
-        <w:t xml:space="preserve">    URL : https://coexpert.aalberts-hfc.com/fr-fr/installation/robinetterie-sanitaire-normes-certifications/</w:t>
+        <w:br/>
+        <w:t xml:space="preserve">  https://be.linkedin.com/company/ideal-standard-international-nv</w:t>
       </w:r>
     </w:p>
     <w:p>
       <w:r>
         <w:rPr>
-          <w:i/>
+          <w:b w:val="0"/>
+        </w:rPr>
+        <w:t>• Installation &amp; Construction BE — Delabie leader ERP</w:t>
+      </w:r>
+      <w:r>
+        <w:rPr>
           <w:sz w:val="16"/>
         </w:rPr>
-        <w:t xml:space="preserve">    Langue : Français | Consulté : Juin 2026</w:t>
-      </w:r>
-    </w:p>
-    <w:p>
-      <w:pPr>
-        <w:pStyle w:val="ListNumber"/>
-      </w:pPr>
-      <w:r>
-        <w:rPr>
-          <w:b/>
-          <w:sz w:val="18"/>
-        </w:rPr>
-        <w:t>[24] NBN — Législation et normes Belgique</w:t>
+        <w:br/>
+        <w:t xml:space="preserve">  https://installationetconstruction.be/sanitaire/le-leader-europeen-du-marche-de-la-robinetterie-et-des-sanitaires-pour-les-lieux-publics-presente-de-nombreuses-nouveautes/</w:t>
       </w:r>
     </w:p>
     <w:p>
       <w:r>
         <w:rPr>
-          <w:color w:val="0056A2"/>
+          <w:b w:val="0"/>
+        </w:rPr>
+        <w:t>• ExportHub — Intersan NV Belgium anti-vandal</w:t>
+      </w:r>
+      <w:r>
+        <w:rPr>
           <w:sz w:val="16"/>
         </w:rPr>
-        <w:t xml:space="preserve">    URL : https://www.nbn.be/en/using-standards/standards-legislation</w:t>
+        <w:br/>
+        <w:t xml:space="preserve">  https://www.exporthub.com/intersan-nv-8215585/vandalproof-collective-sanitary-ware.html</w:t>
       </w:r>
     </w:p>
     <w:p>
       <w:r>
         <w:rPr>
-          <w:i/>
+          <w:b w:val="0"/>
+        </w:rPr>
+        <w:t>• Presto.fr — Organisation internationale</w:t>
+      </w:r>
+      <w:r>
+        <w:rPr>
           <w:sz w:val="16"/>
         </w:rPr>
-        <w:t xml:space="preserve">    Langue : Anglais | Consulté : Juin 2026</w:t>
-      </w:r>
-    </w:p>
-    <w:p>
-      <w:pPr>
-        <w:pStyle w:val="ListNumber"/>
-      </w:pPr>
-      <w:r>
-        <w:rPr>
-          <w:b/>
-          <w:sz w:val="18"/>
-        </w:rPr>
-        <w:t>[25] GMI Insights — Sanitary Ware Market (2024)</w:t>
+        <w:br/>
+        <w:t xml:space="preserve">  https://presto.fr/en/company/organisation/</w:t>
       </w:r>
     </w:p>
     <w:p>
       <w:r>
         <w:rPr>
-          <w:color w:val="0056A2"/>
+          <w:b w:val="0"/>
+        </w:rPr>
+        <w:t>• Banio.be — Grohe, Hansgrohe distribution Belgique</w:t>
+      </w:r>
+      <w:r>
+        <w:rPr>
           <w:sz w:val="16"/>
         </w:rPr>
-        <w:t xml:space="preserve">    URL : https://www.gminsights.com/industry-analysis/sanitary-ware-market</w:t>
+        <w:br/>
+        <w:t xml:space="preserve">  https://www.banio.be/fr/8-robinetterie-lavabo</w:t>
+      </w:r>
+    </w:p>
+    <w:p>
+      <w:pPr>
+        <w:pStyle w:val="Heading2"/>
+      </w:pPr>
+      <w:r>
+        <w:rPr>
+          <w:color w:val="1F497D"/>
+        </w:rPr>
+        <w:t>Partie 8 — Normes &amp; Certifications</w:t>
       </w:r>
     </w:p>
     <w:p>
       <w:r>
         <w:rPr>
-          <w:i/>
+          <w:b w:val="0"/>
+        </w:rPr>
+        <w:t>• BELGAQUA — Agrément matériaux HYDROCHECK</w:t>
+      </w:r>
+      <w:r>
+        <w:rPr>
           <w:sz w:val="16"/>
         </w:rPr>
-        <w:t xml:space="preserve">    Langue : Anglais | Consulté : Juin 2026</w:t>
-      </w:r>
-    </w:p>
-    <w:p>
-      <w:pPr>
-        <w:pStyle w:val="ListNumber"/>
-      </w:pPr>
-      <w:r>
-        <w:rPr>
-          <w:b/>
-          <w:sz w:val="18"/>
-        </w:rPr>
-        <w:t>[26] Forbes Belgique — Tendances hôtellerie belge 2024</w:t>
+        <w:br/>
+        <w:t xml:space="preserve">  https://www.belgaqua.be/fr</w:t>
       </w:r>
     </w:p>
     <w:p>
       <w:r>
         <w:rPr>
-          <w:color w:val="0056A2"/>
+          <w:b w:val="0"/>
+        </w:rPr>
+        <w:t>• AVK Valves BE — Initiative 4MS et EUPL 2026/2032</w:t>
+      </w:r>
+      <w:r>
+        <w:rPr>
           <w:sz w:val="16"/>
         </w:rPr>
-        <w:t xml:space="preserve">    URL : https://www.forbes.be/fr/6-tendances-a-suivre-dans-le-secteur-hotelier-belge-en-2024/</w:t>
+        <w:br/>
+        <w:t xml:space="preserve">  https://www.avkvalves.be/fr-be/nouvelles/nouvelles-eau-potable/nouvelle-l%C3%A9gislation-eau-potable</w:t>
       </w:r>
     </w:p>
     <w:p>
       <w:r>
         <w:rPr>
-          <w:i/>
+          <w:b w:val="0"/>
+        </w:rPr>
+        <w:t>• BENOR ASBL — Label BENOR</w:t>
+      </w:r>
+      <w:r>
+        <w:rPr>
           <w:sz w:val="16"/>
         </w:rPr>
-        <w:t xml:space="preserve">    Langue : Français | Consulté : Juin 2026</w:t>
-      </w:r>
-    </w:p>
-    <w:p>
-      <w:pPr>
-        <w:pStyle w:val="ListNumber"/>
-      </w:pPr>
-      <w:r>
-        <w:rPr>
-          <w:b/>
-          <w:sz w:val="18"/>
-        </w:rPr>
-        <w:t>[27] RTBF — Bilan 2024 secteur construction</w:t>
+        <w:br/>
+        <w:t xml:space="preserve">  https://www.benor.be/fr/benor-asbl/label-benor/</w:t>
       </w:r>
     </w:p>
     <w:p>
       <w:r>
         <w:rPr>
-          <w:color w:val="0056A2"/>
+          <w:b w:val="0"/>
+        </w:rPr>
+        <w:t>• BUCP — Agrément Technique ATG</w:t>
+      </w:r>
+      <w:r>
+        <w:rPr>
           <w:sz w:val="16"/>
         </w:rPr>
-        <w:t xml:space="preserve">    URL : https://www.rtbf.be/article/un-bilan-2024-bien-morose-pour-le-secteur-de-la-construction</w:t>
+        <w:br/>
+        <w:t xml:space="preserve">  https://bucp.be/certification-produit-2/agrement-technique-atg/?lang=fr</w:t>
       </w:r>
     </w:p>
     <w:p>
       <w:r>
         <w:rPr>
-          <w:i/>
+          <w:b w:val="0"/>
+        </w:rPr>
+        <w:t>• COPRO — Processus ATG</w:t>
+      </w:r>
+      <w:r>
+        <w:rPr>
           <w:sz w:val="16"/>
         </w:rPr>
-        <w:t xml:space="preserve">    Langue : Français | Consulté : Juin 2026</w:t>
-      </w:r>
-    </w:p>
-    <w:p>
-      <w:pPr>
-        <w:pStyle w:val="ListNumber"/>
-      </w:pPr>
-      <w:r>
-        <w:rPr>
-          <w:b/>
-          <w:sz w:val="18"/>
-        </w:rPr>
-        <w:t>[28] EMAE — Extrapolation, notes de recherche (source interne)</w:t>
+        <w:br/>
+        <w:t xml:space="preserve">  https://www.copro.eu/fr/agrement-technique</w:t>
       </w:r>
     </w:p>
     <w:p>
       <w:r>
         <w:rPr>
-          <w:color w:val="0056A2"/>
+          <w:b w:val="0"/>
+        </w:rPr>
+        <w:t>• Metrotime — Normes plomberie France/Belgique NBN EN 806</w:t>
+      </w:r>
+      <w:r>
+        <w:rPr>
           <w:sz w:val="16"/>
         </w:rPr>
-        <w:t xml:space="preserve">    URL : Source interne MAB-core/sources-internes/</w:t>
+        <w:br/>
+        <w:t xml:space="preserve">  https://www.metrotime.be/fr/news/les-differences-entre-les-normes-de-plomberie-en-france-et-en-belgique</w:t>
       </w:r>
     </w:p>
     <w:p>
       <w:r>
         <w:rPr>
-          <w:i/>
+          <w:b w:val="0"/>
+        </w:rPr>
+        <w:t>• Buildwise — NBN EN 806-2</w:t>
+      </w:r>
+      <w:r>
+        <w:rPr>
           <w:sz w:val="16"/>
         </w:rPr>
-        <w:t xml:space="preserve">    Langue : Français | Consulté : 2025</w:t>
-      </w:r>
-    </w:p>
-    <w:p>
-      <w:pPr>
-        <w:pStyle w:val="ListNumber"/>
-      </w:pPr>
-      <w:r>
-        <w:rPr>
-          <w:b/>
-          <w:sz w:val="18"/>
-        </w:rPr>
-        <w:t>[29] TheGlobalEconomy — Belgium Political Stability</w:t>
+        <w:br/>
+        <w:t xml:space="preserve">  https://www.buildwise.be/fr/normes-et-reglementations/chercher/nbn-en-806-2-fr/</w:t>
       </w:r>
     </w:p>
     <w:p>
       <w:r>
         <w:rPr>
-          <w:color w:val="0056A2"/>
+          <w:b w:val="0"/>
+        </w:rPr>
+        <w:t>• Environnement Wallonie — Cadre réglementaire eau</w:t>
+      </w:r>
+      <w:r>
+        <w:rPr>
           <w:sz w:val="16"/>
         </w:rPr>
-        <w:t xml:space="preserve">    URL : https://www.theglobaleconomy.com/Belgium/wb_political_stability/</w:t>
+        <w:br/>
+        <w:t xml:space="preserve">  https://environnement.wallonie.be/home/milieux/eau/etat-des-eaux/eau-de-distribution/cadre-reglementaire.html</w:t>
       </w:r>
     </w:p>
     <w:p>
       <w:r>
         <w:rPr>
-          <w:i/>
+          <w:b w:val="0"/>
+        </w:rPr>
+        <w:t>• IDRAL — Marquage CE robinetterie UE 305/2011</w:t>
+      </w:r>
+      <w:r>
+        <w:rPr>
           <w:sz w:val="16"/>
         </w:rPr>
-        <w:t xml:space="preserve">    Langue : Anglais | Consulté : Juin 2026</w:t>
-      </w:r>
-    </w:p>
-    <w:p>
-      <w:pPr>
-        <w:pStyle w:val="ListNumber"/>
-      </w:pPr>
-      <w:r>
-        <w:rPr>
-          <w:b/>
-          <w:sz w:val="18"/>
-        </w:rPr>
-        <w:t>[30] EEA — Belgium Country Profile 2025</w:t>
+        <w:br/>
+        <w:t xml:space="preserve">  https://www.idral.it/fr/blog/le-correct-usage-ou-non-marquage-ce-a-22</w:t>
       </w:r>
     </w:p>
     <w:p>
       <w:r>
         <w:rPr>
-          <w:color w:val="0056A2"/>
+          <w:b w:val="0"/>
+        </w:rPr>
+        <w:t>• Cehtra — Directive UE 2020/2184 eau potable</w:t>
+      </w:r>
+      <w:r>
+        <w:rPr>
           <w:sz w:val="16"/>
         </w:rPr>
-        <w:t xml:space="preserve">    URL : https://www.eea.europa.eu/en/europe-environment-2025/countries/belgium</w:t>
+        <w:br/>
+        <w:t xml:space="preserve">  https://www.cehtra.com/fr/post/directive-ue-2020-2184-qualite-eau-potable</w:t>
       </w:r>
     </w:p>
     <w:p>
       <w:r>
         <w:rPr>
-          <w:i/>
+          <w:b w:val="0"/>
+        </w:rPr>
+        <w:t>• Eloy Water — Certification BENOR produits eau</w:t>
+      </w:r>
+      <w:r>
+        <w:rPr>
           <w:sz w:val="16"/>
         </w:rPr>
-        <w:t xml:space="preserve">    Langue : Anglais | Consulté : Juin 2026</w:t>
-      </w:r>
-    </w:p>
-    <w:p>
-      <w:pPr>
-        <w:pStyle w:val="ListNumber"/>
-      </w:pPr>
-      <w:r>
-        <w:rPr>
-          <w:b/>
-          <w:sz w:val="18"/>
-        </w:rPr>
-        <w:t>[31] Societé Wallonne du Logement — Plan rénovation</w:t>
+        <w:br/>
+        <w:t xml:space="preserve">  https://www.eloywater.com/be/blog/certification-benor/</w:t>
       </w:r>
     </w:p>
     <w:p>
       <w:r>
         <w:rPr>
-          <w:color w:val="0056A2"/>
+          <w:b w:val="0"/>
+        </w:rPr>
+        <w:t>• Batiments Wallonie CCTB — Robinets et clapets spécifications</w:t>
+      </w:r>
+      <w:r>
+        <w:rPr>
           <w:sz w:val="16"/>
         </w:rPr>
-        <w:t xml:space="preserve">    URL : https://www.swl.be/projets-immobiliers/plan-de-renovation.html</w:t>
+        <w:br/>
+        <w:t xml:space="preserve">  https://batiments.wallonie.be/files/unzip/html_CCTB_01.13/resources/65-33-equipements-robinets-et-clapets.html</w:t>
       </w:r>
     </w:p>
     <w:p>
       <w:r>
         <w:rPr>
-          <w:i/>
+          <w:b w:val="0"/>
+        </w:rPr>
+        <w:t>• Delabie Benelux — Certifications hôpitaux</w:t>
+      </w:r>
+      <w:r>
+        <w:rPr>
           <w:sz w:val="16"/>
         </w:rPr>
-        <w:t xml:space="preserve">    Langue : Français | Consulté : Juin 2026</w:t>
-      </w:r>
-    </w:p>
-    <w:p>
-      <w:pPr>
-        <w:pStyle w:val="ListNumber"/>
-      </w:pPr>
-      <w:r>
-        <w:rPr>
-          <w:b/>
-          <w:sz w:val="18"/>
-        </w:rPr>
-        <w:t>[32] Architectura.be — Plus grand projet logements étudiants Sart-Tilman</w:t>
+        <w:br/>
+        <w:t xml:space="preserve">  https://www.delabiebenelux.com/ftp/documents/fre-FR/nos-services/normes/certifications-hopitaux.pdf</w:t>
       </w:r>
     </w:p>
     <w:p>
       <w:r>
         <w:rPr>
-          <w:color w:val="0056A2"/>
+          <w:b w:val="0"/>
+        </w:rPr>
+        <w:t>• Aquawal — Normes NBN EN robinets fonte ductile</w:t>
+      </w:r>
+      <w:r>
+        <w:rPr>
           <w:sz w:val="16"/>
         </w:rPr>
-        <w:t xml:space="preserve">    URL : https://www.architectura.be/fr/actualite/uau-collectiv-et-altiplan-realisent-le-plus-grand-projet-de-logements-etudiants-en-belgique-avec-sart-tilman/</w:t>
+        <w:br/>
+        <w:t xml:space="preserve">  https://www.aquawal.be/servlet/Repository/1001_b.pdf?ID=899&amp;saveFile=true</w:t>
       </w:r>
     </w:p>
     <w:p>
       <w:r>
-        <w:rPr>
-          <w:i/>
-          <w:sz w:val="16"/>
-        </w:rPr>
-        <w:t xml:space="preserve">    Langue : Français | Consulté : Juin 2026</w:t>
+        <w:br w:type="page"/>
       </w:r>
     </w:p>
-    <w:p>
-      <w:pPr>
-        <w:pStyle w:val="ListNumber"/>
-      </w:pPr>
-      <w:r>
-        <w:rPr>
-          <w:b/>
-          <w:sz w:val="18"/>
-        </w:rPr>
-        <w:t>[33] Negoce Zepros — Groupe BME rachète Paepens</w:t>
-      </w:r>
-    </w:p>
-    <w:p>
-      <w:r>
-        <w:rPr>
-          <w:color w:val="0056A2"/>
-          <w:sz w:val="16"/>
-        </w:rPr>
-        <w:t xml:space="preserve">    URL : https://negoce.zepros.fr/actu-enseignes/sanitaire-chauffage-groupe-bme-rachete-flamand-paepens</w:t>
-      </w:r>
-    </w:p>
-    <w:p>
-      <w:r>
-        <w:rPr>
-          <w:i/>
-          <w:sz w:val="16"/>
-        </w:rPr>
-        <w:t xml:space="preserve">    Langue : Français | Consulté : Juin 2026</w:t>
-      </w:r>
-    </w:p>
-    <w:p>
-      <w:pPr>
-        <w:pStyle w:val="ListNumber"/>
-      </w:pPr>
-      <w:r>
-        <w:rPr>
-          <w:b/>
-          <w:sz w:val="18"/>
-        </w:rPr>
-        <w:t>[34] Sawiday.be — Robinetterie Presto</w:t>
-      </w:r>
-    </w:p>
-    <w:p>
-      <w:r>
-        <w:rPr>
-          <w:color w:val="0056A2"/>
-          <w:sz w:val="16"/>
-        </w:rPr>
-        <w:t xml:space="preserve">    URL : https://www.sawiday.be/fr-be/robinetterie/presto/</w:t>
-      </w:r>
-    </w:p>
-    <w:p>
-      <w:r>
-        <w:rPr>
-          <w:i/>
-          <w:sz w:val="16"/>
-        </w:rPr>
-        <w:t xml:space="preserve">    Langue : Français | Consulté : Juin 2026</w:t>
-      </w:r>
-    </w:p>
-    <w:p/>
     <w:p>
       <w:pPr>
         <w:pStyle w:val="Heading1"/>
@@ -1069,1427 +1083,18 @@
         <w:rPr>
           <w:color w:val="1F497D"/>
         </w:rPr>
-        <w:t>ANNEXE 2 — DONNÉES BRUTES CONSTRUCTION BELGIQUE</w:t>
+        <w:t>ANNEXE B — Données brutes et compléments</w:t>
       </w:r>
     </w:p>
     <w:p>
-      <w:r>
-        <w:rPr>
-          <w:i/>
-        </w:rPr>
-        <w:t>Source : Allianz Trade / Embuild / ING / DataBridge — compilées juin 2026</w:t>
-      </w:r>
-    </w:p>
-    <w:p/>
-    <w:tbl>
-      <w:tblPr>
-        <w:tblStyle w:val="TableGrid"/>
-        <w:tblW w:type="auto" w:w="0"/>
-        <w:tblLook w:firstColumn="1" w:firstRow="1" w:lastColumn="0" w:lastRow="0" w:noHBand="0" w:noVBand="1" w:val="04A0"/>
-      </w:tblPr>
-      <w:tblGrid>
-        <w:gridCol w:w="1881"/>
-        <w:gridCol w:w="1881"/>
-        <w:gridCol w:w="1881"/>
-        <w:gridCol w:w="1881"/>
-        <w:gridCol w:w="1881"/>
-      </w:tblGrid>
-      <w:tr>
-        <w:tc>
-          <w:tcPr>
-            <w:tcW w:type="dxa" w:w="1881"/>
-          </w:tcPr>
-          <w:p>
-            <w:r>
-              <w:rPr>
-                <w:b/>
-                <w:sz w:val="18"/>
-              </w:rPr>
-              <w:t>Indicateur</w:t>
-            </w:r>
-          </w:p>
-        </w:tc>
-        <w:tc>
-          <w:tcPr>
-            <w:tcW w:type="dxa" w:w="1881"/>
-          </w:tcPr>
-          <w:p>
-            <w:r>
-              <w:rPr>
-                <w:b/>
-                <w:sz w:val="18"/>
-              </w:rPr>
-              <w:t>2023</w:t>
-            </w:r>
-          </w:p>
-        </w:tc>
-        <w:tc>
-          <w:tcPr>
-            <w:tcW w:type="dxa" w:w="1881"/>
-          </w:tcPr>
-          <w:p>
-            <w:r>
-              <w:rPr>
-                <w:b/>
-                <w:sz w:val="18"/>
-              </w:rPr>
-              <w:t>2024</w:t>
-            </w:r>
-          </w:p>
-        </w:tc>
-        <w:tc>
-          <w:tcPr>
-            <w:tcW w:type="dxa" w:w="1881"/>
-          </w:tcPr>
-          <w:p>
-            <w:r>
-              <w:rPr>
-                <w:b/>
-                <w:sz w:val="18"/>
-              </w:rPr>
-              <w:t>2025 (est.)</w:t>
-            </w:r>
-          </w:p>
-        </w:tc>
-        <w:tc>
-          <w:tcPr>
-            <w:tcW w:type="dxa" w:w="1881"/>
-          </w:tcPr>
-          <w:p>
-            <w:r>
-              <w:rPr>
-                <w:b/>
-                <w:sz w:val="18"/>
-              </w:rPr>
-              <w:t>Source</w:t>
-            </w:r>
-          </w:p>
-        </w:tc>
-      </w:tr>
-      <w:tr>
-        <w:tc>
-          <w:tcPr>
-            <w:tcW w:type="dxa" w:w="1881"/>
-          </w:tcPr>
-          <w:p>
-            <w:r>
-              <w:rPr>
-                <w:sz w:val="16"/>
-              </w:rPr>
-              <w:t>Construction totale (croissance %)</w:t>
-            </w:r>
-          </w:p>
-        </w:tc>
-        <w:tc>
-          <w:tcPr>
-            <w:tcW w:type="dxa" w:w="1881"/>
-          </w:tcPr>
-          <w:p>
-            <w:r>
-              <w:rPr>
-                <w:sz w:val="16"/>
-              </w:rPr>
-              <w:t>+1.5%</w:t>
-            </w:r>
-          </w:p>
-        </w:tc>
-        <w:tc>
-          <w:tcPr>
-            <w:tcW w:type="dxa" w:w="1881"/>
-          </w:tcPr>
-          <w:p>
-            <w:r>
-              <w:rPr>
-                <w:sz w:val="16"/>
-              </w:rPr>
-              <w:t>-2.8%</w:t>
-            </w:r>
-          </w:p>
-        </w:tc>
-        <w:tc>
-          <w:tcPr>
-            <w:tcW w:type="dxa" w:w="1881"/>
-          </w:tcPr>
-          <w:p>
-            <w:r>
-              <w:rPr>
-                <w:sz w:val="16"/>
-              </w:rPr>
-              <w:t>-0.4%</w:t>
-            </w:r>
-          </w:p>
-        </w:tc>
-        <w:tc>
-          <w:tcPr>
-            <w:tcW w:type="dxa" w:w="1881"/>
-          </w:tcPr>
-          <w:p>
-            <w:r>
-              <w:rPr>
-                <w:sz w:val="16"/>
-              </w:rPr>
-              <w:t>Embuild / EMAE</w:t>
-            </w:r>
-          </w:p>
-        </w:tc>
-      </w:tr>
-      <w:tr>
-        <w:tc>
-          <w:tcPr>
-            <w:tcW w:type="dxa" w:w="1881"/>
-          </w:tcPr>
-          <w:p>
-            <w:r>
-              <w:rPr>
-                <w:sz w:val="16"/>
-              </w:rPr>
-              <w:t>Résidentiel neuf (permis)</w:t>
-            </w:r>
-          </w:p>
-        </w:tc>
-        <w:tc>
-          <w:tcPr>
-            <w:tcW w:type="dxa" w:w="1881"/>
-          </w:tcPr>
-          <w:p>
-            <w:r>
-              <w:rPr>
-                <w:sz w:val="16"/>
-              </w:rPr>
-              <w:t>base</w:t>
-            </w:r>
-          </w:p>
-        </w:tc>
-        <w:tc>
-          <w:tcPr>
-            <w:tcW w:type="dxa" w:w="1881"/>
-          </w:tcPr>
-          <w:p>
-            <w:r>
-              <w:rPr>
-                <w:sz w:val="16"/>
-              </w:rPr>
-              <w:t>-15%</w:t>
-            </w:r>
-          </w:p>
-        </w:tc>
-        <w:tc>
-          <w:tcPr>
-            <w:tcW w:type="dxa" w:w="1881"/>
-          </w:tcPr>
-          <w:p>
-            <w:r>
-              <w:rPr>
-                <w:sz w:val="16"/>
-              </w:rPr>
-              <w:t>très faible</w:t>
-            </w:r>
-          </w:p>
-        </w:tc>
-        <w:tc>
-          <w:tcPr>
-            <w:tcW w:type="dxa" w:w="1881"/>
-          </w:tcPr>
-          <w:p>
-            <w:r>
-              <w:rPr>
-                <w:sz w:val="16"/>
-              </w:rPr>
-              <w:t>Embuild 2024</w:t>
-            </w:r>
-          </w:p>
-        </w:tc>
-      </w:tr>
-      <w:tr>
-        <w:tc>
-          <w:tcPr>
-            <w:tcW w:type="dxa" w:w="1881"/>
-          </w:tcPr>
-          <w:p>
-            <w:r>
-              <w:rPr>
-                <w:sz w:val="16"/>
-              </w:rPr>
-              <w:t>Génie civil (croissance %)</w:t>
-            </w:r>
-          </w:p>
-        </w:tc>
-        <w:tc>
-          <w:tcPr>
-            <w:tcW w:type="dxa" w:w="1881"/>
-          </w:tcPr>
-          <w:p>
-            <w:r>
-              <w:rPr>
-                <w:sz w:val="16"/>
-              </w:rPr>
-              <w:t>+4.9%</w:t>
-            </w:r>
-          </w:p>
-        </w:tc>
-        <w:tc>
-          <w:tcPr>
-            <w:tcW w:type="dxa" w:w="1881"/>
-          </w:tcPr>
-          <w:p>
-            <w:r>
-              <w:rPr>
-                <w:sz w:val="16"/>
-              </w:rPr>
-              <w:t>+4.4%</w:t>
-            </w:r>
-          </w:p>
-        </w:tc>
-        <w:tc>
-          <w:tcPr>
-            <w:tcW w:type="dxa" w:w="1881"/>
-          </w:tcPr>
-          <w:p>
-            <w:r>
-              <w:rPr>
-                <w:sz w:val="16"/>
-              </w:rPr>
-              <w:t>-2.2%</w:t>
-            </w:r>
-          </w:p>
-        </w:tc>
-        <w:tc>
-          <w:tcPr>
-            <w:tcW w:type="dxa" w:w="1881"/>
-          </w:tcPr>
-          <w:p>
-            <w:r>
-              <w:rPr>
-                <w:sz w:val="16"/>
-              </w:rPr>
-              <w:t>Embuild / ING</w:t>
-            </w:r>
-          </w:p>
-        </w:tc>
-      </w:tr>
-      <w:tr>
-        <w:tc>
-          <w:tcPr>
-            <w:tcW w:type="dxa" w:w="1881"/>
-          </w:tcPr>
-          <w:p>
-            <w:r>
-              <w:rPr>
-                <w:sz w:val="16"/>
-              </w:rPr>
-              <w:t>Non-résidentiel neuf (croissance %)</w:t>
-            </w:r>
-          </w:p>
-        </w:tc>
-        <w:tc>
-          <w:tcPr>
-            <w:tcW w:type="dxa" w:w="1881"/>
-          </w:tcPr>
-          <w:p>
-            <w:r>
-              <w:rPr>
-                <w:sz w:val="16"/>
-              </w:rPr>
-              <w:t>nd</w:t>
-            </w:r>
-          </w:p>
-        </w:tc>
-        <w:tc>
-          <w:tcPr>
-            <w:tcW w:type="dxa" w:w="1881"/>
-          </w:tcPr>
-          <w:p>
-            <w:r>
-              <w:rPr>
-                <w:sz w:val="16"/>
-              </w:rPr>
-              <w:t>+1.4%</w:t>
-            </w:r>
-          </w:p>
-        </w:tc>
-        <w:tc>
-          <w:tcPr>
-            <w:tcW w:type="dxa" w:w="1881"/>
-          </w:tcPr>
-          <w:p>
-            <w:r>
-              <w:rPr>
-                <w:sz w:val="16"/>
-              </w:rPr>
-              <w:t>+1.5%</w:t>
-            </w:r>
-          </w:p>
-        </w:tc>
-        <w:tc>
-          <w:tcPr>
-            <w:tcW w:type="dxa" w:w="1881"/>
-          </w:tcPr>
-          <w:p>
-            <w:r>
-              <w:rPr>
-                <w:sz w:val="16"/>
-              </w:rPr>
-              <w:t>Techlink / ING</w:t>
-            </w:r>
-          </w:p>
-        </w:tc>
-      </w:tr>
-      <w:tr>
-        <w:tc>
-          <w:tcPr>
-            <w:tcW w:type="dxa" w:w="1881"/>
-          </w:tcPr>
-          <w:p>
-            <w:r>
-              <w:rPr>
-                <w:sz w:val="16"/>
-              </w:rPr>
-              <w:t>Non-résidentiel rénov. (croissance %)</w:t>
-            </w:r>
-          </w:p>
-        </w:tc>
-        <w:tc>
-          <w:tcPr>
-            <w:tcW w:type="dxa" w:w="1881"/>
-          </w:tcPr>
-          <w:p>
-            <w:r>
-              <w:rPr>
-                <w:sz w:val="16"/>
-              </w:rPr>
-              <w:t>nd</w:t>
-            </w:r>
-          </w:p>
-        </w:tc>
-        <w:tc>
-          <w:tcPr>
-            <w:tcW w:type="dxa" w:w="1881"/>
-          </w:tcPr>
-          <w:p>
-            <w:r>
-              <w:rPr>
-                <w:sz w:val="16"/>
-              </w:rPr>
-              <w:t>-2.1%</w:t>
-            </w:r>
-          </w:p>
-        </w:tc>
-        <w:tc>
-          <w:tcPr>
-            <w:tcW w:type="dxa" w:w="1881"/>
-          </w:tcPr>
-          <w:p>
-            <w:r>
-              <w:rPr>
-                <w:sz w:val="16"/>
-              </w:rPr>
-              <w:t>nd</w:t>
-            </w:r>
-          </w:p>
-        </w:tc>
-        <w:tc>
-          <w:tcPr>
-            <w:tcW w:type="dxa" w:w="1881"/>
-          </w:tcPr>
-          <w:p>
-            <w:r>
-              <w:rPr>
-                <w:sz w:val="16"/>
-              </w:rPr>
-              <w:t>Techlink</w:t>
-            </w:r>
-          </w:p>
-        </w:tc>
-      </w:tr>
-      <w:tr>
-        <w:tc>
-          <w:tcPr>
-            <w:tcW w:type="dxa" w:w="1881"/>
-          </w:tcPr>
-          <w:p>
-            <w:r>
-              <w:rPr>
-                <w:sz w:val="16"/>
-              </w:rPr>
-              <w:t>Faillites construction</w:t>
-            </w:r>
-          </w:p>
-        </w:tc>
-        <w:tc>
-          <w:tcPr>
-            <w:tcW w:type="dxa" w:w="1881"/>
-          </w:tcPr>
-          <w:p>
-            <w:r>
-              <w:rPr>
-                <w:sz w:val="16"/>
-              </w:rPr>
-              <w:t>nd</w:t>
-            </w:r>
-          </w:p>
-        </w:tc>
-        <w:tc>
-          <w:tcPr>
-            <w:tcW w:type="dxa" w:w="1881"/>
-          </w:tcPr>
-          <w:p>
-            <w:r>
-              <w:rPr>
-                <w:sz w:val="16"/>
-              </w:rPr>
-              <w:t>2 600+</w:t>
-            </w:r>
-          </w:p>
-        </w:tc>
-        <w:tc>
-          <w:tcPr>
-            <w:tcW w:type="dxa" w:w="1881"/>
-          </w:tcPr>
-          <w:p>
-            <w:r>
-              <w:rPr>
-                <w:sz w:val="16"/>
-              </w:rPr>
-              <w:t>nd</w:t>
-            </w:r>
-          </w:p>
-        </w:tc>
-        <w:tc>
-          <w:tcPr>
-            <w:tcW w:type="dxa" w:w="1881"/>
-          </w:tcPr>
-          <w:p>
-            <w:r>
-              <w:rPr>
-                <w:sz w:val="16"/>
-              </w:rPr>
-              <w:t>Allianz Trade</w:t>
-            </w:r>
-          </w:p>
-        </w:tc>
-      </w:tr>
-      <w:tr>
-        <w:tc>
-          <w:tcPr>
-            <w:tcW w:type="dxa" w:w="1881"/>
-          </w:tcPr>
-          <w:p>
-            <w:r>
-              <w:rPr>
-                <w:sz w:val="16"/>
-              </w:rPr>
-              <w:t>Hausse faillites vs N-1</w:t>
-            </w:r>
-          </w:p>
-        </w:tc>
-        <w:tc>
-          <w:tcPr>
-            <w:tcW w:type="dxa" w:w="1881"/>
-          </w:tcPr>
-          <w:p>
-            <w:r>
-              <w:rPr>
-                <w:sz w:val="16"/>
-              </w:rPr>
-              <w:t>nd</w:t>
-            </w:r>
-          </w:p>
-        </w:tc>
-        <w:tc>
-          <w:tcPr>
-            <w:tcW w:type="dxa" w:w="1881"/>
-          </w:tcPr>
-          <w:p>
-            <w:r>
-              <w:rPr>
-                <w:sz w:val="16"/>
-              </w:rPr>
-              <w:t>+17%</w:t>
-            </w:r>
-          </w:p>
-        </w:tc>
-        <w:tc>
-          <w:tcPr>
-            <w:tcW w:type="dxa" w:w="1881"/>
-          </w:tcPr>
-          <w:p>
-            <w:r>
-              <w:rPr>
-                <w:sz w:val="16"/>
-              </w:rPr>
-              <w:t>nd</w:t>
-            </w:r>
-          </w:p>
-        </w:tc>
-        <w:tc>
-          <w:tcPr>
-            <w:tcW w:type="dxa" w:w="1881"/>
-          </w:tcPr>
-          <w:p>
-            <w:r>
-              <w:rPr>
-                <w:sz w:val="16"/>
-              </w:rPr>
-              <w:t>Allianz Trade</w:t>
-            </w:r>
-          </w:p>
-        </w:tc>
-      </w:tr>
-      <w:tr>
-        <w:tc>
-          <w:tcPr>
-            <w:tcW w:type="dxa" w:w="1881"/>
-          </w:tcPr>
-          <w:p>
-            <w:r>
-              <w:rPr>
-                <w:sz w:val="16"/>
-              </w:rPr>
-              <w:t>Logements livrés</w:t>
-            </w:r>
-          </w:p>
-        </w:tc>
-        <w:tc>
-          <w:tcPr>
-            <w:tcW w:type="dxa" w:w="1881"/>
-          </w:tcPr>
-          <w:p>
-            <w:r>
-              <w:rPr>
-                <w:sz w:val="16"/>
-              </w:rPr>
-              <w:t>~49 000</w:t>
-            </w:r>
-          </w:p>
-        </w:tc>
-        <w:tc>
-          <w:tcPr>
-            <w:tcW w:type="dxa" w:w="1881"/>
-          </w:tcPr>
-          <w:p>
-            <w:r>
-              <w:rPr>
-                <w:sz w:val="16"/>
-              </w:rPr>
-              <w:t>53 800</w:t>
-            </w:r>
-          </w:p>
-        </w:tc>
-        <w:tc>
-          <w:tcPr>
-            <w:tcW w:type="dxa" w:w="1881"/>
-          </w:tcPr>
-          <w:p>
-            <w:r>
-              <w:rPr>
-                <w:sz w:val="16"/>
-              </w:rPr>
-              <w:t>nd</w:t>
-            </w:r>
-          </w:p>
-        </w:tc>
-        <w:tc>
-          <w:tcPr>
-            <w:tcW w:type="dxa" w:w="1881"/>
-          </w:tcPr>
-          <w:p>
-            <w:r>
-              <w:rPr>
-                <w:sz w:val="16"/>
-              </w:rPr>
-              <w:t>Embuild</w:t>
-            </w:r>
-          </w:p>
-        </w:tc>
-      </w:tr>
-    </w:tbl>
-    <w:p/>
-    <w:p>
       <w:pPr>
-        <w:pStyle w:val="Heading1"/>
+        <w:pStyle w:val="Heading2"/>
       </w:pPr>
       <w:r>
         <w:rPr>
           <w:color w:val="1F497D"/>
         </w:rPr>
-        <w:t>ANNEXE 3 — DONNÉES BRUTES INVESTISSEMENTS ERP BELGIQUE</w:t>
-      </w:r>
-    </w:p>
-    <w:p>
-      <w:r>
-        <w:rPr>
-          <w:i/>
-        </w:rPr>
-        <w:t>Pipeline d'investissements identifiés dans les ERP belges (2024-2030) :</w:t>
-      </w:r>
-    </w:p>
-    <w:p/>
-    <w:tbl>
-      <w:tblPr>
-        <w:tblStyle w:val="TableGrid"/>
-        <w:tblW w:type="auto" w:w="0"/>
-        <w:tblLook w:firstColumn="1" w:firstRow="1" w:lastColumn="0" w:lastRow="0" w:noHBand="0" w:noVBand="1" w:val="04A0"/>
-      </w:tblPr>
-      <w:tblGrid>
-        <w:gridCol w:w="1881"/>
-        <w:gridCol w:w="1881"/>
-        <w:gridCol w:w="1881"/>
-        <w:gridCol w:w="1881"/>
-        <w:gridCol w:w="1881"/>
-      </w:tblGrid>
-      <w:tr>
-        <w:tc>
-          <w:tcPr>
-            <w:tcW w:type="dxa" w:w="1881"/>
-          </w:tcPr>
-          <w:p>
-            <w:r>
-              <w:rPr>
-                <w:b/>
-                <w:sz w:val="18"/>
-              </w:rPr>
-              <w:t>Segment</w:t>
-            </w:r>
-          </w:p>
-        </w:tc>
-        <w:tc>
-          <w:tcPr>
-            <w:tcW w:type="dxa" w:w="1881"/>
-          </w:tcPr>
-          <w:p>
-            <w:r>
-              <w:rPr>
-                <w:b/>
-                <w:sz w:val="18"/>
-              </w:rPr>
-              <w:t>Montant</w:t>
-            </w:r>
-          </w:p>
-        </w:tc>
-        <w:tc>
-          <w:tcPr>
-            <w:tcW w:type="dxa" w:w="1881"/>
-          </w:tcPr>
-          <w:p>
-            <w:r>
-              <w:rPr>
-                <w:b/>
-                <w:sz w:val="18"/>
-              </w:rPr>
-              <w:t>Période</w:t>
-            </w:r>
-          </w:p>
-        </w:tc>
-        <w:tc>
-          <w:tcPr>
-            <w:tcW w:type="dxa" w:w="1881"/>
-          </w:tcPr>
-          <w:p>
-            <w:r>
-              <w:rPr>
-                <w:b/>
-                <w:sz w:val="18"/>
-              </w:rPr>
-              <w:t>Porteur</w:t>
-            </w:r>
-          </w:p>
-        </w:tc>
-        <w:tc>
-          <w:tcPr>
-            <w:tcW w:type="dxa" w:w="1881"/>
-          </w:tcPr>
-          <w:p>
-            <w:r>
-              <w:rPr>
-                <w:b/>
-                <w:sz w:val="18"/>
-              </w:rPr>
-              <w:t>Source</w:t>
-            </w:r>
-          </w:p>
-        </w:tc>
-      </w:tr>
-      <w:tr>
-        <w:tc>
-          <w:tcPr>
-            <w:tcW w:type="dxa" w:w="1881"/>
-          </w:tcPr>
-          <w:p>
-            <w:r>
-              <w:rPr>
-                <w:sz w:val="16"/>
-              </w:rPr>
-              <w:t>Hôpitaux universitaires (FWB)</w:t>
-            </w:r>
-          </w:p>
-        </w:tc>
-        <w:tc>
-          <w:tcPr>
-            <w:tcW w:type="dxa" w:w="1881"/>
-          </w:tcPr>
-          <w:p>
-            <w:r>
-              <w:rPr>
-                <w:sz w:val="16"/>
-              </w:rPr>
-              <w:t>438 M€</w:t>
-            </w:r>
-          </w:p>
-        </w:tc>
-        <w:tc>
-          <w:tcPr>
-            <w:tcW w:type="dxa" w:w="1881"/>
-          </w:tcPr>
-          <w:p>
-            <w:r>
-              <w:rPr>
-                <w:sz w:val="16"/>
-              </w:rPr>
-              <w:t>2024-2028</w:t>
-            </w:r>
-          </w:p>
-        </w:tc>
-        <w:tc>
-          <w:tcPr>
-            <w:tcW w:type="dxa" w:w="1881"/>
-          </w:tcPr>
-          <w:p>
-            <w:r>
-              <w:rPr>
-                <w:sz w:val="16"/>
-              </w:rPr>
-              <w:t>Fédération Wallonie-Bruxelles</w:t>
-            </w:r>
-          </w:p>
-        </w:tc>
-        <w:tc>
-          <w:tcPr>
-            <w:tcW w:type="dxa" w:w="1881"/>
-          </w:tcPr>
-          <w:p>
-            <w:r>
-              <w:rPr>
-                <w:sz w:val="16"/>
-              </w:rPr>
-              <w:t>Le Spécialiste</w:t>
-            </w:r>
-          </w:p>
-        </w:tc>
-      </w:tr>
-      <w:tr>
-        <w:tc>
-          <w:tcPr>
-            <w:tcW w:type="dxa" w:w="1881"/>
-          </w:tcPr>
-          <w:p>
-            <w:r>
-              <w:rPr>
-                <w:sz w:val="16"/>
-              </w:rPr>
-              <w:t>Santé mentale Leuven/Kortenberg</w:t>
-            </w:r>
-          </w:p>
-        </w:tc>
-        <w:tc>
-          <w:tcPr>
-            <w:tcW w:type="dxa" w:w="1881"/>
-          </w:tcPr>
-          <w:p>
-            <w:r>
-              <w:rPr>
-                <w:sz w:val="16"/>
-              </w:rPr>
-              <w:t>270 M€ (dont BEI 120 M€)</w:t>
-            </w:r>
-          </w:p>
-        </w:tc>
-        <w:tc>
-          <w:tcPr>
-            <w:tcW w:type="dxa" w:w="1881"/>
-          </w:tcPr>
-          <w:p>
-            <w:r>
-              <w:rPr>
-                <w:sz w:val="16"/>
-              </w:rPr>
-              <w:t>2026-2040</w:t>
-            </w:r>
-          </w:p>
-        </w:tc>
-        <w:tc>
-          <w:tcPr>
-            <w:tcW w:type="dxa" w:w="1881"/>
-          </w:tcPr>
-          <w:p>
-            <w:r>
-              <w:rPr>
-                <w:sz w:val="16"/>
-              </w:rPr>
-              <w:t>Z.org KU Leuven</w:t>
-            </w:r>
-          </w:p>
-        </w:tc>
-        <w:tc>
-          <w:tcPr>
-            <w:tcW w:type="dxa" w:w="1881"/>
-          </w:tcPr>
-          <w:p>
-            <w:r>
-              <w:rPr>
-                <w:sz w:val="16"/>
-              </w:rPr>
-              <w:t>BEI 2025</w:t>
-            </w:r>
-          </w:p>
-        </w:tc>
-      </w:tr>
-      <w:tr>
-        <w:tc>
-          <w:tcPr>
-            <w:tcW w:type="dxa" w:w="1881"/>
-          </w:tcPr>
-          <w:p>
-            <w:r>
-              <w:rPr>
-                <w:sz w:val="16"/>
-              </w:rPr>
-              <w:t>Bâtiments scolaires FWB</w:t>
-            </w:r>
-          </w:p>
-        </w:tc>
-        <w:tc>
-          <w:tcPr>
-            <w:tcW w:type="dxa" w:w="1881"/>
-          </w:tcPr>
-          <w:p>
-            <w:r>
-              <w:rPr>
-                <w:sz w:val="16"/>
-              </w:rPr>
-              <w:t>1 Md€ (subventions)</w:t>
-            </w:r>
-          </w:p>
-        </w:tc>
-        <w:tc>
-          <w:tcPr>
-            <w:tcW w:type="dxa" w:w="1881"/>
-          </w:tcPr>
-          <w:p>
-            <w:r>
-              <w:rPr>
-                <w:sz w:val="16"/>
-              </w:rPr>
-              <w:t>2023-2028+</w:t>
-            </w:r>
-          </w:p>
-        </w:tc>
-        <w:tc>
-          <w:tcPr>
-            <w:tcW w:type="dxa" w:w="1881"/>
-          </w:tcPr>
-          <w:p>
-            <w:r>
-              <w:rPr>
-                <w:sz w:val="16"/>
-              </w:rPr>
-              <w:t>FWB / Wallonie</w:t>
-            </w:r>
-          </w:p>
-        </w:tc>
-        <w:tc>
-          <w:tcPr>
-            <w:tcW w:type="dxa" w:w="1881"/>
-          </w:tcPr>
-          <w:p>
-            <w:r>
-              <w:rPr>
-                <w:sz w:val="16"/>
-              </w:rPr>
-              <w:t>FWB</w:t>
-            </w:r>
-          </w:p>
-        </w:tc>
-      </w:tr>
-      <w:tr>
-        <w:tc>
-          <w:tcPr>
-            <w:tcW w:type="dxa" w:w="1881"/>
-          </w:tcPr>
-          <w:p>
-            <w:r>
-              <w:rPr>
-                <w:sz w:val="16"/>
-              </w:rPr>
-              <w:t>Logements sociaux Flandre</w:t>
-            </w:r>
-          </w:p>
-        </w:tc>
-        <w:tc>
-          <w:tcPr>
-            <w:tcW w:type="dxa" w:w="1881"/>
-          </w:tcPr>
-          <w:p>
-            <w:r>
-              <w:rPr>
-                <w:sz w:val="16"/>
-              </w:rPr>
-              <w:t>1.7 Md€ (BEI)</w:t>
-            </w:r>
-          </w:p>
-        </w:tc>
-        <w:tc>
-          <w:tcPr>
-            <w:tcW w:type="dxa" w:w="1881"/>
-          </w:tcPr>
-          <w:p>
-            <w:r>
-              <w:rPr>
-                <w:sz w:val="16"/>
-              </w:rPr>
-              <w:t>→2042</w:t>
-            </w:r>
-          </w:p>
-        </w:tc>
-        <w:tc>
-          <w:tcPr>
-            <w:tcW w:type="dxa" w:w="1881"/>
-          </w:tcPr>
-          <w:p>
-            <w:r>
-              <w:rPr>
-                <w:sz w:val="16"/>
-              </w:rPr>
-              <w:t>Gouvernement flamand / BEI</w:t>
-            </w:r>
-          </w:p>
-        </w:tc>
-        <w:tc>
-          <w:tcPr>
-            <w:tcW w:type="dxa" w:w="1881"/>
-          </w:tcPr>
-          <w:p>
-            <w:r>
-              <w:rPr>
-                <w:sz w:val="16"/>
-              </w:rPr>
-              <w:t>BEI 2025</w:t>
-            </w:r>
-          </w:p>
-        </w:tc>
-      </w:tr>
-      <w:tr>
-        <w:tc>
-          <w:tcPr>
-            <w:tcW w:type="dxa" w:w="1881"/>
-          </w:tcPr>
-          <w:p>
-            <w:r>
-              <w:rPr>
-                <w:sz w:val="16"/>
-              </w:rPr>
-              <w:t>Logements sociaux Wallonie rénov.</w:t>
-            </w:r>
-          </w:p>
-        </w:tc>
-        <w:tc>
-          <w:tcPr>
-            <w:tcW w:type="dxa" w:w="1881"/>
-          </w:tcPr>
-          <w:p>
-            <w:r>
-              <w:rPr>
-                <w:sz w:val="16"/>
-              </w:rPr>
-              <w:t>1.2 Md€</w:t>
-            </w:r>
-          </w:p>
-        </w:tc>
-        <w:tc>
-          <w:tcPr>
-            <w:tcW w:type="dxa" w:w="1881"/>
-          </w:tcPr>
-          <w:p>
-            <w:r>
-              <w:rPr>
-                <w:sz w:val="16"/>
-              </w:rPr>
-              <w:t>→2030</w:t>
-            </w:r>
-          </w:p>
-        </w:tc>
-        <w:tc>
-          <w:tcPr>
-            <w:tcW w:type="dxa" w:w="1881"/>
-          </w:tcPr>
-          <w:p>
-            <w:r>
-              <w:rPr>
-                <w:sz w:val="16"/>
-              </w:rPr>
-              <w:t>SWL / Wallonie</w:t>
-            </w:r>
-          </w:p>
-        </w:tc>
-        <w:tc>
-          <w:tcPr>
-            <w:tcW w:type="dxa" w:w="1881"/>
-          </w:tcPr>
-          <w:p>
-            <w:r>
-              <w:rPr>
-                <w:sz w:val="16"/>
-              </w:rPr>
-              <w:t>SWL</w:t>
-            </w:r>
-          </w:p>
-        </w:tc>
-      </w:tr>
-      <w:tr>
-        <w:tc>
-          <w:tcPr>
-            <w:tcW w:type="dxa" w:w="1881"/>
-          </w:tcPr>
-          <w:p>
-            <w:r>
-              <w:rPr>
-                <w:sz w:val="16"/>
-              </w:rPr>
-              <w:t>Résidences étudiantes Wallonie</w:t>
-            </w:r>
-          </w:p>
-        </w:tc>
-        <w:tc>
-          <w:tcPr>
-            <w:tcW w:type="dxa" w:w="1881"/>
-          </w:tcPr>
-          <w:p>
-            <w:r>
-              <w:rPr>
-                <w:sz w:val="16"/>
-              </w:rPr>
-              <w:t>nd (appel à projets)</w:t>
-            </w:r>
-          </w:p>
-        </w:tc>
-        <w:tc>
-          <w:tcPr>
-            <w:tcW w:type="dxa" w:w="1881"/>
-          </w:tcPr>
-          <w:p>
-            <w:r>
-              <w:rPr>
-                <w:sz w:val="16"/>
-              </w:rPr>
-              <w:t>→2025</w:t>
-            </w:r>
-          </w:p>
-        </w:tc>
-        <w:tc>
-          <w:tcPr>
-            <w:tcW w:type="dxa" w:w="1881"/>
-          </w:tcPr>
-          <w:p>
-            <w:r>
-              <w:rPr>
-                <w:sz w:val="16"/>
-              </w:rPr>
-              <w:t>Wallonie (RRP)</w:t>
-            </w:r>
-          </w:p>
-        </w:tc>
-        <w:tc>
-          <w:tcPr>
-            <w:tcW w:type="dxa" w:w="1881"/>
-          </w:tcPr>
-          <w:p>
-            <w:r>
-              <w:rPr>
-                <w:sz w:val="16"/>
-              </w:rPr>
-              <w:t>Wallonie RRP</w:t>
-            </w:r>
-          </w:p>
-        </w:tc>
-      </w:tr>
-      <w:tr>
-        <w:tc>
-          <w:tcPr>
-            <w:tcW w:type="dxa" w:w="1881"/>
-          </w:tcPr>
-          <w:p>
-            <w:r>
-              <w:rPr>
-                <w:sz w:val="16"/>
-              </w:rPr>
-              <w:t>Prison Vresse-sur-Semois</w:t>
-            </w:r>
-          </w:p>
-        </w:tc>
-        <w:tc>
-          <w:tcPr>
-            <w:tcW w:type="dxa" w:w="1881"/>
-          </w:tcPr>
-          <w:p>
-            <w:r>
-              <w:rPr>
-                <w:sz w:val="16"/>
-              </w:rPr>
-              <w:t>171 M€</w:t>
-            </w:r>
-          </w:p>
-        </w:tc>
-        <w:tc>
-          <w:tcPr>
-            <w:tcW w:type="dxa" w:w="1881"/>
-          </w:tcPr>
-          <w:p>
-            <w:r>
-              <w:rPr>
-                <w:sz w:val="16"/>
-              </w:rPr>
-              <w:t>→2030</w:t>
-            </w:r>
-          </w:p>
-        </w:tc>
-        <w:tc>
-          <w:tcPr>
-            <w:tcW w:type="dxa" w:w="1881"/>
-          </w:tcPr>
-          <w:p>
-            <w:r>
-              <w:rPr>
-                <w:sz w:val="16"/>
-              </w:rPr>
-              <w:t>État fédéral</w:t>
-            </w:r>
-          </w:p>
-        </w:tc>
-        <w:tc>
-          <w:tcPr>
-            <w:tcW w:type="dxa" w:w="1881"/>
-          </w:tcPr>
-          <w:p>
-            <w:r>
-              <w:rPr>
-                <w:sz w:val="16"/>
-              </w:rPr>
-              <w:t>Media24</w:t>
-            </w:r>
-          </w:p>
-        </w:tc>
-      </w:tr>
-      <w:tr>
-        <w:tc>
-          <w:tcPr>
-            <w:tcW w:type="dxa" w:w="1881"/>
-          </w:tcPr>
-          <w:p>
-            <w:r>
-              <w:rPr>
-                <w:sz w:val="16"/>
-              </w:rPr>
-              <w:t>Prison Anvers (livrée)</w:t>
-            </w:r>
-          </w:p>
-        </w:tc>
-        <w:tc>
-          <w:tcPr>
-            <w:tcW w:type="dxa" w:w="1881"/>
-          </w:tcPr>
-          <w:p>
-            <w:r>
-              <w:rPr>
-                <w:sz w:val="16"/>
-              </w:rPr>
-              <w:t>nd</w:t>
-            </w:r>
-          </w:p>
-        </w:tc>
-        <w:tc>
-          <w:tcPr>
-            <w:tcW w:type="dxa" w:w="1881"/>
-          </w:tcPr>
-          <w:p>
-            <w:r>
-              <w:rPr>
-                <w:sz w:val="16"/>
-              </w:rPr>
-              <w:t>2025</w:t>
-            </w:r>
-          </w:p>
-        </w:tc>
-        <w:tc>
-          <w:tcPr>
-            <w:tcW w:type="dxa" w:w="1881"/>
-          </w:tcPr>
-          <w:p>
-            <w:r>
-              <w:rPr>
-                <w:sz w:val="16"/>
-              </w:rPr>
-              <w:t>État fédéral</w:t>
-            </w:r>
-          </w:p>
-        </w:tc>
-        <w:tc>
-          <w:tcPr>
-            <w:tcW w:type="dxa" w:w="1881"/>
-          </w:tcPr>
-          <w:p>
-            <w:r>
-              <w:rPr>
-                <w:sz w:val="16"/>
-              </w:rPr>
-              <w:t>Jan De Nul</w:t>
-            </w:r>
-          </w:p>
-        </w:tc>
-      </w:tr>
-      <w:tr>
-        <w:tc>
-          <w:tcPr>
-            <w:tcW w:type="dxa" w:w="1881"/>
-          </w:tcPr>
-          <w:p>
-            <w:r>
-              <w:rPr>
-                <w:sz w:val="16"/>
-              </w:rPr>
-              <w:t>Complexe sportif Bruxelles piscine</w:t>
-            </w:r>
-          </w:p>
-        </w:tc>
-        <w:tc>
-          <w:tcPr>
-            <w:tcW w:type="dxa" w:w="1881"/>
-          </w:tcPr>
-          <w:p>
-            <w:r>
-              <w:rPr>
-                <w:sz w:val="16"/>
-              </w:rPr>
-              <w:t>nd</w:t>
-            </w:r>
-          </w:p>
-        </w:tc>
-        <w:tc>
-          <w:tcPr>
-            <w:tcW w:type="dxa" w:w="1881"/>
-          </w:tcPr>
-          <w:p>
-            <w:r>
-              <w:rPr>
-                <w:sz w:val="16"/>
-              </w:rPr>
-              <w:t>2025-2027</w:t>
-            </w:r>
-          </w:p>
-        </w:tc>
-        <w:tc>
-          <w:tcPr>
-            <w:tcW w:type="dxa" w:w="1881"/>
-          </w:tcPr>
-          <w:p>
-            <w:r>
-              <w:rPr>
-                <w:sz w:val="16"/>
-              </w:rPr>
-              <w:t>Commune péri-bruxelloise</w:t>
-            </w:r>
-          </w:p>
-        </w:tc>
-        <w:tc>
-          <w:tcPr>
-            <w:tcW w:type="dxa" w:w="1881"/>
-          </w:tcPr>
-          <w:p>
-            <w:r>
-              <w:rPr>
-                <w:sz w:val="16"/>
-              </w:rPr>
-              <w:t>L'Avenir</w:t>
-            </w:r>
-          </w:p>
-        </w:tc>
-      </w:tr>
-      <w:tr>
-        <w:tc>
-          <w:tcPr>
-            <w:tcW w:type="dxa" w:w="1881"/>
-          </w:tcPr>
-          <w:p>
-            <w:r>
-              <w:rPr>
-                <w:sz w:val="16"/>
-              </w:rPr>
-              <w:t>Infrasports Wallonie</w:t>
-            </w:r>
-          </w:p>
-        </w:tc>
-        <w:tc>
-          <w:tcPr>
-            <w:tcW w:type="dxa" w:w="1881"/>
-          </w:tcPr>
-          <w:p>
-            <w:r>
-              <w:rPr>
-                <w:sz w:val="16"/>
-              </w:rPr>
-              <w:t>nd (programme annuel)</w:t>
-            </w:r>
-          </w:p>
-        </w:tc>
-        <w:tc>
-          <w:tcPr>
-            <w:tcW w:type="dxa" w:w="1881"/>
-          </w:tcPr>
-          <w:p>
-            <w:r>
-              <w:rPr>
-                <w:sz w:val="16"/>
-              </w:rPr>
-              <w:t>récurrent</w:t>
-            </w:r>
-          </w:p>
-        </w:tc>
-        <w:tc>
-          <w:tcPr>
-            <w:tcW w:type="dxa" w:w="1881"/>
-          </w:tcPr>
-          <w:p>
-            <w:r>
-              <w:rPr>
-                <w:sz w:val="16"/>
-              </w:rPr>
-              <w:t>Wallonie</w:t>
-            </w:r>
-          </w:p>
-        </w:tc>
-        <w:tc>
-          <w:tcPr>
-            <w:tcW w:type="dxa" w:w="1881"/>
-          </w:tcPr>
-          <w:p>
-            <w:r>
-              <w:rPr>
-                <w:sz w:val="16"/>
-              </w:rPr>
-              <w:t>Wallonie</w:t>
-            </w:r>
-          </w:p>
-        </w:tc>
-      </w:tr>
-    </w:tbl>
-    <w:p/>
-    <w:p>
-      <w:pPr>
-        <w:pStyle w:val="Heading1"/>
-      </w:pPr>
-      <w:r>
-        <w:rPr>
-          <w:color w:val="1F497D"/>
-        </w:rPr>
-        <w:t>ANNEXE 4 — DISTRIBUTEURS ROBINETTERIE BELGES IDENTIFIÉS</w:t>
+        <w:t>B1. Indicateurs macro Belgique 2025</w:t>
       </w:r>
     </w:p>
     <w:tbl>
@@ -2499,65 +1104,33 @@
         <w:tblLook w:firstColumn="1" w:firstRow="1" w:lastColumn="0" w:lastRow="0" w:noHBand="0" w:noVBand="1" w:val="04A0"/>
       </w:tblPr>
       <w:tblGrid>
-        <w:gridCol w:w="2351"/>
-        <w:gridCol w:w="2351"/>
-        <w:gridCol w:w="2351"/>
-        <w:gridCol w:w="2351"/>
+        <w:gridCol w:w="4703"/>
+        <w:gridCol w:w="4703"/>
       </w:tblGrid>
       <w:tr>
         <w:tc>
           <w:tcPr>
-            <w:tcW w:type="dxa" w:w="2351"/>
+            <w:tcW w:type="dxa" w:w="4703"/>
           </w:tcPr>
           <w:p>
             <w:r>
               <w:rPr>
                 <w:b/>
-                <w:sz w:val="18"/>
               </w:rPr>
-              <w:t>Distributeur</w:t>
+              <w:t>Indicateur</w:t>
             </w:r>
           </w:p>
         </w:tc>
         <w:tc>
           <w:tcPr>
-            <w:tcW w:type="dxa" w:w="2351"/>
+            <w:tcW w:type="dxa" w:w="4703"/>
           </w:tcPr>
           <w:p>
             <w:r>
               <w:rPr>
                 <w:b/>
-                <w:sz w:val="18"/>
               </w:rPr>
-              <w:t>Type</w:t>
-            </w:r>
-          </w:p>
-        </w:tc>
-        <w:tc>
-          <w:tcPr>
-            <w:tcW w:type="dxa" w:w="2351"/>
-          </w:tcPr>
-          <w:p>
-            <w:r>
-              <w:rPr>
-                <w:b/>
-                <w:sz w:val="18"/>
-              </w:rPr>
-              <w:t>Zone</w:t>
-            </w:r>
-          </w:p>
-        </w:tc>
-        <w:tc>
-          <w:tcPr>
-            <w:tcW w:type="dxa" w:w="2351"/>
-          </w:tcPr>
-          <w:p>
-            <w:r>
-              <w:rPr>
-                <w:b/>
-                <w:sz w:val="18"/>
-              </w:rPr>
-              <w:t>Remarque</w:t>
+              <w:t>Valeur</w:t>
             </w:r>
           </w:p>
         </w:tc>
@@ -2565,53 +1138,21 @@
       <w:tr>
         <w:tc>
           <w:tcPr>
-            <w:tcW w:type="dxa" w:w="2351"/>
+            <w:tcW w:type="dxa" w:w="4703"/>
           </w:tcPr>
           <w:p>
             <w:r>
-              <w:rPr>
-                <w:sz w:val="16"/>
-              </w:rPr>
-              <w:t>SIDER</w:t>
+              <w:t>PIB/hab 2024</w:t>
             </w:r>
           </w:p>
         </w:tc>
         <w:tc>
           <w:tcPr>
-            <w:tcW w:type="dxa" w:w="2351"/>
+            <w:tcW w:type="dxa" w:w="4703"/>
           </w:tcPr>
           <w:p>
             <w:r>
-              <w:rPr>
-                <w:sz w:val="16"/>
-              </w:rPr>
-              <w:t>Négoce pro plomberie</w:t>
-            </w:r>
-          </w:p>
-        </w:tc>
-        <w:tc>
-          <w:tcPr>
-            <w:tcW w:type="dxa" w:w="2351"/>
-          </w:tcPr>
-          <w:p>
-            <w:r>
-              <w:rPr>
-                <w:sz w:val="16"/>
-              </w:rPr>
-              <w:t>National</w:t>
-            </w:r>
-          </w:p>
-        </w:tc>
-        <w:tc>
-          <w:tcPr>
-            <w:tcW w:type="dxa" w:w="2351"/>
-          </w:tcPr>
-          <w:p>
-            <w:r>
-              <w:rPr>
-                <w:sz w:val="16"/>
-              </w:rPr>
-              <w:t>35 000 références, livraison pros, présent en ligne</w:t>
+              <w:t>~46 000 USD (FMI / SPF Économie)</w:t>
             </w:r>
           </w:p>
         </w:tc>
@@ -2619,53 +1160,21 @@
       <w:tr>
         <w:tc>
           <w:tcPr>
-            <w:tcW w:type="dxa" w:w="2351"/>
+            <w:tcW w:type="dxa" w:w="4703"/>
           </w:tcPr>
           <w:p>
             <w:r>
-              <w:rPr>
-                <w:sz w:val="16"/>
-              </w:rPr>
-              <w:t>STG (ex-Paepens / BME)</w:t>
+              <w:t>PIB total 2024</w:t>
             </w:r>
           </w:p>
         </w:tc>
         <w:tc>
           <w:tcPr>
-            <w:tcW w:type="dxa" w:w="2351"/>
+            <w:tcW w:type="dxa" w:w="4703"/>
           </w:tcPr>
           <w:p>
             <w:r>
-              <w:rPr>
-                <w:sz w:val="16"/>
-              </w:rPr>
-              <w:t>Négoce sanitaire-chauffage</w:t>
-            </w:r>
-          </w:p>
-        </w:tc>
-        <w:tc>
-          <w:tcPr>
-            <w:tcW w:type="dxa" w:w="2351"/>
-          </w:tcPr>
-          <w:p>
-            <w:r>
-              <w:rPr>
-                <w:sz w:val="16"/>
-              </w:rPr>
-              <w:t>Flandre / Bruxelles</w:t>
-            </w:r>
-          </w:p>
-        </w:tc>
-        <w:tc>
-          <w:tcPr>
-            <w:tcW w:type="dxa" w:w="2351"/>
-          </w:tcPr>
-          <w:p>
-            <w:r>
-              <w:rPr>
-                <w:sz w:val="16"/>
-              </w:rPr>
-              <w:t>Flandre-Orientale (Ninove), racheté par BME</w:t>
+              <w:t>~636 Md USD</w:t>
             </w:r>
           </w:p>
         </w:tc>
@@ -2673,53 +1182,21 @@
       <w:tr>
         <w:tc>
           <w:tcPr>
-            <w:tcW w:type="dxa" w:w="2351"/>
+            <w:tcW w:type="dxa" w:w="4703"/>
           </w:tcPr>
           <w:p>
             <w:r>
-              <w:rPr>
-                <w:sz w:val="16"/>
-              </w:rPr>
-              <w:t>Versani NV</w:t>
+              <w:t>Population 01/01/2025</w:t>
             </w:r>
           </w:p>
         </w:tc>
         <w:tc>
           <w:tcPr>
-            <w:tcW w:type="dxa" w:w="2351"/>
+            <w:tcW w:type="dxa" w:w="4703"/>
           </w:tcPr>
           <w:p>
             <w:r>
-              <w:rPr>
-                <w:sz w:val="16"/>
-              </w:rPr>
-              <w:t>Grossiste plomberie-chauffage</w:t>
-            </w:r>
-          </w:p>
-        </w:tc>
-        <w:tc>
-          <w:tcPr>
-            <w:tcW w:type="dxa" w:w="2351"/>
-          </w:tcPr>
-          <w:p>
-            <w:r>
-              <w:rPr>
-                <w:sz w:val="16"/>
-              </w:rPr>
-              <w:t>Kempen (Anvers)</w:t>
-            </w:r>
-          </w:p>
-        </w:tc>
-        <w:tc>
-          <w:tcPr>
-            <w:tcW w:type="dxa" w:w="2351"/>
-          </w:tcPr>
-          <w:p>
-            <w:r>
-              <w:rPr>
-                <w:sz w:val="16"/>
-              </w:rPr>
-              <w:t>Fondé 1975, indépendant</w:t>
+              <w:t>11 825 551 (Statbel)</w:t>
             </w:r>
           </w:p>
         </w:tc>
@@ -2727,53 +1204,21 @@
       <w:tr>
         <w:tc>
           <w:tcPr>
-            <w:tcW w:type="dxa" w:w="2351"/>
+            <w:tcW w:type="dxa" w:w="4703"/>
           </w:tcPr>
           <w:p>
             <w:r>
-              <w:rPr>
-                <w:sz w:val="16"/>
-              </w:rPr>
-              <w:t>Willems-Diels</w:t>
+              <w:t>Taux de chômage national 2024</w:t>
             </w:r>
           </w:p>
         </w:tc>
         <w:tc>
           <w:tcPr>
-            <w:tcW w:type="dxa" w:w="2351"/>
+            <w:tcW w:type="dxa" w:w="4703"/>
           </w:tcPr>
           <w:p>
             <w:r>
-              <w:rPr>
-                <w:sz w:val="16"/>
-              </w:rPr>
-              <w:t>Grossiste plomberie</w:t>
-            </w:r>
-          </w:p>
-        </w:tc>
-        <w:tc>
-          <w:tcPr>
-            <w:tcW w:type="dxa" w:w="2351"/>
-          </w:tcPr>
-          <w:p>
-            <w:r>
-              <w:rPr>
-                <w:sz w:val="16"/>
-              </w:rPr>
-              <w:t>Balen (Anvers)</w:t>
-            </w:r>
-          </w:p>
-        </w:tc>
-        <w:tc>
-          <w:tcPr>
-            <w:tcW w:type="dxa" w:w="2351"/>
-          </w:tcPr>
-          <w:p>
-            <w:r>
-              <w:rPr>
-                <w:sz w:val="16"/>
-              </w:rPr>
-              <w:t>Familial, 40 ans d'existence</w:t>
+              <w:t>5,8 % (Eurostat)</w:t>
             </w:r>
           </w:p>
         </w:tc>
@@ -2781,53 +1226,21 @@
       <w:tr>
         <w:tc>
           <w:tcPr>
-            <w:tcW w:type="dxa" w:w="2351"/>
+            <w:tcW w:type="dxa" w:w="4703"/>
           </w:tcPr>
           <w:p>
             <w:r>
-              <w:rPr>
-                <w:sz w:val="16"/>
-              </w:rPr>
-              <w:t>Aquacaro</w:t>
+              <w:t>Déficit public 2025e</w:t>
             </w:r>
           </w:p>
         </w:tc>
         <w:tc>
           <w:tcPr>
-            <w:tcW w:type="dxa" w:w="2351"/>
+            <w:tcW w:type="dxa" w:w="4703"/>
           </w:tcPr>
           <w:p>
             <w:r>
-              <w:rPr>
-                <w:sz w:val="16"/>
-              </w:rPr>
-              <w:t>Grossiste robinetterie design B2B</w:t>
-            </w:r>
-          </w:p>
-        </w:tc>
-        <w:tc>
-          <w:tcPr>
-            <w:tcW w:type="dxa" w:w="2351"/>
-          </w:tcPr>
-          <w:p>
-            <w:r>
-              <w:rPr>
-                <w:sz w:val="16"/>
-              </w:rPr>
-              <w:t>National</w:t>
-            </w:r>
-          </w:p>
-        </w:tc>
-        <w:tc>
-          <w:tcPr>
-            <w:tcW w:type="dxa" w:w="2351"/>
-          </w:tcPr>
-          <w:p>
-            <w:r>
-              <w:rPr>
-                <w:sz w:val="16"/>
-              </w:rPr>
-              <w:t>Robinetterie design salle de bains</w:t>
+              <w:t>~5 % du PIB (Coface)</w:t>
             </w:r>
           </w:p>
         </w:tc>
@@ -2835,53 +1248,21 @@
       <w:tr>
         <w:tc>
           <w:tcPr>
-            <w:tcW w:type="dxa" w:w="2351"/>
+            <w:tcW w:type="dxa" w:w="4703"/>
           </w:tcPr>
           <w:p>
             <w:r>
-              <w:rPr>
-                <w:sz w:val="16"/>
-              </w:rPr>
-              <w:t>Sawiday.be</w:t>
+              <w:t>Dette publique 2025e</w:t>
             </w:r>
           </w:p>
         </w:tc>
         <w:tc>
           <w:tcPr>
-            <w:tcW w:type="dxa" w:w="2351"/>
+            <w:tcW w:type="dxa" w:w="4703"/>
           </w:tcPr>
           <w:p>
             <w:r>
-              <w:rPr>
-                <w:sz w:val="16"/>
-              </w:rPr>
-              <w:t>E-commerce pro</w:t>
-            </w:r>
-          </w:p>
-        </w:tc>
-        <w:tc>
-          <w:tcPr>
-            <w:tcW w:type="dxa" w:w="2351"/>
-          </w:tcPr>
-          <w:p>
-            <w:r>
-              <w:rPr>
-                <w:sz w:val="16"/>
-              </w:rPr>
-              <w:t>National/BE</w:t>
-            </w:r>
-          </w:p>
-        </w:tc>
-        <w:tc>
-          <w:tcPr>
-            <w:tcW w:type="dxa" w:w="2351"/>
-          </w:tcPr>
-          <w:p>
-            <w:r>
-              <w:rPr>
-                <w:sz w:val="16"/>
-              </w:rPr>
-              <w:t>Présence Presto confirmée sur plateforme</w:t>
+              <w:t>~108 % du PIB</w:t>
             </w:r>
           </w:p>
         </w:tc>
@@ -2889,53 +1270,21 @@
       <w:tr>
         <w:tc>
           <w:tcPr>
-            <w:tcW w:type="dxa" w:w="2351"/>
+            <w:tcW w:type="dxa" w:w="4703"/>
           </w:tcPr>
           <w:p>
             <w:r>
-              <w:rPr>
-                <w:sz w:val="16"/>
-              </w:rPr>
-              <w:t>Sider.biz</w:t>
+              <w:t>Inflation 2025e / 2026e</w:t>
             </w:r>
           </w:p>
         </w:tc>
         <w:tc>
           <w:tcPr>
-            <w:tcW w:type="dxa" w:w="2351"/>
+            <w:tcW w:type="dxa" w:w="4703"/>
           </w:tcPr>
           <w:p>
             <w:r>
-              <w:rPr>
-                <w:sz w:val="16"/>
-              </w:rPr>
-              <w:t>E-commerce pro</w:t>
-            </w:r>
-          </w:p>
-        </w:tc>
-        <w:tc>
-          <w:tcPr>
-            <w:tcW w:type="dxa" w:w="2351"/>
-          </w:tcPr>
-          <w:p>
-            <w:r>
-              <w:rPr>
-                <w:sz w:val="16"/>
-              </w:rPr>
-              <w:t>National/BE</w:t>
-            </w:r>
-          </w:p>
-        </w:tc>
-        <w:tc>
-          <w:tcPr>
-            <w:tcW w:type="dxa" w:w="2351"/>
-          </w:tcPr>
-          <w:p>
-            <w:r>
-              <w:rPr>
-                <w:sz w:val="16"/>
-              </w:rPr>
-              <w:t>Robinetterie + sanitaire pour pros</w:t>
+              <w:t>3,0 % / 3,4 % (Eurostat / CE)</w:t>
             </w:r>
           </w:p>
         </w:tc>
@@ -2943,53 +1292,21 @@
       <w:tr>
         <w:tc>
           <w:tcPr>
-            <w:tcW w:type="dxa" w:w="2351"/>
+            <w:tcW w:type="dxa" w:w="4703"/>
           </w:tcPr>
           <w:p>
             <w:r>
-              <w:rPr>
-                <w:sz w:val="16"/>
-              </w:rPr>
-              <w:t>JA Santé Belgique</w:t>
+              <w:t>R&amp;D (% PIB) 2024</w:t>
             </w:r>
           </w:p>
         </w:tc>
         <w:tc>
           <w:tcPr>
-            <w:tcW w:type="dxa" w:w="2351"/>
+            <w:tcW w:type="dxa" w:w="4703"/>
           </w:tcPr>
           <w:p>
             <w:r>
-              <w:rPr>
-                <w:sz w:val="16"/>
-              </w:rPr>
-              <w:t>Distributeur équipements santé</w:t>
-            </w:r>
-          </w:p>
-        </w:tc>
-        <w:tc>
-          <w:tcPr>
-            <w:tcW w:type="dxa" w:w="2351"/>
-          </w:tcPr>
-          <w:p>
-            <w:r>
-              <w:rPr>
-                <w:sz w:val="16"/>
-              </w:rPr>
-              <w:t>National</w:t>
-            </w:r>
-          </w:p>
-        </w:tc>
-        <w:tc>
-          <w:tcPr>
-            <w:tcW w:type="dxa" w:w="2351"/>
-          </w:tcPr>
-          <w:p>
-            <w:r>
-              <w:rPr>
-                <w:sz w:val="16"/>
-              </w:rPr>
-              <w:t>Revendeur Delabie confirmé</w:t>
+              <w:t>3,4 % — 2e UE</w:t>
             </w:r>
           </w:p>
         </w:tc>
@@ -2997,53 +1314,43 @@
       <w:tr>
         <w:tc>
           <w:tcPr>
-            <w:tcW w:type="dxa" w:w="2351"/>
+            <w:tcW w:type="dxa" w:w="4703"/>
           </w:tcPr>
           <w:p>
             <w:r>
-              <w:rPr>
-                <w:sz w:val="16"/>
-              </w:rPr>
-              <w:t>Hygiene-shop.be</w:t>
+              <w:t>Maturité numérique 2025</w:t>
             </w:r>
           </w:p>
         </w:tc>
         <w:tc>
           <w:tcPr>
-            <w:tcW w:type="dxa" w:w="2351"/>
+            <w:tcW w:type="dxa" w:w="4703"/>
           </w:tcPr>
           <w:p>
             <w:r>
-              <w:rPr>
-                <w:sz w:val="16"/>
-              </w:rPr>
-              <w:t>E-commerce spécialisé hygiène</w:t>
+              <w:t>IDI 89,8/100 — rang 20e mondial</w:t>
+            </w:r>
+          </w:p>
+        </w:tc>
+      </w:tr>
+      <w:tr>
+        <w:tc>
+          <w:tcPr>
+            <w:tcW w:type="dxa" w:w="4703"/>
+          </w:tcPr>
+          <w:p>
+            <w:r>
+              <w:t>E-commerce 2024</w:t>
             </w:r>
           </w:p>
         </w:tc>
         <w:tc>
           <w:tcPr>
-            <w:tcW w:type="dxa" w:w="2351"/>
+            <w:tcW w:type="dxa" w:w="4703"/>
           </w:tcPr>
           <w:p>
             <w:r>
-              <w:rPr>
-                <w:sz w:val="16"/>
-              </w:rPr>
-              <w:t>National/BE</w:t>
-            </w:r>
-          </w:p>
-        </w:tc>
-        <w:tc>
-          <w:tcPr>
-            <w:tcW w:type="dxa" w:w="2351"/>
-          </w:tcPr>
-          <w:p>
-            <w:r>
-              <w:rPr>
-                <w:sz w:val="16"/>
-              </w:rPr>
-              <w:t>Revendeur Delabie confirmé</w:t>
+              <w:t>17,4 Md€ (+6,7 %), &gt;25 % dépenses consommateurs</w:t>
             </w:r>
           </w:p>
         </w:tc>
@@ -3052,13 +1359,13 @@
     <w:p/>
     <w:p>
       <w:pPr>
-        <w:pStyle w:val="Heading1"/>
+        <w:pStyle w:val="Heading2"/>
       </w:pPr>
       <w:r>
         <w:rPr>
           <w:color w:val="1F497D"/>
         </w:rPr>
-        <w:t>ANNEXE 5 — CONCURRENTS DÉTAILLÉS</w:t>
+        <w:t>B2. Marché construction — données complémentaires</w:t>
       </w:r>
     </w:p>
     <w:tbl>
@@ -3068,80 +1375,33 @@
         <w:tblLook w:firstColumn="1" w:firstRow="1" w:lastColumn="0" w:lastRow="0" w:noHBand="0" w:noVBand="1" w:val="04A0"/>
       </w:tblPr>
       <w:tblGrid>
-        <w:gridCol w:w="1881"/>
-        <w:gridCol w:w="1881"/>
-        <w:gridCol w:w="1881"/>
-        <w:gridCol w:w="1881"/>
-        <w:gridCol w:w="1881"/>
+        <w:gridCol w:w="4703"/>
+        <w:gridCol w:w="4703"/>
       </w:tblGrid>
       <w:tr>
         <w:tc>
           <w:tcPr>
-            <w:tcW w:type="dxa" w:w="1881"/>
+            <w:tcW w:type="dxa" w:w="4703"/>
           </w:tcPr>
           <w:p>
             <w:r>
               <w:rPr>
                 <w:b/>
-                <w:sz w:val="18"/>
               </w:rPr>
-              <w:t>Marque</w:t>
+              <w:t>Indicateur</w:t>
             </w:r>
           </w:p>
         </w:tc>
         <w:tc>
           <w:tcPr>
-            <w:tcW w:type="dxa" w:w="1881"/>
+            <w:tcW w:type="dxa" w:w="4703"/>
           </w:tcPr>
           <w:p>
             <w:r>
               <w:rPr>
                 <w:b/>
-                <w:sz w:val="18"/>
               </w:rPr>
-              <w:t>Groupe</w:t>
-            </w:r>
-          </w:p>
-        </w:tc>
-        <w:tc>
-          <w:tcPr>
-            <w:tcW w:type="dxa" w:w="1881"/>
-          </w:tcPr>
-          <w:p>
-            <w:r>
-              <w:rPr>
-                <w:b/>
-                <w:sz w:val="18"/>
-              </w:rPr>
-              <w:t>Niveau gamme</w:t>
-            </w:r>
-          </w:p>
-        </w:tc>
-        <w:tc>
-          <w:tcPr>
-            <w:tcW w:type="dxa" w:w="1881"/>
-          </w:tcPr>
-          <w:p>
-            <w:r>
-              <w:rPr>
-                <w:b/>
-                <w:sz w:val="18"/>
-              </w:rPr>
-              <w:t>Spécialité ERP</w:t>
-            </w:r>
-          </w:p>
-        </w:tc>
-        <w:tc>
-          <w:tcPr>
-            <w:tcW w:type="dxa" w:w="1881"/>
-          </w:tcPr>
-          <w:p>
-            <w:r>
-              <w:rPr>
-                <w:b/>
-                <w:sz w:val="18"/>
-              </w:rPr>
-              <w:t>Présence BE</w:t>
+              <w:t>Valeur</w:t>
             </w:r>
           </w:p>
         </w:tc>
@@ -3149,66 +1409,21 @@
       <w:tr>
         <w:tc>
           <w:tcPr>
-            <w:tcW w:type="dxa" w:w="1881"/>
+            <w:tcW w:type="dxa" w:w="4703"/>
           </w:tcPr>
           <w:p>
             <w:r>
-              <w:rPr>
-                <w:sz w:val="16"/>
-              </w:rPr>
-              <w:t>DELABIE</w:t>
+              <w:t>Total marché construction 2024 (FIEC)</w:t>
             </w:r>
           </w:p>
         </w:tc>
         <w:tc>
           <w:tcPr>
-            <w:tcW w:type="dxa" w:w="1881"/>
+            <w:tcW w:type="dxa" w:w="4703"/>
           </w:tcPr>
           <w:p>
             <w:r>
-              <w:rPr>
-                <w:sz w:val="16"/>
-              </w:rPr>
-              <w:t>Familial FR (1928)</w:t>
-            </w:r>
-          </w:p>
-        </w:tc>
-        <w:tc>
-          <w:tcPr>
-            <w:tcW w:type="dxa" w:w="1881"/>
-          </w:tcPr>
-          <w:p>
-            <w:r>
-              <w:rPr>
-                <w:sz w:val="16"/>
-              </w:rPr>
-              <w:t>Haut de gamme</w:t>
-            </w:r>
-          </w:p>
-        </w:tc>
-        <w:tc>
-          <w:tcPr>
-            <w:tcW w:type="dxa" w:w="1881"/>
-          </w:tcPr>
-          <w:p>
-            <w:r>
-              <w:rPr>
-                <w:sz w:val="16"/>
-              </w:rPr>
-              <w:t>Oui — leader ERP</w:t>
-            </w:r>
-          </w:p>
-        </w:tc>
-        <w:tc>
-          <w:tcPr>
-            <w:tcW w:type="dxa" w:w="1881"/>
-          </w:tcPr>
-          <w:p>
-            <w:r>
-              <w:rPr>
-                <w:sz w:val="16"/>
-              </w:rPr>
-              <w:t>Filiale Benelux (Sint-Pieters-Leeuw)</w:t>
+              <w:t>41 Md€ (périmètre large)</w:t>
             </w:r>
           </w:p>
         </w:tc>
@@ -3216,66 +1431,21 @@
       <w:tr>
         <w:tc>
           <w:tcPr>
-            <w:tcW w:type="dxa" w:w="1881"/>
+            <w:tcW w:type="dxa" w:w="4703"/>
           </w:tcPr>
           <w:p>
             <w:r>
-              <w:rPr>
-                <w:sz w:val="16"/>
-              </w:rPr>
-              <w:t>Hansgrohe</w:t>
+              <w:t>Total marché construction 2025 (ConsTrack360)</w:t>
             </w:r>
           </w:p>
         </w:tc>
         <w:tc>
           <w:tcPr>
-            <w:tcW w:type="dxa" w:w="1881"/>
+            <w:tcW w:type="dxa" w:w="4703"/>
           </w:tcPr>
           <w:p>
             <w:r>
-              <w:rPr>
-                <w:sz w:val="16"/>
-              </w:rPr>
-              <w:t>Masco Corp (DE)</w:t>
-            </w:r>
-          </w:p>
-        </w:tc>
-        <w:tc>
-          <w:tcPr>
-            <w:tcW w:type="dxa" w:w="1881"/>
-          </w:tcPr>
-          <w:p>
-            <w:r>
-              <w:rPr>
-                <w:sz w:val="16"/>
-              </w:rPr>
-              <w:t>Haut de gamme</w:t>
-            </w:r>
-          </w:p>
-        </w:tc>
-        <w:tc>
-          <w:tcPr>
-            <w:tcW w:type="dxa" w:w="1881"/>
-          </w:tcPr>
-          <w:p>
-            <w:r>
-              <w:rPr>
-                <w:sz w:val="16"/>
-              </w:rPr>
-              <w:t>Partielle (tertiaire)</w:t>
-            </w:r>
-          </w:p>
-        </w:tc>
-        <w:tc>
-          <w:tcPr>
-            <w:tcW w:type="dxa" w:w="1881"/>
-          </w:tcPr>
-          <w:p>
-            <w:r>
-              <w:rPr>
-                <w:sz w:val="16"/>
-              </w:rPr>
-              <w:t>Distribution nationale + showrooms</w:t>
+              <w:t>32,3 Md€ (construction stricte)</w:t>
             </w:r>
           </w:p>
         </w:tc>
@@ -3283,66 +1453,21 @@
       <w:tr>
         <w:tc>
           <w:tcPr>
-            <w:tcW w:type="dxa" w:w="1881"/>
+            <w:tcW w:type="dxa" w:w="4703"/>
           </w:tcPr>
           <w:p>
             <w:r>
-              <w:rPr>
-                <w:sz w:val="16"/>
-              </w:rPr>
-              <w:t>Grohe</w:t>
+              <w:t>PIB sectoriel BTP T4 2025 (record)</w:t>
             </w:r>
           </w:p>
         </w:tc>
         <w:tc>
           <w:tcPr>
-            <w:tcW w:type="dxa" w:w="1881"/>
+            <w:tcW w:type="dxa" w:w="4703"/>
           </w:tcPr>
           <w:p>
             <w:r>
-              <w:rPr>
-                <w:sz w:val="16"/>
-              </w:rPr>
-              <w:t>LIXIL (DE)</w:t>
-            </w:r>
-          </w:p>
-        </w:tc>
-        <w:tc>
-          <w:tcPr>
-            <w:tcW w:type="dxa" w:w="1881"/>
-          </w:tcPr>
-          <w:p>
-            <w:r>
-              <w:rPr>
-                <w:sz w:val="16"/>
-              </w:rPr>
-              <w:t>Milieu-haut</w:t>
-            </w:r>
-          </w:p>
-        </w:tc>
-        <w:tc>
-          <w:tcPr>
-            <w:tcW w:type="dxa" w:w="1881"/>
-          </w:tcPr>
-          <w:p>
-            <w:r>
-              <w:rPr>
-                <w:sz w:val="16"/>
-              </w:rPr>
-              <w:t>Partielle</w:t>
-            </w:r>
-          </w:p>
-        </w:tc>
-        <w:tc>
-          <w:tcPr>
-            <w:tcW w:type="dxa" w:w="1881"/>
-          </w:tcPr>
-          <w:p>
-            <w:r>
-              <w:rPr>
-                <w:sz w:val="16"/>
-              </w:rPr>
-              <w:t>Distribution nationale</w:t>
+              <w:t>7 097 M€ (Trading Economics)</w:t>
             </w:r>
           </w:p>
         </w:tc>
@@ -3350,66 +1475,21 @@
       <w:tr>
         <w:tc>
           <w:tcPr>
-            <w:tcW w:type="dxa" w:w="1881"/>
+            <w:tcW w:type="dxa" w:w="4703"/>
           </w:tcPr>
           <w:p>
             <w:r>
-              <w:rPr>
-                <w:sz w:val="16"/>
-              </w:rPr>
-              <w:t>Hansa</w:t>
+              <w:t>PIB sectoriel BTP T1 2026</w:t>
             </w:r>
           </w:p>
         </w:tc>
         <w:tc>
           <w:tcPr>
-            <w:tcW w:type="dxa" w:w="1881"/>
+            <w:tcW w:type="dxa" w:w="4703"/>
           </w:tcPr>
           <w:p>
             <w:r>
-              <w:rPr>
-                <w:sz w:val="16"/>
-              </w:rPr>
-              <w:t>Delabie Group depuis 2021</w:t>
-            </w:r>
-          </w:p>
-        </w:tc>
-        <w:tc>
-          <w:tcPr>
-            <w:tcW w:type="dxa" w:w="1881"/>
-          </w:tcPr>
-          <w:p>
-            <w:r>
-              <w:rPr>
-                <w:sz w:val="16"/>
-              </w:rPr>
-              <w:t>Milieu-haut</w:t>
-            </w:r>
-          </w:p>
-        </w:tc>
-        <w:tc>
-          <w:tcPr>
-            <w:tcW w:type="dxa" w:w="1881"/>
-          </w:tcPr>
-          <w:p>
-            <w:r>
-              <w:rPr>
-                <w:sz w:val="16"/>
-              </w:rPr>
-              <w:t>Partielle (élec.)</w:t>
-            </w:r>
-          </w:p>
-        </w:tc>
-        <w:tc>
-          <w:tcPr>
-            <w:tcW w:type="dxa" w:w="1881"/>
-          </w:tcPr>
-          <w:p>
-            <w:r>
-              <w:rPr>
-                <w:sz w:val="16"/>
-              </w:rPr>
-              <w:t>Site BE (hansa.com/fr-be)</w:t>
+              <w:t>5 920 M€ (Trading Economics)</w:t>
             </w:r>
           </w:p>
         </w:tc>
@@ -3417,66 +1497,21 @@
       <w:tr>
         <w:tc>
           <w:tcPr>
-            <w:tcW w:type="dxa" w:w="1881"/>
+            <w:tcW w:type="dxa" w:w="4703"/>
           </w:tcPr>
           <w:p>
             <w:r>
-              <w:rPr>
-                <w:sz w:val="16"/>
-              </w:rPr>
-              <w:t>Geberit</w:t>
+              <w:t>Moyenne historique PIB sectoriel 1995-2026</w:t>
             </w:r>
           </w:p>
         </w:tc>
         <w:tc>
           <w:tcPr>
-            <w:tcW w:type="dxa" w:w="1881"/>
+            <w:tcW w:type="dxa" w:w="4703"/>
           </w:tcPr>
           <w:p>
             <w:r>
-              <w:rPr>
-                <w:sz w:val="16"/>
-              </w:rPr>
-              <w:t>Geberit AG (CH)</w:t>
-            </w:r>
-          </w:p>
-        </w:tc>
-        <w:tc>
-          <w:tcPr>
-            <w:tcW w:type="dxa" w:w="1881"/>
-          </w:tcPr>
-          <w:p>
-            <w:r>
-              <w:rPr>
-                <w:sz w:val="16"/>
-              </w:rPr>
-              <w:t>Milieu-haut</w:t>
-            </w:r>
-          </w:p>
-        </w:tc>
-        <w:tc>
-          <w:tcPr>
-            <w:tcW w:type="dxa" w:w="1881"/>
-          </w:tcPr>
-          <w:p>
-            <w:r>
-              <w:rPr>
-                <w:sz w:val="16"/>
-              </w:rPr>
-              <w:t>Sanitaires encastrés</w:t>
-            </w:r>
-          </w:p>
-        </w:tc>
-        <w:tc>
-          <w:tcPr>
-            <w:tcW w:type="dxa" w:w="1881"/>
-          </w:tcPr>
-          <w:p>
-            <w:r>
-              <w:rPr>
-                <w:sz w:val="16"/>
-              </w:rPr>
-              <w:t>Distribution nationale</w:t>
+              <w:t>5 033 M€/trim. (Trading Economics)</w:t>
             </w:r>
           </w:p>
         </w:tc>
@@ -3484,66 +1519,21 @@
       <w:tr>
         <w:tc>
           <w:tcPr>
-            <w:tcW w:type="dxa" w:w="1881"/>
+            <w:tcW w:type="dxa" w:w="4703"/>
           </w:tcPr>
           <w:p>
             <w:r>
-              <w:rPr>
-                <w:sz w:val="16"/>
-              </w:rPr>
-              <w:t>Oras / Damixa</w:t>
+              <w:t>Permis nouveaux logements 2024</w:t>
             </w:r>
           </w:p>
         </w:tc>
         <w:tc>
           <w:tcPr>
-            <w:tcW w:type="dxa" w:w="1881"/>
+            <w:tcW w:type="dxa" w:w="4703"/>
           </w:tcPr>
           <w:p>
             <w:r>
-              <w:rPr>
-                <w:sz w:val="16"/>
-              </w:rPr>
-              <w:t>Artek Industries (FI)</w:t>
-            </w:r>
-          </w:p>
-        </w:tc>
-        <w:tc>
-          <w:tcPr>
-            <w:tcW w:type="dxa" w:w="1881"/>
-          </w:tcPr>
-          <w:p>
-            <w:r>
-              <w:rPr>
-                <w:sz w:val="16"/>
-              </w:rPr>
-              <w:t>Milieu de gamme</w:t>
-            </w:r>
-          </w:p>
-        </w:tc>
-        <w:tc>
-          <w:tcPr>
-            <w:tcW w:type="dxa" w:w="1881"/>
-          </w:tcPr>
-          <w:p>
-            <w:r>
-              <w:rPr>
-                <w:sz w:val="16"/>
-              </w:rPr>
-              <w:t>Limitée</w:t>
-            </w:r>
-          </w:p>
-        </w:tc>
-        <w:tc>
-          <w:tcPr>
-            <w:tcW w:type="dxa" w:w="1881"/>
-          </w:tcPr>
-          <w:p>
-            <w:r>
-              <w:rPr>
-                <w:sz w:val="16"/>
-              </w:rPr>
-              <w:t>Via négoce</w:t>
+              <w:t>-14 % vs 2023, -31 % à Bruxelles (Embuild)</w:t>
             </w:r>
           </w:p>
         </w:tc>
@@ -3551,66 +1541,109 @@
       <w:tr>
         <w:tc>
           <w:tcPr>
-            <w:tcW w:type="dxa" w:w="1881"/>
+            <w:tcW w:type="dxa" w:w="4703"/>
           </w:tcPr>
           <w:p>
             <w:r>
-              <w:rPr>
-                <w:sz w:val="16"/>
-              </w:rPr>
-              <w:t>Jacob Delafon</w:t>
+              <w:t>Parc immobilier à rénover 2050</w:t>
             </w:r>
           </w:p>
         </w:tc>
         <w:tc>
           <w:tcPr>
-            <w:tcW w:type="dxa" w:w="1881"/>
+            <w:tcW w:type="dxa" w:w="4703"/>
           </w:tcPr>
           <w:p>
             <w:r>
-              <w:rPr>
-                <w:sz w:val="16"/>
-              </w:rPr>
-              <w:t>Kohler (US)</w:t>
+              <w:t>80 % des bâtiments (Embuild)</w:t>
+            </w:r>
+          </w:p>
+        </w:tc>
+      </w:tr>
+      <w:tr>
+        <w:tc>
+          <w:tcPr>
+            <w:tcW w:type="dxa" w:w="4703"/>
+          </w:tcPr>
+          <w:p>
+            <w:r>
+              <w:t>Coût rénovation totale Belgique</w:t>
             </w:r>
           </w:p>
         </w:tc>
         <w:tc>
           <w:tcPr>
-            <w:tcW w:type="dxa" w:w="1881"/>
+            <w:tcW w:type="dxa" w:w="4703"/>
           </w:tcPr>
           <w:p>
             <w:r>
-              <w:rPr>
-                <w:sz w:val="16"/>
-              </w:rPr>
-              <w:t>Milieu de gamme</w:t>
+              <w:t>350 Md€ (BNB)</w:t>
+            </w:r>
+          </w:p>
+        </w:tc>
+      </w:tr>
+      <w:tr>
+        <w:tc>
+          <w:tcPr>
+            <w:tcW w:type="dxa" w:w="4703"/>
+          </w:tcPr>
+          <w:p>
+            <w:r>
+              <w:t>Taux de faillites BTP</w:t>
             </w:r>
           </w:p>
         </w:tc>
         <w:tc>
           <w:tcPr>
-            <w:tcW w:type="dxa" w:w="1881"/>
+            <w:tcW w:type="dxa" w:w="4703"/>
           </w:tcPr>
           <w:p>
             <w:r>
-              <w:rPr>
-                <w:sz w:val="16"/>
-              </w:rPr>
-              <w:t>Résidentiel principalement</w:t>
+              <w:t>+10 % vs pré-COVID (Coface 2025)</w:t>
+            </w:r>
+          </w:p>
+        </w:tc>
+      </w:tr>
+      <w:tr>
+        <w:tc>
+          <w:tcPr>
+            <w:tcW w:type="dxa" w:w="4703"/>
+          </w:tcPr>
+          <w:p>
+            <w:r>
+              <w:t>CAGR construction 2025-2029</w:t>
             </w:r>
           </w:p>
         </w:tc>
         <w:tc>
           <w:tcPr>
-            <w:tcW w:type="dxa" w:w="1881"/>
+            <w:tcW w:type="dxa" w:w="4703"/>
           </w:tcPr>
           <w:p>
             <w:r>
-              <w:rPr>
-                <w:sz w:val="16"/>
-              </w:rPr>
-              <w:t>Distribution nationale</w:t>
+              <w:t>2,9 % (ConsTrack360)</w:t>
+            </w:r>
+          </w:p>
+        </w:tc>
+      </w:tr>
+      <w:tr>
+        <w:tc>
+          <w:tcPr>
+            <w:tcW w:type="dxa" w:w="4703"/>
+          </w:tcPr>
+          <w:p>
+            <w:r>
+              <w:t>Marché 2029 projeté</w:t>
+            </w:r>
+          </w:p>
+        </w:tc>
+        <w:tc>
+          <w:tcPr>
+            <w:tcW w:type="dxa" w:w="4703"/>
+          </w:tcPr>
+          <w:p>
+            <w:r>
+              <w:t>37,5 Md€ (ConsTrack360)</w:t>
             </w:r>
           </w:p>
         </w:tc>
@@ -3619,13 +1652,13 @@
     <w:p/>
     <w:p>
       <w:pPr>
-        <w:pStyle w:val="Heading1"/>
+        <w:pStyle w:val="Heading2"/>
       </w:pPr>
       <w:r>
         <w:rPr>
           <w:color w:val="1F497D"/>
         </w:rPr>
-        <w:t>ANNEXE 6 — NORMES DÉTAILLÉES ROBINETTERIE BELGIQUE</w:t>
+        <w:t>B3. Delabie Benelux — fiche détaillée</w:t>
       </w:r>
     </w:p>
     <w:tbl>
@@ -3635,65 +1668,33 @@
         <w:tblLook w:firstColumn="1" w:firstRow="1" w:lastColumn="0" w:lastRow="0" w:noHBand="0" w:noVBand="1" w:val="04A0"/>
       </w:tblPr>
       <w:tblGrid>
-        <w:gridCol w:w="2351"/>
-        <w:gridCol w:w="2351"/>
-        <w:gridCol w:w="2351"/>
-        <w:gridCol w:w="2351"/>
+        <w:gridCol w:w="4703"/>
+        <w:gridCol w:w="4703"/>
       </w:tblGrid>
       <w:tr>
         <w:tc>
           <w:tcPr>
-            <w:tcW w:type="dxa" w:w="2351"/>
+            <w:tcW w:type="dxa" w:w="4703"/>
           </w:tcPr>
           <w:p>
             <w:r>
               <w:rPr>
                 <w:b/>
-                <w:sz w:val="18"/>
               </w:rPr>
-              <w:t>Norme</w:t>
+              <w:t>Paramètre</w:t>
             </w:r>
           </w:p>
         </w:tc>
         <w:tc>
           <w:tcPr>
-            <w:tcW w:type="dxa" w:w="2351"/>
+            <w:tcW w:type="dxa" w:w="4703"/>
           </w:tcPr>
           <w:p>
             <w:r>
               <w:rPr>
                 <w:b/>
-                <w:sz w:val="18"/>
               </w:rPr>
-              <w:t>Objet</w:t>
-            </w:r>
-          </w:p>
-        </w:tc>
-        <w:tc>
-          <w:tcPr>
-            <w:tcW w:type="dxa" w:w="2351"/>
-          </w:tcPr>
-          <w:p>
-            <w:r>
-              <w:rPr>
-                <w:b/>
-                <w:sz w:val="18"/>
-              </w:rPr>
-              <w:t>Date</w:t>
-            </w:r>
-          </w:p>
-        </w:tc>
-        <w:tc>
-          <w:tcPr>
-            <w:tcW w:type="dxa" w:w="2351"/>
-          </w:tcPr>
-          <w:p>
-            <w:r>
-              <w:rPr>
-                <w:b/>
-                <w:sz w:val="18"/>
-              </w:rPr>
-              <w:t>Applicabilité Presto</w:t>
+              <w:t>Valeur</w:t>
             </w:r>
           </w:p>
         </w:tc>
@@ -3701,53 +1702,21 @@
       <w:tr>
         <w:tc>
           <w:tcPr>
-            <w:tcW w:type="dxa" w:w="2351"/>
+            <w:tcW w:type="dxa" w:w="4703"/>
           </w:tcPr>
           <w:p>
             <w:r>
-              <w:rPr>
-                <w:sz w:val="16"/>
-              </w:rPr>
-              <w:t>NBN EN 816</w:t>
+              <w:t>Raison sociale</w:t>
             </w:r>
           </w:p>
         </w:tc>
         <w:tc>
           <w:tcPr>
-            <w:tcW w:type="dxa" w:w="2351"/>
+            <w:tcW w:type="dxa" w:w="4703"/>
           </w:tcPr>
           <w:p>
             <w:r>
-              <w:rPr>
-                <w:sz w:val="16"/>
-              </w:rPr>
-              <w:t>Robinets à fermeture automatique PN 10</w:t>
-            </w:r>
-          </w:p>
-        </w:tc>
-        <w:tc>
-          <w:tcPr>
-            <w:tcW w:type="dxa" w:w="2351"/>
-          </w:tcPr>
-          <w:p>
-            <w:r>
-              <w:rPr>
-                <w:sz w:val="16"/>
-              </w:rPr>
-              <w:t>1996 (harmonisée)</w:t>
-            </w:r>
-          </w:p>
-        </w:tc>
-        <w:tc>
-          <w:tcPr>
-            <w:tcW w:type="dxa" w:w="2351"/>
-          </w:tcPr>
-          <w:p>
-            <w:r>
-              <w:rPr>
-                <w:sz w:val="16"/>
-              </w:rPr>
-              <w:t>Cœur gamme temporisateurs — critique</w:t>
+              <w:t>Delabie Benelux SRL</w:t>
             </w:r>
           </w:p>
         </w:tc>
@@ -3755,53 +1724,21 @@
       <w:tr>
         <w:tc>
           <w:tcPr>
-            <w:tcW w:type="dxa" w:w="2351"/>
+            <w:tcW w:type="dxa" w:w="4703"/>
           </w:tcPr>
           <w:p>
             <w:r>
-              <w:rPr>
-                <w:sz w:val="16"/>
-              </w:rPr>
-              <w:t>NBN EN 817</w:t>
+              <w:t>Numéro BCE</w:t>
             </w:r>
           </w:p>
         </w:tc>
         <w:tc>
           <w:tcPr>
-            <w:tcW w:type="dxa" w:w="2351"/>
+            <w:tcW w:type="dxa" w:w="4703"/>
           </w:tcPr>
           <w:p>
             <w:r>
-              <w:rPr>
-                <w:sz w:val="16"/>
-              </w:rPr>
-              <w:t>Mitigeurs mécaniques PN 10</w:t>
-            </w:r>
-          </w:p>
-        </w:tc>
-        <w:tc>
-          <w:tcPr>
-            <w:tcW w:type="dxa" w:w="2351"/>
-          </w:tcPr>
-          <w:p>
-            <w:r>
-              <w:rPr>
-                <w:sz w:val="16"/>
-              </w:rPr>
-              <w:t>2008 (harmonisée)</w:t>
-            </w:r>
-          </w:p>
-        </w:tc>
-        <w:tc>
-          <w:tcPr>
-            <w:tcW w:type="dxa" w:w="2351"/>
-          </w:tcPr>
-          <w:p>
-            <w:r>
-              <w:rPr>
-                <w:sz w:val="16"/>
-              </w:rPr>
-              <w:t>Gamme mitigeurs collectifs</w:t>
+              <w:t>BE 0501.668.657</w:t>
             </w:r>
           </w:p>
         </w:tc>
@@ -3809,53 +1746,21 @@
       <w:tr>
         <w:tc>
           <w:tcPr>
-            <w:tcW w:type="dxa" w:w="2351"/>
+            <w:tcW w:type="dxa" w:w="4703"/>
           </w:tcPr>
           <w:p>
             <w:r>
-              <w:rPr>
-                <w:sz w:val="16"/>
-              </w:rPr>
-              <w:t>NBN EN 200</w:t>
+              <w:t>Siège</w:t>
             </w:r>
           </w:p>
         </w:tc>
         <w:tc>
           <w:tcPr>
-            <w:tcW w:type="dxa" w:w="2351"/>
+            <w:tcW w:type="dxa" w:w="4703"/>
           </w:tcPr>
           <w:p>
             <w:r>
-              <w:rPr>
-                <w:sz w:val="16"/>
-              </w:rPr>
-              <w:t>Robinetterie sanitaire domestique PN 10</w:t>
-            </w:r>
-          </w:p>
-        </w:tc>
-        <w:tc>
-          <w:tcPr>
-            <w:tcW w:type="dxa" w:w="2351"/>
-          </w:tcPr>
-          <w:p>
-            <w:r>
-              <w:rPr>
-                <w:sz w:val="16"/>
-              </w:rPr>
-              <w:t>harmonisée</w:t>
-            </w:r>
-          </w:p>
-        </w:tc>
-        <w:tc>
-          <w:tcPr>
-            <w:tcW w:type="dxa" w:w="2351"/>
-          </w:tcPr>
-          <w:p>
-            <w:r>
-              <w:rPr>
-                <w:sz w:val="16"/>
-              </w:rPr>
-              <w:t>Résidentiel — secondaire</w:t>
+              <w:t>Sint-Pieters-Leeuw (1600), Flandre (périphérie Bruxelles)</w:t>
             </w:r>
           </w:p>
         </w:tc>
@@ -3863,53 +1768,21 @@
       <w:tr>
         <w:tc>
           <w:tcPr>
-            <w:tcW w:type="dxa" w:w="2351"/>
+            <w:tcW w:type="dxa" w:w="4703"/>
           </w:tcPr>
           <w:p>
             <w:r>
-              <w:rPr>
-                <w:sz w:val="16"/>
-              </w:rPr>
-              <w:t>NBN EN 1111</w:t>
+              <w:t>Création</w:t>
             </w:r>
           </w:p>
         </w:tc>
         <w:tc>
           <w:tcPr>
-            <w:tcW w:type="dxa" w:w="2351"/>
+            <w:tcW w:type="dxa" w:w="4703"/>
           </w:tcPr>
           <w:p>
             <w:r>
-              <w:rPr>
-                <w:sz w:val="16"/>
-              </w:rPr>
-              <w:t>Mitigeurs thermostatiques (PN 10)</w:t>
-            </w:r>
-          </w:p>
-        </w:tc>
-        <w:tc>
-          <w:tcPr>
-            <w:tcW w:type="dxa" w:w="2351"/>
-          </w:tcPr>
-          <w:p>
-            <w:r>
-              <w:rPr>
-                <w:sz w:val="16"/>
-              </w:rPr>
-              <w:t>harmonisée</w:t>
-            </w:r>
-          </w:p>
-        </w:tc>
-        <w:tc>
-          <w:tcPr>
-            <w:tcW w:type="dxa" w:w="2351"/>
-          </w:tcPr>
-          <w:p>
-            <w:r>
-              <w:rPr>
-                <w:sz w:val="16"/>
-              </w:rPr>
-              <w:t>Gamme thermostatique — pertinent santé</w:t>
+              <w:t>2013 (acquisition BSC Belgium)</w:t>
             </w:r>
           </w:p>
         </w:tc>
@@ -3917,53 +1790,21 @@
       <w:tr>
         <w:tc>
           <w:tcPr>
-            <w:tcW w:type="dxa" w:w="2351"/>
+            <w:tcW w:type="dxa" w:w="4703"/>
           </w:tcPr>
           <w:p>
             <w:r>
-              <w:rPr>
-                <w:sz w:val="16"/>
-              </w:rPr>
-              <w:t>Marquage CE</w:t>
+              <w:t>CA Belgique</w:t>
             </w:r>
           </w:p>
         </w:tc>
         <w:tc>
           <w:tcPr>
-            <w:tcW w:type="dxa" w:w="2351"/>
+            <w:tcW w:type="dxa" w:w="4703"/>
           </w:tcPr>
           <w:p>
             <w:r>
-              <w:rPr>
-                <w:sz w:val="16"/>
-              </w:rPr>
-              <w:t>Obligatoire mise sur marché UE</w:t>
-            </w:r>
-          </w:p>
-        </w:tc>
-        <w:tc>
-          <w:tcPr>
-            <w:tcW w:type="dxa" w:w="2351"/>
-          </w:tcPr>
-          <w:p>
-            <w:r>
-              <w:rPr>
-                <w:sz w:val="16"/>
-              </w:rPr>
-              <w:t>Permanent</w:t>
-            </w:r>
-          </w:p>
-        </w:tc>
-        <w:tc>
-          <w:tcPr>
-            <w:tcW w:type="dxa" w:w="2351"/>
-          </w:tcPr>
-          <w:p>
-            <w:r>
-              <w:rPr>
-                <w:sz w:val="16"/>
-              </w:rPr>
-              <w:t>Condition sine qua non</w:t>
+              <w:t>12 920 574 € (Trendstop/Le Vif — date non précisée)</w:t>
             </w:r>
           </w:p>
         </w:tc>
@@ -3971,58 +1812,429 @@
       <w:tr>
         <w:tc>
           <w:tcPr>
-            <w:tcW w:type="dxa" w:w="2351"/>
+            <w:tcW w:type="dxa" w:w="4703"/>
           </w:tcPr>
           <w:p>
             <w:r>
-              <w:rPr>
-                <w:sz w:val="16"/>
-              </w:rPr>
-              <w:t>NF Robinetterie (NF077)</w:t>
+              <w:t>Rang sectoriel (sanitaire fab.)</w:t>
             </w:r>
           </w:p>
         </w:tc>
         <w:tc>
           <w:tcPr>
-            <w:tcW w:type="dxa" w:w="2351"/>
+            <w:tcW w:type="dxa" w:w="4703"/>
           </w:tcPr>
           <w:p>
             <w:r>
-              <w:rPr>
-                <w:sz w:val="16"/>
-              </w:rPr>
-              <w:t>Certification française valorisée en BE</w:t>
+              <w:t>30e en Belgique</w:t>
+            </w:r>
+          </w:p>
+        </w:tc>
+      </w:tr>
+      <w:tr>
+        <w:tc>
+          <w:tcPr>
+            <w:tcW w:type="dxa" w:w="4703"/>
+          </w:tcPr>
+          <w:p>
+            <w:r>
+              <w:t>Groupe Delabie CA total</w:t>
             </w:r>
           </w:p>
         </w:tc>
         <w:tc>
           <w:tcPr>
-            <w:tcW w:type="dxa" w:w="2351"/>
+            <w:tcW w:type="dxa" w:w="4703"/>
           </w:tcPr>
           <w:p>
             <w:r>
-              <w:rPr>
-                <w:sz w:val="16"/>
-              </w:rPr>
-              <w:t>Permanente</w:t>
+              <w:t>Non publié (groupe familial non coté)</w:t>
+            </w:r>
+          </w:p>
+        </w:tc>
+      </w:tr>
+      <w:tr>
+        <w:tc>
+          <w:tcPr>
+            <w:tcW w:type="dxa" w:w="4703"/>
+          </w:tcPr>
+          <w:p>
+            <w:r>
+              <w:t>Effectifs groupe</w:t>
             </w:r>
           </w:p>
         </w:tc>
         <w:tc>
           <w:tcPr>
-            <w:tcW w:type="dxa" w:w="2351"/>
+            <w:tcW w:type="dxa" w:w="4703"/>
           </w:tcPr>
           <w:p>
             <w:r>
-              <w:rPr>
-                <w:sz w:val="16"/>
-              </w:rPr>
-              <w:t>Déjà détenue par Presto — avantage</w:t>
+              <w:t>400-450 salariés (250 en France à Friville-Escarbotin)</w:t>
+            </w:r>
+          </w:p>
+        </w:tc>
+      </w:tr>
+      <w:tr>
+        <w:tc>
+          <w:tcPr>
+            <w:tcW w:type="dxa" w:w="4703"/>
+          </w:tcPr>
+          <w:p>
+            <w:r>
+              <w:t>Export groupe</w:t>
+            </w:r>
+          </w:p>
+        </w:tc>
+        <w:tc>
+          <w:tcPr>
+            <w:tcW w:type="dxa" w:w="4703"/>
+          </w:tcPr>
+          <w:p>
+            <w:r>
+              <w:t>40 % du CA, 90+ pays</w:t>
+            </w:r>
+          </w:p>
+        </w:tc>
+      </w:tr>
+      <w:tr>
+        <w:tc>
+          <w:tcPr>
+            <w:tcW w:type="dxa" w:w="4703"/>
+          </w:tcPr>
+          <w:p>
+            <w:r>
+              <w:t>PDM France collectivités</w:t>
+            </w:r>
+          </w:p>
+        </w:tc>
+        <w:tc>
+          <w:tcPr>
+            <w:tcW w:type="dxa" w:w="4703"/>
+          </w:tcPr>
+          <w:p>
+            <w:r>
+              <w:t>~65 % (source interne Presto)</w:t>
+            </w:r>
+          </w:p>
+        </w:tc>
+      </w:tr>
+      <w:tr>
+        <w:tc>
+          <w:tcPr>
+            <w:tcW w:type="dxa" w:w="4703"/>
+          </w:tcPr>
+          <w:p>
+            <w:r>
+              <w:t>PDM France hospitalier</w:t>
+            </w:r>
+          </w:p>
+        </w:tc>
+        <w:tc>
+          <w:tcPr>
+            <w:tcW w:type="dxa" w:w="4703"/>
+          </w:tcPr>
+          <w:p>
+            <w:r>
+              <w:t>~90 % (source interne Presto)</w:t>
+            </w:r>
+          </w:p>
+        </w:tc>
+      </w:tr>
+      <w:tr>
+        <w:tc>
+          <w:tcPr>
+            <w:tcW w:type="dxa" w:w="4703"/>
+          </w:tcPr>
+          <w:p>
+            <w:r>
+              <w:t>Site Benelux</w:t>
+            </w:r>
+          </w:p>
+        </w:tc>
+        <w:tc>
+          <w:tcPr>
+            <w:tcW w:type="dxa" w:w="4703"/>
+          </w:tcPr>
+          <w:p>
+            <w:r>
+              <w:t>delabiebenelux.com</w:t>
             </w:r>
           </w:p>
         </w:tc>
       </w:tr>
     </w:tbl>
+    <w:p/>
+    <w:p>
+      <w:pPr>
+        <w:pStyle w:val="Heading2"/>
+      </w:pPr>
+      <w:r>
+        <w:rPr>
+          <w:color w:val="1F497D"/>
+        </w:rPr>
+        <w:t>B4. Réglementation eau potable en Belgique — synthèse</w:t>
+      </w:r>
+    </w:p>
+    <w:p>
+      <w:pPr>
+        <w:pStyle w:val="ListBullet"/>
+        <w:ind w:left="360"/>
+      </w:pPr>
+      <w:r>
+        <w:t>Compétence régionale : 3 régions (Flandre, Wallonie, Bruxelles) avec leurs propres réglementations, alignées sur la Directive UE 2020/2184.</w:t>
+      </w:r>
+    </w:p>
+    <w:p>
+      <w:pPr>
+        <w:pStyle w:val="ListBullet"/>
+        <w:ind w:left="360"/>
+      </w:pPr>
+      <w:r>
+        <w:t>HYDROCHECK/BELGAQUA : tout matériau ou dispositif en contact avec l'eau potable doit être certifié pour être référencé par les distributeurs d'eau belges. Certificat valable 5 ans max.</w:t>
+      </w:r>
+    </w:p>
+    <w:p>
+      <w:pPr>
+        <w:pStyle w:val="ListBullet"/>
+        <w:ind w:left="360"/>
+      </w:pPr>
+      <w:r>
+        <w:t>Clapets anti-retour : certifiés selon NBN EN 1717 (BELGAQUA).</w:t>
+      </w:r>
+    </w:p>
+    <w:p>
+      <w:pPr>
+        <w:pStyle w:val="ListBullet"/>
+        <w:ind w:left="360"/>
+      </w:pPr>
+      <w:r>
+        <w:t>EUPL 2026 : nouvelles listes positives européennes actives au 31/12/2026. Approbations nationales antérieures (dont ACS France) valides jusqu'au 31/12/2032.</w:t>
+      </w:r>
+    </w:p>
+    <w:p>
+      <w:pPr>
+        <w:pStyle w:val="ListBullet"/>
+        <w:ind w:left="360"/>
+      </w:pPr>
+      <w:r>
+        <w:t>Marchés publics : références au Répertoire BELGAQUA dans les cahiers des charges — obligation contractuelle de fait.</w:t>
+      </w:r>
+    </w:p>
+    <w:p>
+      <w:pPr>
+        <w:pStyle w:val="ListBullet"/>
+        <w:ind w:left="360"/>
+      </w:pPr>
+      <w:r>
+        <w:t>Contrôles eau Wallonie : fréquence définie par volume produit. Résultats annuels transmis au SPW ARNE avant fin Q1 de l'année suivante.</w:t>
+      </w:r>
+    </w:p>
+    <w:p>
+      <w:pPr>
+        <w:pStyle w:val="Heading2"/>
+      </w:pPr>
+      <w:r>
+        <w:rPr>
+          <w:color w:val="1F497D"/>
+        </w:rPr>
+        <w:t>B5. Programmes publics clés impactant la robinetterie ERP</w:t>
+      </w:r>
+    </w:p>
+    <w:tbl>
+      <w:tblPr>
+        <w:tblStyle w:val="TableGrid"/>
+        <w:tblW w:type="auto" w:w="0"/>
+        <w:tblLook w:firstColumn="1" w:firstRow="1" w:lastColumn="0" w:lastRow="0" w:noHBand="0" w:noVBand="1" w:val="04A0"/>
+      </w:tblPr>
+      <w:tblGrid>
+        <w:gridCol w:w="4703"/>
+        <w:gridCol w:w="4703"/>
+      </w:tblGrid>
+      <w:tr>
+        <w:tc>
+          <w:tcPr>
+            <w:tcW w:type="dxa" w:w="4703"/>
+          </w:tcPr>
+          <w:p>
+            <w:r>
+              <w:rPr>
+                <w:b/>
+              </w:rPr>
+              <w:t>Programme</w:t>
+            </w:r>
+          </w:p>
+        </w:tc>
+        <w:tc>
+          <w:tcPr>
+            <w:tcW w:type="dxa" w:w="4703"/>
+          </w:tcPr>
+          <w:p>
+            <w:r>
+              <w:rPr>
+                <w:b/>
+              </w:rPr>
+              <w:t>Impact ERP</w:t>
+            </w:r>
+          </w:p>
+        </w:tc>
+      </w:tr>
+      <w:tr>
+        <w:tc>
+          <w:tcPr>
+            <w:tcW w:type="dxa" w:w="4703"/>
+          </w:tcPr>
+          <w:p>
+            <w:r>
+              <w:t>PLAGE (Flandre)</w:t>
+            </w:r>
+          </w:p>
+        </w:tc>
+        <w:tc>
+          <w:tcPr>
+            <w:tcW w:type="dxa" w:w="4703"/>
+          </w:tcPr>
+          <w:p>
+            <w:r>
+              <w:t>Économie d'énergie dans bâtiments publics — impose économiseurs d'eau certifiés</w:t>
+            </w:r>
+          </w:p>
+        </w:tc>
+      </w:tr>
+      <w:tr>
+        <w:tc>
+          <w:tcPr>
+            <w:tcW w:type="dxa" w:w="4703"/>
+          </w:tcPr>
+          <w:p>
+            <w:r>
+              <w:t>UREBA (Wallonie)</w:t>
+            </w:r>
+          </w:p>
+        </w:tc>
+        <w:tc>
+          <w:tcPr>
+            <w:tcW w:type="dxa" w:w="4703"/>
+          </w:tcPr>
+          <w:p>
+            <w:r>
+              <w:t>Rénovation énergétique bâtiments publics — subventions conditionnées à des équipements certifiés</w:t>
+            </w:r>
+          </w:p>
+        </w:tc>
+      </w:tr>
+      <w:tr>
+        <w:tc>
+          <w:tcPr>
+            <w:tcW w:type="dxa" w:w="4703"/>
+          </w:tcPr>
+          <w:p>
+            <w:r>
+              <w:t>Plan Hôpitaux Wallonie</w:t>
+            </w:r>
+          </w:p>
+        </w:tc>
+        <w:tc>
+          <w:tcPr>
+            <w:tcW w:type="dxa" w:w="4703"/>
+          </w:tcPr>
+          <w:p>
+            <w:r>
+              <w:t>1,9 Md€ sur 2024-2028 pour 49 établissements</w:t>
+            </w:r>
+          </w:p>
+        </w:tc>
+      </w:tr>
+      <w:tr>
+        <w:tc>
+          <w:tcPr>
+            <w:tcW w:type="dxa" w:w="4703"/>
+          </w:tcPr>
+          <w:p>
+            <w:r>
+              <w:t>Scholen van Morgen/Vlaanderen (Flandre)</w:t>
+            </w:r>
+          </w:p>
+        </w:tc>
+        <w:tc>
+          <w:tcPr>
+            <w:tcW w:type="dxa" w:w="4703"/>
+          </w:tcPr>
+          <w:p>
+            <w:r>
+              <w:t>PPP écoles — budgets record débloqués (part de 3,2 Md€ global)</w:t>
+            </w:r>
+          </w:p>
+        </w:tc>
+      </w:tr>
+      <w:tr>
+        <w:tc>
+          <w:tcPr>
+            <w:tcW w:type="dxa" w:w="4703"/>
+          </w:tcPr>
+          <w:p>
+            <w:r>
+              <w:t>Plan Maître III Prisons</w:t>
+            </w:r>
+          </w:p>
+        </w:tc>
+        <w:tc>
+          <w:tcPr>
+            <w:tcW w:type="dxa" w:w="4703"/>
+          </w:tcPr>
+          <w:p>
+            <w:r>
+              <w:t>4 nouvelles prisons + rénovations = marché anti-vandalisme captif</w:t>
+            </w:r>
+          </w:p>
+        </w:tc>
+      </w:tr>
+      <w:tr>
+        <w:tc>
+          <w:tcPr>
+            <w:tcW w:type="dxa" w:w="4703"/>
+          </w:tcPr>
+          <w:p>
+            <w:r>
+              <w:t>Brussels Sports</w:t>
+            </w:r>
+          </w:p>
+        </w:tc>
+        <w:tc>
+          <w:tcPr>
+            <w:tcW w:type="dxa" w:w="4703"/>
+          </w:tcPr>
+          <w:p>
+            <w:r>
+              <w:t>43 M€ nouvelles infrastructures sportives</w:t>
+            </w:r>
+          </w:p>
+        </w:tc>
+      </w:tr>
+      <w:tr>
+        <w:tc>
+          <w:tcPr>
+            <w:tcW w:type="dxa" w:w="4703"/>
+          </w:tcPr>
+          <w:p>
+            <w:r>
+              <w:t>Infrasports Wallonie</w:t>
+            </w:r>
+          </w:p>
+        </w:tc>
+        <w:tc>
+          <w:tcPr>
+            <w:tcW w:type="dxa" w:w="4703"/>
+          </w:tcPr>
+          <w:p>
+            <w:r>
+              <w:t>29 M€ Q2 2024 seul</w:t>
+            </w:r>
+          </w:p>
+        </w:tc>
+      </w:tr>
+    </w:tbl>
+    <w:p/>
     <w:sectPr>
       <w:pgSz w:w="12240" w:h="15840"/>
       <w:pgMar w:top="1134" w:right="1417" w:bottom="1134" w:left="1417" w:header="720" w:footer="720" w:gutter="0"/>

--- a/pays/belgique/outputs/MAB_Belgique_Annexes.docx
+++ b/pays/belgique/outputs/MAB_Belgique_Annexes.docx
@@ -8,7 +8,7 @@
         <w:jc w:val="center"/>
       </w:pPr>
       <w:r>
-        <w:t>MAB BELGIQUE — Annexes &amp; Sources</w:t>
+        <w:t>MAB BELGIQUE — ANNEXES &amp; SOURCES</w:t>
       </w:r>
     </w:p>
     <w:p>
@@ -16,7 +16,10 @@
         <w:jc w:val="center"/>
       </w:pPr>
       <w:r>
-        <w:t>Les Robinets Presto — Usage interne confidentiel — Juin 2026</w:t>
+        <w:rPr>
+          <w:sz w:val="22"/>
+        </w:rPr>
+        <w:t>Sources complètes, données brutes et compléments</w:t>
       </w:r>
     </w:p>
     <w:p/>
@@ -26,1075 +29,2471 @@
       </w:pPr>
       <w:r>
         <w:rPr>
+          <w:rFonts w:ascii="Calibri" w:hAnsi="Calibri"/>
           <w:color w:val="1F497D"/>
         </w:rPr>
-        <w:t>ANNEXE A — Sources utilisées</w:t>
+        <w:t>ANNEXE 1 — LISTE DES SOURCES UTILISÉES</w:t>
       </w:r>
     </w:p>
     <w:p>
       <w:r>
-        <w:t>Toutes les URL ont été consultées en juin 2026.</w:t>
+        <w:t>Toutes les sources consultées pour la production de MAB_Belgique_Etude.docx :</w:t>
       </w:r>
     </w:p>
     <w:p/>
     <w:p>
       <w:pPr>
-        <w:pStyle w:val="Heading2"/>
+        <w:pStyle w:val="ListNumber"/>
       </w:pPr>
       <w:r>
         <w:rPr>
-          <w:color w:val="1F497D"/>
+          <w:b/>
+          <w:sz w:val="18"/>
         </w:rPr>
-        <w:t>Partie 1 — Contexte pays</w:t>
+        <w:t>[1] Direction Générale du Trésor FR — Fiche Belgique (2025)</w:t>
       </w:r>
     </w:p>
     <w:p>
       <w:r>
         <w:rPr>
-          <w:b w:val="0"/>
-        </w:rPr>
-        <w:t>• Coface — Fiche risque pays Belgique 2025</w:t>
-      </w:r>
-      <w:r>
-        <w:rPr>
+          <w:color w:val="0056A2"/>
           <w:sz w:val="16"/>
         </w:rPr>
-        <w:br/>
-        <w:t xml:space="preserve">  https://www.coface.com/fr/actualites-economie-conseils-d-experts/tableau-de-bord-des-risques-economiques/fiches-risques-pays/belgique</w:t>
+        <w:t xml:space="preserve">    URL : https://www.tresor.economie.gouv.fr/Pays/BE/situation-economique-et-financiere-de-la-belgique</w:t>
       </w:r>
     </w:p>
     <w:p>
       <w:r>
         <w:rPr>
-          <w:b w:val="0"/>
+          <w:i/>
+          <w:sz w:val="16"/>
         </w:rPr>
-        <w:t>• SPF Économie — Perspectives macroéconomiques Belgique 2025</w:t>
+        <w:t xml:space="preserve">    Langue : Français | Consulté : Juin 2026</w:t>
       </w:r>
+    </w:p>
+    <w:p>
+      <w:pPr>
+        <w:pStyle w:val="ListNumber"/>
+      </w:pPr>
       <w:r>
         <w:rPr>
-          <w:sz w:val="16"/>
+          <w:b/>
+          <w:sz w:val="18"/>
         </w:rPr>
-        <w:br/>
-        <w:t xml:space="preserve">  https://economie.fgov.be</w:t>
+        <w:t>[2] Worldometer — Population Belgique (2026)</w:t>
       </w:r>
     </w:p>
     <w:p>
       <w:r>
         <w:rPr>
-          <w:b w:val="0"/>
-        </w:rPr>
-        <w:t>• DG Trésor — Relations bilatérales France-Belgique 2025</w:t>
-      </w:r>
-      <w:r>
-        <w:rPr>
+          <w:color w:val="0056A2"/>
           <w:sz w:val="16"/>
         </w:rPr>
-        <w:br/>
-        <w:t xml:space="preserve">  https://www.tresor.economie.gouv.fr/Pays/BE/relations-bilaterales</w:t>
+        <w:t xml:space="preserve">    URL : https://www.worldometers.info/fr/population-mondiale/belgique-population/</w:t>
       </w:r>
     </w:p>
     <w:p>
       <w:r>
         <w:rPr>
-          <w:b w:val="0"/>
+          <w:i/>
+          <w:sz w:val="16"/>
         </w:rPr>
-        <w:t>• Banque Nationale de Belgique (BNB) — IDE 2024</w:t>
+        <w:t xml:space="preserve">    Langue : Français | Consulté : Juin 2026</w:t>
       </w:r>
+    </w:p>
+    <w:p>
+      <w:pPr>
+        <w:pStyle w:val="ListNumber"/>
+      </w:pPr>
       <w:r>
         <w:rPr>
-          <w:sz w:val="16"/>
+          <w:b/>
+          <w:sz w:val="18"/>
         </w:rPr>
-        <w:br/>
-        <w:t xml:space="preserve">  https://www.nbb.be</w:t>
+        <w:t>[3] Banque Nationale de Belgique — Projections macroéconomiques</w:t>
       </w:r>
     </w:p>
     <w:p>
       <w:r>
         <w:rPr>
-          <w:b w:val="0"/>
-        </w:rPr>
-        <w:t>• Worldometer — PIB/hab France et Belgique 2025</w:t>
-      </w:r>
-      <w:r>
-        <w:rPr>
+          <w:color w:val="0056A2"/>
           <w:sz w:val="16"/>
         </w:rPr>
-        <w:br/>
-        <w:t xml:space="preserve">  https://www.worldometers.info</w:t>
+        <w:t xml:space="preserve">    URL : https://www.nbb.be/en/publications-research/publications/economic-and-financial-publications/macroeconomic-projections</w:t>
       </w:r>
     </w:p>
     <w:p>
       <w:r>
         <w:rPr>
-          <w:b w:val="0"/>
+          <w:i/>
+          <w:sz w:val="16"/>
         </w:rPr>
-        <w:t>• ITU — Digital Development Dashboard 2025</w:t>
+        <w:t xml:space="preserve">    Langue : Anglais/Français | Consulté : Juin 2026</w:t>
       </w:r>
+    </w:p>
+    <w:p>
+      <w:pPr>
+        <w:pStyle w:val="ListNumber"/>
+      </w:pPr>
       <w:r>
         <w:rPr>
-          <w:sz w:val="16"/>
+          <w:b/>
+          <w:sz w:val="18"/>
         </w:rPr>
-        <w:br/>
-        <w:t xml:space="preserve">  https://www.itu.int</w:t>
+        <w:t>[4] Trésor FR — Relations bilatérales France-Belgique (2025)</w:t>
       </w:r>
     </w:p>
     <w:p>
       <w:r>
         <w:rPr>
-          <w:b w:val="0"/>
-        </w:rPr>
-        <w:t>• Eurostat — R&amp;D Belgique 2024</w:t>
-      </w:r>
-      <w:r>
-        <w:rPr>
+          <w:color w:val="0056A2"/>
           <w:sz w:val="16"/>
         </w:rPr>
-        <w:br/>
-        <w:t xml:space="preserve">  https://ec.europa.eu/eurostat</w:t>
+        <w:t xml:space="preserve">    URL : https://www.tresor.economie.gouv.fr/Pays/BE/relations-bilaterales</w:t>
       </w:r>
     </w:p>
     <w:p>
       <w:r>
         <w:rPr>
-          <w:b w:val="0"/>
-        </w:rPr>
-        <w:t>• EIB — UZ Leuven modernisation 2025</w:t>
-      </w:r>
-      <w:r>
-        <w:rPr>
+          <w:i/>
           <w:sz w:val="16"/>
         </w:rPr>
-        <w:br/>
-        <w:t xml:space="preserve">  https://www.eib.org/en/press/all/2025-027-uz-leuven-gets-support-from-eib-for-modernisation-and-expansion</w:t>
+        <w:t xml:space="preserve">    Langue : Français | Consulté : Juin 2026</w:t>
       </w:r>
     </w:p>
     <w:p>
       <w:pPr>
-        <w:pStyle w:val="Heading2"/>
+        <w:pStyle w:val="ListNumber"/>
       </w:pPr>
       <w:r>
         <w:rPr>
-          <w:color w:val="1F497D"/>
+          <w:b/>
+          <w:sz w:val="18"/>
         </w:rPr>
-        <w:t>Partie 2 — Construction</w:t>
+        <w:t>[5] Ambassade de France en Belgique — Relations économiques</w:t>
       </w:r>
     </w:p>
     <w:p>
       <w:r>
         <w:rPr>
-          <w:b w:val="0"/>
-        </w:rPr>
-        <w:t>• ConsTrack360 / ResearchAndMarkets — Belgium Construction Market 2025</w:t>
-      </w:r>
-      <w:r>
-        <w:rPr>
+          <w:color w:val="0056A2"/>
           <w:sz w:val="16"/>
         </w:rPr>
-        <w:br/>
-        <w:t xml:space="preserve">  https://www.researchandmarkets.com/reports/5938983/belgium-construction-market-size-trends</w:t>
+        <w:t xml:space="preserve">    URL : https://be.ambafrance.org/Relations-economiques-7221</w:t>
       </w:r>
     </w:p>
     <w:p>
       <w:r>
         <w:rPr>
-          <w:b w:val="0"/>
+          <w:i/>
+          <w:sz w:val="16"/>
         </w:rPr>
-        <w:t>• FIEC — Statistical Report Belgium 2024</w:t>
+        <w:t xml:space="preserve">    Langue : Français | Consulté : Juin 2026</w:t>
       </w:r>
+    </w:p>
+    <w:p>
+      <w:pPr>
+        <w:pStyle w:val="ListNumber"/>
+      </w:pPr>
       <w:r>
         <w:rPr>
-          <w:sz w:val="16"/>
+          <w:b/>
+          <w:sz w:val="18"/>
         </w:rPr>
-        <w:br/>
-        <w:t xml:space="preserve">  https://fiec-statistical-report.eu/belgium</w:t>
+        <w:t>[6] DataBridge Market Research — Benelux Construction Market (2024)</w:t>
       </w:r>
     </w:p>
     <w:p>
       <w:r>
         <w:rPr>
-          <w:b w:val="0"/>
-        </w:rPr>
-        <w:t>• Embuild — Secteur construction en recul 2025</w:t>
-      </w:r>
-      <w:r>
-        <w:rPr>
+          <w:color w:val="0056A2"/>
           <w:sz w:val="16"/>
         </w:rPr>
-        <w:br/>
-        <w:t xml:space="preserve">  https://embuild.be/fr/le-secteur-de-la-construction-et-de-l%E2%80%99installation-en-recul-pour-la-quatri%C3%A8me-ann%C3%A9e-cons%C3%A9cutive</w:t>
+        <w:t xml:space="preserve">    URL : https://www.databridgemarketresearch.com/reports/benelux-construction-market</w:t>
       </w:r>
     </w:p>
     <w:p>
       <w:r>
         <w:rPr>
-          <w:b w:val="0"/>
+          <w:i/>
+          <w:sz w:val="16"/>
         </w:rPr>
-        <w:t>• ING Think — Belgian construction sector 2025</w:t>
+        <w:t xml:space="preserve">    Langue : Anglais | Consulté : Juin 2026</w:t>
       </w:r>
+    </w:p>
+    <w:p>
+      <w:pPr>
+        <w:pStyle w:val="ListNumber"/>
+      </w:pPr>
       <w:r>
         <w:rPr>
-          <w:sz w:val="16"/>
+          <w:b/>
+          <w:sz w:val="18"/>
         </w:rPr>
-        <w:br/>
-        <w:t xml:space="preserve">  https://think.ing.com/articles/the-construction-sector-in-belgium-is-expected-to-contribute-to-gdp-growth-in-2025/</w:t>
+        <w:t>[7] Allianz Trade — Analyse secteur construction Belgique 2024</w:t>
       </w:r>
     </w:p>
     <w:p>
       <w:r>
         <w:rPr>
-          <w:b w:val="0"/>
-        </w:rPr>
-        <w:t>• Trading Economics — Belgium Construction GDP</w:t>
-      </w:r>
-      <w:r>
-        <w:rPr>
+          <w:color w:val="0056A2"/>
           <w:sz w:val="16"/>
         </w:rPr>
-        <w:br/>
-        <w:t xml:space="preserve">  https://tradingeconomics.com/belgium/construction-output</w:t>
+        <w:t xml:space="preserve">    URL : https://www.allianz-trade.com/fr_BE/actualites/dernieres-actualites/analyse-secteur-construction.html</w:t>
       </w:r>
     </w:p>
     <w:p>
       <w:r>
         <w:rPr>
-          <w:b w:val="0"/>
+          <w:i/>
+          <w:sz w:val="16"/>
         </w:rPr>
-        <w:t>• Allianz Trade — Analyse secteur construction Belgique 2025</w:t>
+        <w:t xml:space="preserve">    Langue : Français | Consulté : Juin 2026</w:t>
       </w:r>
+    </w:p>
+    <w:p>
+      <w:pPr>
+        <w:pStyle w:val="ListNumber"/>
+      </w:pPr>
       <w:r>
         <w:rPr>
-          <w:sz w:val="16"/>
+          <w:b/>
+          <w:sz w:val="18"/>
         </w:rPr>
-        <w:br/>
-        <w:t xml:space="preserve">  https://www.allianz-trade.com/fr_BE/actualites/dernieres-actualites/risques-sectoriels/secteur-construction.html</w:t>
+        <w:t>[8] Embuild — Secteur construction en recul (2025)</w:t>
       </w:r>
     </w:p>
     <w:p>
       <w:r>
         <w:rPr>
-          <w:b w:val="0"/>
-        </w:rPr>
-        <w:t>• GlobalData — Belgium Construction Market H2 2025</w:t>
-      </w:r>
-      <w:r>
-        <w:rPr>
+          <w:color w:val="0056A2"/>
           <w:sz w:val="16"/>
         </w:rPr>
-        <w:br/>
-        <w:t xml:space="preserve">  https://www.globaldata.com/store/report/belgium-construction-market-analysis/</w:t>
+        <w:t xml:space="preserve">    URL : https://embuild.be/fr/le-secteur-de-la-construction-et-de-l%E2%80%99installation-en-recul-pour-la-quatri%C3%A8me-ann%C3%A9e-cons%C3%A9cutive</w:t>
       </w:r>
     </w:p>
     <w:p>
       <w:r>
         <w:rPr>
-          <w:b w:val="0"/>
-        </w:rPr>
-        <w:t>• KBC — Residential renovations Belgium 2024</w:t>
-      </w:r>
-      <w:r>
-        <w:rPr>
+          <w:i/>
           <w:sz w:val="16"/>
         </w:rPr>
-        <w:br/>
-        <w:t xml:space="preserve">  https://www.kbc.com/en/economics/publications/residential-renovations-in-belgium-at-the-current-pace-we-won-t-make-it.html</w:t>
+        <w:t xml:space="preserve">    Langue : Français | Consulté : Juin 2026</w:t>
       </w:r>
     </w:p>
     <w:p>
       <w:pPr>
-        <w:pStyle w:val="Heading2"/>
+        <w:pStyle w:val="ListNumber"/>
       </w:pPr>
       <w:r>
         <w:rPr>
-          <w:color w:val="1F497D"/>
+          <w:b/>
+          <w:sz w:val="18"/>
         </w:rPr>
-        <w:t>Partie 3 — Construction non-résidentielle</w:t>
+        <w:t>[9] ING Belgique — Perspectives construction 2026</w:t>
       </w:r>
     </w:p>
     <w:p>
       <w:r>
         <w:rPr>
-          <w:b w:val="0"/>
-        </w:rPr>
-        <w:t>• Embuild — Neuf et rénov. non-résidentiel 2024-2025</w:t>
-      </w:r>
-      <w:r>
-        <w:rPr>
+          <w:color w:val="0056A2"/>
           <w:sz w:val="16"/>
         </w:rPr>
-        <w:br/>
-        <w:t xml:space="preserve">  https://embuild.be/fr/le-secteur-de-la-construction-et-de-l%E2%80%99installation-en-recul-pour-la-quatri%C3%A8me-ann%C3%A9e-cons%C3%A9cutive</w:t>
+        <w:t xml:space="preserve">    URL : https://www.ing.be/fr/particuliers/actus/economie-et-marches-financiers/secteur-de-la-construction</w:t>
       </w:r>
     </w:p>
     <w:p>
       <w:r>
         <w:rPr>
-          <w:b w:val="0"/>
+          <w:i/>
+          <w:sz w:val="16"/>
         </w:rPr>
-        <w:t>• FIEC Statistical Report — Belgium 2024</w:t>
+        <w:t xml:space="preserve">    Langue : Français | Consulté : Juin 2026</w:t>
       </w:r>
+    </w:p>
+    <w:p>
+      <w:pPr>
+        <w:pStyle w:val="ListNumber"/>
+      </w:pPr>
       <w:r>
         <w:rPr>
-          <w:sz w:val="16"/>
+          <w:b/>
+          <w:sz w:val="18"/>
         </w:rPr>
-        <w:br/>
-        <w:t xml:space="preserve">  https://fiec-statistical-report.eu/belgium</w:t>
+        <w:t>[10] Techlink — Rétrospective non-résidentielle (2024-2025)</w:t>
       </w:r>
     </w:p>
     <w:p>
       <w:r>
         <w:rPr>
-          <w:b w:val="0"/>
-        </w:rPr>
-        <w:t>• Brussels Times — ZIN Brussels WTC project</w:t>
-      </w:r>
-      <w:r>
-        <w:rPr>
+          <w:color w:val="0056A2"/>
           <w:sz w:val="16"/>
         </w:rPr>
-        <w:br/>
-        <w:t xml:space="preserve">  https://www.brusselstimes.com</w:t>
-      </w:r>
-    </w:p>
-    <w:p>
-      <w:pPr>
-        <w:pStyle w:val="Heading2"/>
-      </w:pPr>
-      <w:r>
-        <w:rPr>
-          <w:color w:val="1F497D"/>
-        </w:rPr>
-        <w:t>Partie 4 — Segments ERP</w:t>
+        <w:t xml:space="preserve">    URL : https://techlink.be/fr/actualites/retrospective-et-perspectives-sur-la-construction-neuve-et-la-renovation-non-residentielle</w:t>
       </w:r>
     </w:p>
     <w:p>
       <w:r>
         <w:rPr>
-          <w:b w:val="0"/>
+          <w:i/>
+          <w:sz w:val="16"/>
         </w:rPr>
-        <w:t>• InfraPPPWorld — Flanders school infrastructure 3.2 Md€</w:t>
+        <w:t xml:space="preserve">    Langue : Français | Consulté : Juin 2026</w:t>
       </w:r>
+    </w:p>
+    <w:p>
+      <w:pPr>
+        <w:pStyle w:val="ListNumber"/>
+      </w:pPr>
       <w:r>
         <w:rPr>
-          <w:sz w:val="16"/>
+          <w:b/>
+          <w:sz w:val="18"/>
         </w:rPr>
-        <w:br/>
-        <w:t xml:space="preserve">  https://www.infrapppworld.com/update/flanders-commits-32-billion-to-build-and-renovate-schools-including-full-asbestos-removal</w:t>
+        <w:t>[11] BEI — Belgique 2025 : 2,6 Md€ de financement</w:t>
       </w:r>
     </w:p>
     <w:p>
       <w:r>
         <w:rPr>
-          <w:b w:val="0"/>
-        </w:rPr>
-        <w:t>• Le Spécialiste — Plan hôpitaux wallons 1,9 Md€</w:t>
-      </w:r>
-      <w:r>
-        <w:rPr>
+          <w:color w:val="0056A2"/>
           <w:sz w:val="16"/>
         </w:rPr>
-        <w:br/>
-        <w:t xml:space="preserve">  https://www.lespecialiste.be/fr/actualites/2-milliards-d-rsquo-euros-pour-les-hopitaux-wallons.html</w:t>
+        <w:t xml:space="preserve">    URL : https://www.eib.org/en/press/all/2026-038-activite-du-groupe-bei-en-2025-26-milliards-d-euros</w:t>
       </w:r>
     </w:p>
     <w:p>
       <w:r>
         <w:rPr>
-          <w:b w:val="0"/>
+          <w:i/>
+          <w:sz w:val="16"/>
         </w:rPr>
-        <w:t>• EIB — UZ Leuven 230 M€</w:t>
+        <w:t xml:space="preserve">    Langue : Anglais | Consulté : Juin 2026</w:t>
       </w:r>
+    </w:p>
+    <w:p>
+      <w:pPr>
+        <w:pStyle w:val="ListNumber"/>
+      </w:pPr>
       <w:r>
         <w:rPr>
-          <w:sz w:val="16"/>
+          <w:b/>
+          <w:sz w:val="18"/>
         </w:rPr>
-        <w:br/>
-        <w:t xml:space="preserve">  https://www.eib.org/en/press/all/2025-027-uz-leuven-gets-support-from-eib-for-modernisation-and-expansion</w:t>
+        <w:t>[12] BEI — 120 M€ pour Z.org KU Leuven (santé mentale)</w:t>
       </w:r>
     </w:p>
     <w:p>
       <w:r>
         <w:rPr>
-          <w:b w:val="0"/>
-        </w:rPr>
-        <w:t>• EIB — Belgium infrastructure study</w:t>
-      </w:r>
-      <w:r>
-        <w:rPr>
+          <w:color w:val="0056A2"/>
           <w:sz w:val="16"/>
         </w:rPr>
-        <w:br/>
-        <w:t xml:space="preserve">  https://www.eib.org/en/projects/all/20190629</w:t>
+        <w:t xml:space="preserve">    URL : https://www.eib.org/en/press/all/2025-529-eib-supports-major-renewal-of-mental-health-infrastructure-in-leuven-and-kortenberg-with-eur120-million-loan</w:t>
       </w:r>
     </w:p>
     <w:p>
       <w:r>
         <w:rPr>
-          <w:b w:val="0"/>
+          <w:i/>
+          <w:sz w:val="16"/>
         </w:rPr>
-        <w:t>• Gouvernement wallon — Infrasports Q2 2024 (29 M€)</w:t>
+        <w:t xml:space="preserve">    Langue : Anglais | Consulté : Juin 2026</w:t>
       </w:r>
+    </w:p>
+    <w:p>
+      <w:pPr>
+        <w:pStyle w:val="ListNumber"/>
+      </w:pPr>
       <w:r>
         <w:rPr>
-          <w:sz w:val="16"/>
+          <w:b/>
+          <w:sz w:val="18"/>
         </w:rPr>
-        <w:br/>
-        <w:t xml:space="preserve">  https://dolimont.wallonie.be/home/communiques-de-presse/communiques-de-presse-du-ministre-president/presses/pres-de-29-millions-pour-les-infrastructures-sportives-wallonnes-au-2eme-trimestre-2024.html</w:t>
+        <w:t>[13] BEI — 1,7 Md€ logements sociaux Flandre</w:t>
       </w:r>
     </w:p>
     <w:p>
       <w:r>
         <w:rPr>
-          <w:b w:val="0"/>
-        </w:rPr>
-        <w:t>• Brussels Times — 43 M€ sports infrastructure</w:t>
-      </w:r>
-      <w:r>
-        <w:rPr>
+          <w:color w:val="0056A2"/>
           <w:sz w:val="16"/>
         </w:rPr>
-        <w:br/>
-        <w:t xml:space="preserve">  https://www.brusselstimes.com/254072/brussels-to-invest-e43-million-in-new-sports-infrastructure</w:t>
+        <w:t xml:space="preserve">    URL : https://europeansting.com/2026/02/03/belgium-eib-group-2025-figures-e2-6-bn-in-financing-for-social-infrastructure-innovation-and-the-green-transition/</w:t>
       </w:r>
     </w:p>
     <w:p>
       <w:r>
         <w:rPr>
-          <w:b w:val="0"/>
+          <w:i/>
+          <w:sz w:val="16"/>
         </w:rPr>
-        <w:t>• Jan De Nul — Prison Anvers 2024</w:t>
+        <w:t xml:space="preserve">    Langue : Anglais | Consulté : Juin 2026</w:t>
       </w:r>
+    </w:p>
+    <w:p>
+      <w:pPr>
+        <w:pStyle w:val="ListNumber"/>
+      </w:pPr>
       <w:r>
         <w:rPr>
-          <w:sz w:val="16"/>
+          <w:b/>
+          <w:sz w:val="18"/>
         </w:rPr>
-        <w:br/>
-        <w:t xml:space="preserve">  https://www.jandenul.com/news/official-foundation-stone-laying-new-prison-antwerp</w:t>
+        <w:t>[14] Le Spécialiste — Plan construction hôpitaux universitaires 438 M€</w:t>
       </w:r>
     </w:p>
     <w:p>
       <w:r>
         <w:rPr>
-          <w:b w:val="0"/>
-        </w:rPr>
-        <w:t>• Prison Insider — Belgium prisons 2024-2025</w:t>
-      </w:r>
-      <w:r>
-        <w:rPr>
+          <w:color w:val="0056A2"/>
           <w:sz w:val="16"/>
         </w:rPr>
-        <w:br/>
-        <w:t xml:space="preserve">  https://www.prison-insider.com/en/countryprofile/belgique-2024</w:t>
+        <w:t xml:space="preserve">    URL : https://www.lespecialiste.be/fr/actualites/socio-professionnel/plan-de-construction-438-millions-pour-les-4-hopitaux-universitaires.html</w:t>
       </w:r>
     </w:p>
     <w:p>
       <w:r>
         <w:rPr>
-          <w:b w:val="0"/>
+          <w:i/>
+          <w:sz w:val="16"/>
         </w:rPr>
-        <w:t>• Justice Trends — Belgian correctional system</w:t>
+        <w:t xml:space="preserve">    Langue : Français | Consulté : Juin 2026</w:t>
       </w:r>
+    </w:p>
+    <w:p>
+      <w:pPr>
+        <w:pStyle w:val="ListNumber"/>
+      </w:pPr>
       <w:r>
         <w:rPr>
-          <w:sz w:val="16"/>
+          <w:b/>
+          <w:sz w:val="18"/>
         </w:rPr>
-        <w:br/>
-        <w:t xml:space="preserve">  https://justice-trends.press/strategic-planning-and-the-development-of-the-belgian-correctional-system/</w:t>
+        <w:t>[15] Fédération Wallonie-Bruxelles — 2ème appel bâtiments scolaires 200 M€</w:t>
       </w:r>
     </w:p>
     <w:p>
       <w:r>
         <w:rPr>
-          <w:b w:val="0"/>
-        </w:rPr>
-        <w:t>• Fallz Hotels — Belgium hotel industry 2024-2025</w:t>
-      </w:r>
-      <w:r>
-        <w:rPr>
+          <w:color w:val="0056A2"/>
           <w:sz w:val="16"/>
         </w:rPr>
-        <w:br/>
-        <w:t xml:space="preserve">  https://www.fallzhotels.com/belgiums-hotel-industry-in-2024-a-cultural-and-business-tourism-revival-and-whats-ahead-for-2025</w:t>
+        <w:t xml:space="preserve">    URL : https://www.federation-wallonie-bruxelles.be/nc/detail-article/</w:t>
       </w:r>
     </w:p>
     <w:p>
       <w:r>
         <w:rPr>
-          <w:b w:val="0"/>
+          <w:i/>
+          <w:sz w:val="16"/>
         </w:rPr>
-        <w:t>• Hospitality Design — The Standard Brussels 2025</w:t>
+        <w:t xml:space="preserve">    Langue : Français | Consulté : Juin 2026</w:t>
       </w:r>
+    </w:p>
+    <w:p>
+      <w:pPr>
+        <w:pStyle w:val="ListNumber"/>
+      </w:pPr>
       <w:r>
         <w:rPr>
-          <w:sz w:val="16"/>
+          <w:b/>
+          <w:sz w:val="18"/>
         </w:rPr>
-        <w:br/>
-        <w:t xml:space="preserve">  https://hospitalitydesign.com/news/hotels-resorts/the-standard-brussels/</w:t>
+        <w:t>[16] Prison Insider — Belgique 2025</w:t>
       </w:r>
     </w:p>
     <w:p>
       <w:r>
         <w:rPr>
-          <w:b w:val="0"/>
-        </w:rPr>
-        <w:t>• Brussels Morning — Waregem invest 108 M€ roads/schools/sports</w:t>
-      </w:r>
-      <w:r>
-        <w:rPr>
+          <w:color w:val="0056A2"/>
           <w:sz w:val="16"/>
         </w:rPr>
-        <w:br/>
-        <w:t xml:space="preserve">  https://brusselsmorning.com/waregem-invests-e108-million-in-roads-schools-and-sports/84924/</w:t>
-      </w:r>
-    </w:p>
-    <w:p>
-      <w:pPr>
-        <w:pStyle w:val="Heading2"/>
-      </w:pPr>
-      <w:r>
-        <w:rPr>
-          <w:color w:val="1F497D"/>
-        </w:rPr>
-        <w:t>Partie 5 — Robinetterie générale</w:t>
+        <w:t xml:space="preserve">    URL : https://www.prison-insider.com/fichepays/belgique-2025</w:t>
       </w:r>
     </w:p>
     <w:p>
       <w:r>
         <w:rPr>
-          <w:b w:val="0"/>
+          <w:i/>
+          <w:sz w:val="16"/>
         </w:rPr>
-        <w:t>• Xerfi — Marché robinetterie de bâtiment France 2023</w:t>
+        <w:t xml:space="preserve">    Langue : Français | Consulté : Juin 2026</w:t>
       </w:r>
+    </w:p>
+    <w:p>
+      <w:pPr>
+        <w:pStyle w:val="ListNumber"/>
+      </w:pPr>
       <w:r>
         <w:rPr>
-          <w:sz w:val="16"/>
+          <w:b/>
+          <w:sz w:val="18"/>
         </w:rPr>
-        <w:br/>
-        <w:t xml:space="preserve">  https://www.xerfi.com/presentationetude/le-marche-de-la-robinetterie-de-batiment_MAC11</w:t>
+        <w:t>[17] Jan De Nul — Nouvelle prison Anvers</w:t>
       </w:r>
     </w:p>
     <w:p>
       <w:r>
         <w:rPr>
-          <w:b w:val="0"/>
-        </w:rPr>
-        <w:t>• IndexBox — Belgium taps and valves imports 2024</w:t>
-      </w:r>
-      <w:r>
-        <w:rPr>
+          <w:color w:val="0056A2"/>
           <w:sz w:val="16"/>
         </w:rPr>
-        <w:br/>
-        <w:t xml:space="preserve">  https://www.indexbox.io/blog/tap-and-valve-european-union-market-overview-2024-9/</w:t>
+        <w:t xml:space="preserve">    URL : https://www.jandenul.com/fr/projets/nouvelle-prison-pour-anvers-belgique</w:t>
       </w:r>
     </w:p>
     <w:p>
       <w:r>
         <w:rPr>
-          <w:b w:val="0"/>
+          <w:i/>
+          <w:sz w:val="16"/>
         </w:rPr>
-        <w:t>• Mordor Intelligence — Europe Faucet Market</w:t>
+        <w:t xml:space="preserve">    Langue : Français | Consulté : Juin 2026</w:t>
       </w:r>
+    </w:p>
+    <w:p>
+      <w:pPr>
+        <w:pStyle w:val="ListNumber"/>
+      </w:pPr>
       <w:r>
         <w:rPr>
-          <w:sz w:val="16"/>
+          <w:b/>
+          <w:sz w:val="18"/>
         </w:rPr>
-        <w:br/>
-        <w:t xml:space="preserve">  https://www.mordorintelligence.com/industry-reports/europe-faucet-market</w:t>
+        <w:t>[18] DH Les Sports+ — Quatre nouvelles prisons d'ici 2030</w:t>
       </w:r>
     </w:p>
     <w:p>
       <w:r>
         <w:rPr>
-          <w:b w:val="0"/>
-        </w:rPr>
-        <w:t>• Facq.be — Ideal Standard distribution Belgium</w:t>
-      </w:r>
-      <w:r>
-        <w:rPr>
+          <w:color w:val="0056A2"/>
           <w:sz w:val="16"/>
         </w:rPr>
-        <w:br/>
-        <w:t xml:space="preserve">  https://www.facq.be/en/private-customers/our-brands/ideal-standard</w:t>
-      </w:r>
-    </w:p>
-    <w:p>
-      <w:pPr>
-        <w:pStyle w:val="Heading2"/>
-      </w:pPr>
-      <w:r>
-        <w:rPr>
-          <w:color w:val="1F497D"/>
-        </w:rPr>
-        <w:t>Partie 6 — Robinetterie collective</w:t>
+        <w:t xml:space="preserve">    URL : https://www.dhnet.be/actu/belgique/2023/03/21/quatre-nouvelles-prisons</w:t>
       </w:r>
     </w:p>
     <w:p>
       <w:r>
         <w:rPr>
-          <w:b w:val="0"/>
+          <w:i/>
+          <w:sz w:val="16"/>
         </w:rPr>
-        <w:t>• Source interne Presto — Cas Belgique 2025</w:t>
+        <w:t xml:space="preserve">    Langue : Français | Consulté : Juin 2026</w:t>
       </w:r>
+    </w:p>
+    <w:p>
+      <w:pPr>
+        <w:pStyle w:val="ListNumber"/>
+      </w:pPr>
       <w:r>
         <w:rPr>
-          <w:sz w:val="16"/>
+          <w:b/>
+          <w:sz w:val="18"/>
         </w:rPr>
-        <w:br/>
-        <w:t xml:space="preserve">  Source interne MAB-core — MAB - Cas Belgique.md</w:t>
+        <w:t>[19] Media24 — Vresse-sur-Semois prison 171 M€ (nov. 2025)</w:t>
       </w:r>
     </w:p>
     <w:p>
       <w:r>
         <w:rPr>
-          <w:b w:val="0"/>
-        </w:rPr>
-        <w:t>• Source interne Presto — Base marché FR 120 M€</w:t>
-      </w:r>
-      <w:r>
-        <w:rPr>
+          <w:color w:val="0056A2"/>
           <w:sz w:val="16"/>
         </w:rPr>
-        <w:br/>
-        <w:t xml:space="preserve">  Source interne MAB-core — EMAE Extrapolation</w:t>
+        <w:t xml:space="preserve">    URL : https://media24.fr/2025/11/10/la-belgique-a-le-meme-probleme-que-la-france-avec-ses-prisons/</w:t>
       </w:r>
     </w:p>
     <w:p>
       <w:r>
         <w:rPr>
-          <w:b w:val="0"/>
+          <w:i/>
+          <w:sz w:val="16"/>
         </w:rPr>
-        <w:t>• Worldometer — PIB/hab France/Belgique 2025</w:t>
+        <w:t xml:space="preserve">    Langue : Français | Consulté : Juin 2026</w:t>
       </w:r>
+    </w:p>
+    <w:p>
+      <w:pPr>
+        <w:pStyle w:val="ListNumber"/>
+      </w:pPr>
       <w:r>
         <w:rPr>
-          <w:sz w:val="16"/>
+          <w:b/>
+          <w:sz w:val="18"/>
         </w:rPr>
-        <w:br/>
-        <w:t xml:space="preserve">  https://www.worldometers.info</w:t>
+        <w:t>[20] L'Avenir — Complexe sportif piscine Bruxelles (juil. 2024)</w:t>
       </w:r>
     </w:p>
     <w:p>
       <w:r>
         <w:rPr>
-          <w:b w:val="0"/>
-        </w:rPr>
-        <w:t>• Wallonie — Programme PLAGE</w:t>
-      </w:r>
-      <w:r>
-        <w:rPr>
+          <w:color w:val="0056A2"/>
           <w:sz w:val="16"/>
         </w:rPr>
-        <w:br/>
-        <w:t xml:space="preserve">  https://infrastructures.wallonie.be</w:t>
+        <w:t xml:space="preserve">    URL : https://www.lavenir.net/regions/bruxelles/2024/07/28/un-nouveau-complexe-sportif-avec-piscine</w:t>
       </w:r>
     </w:p>
     <w:p>
       <w:r>
         <w:rPr>
-          <w:b w:val="0"/>
-        </w:rPr>
-        <w:t>• Wallonie — Programme UREBA</w:t>
-      </w:r>
-      <w:r>
-        <w:rPr>
+          <w:i/>
           <w:sz w:val="16"/>
         </w:rPr>
-        <w:br/>
-        <w:t xml:space="preserve">  https://energie.wallonie.be</w:t>
+        <w:t xml:space="preserve">    Langue : Français | Consulté : Juin 2026</w:t>
       </w:r>
     </w:p>
     <w:p>
       <w:pPr>
-        <w:pStyle w:val="Heading2"/>
+        <w:pStyle w:val="ListNumber"/>
       </w:pPr>
       <w:r>
         <w:rPr>
-          <w:color w:val="1F497D"/>
+          <w:b/>
+          <w:sz w:val="18"/>
         </w:rPr>
-        <w:t>Partie 7 — Concurrents</w:t>
+        <w:t>[21] Delabie Benelux — Site officiel</w:t>
       </w:r>
     </w:p>
     <w:p>
       <w:r>
         <w:rPr>
-          <w:b w:val="0"/>
-        </w:rPr>
-        <w:t>• Trendstop / Le Vif — Delabie Benelux SRL CA 12,9 M€</w:t>
-      </w:r>
-      <w:r>
-        <w:rPr>
+          <w:color w:val="0056A2"/>
           <w:sz w:val="16"/>
         </w:rPr>
-        <w:br/>
-        <w:t xml:space="preserve">  https://trendstop.levif.be/fr/detail/501668657/delabie-benelux.aspx</w:t>
+        <w:t xml:space="preserve">    URL : https://www.delabiebenelux.com/fr</w:t>
       </w:r>
     </w:p>
     <w:p>
       <w:r>
         <w:rPr>
-          <w:b w:val="0"/>
+          <w:i/>
+          <w:sz w:val="16"/>
         </w:rPr>
-        <w:t>• Wikipedia — Delabie groupe</w:t>
+        <w:t xml:space="preserve">    Langue : Français/Néerlandais | Consulté : Juin 2026</w:t>
       </w:r>
+    </w:p>
+    <w:p>
+      <w:pPr>
+        <w:pStyle w:val="ListNumber"/>
+      </w:pPr>
       <w:r>
         <w:rPr>
-          <w:sz w:val="16"/>
+          <w:b/>
+          <w:sz w:val="18"/>
         </w:rPr>
-        <w:br/>
-        <w:t xml:space="preserve">  https://fr.wikipedia.org/wiki/Delabie</w:t>
+        <w:t>[22] Delabie Benelux — Histoire et présence monde</w:t>
       </w:r>
     </w:p>
     <w:p>
       <w:r>
         <w:rPr>
-          <w:b w:val="0"/>
-        </w:rPr>
-        <w:t>• Delabie Benelux — Site officiel</w:t>
-      </w:r>
-      <w:r>
-        <w:rPr>
+          <w:color w:val="0056A2"/>
           <w:sz w:val="16"/>
         </w:rPr>
-        <w:br/>
-        <w:t xml:space="preserve">  https://www.delabiebenelux.com/fr</w:t>
+        <w:t xml:space="preserve">    URL : https://www.delabiebenelux.com/fr/le-groupe/a-propos-de-nous/notre-histoire</w:t>
       </w:r>
     </w:p>
     <w:p>
       <w:r>
         <w:rPr>
-          <w:b w:val="0"/>
+          <w:i/>
+          <w:sz w:val="16"/>
         </w:rPr>
-        <w:t>• Delabie — Site groupe international</w:t>
+        <w:t xml:space="preserve">    Langue : Français | Consulté : Juin 2026</w:t>
       </w:r>
+    </w:p>
+    <w:p>
+      <w:pPr>
+        <w:pStyle w:val="ListNumber"/>
+      </w:pPr>
       <w:r>
         <w:rPr>
-          <w:sz w:val="16"/>
+          <w:b/>
+          <w:sz w:val="18"/>
         </w:rPr>
-        <w:br/>
-        <w:t xml:space="preserve">  https://www.delabie.com/</w:t>
+        <w:t>[23] Coexpert Aalberts — Normes robinetterie sanitaire</w:t>
       </w:r>
     </w:p>
     <w:p>
       <w:r>
         <w:rPr>
-          <w:b w:val="0"/>
-        </w:rPr>
-        <w:t>• LinkedIn — Ideal Standard International NV Belgium</w:t>
-      </w:r>
-      <w:r>
-        <w:rPr>
+          <w:color w:val="0056A2"/>
           <w:sz w:val="16"/>
         </w:rPr>
-        <w:br/>
-        <w:t xml:space="preserve">  https://be.linkedin.com/company/ideal-standard-international-nv</w:t>
+        <w:t xml:space="preserve">    URL : https://coexpert.aalberts-hfc.com/fr-fr/installation/robinetterie-sanitaire-normes-certifications/</w:t>
       </w:r>
     </w:p>
     <w:p>
       <w:r>
         <w:rPr>
-          <w:b w:val="0"/>
+          <w:i/>
+          <w:sz w:val="16"/>
         </w:rPr>
-        <w:t>• Installation &amp; Construction BE — Delabie leader ERP</w:t>
+        <w:t xml:space="preserve">    Langue : Français | Consulté : Juin 2026</w:t>
       </w:r>
+    </w:p>
+    <w:p>
+      <w:pPr>
+        <w:pStyle w:val="ListNumber"/>
+      </w:pPr>
       <w:r>
         <w:rPr>
-          <w:sz w:val="16"/>
+          <w:b/>
+          <w:sz w:val="18"/>
         </w:rPr>
-        <w:br/>
-        <w:t xml:space="preserve">  https://installationetconstruction.be/sanitaire/le-leader-europeen-du-marche-de-la-robinetterie-et-des-sanitaires-pour-les-lieux-publics-presente-de-nombreuses-nouveautes/</w:t>
+        <w:t>[24] NBN — Législation et normes Belgique</w:t>
       </w:r>
     </w:p>
     <w:p>
       <w:r>
         <w:rPr>
-          <w:b w:val="0"/>
-        </w:rPr>
-        <w:t>• ExportHub — Intersan NV Belgium anti-vandal</w:t>
-      </w:r>
-      <w:r>
-        <w:rPr>
+          <w:color w:val="0056A2"/>
           <w:sz w:val="16"/>
         </w:rPr>
-        <w:br/>
-        <w:t xml:space="preserve">  https://www.exporthub.com/intersan-nv-8215585/vandalproof-collective-sanitary-ware.html</w:t>
+        <w:t xml:space="preserve">    URL : https://www.nbn.be/en/using-standards/standards-legislation</w:t>
       </w:r>
     </w:p>
     <w:p>
       <w:r>
         <w:rPr>
-          <w:b w:val="0"/>
+          <w:i/>
+          <w:sz w:val="16"/>
         </w:rPr>
-        <w:t>• Presto.fr — Organisation internationale</w:t>
+        <w:t xml:space="preserve">    Langue : Anglais | Consulté : Juin 2026</w:t>
       </w:r>
+    </w:p>
+    <w:p>
+      <w:pPr>
+        <w:pStyle w:val="ListNumber"/>
+      </w:pPr>
       <w:r>
         <w:rPr>
-          <w:sz w:val="16"/>
+          <w:b/>
+          <w:sz w:val="18"/>
         </w:rPr>
-        <w:br/>
-        <w:t xml:space="preserve">  https://presto.fr/en/company/organisation/</w:t>
+        <w:t>[25] GMI Insights — Sanitary Ware Market (2024)</w:t>
       </w:r>
     </w:p>
     <w:p>
       <w:r>
         <w:rPr>
-          <w:b w:val="0"/>
-        </w:rPr>
-        <w:t>• Banio.be — Grohe, Hansgrohe distribution Belgique</w:t>
-      </w:r>
-      <w:r>
-        <w:rPr>
+          <w:color w:val="0056A2"/>
           <w:sz w:val="16"/>
         </w:rPr>
-        <w:br/>
-        <w:t xml:space="preserve">  https://www.banio.be/fr/8-robinetterie-lavabo</w:t>
-      </w:r>
-    </w:p>
-    <w:p>
-      <w:pPr>
-        <w:pStyle w:val="Heading2"/>
-      </w:pPr>
-      <w:r>
-        <w:rPr>
-          <w:color w:val="1F497D"/>
-        </w:rPr>
-        <w:t>Partie 8 — Normes &amp; Certifications</w:t>
+        <w:t xml:space="preserve">    URL : https://www.gminsights.com/industry-analysis/sanitary-ware-market</w:t>
       </w:r>
     </w:p>
     <w:p>
       <w:r>
         <w:rPr>
-          <w:b w:val="0"/>
+          <w:i/>
+          <w:sz w:val="16"/>
         </w:rPr>
-        <w:t>• BELGAQUA — Agrément matériaux HYDROCHECK</w:t>
+        <w:t xml:space="preserve">    Langue : Anglais | Consulté : Juin 2026</w:t>
       </w:r>
+    </w:p>
+    <w:p>
+      <w:pPr>
+        <w:pStyle w:val="ListNumber"/>
+      </w:pPr>
       <w:r>
         <w:rPr>
-          <w:sz w:val="16"/>
+          <w:b/>
+          <w:sz w:val="18"/>
         </w:rPr>
-        <w:br/>
-        <w:t xml:space="preserve">  https://www.belgaqua.be/fr</w:t>
+        <w:t>[26] Forbes Belgique — Tendances hôtellerie belge 2024</w:t>
       </w:r>
     </w:p>
     <w:p>
       <w:r>
         <w:rPr>
-          <w:b w:val="0"/>
-        </w:rPr>
-        <w:t>• AVK Valves BE — Initiative 4MS et EUPL 2026/2032</w:t>
-      </w:r>
-      <w:r>
-        <w:rPr>
+          <w:color w:val="0056A2"/>
           <w:sz w:val="16"/>
         </w:rPr>
-        <w:br/>
-        <w:t xml:space="preserve">  https://www.avkvalves.be/fr-be/nouvelles/nouvelles-eau-potable/nouvelle-l%C3%A9gislation-eau-potable</w:t>
+        <w:t xml:space="preserve">    URL : https://www.forbes.be/fr/6-tendances-a-suivre-dans-le-secteur-hotelier-belge-en-2024/</w:t>
       </w:r>
     </w:p>
     <w:p>
       <w:r>
         <w:rPr>
-          <w:b w:val="0"/>
+          <w:i/>
+          <w:sz w:val="16"/>
         </w:rPr>
-        <w:t>• BENOR ASBL — Label BENOR</w:t>
+        <w:t xml:space="preserve">    Langue : Français | Consulté : Juin 2026</w:t>
       </w:r>
+    </w:p>
+    <w:p>
+      <w:pPr>
+        <w:pStyle w:val="ListNumber"/>
+      </w:pPr>
       <w:r>
         <w:rPr>
-          <w:sz w:val="16"/>
+          <w:b/>
+          <w:sz w:val="18"/>
         </w:rPr>
-        <w:br/>
-        <w:t xml:space="preserve">  https://www.benor.be/fr/benor-asbl/label-benor/</w:t>
+        <w:t>[27] RTBF — Bilan 2024 secteur construction</w:t>
       </w:r>
     </w:p>
     <w:p>
       <w:r>
         <w:rPr>
-          <w:b w:val="0"/>
-        </w:rPr>
-        <w:t>• BUCP — Agrément Technique ATG</w:t>
-      </w:r>
-      <w:r>
-        <w:rPr>
+          <w:color w:val="0056A2"/>
           <w:sz w:val="16"/>
         </w:rPr>
-        <w:br/>
-        <w:t xml:space="preserve">  https://bucp.be/certification-produit-2/agrement-technique-atg/?lang=fr</w:t>
+        <w:t xml:space="preserve">    URL : https://www.rtbf.be/article/un-bilan-2024-bien-morose-pour-le-secteur-de-la-construction</w:t>
       </w:r>
     </w:p>
     <w:p>
       <w:r>
         <w:rPr>
-          <w:b w:val="0"/>
+          <w:i/>
+          <w:sz w:val="16"/>
         </w:rPr>
-        <w:t>• COPRO — Processus ATG</w:t>
+        <w:t xml:space="preserve">    Langue : Français | Consulté : Juin 2026</w:t>
       </w:r>
+    </w:p>
+    <w:p>
+      <w:pPr>
+        <w:pStyle w:val="ListNumber"/>
+      </w:pPr>
       <w:r>
         <w:rPr>
-          <w:sz w:val="16"/>
+          <w:b/>
+          <w:sz w:val="18"/>
         </w:rPr>
-        <w:br/>
-        <w:t xml:space="preserve">  https://www.copro.eu/fr/agrement-technique</w:t>
+        <w:t>[28] EMAE — Extrapolation, notes de recherche (source interne)</w:t>
       </w:r>
     </w:p>
     <w:p>
       <w:r>
         <w:rPr>
-          <w:b w:val="0"/>
-        </w:rPr>
-        <w:t>• Metrotime — Normes plomberie France/Belgique NBN EN 806</w:t>
-      </w:r>
-      <w:r>
-        <w:rPr>
+          <w:color w:val="0056A2"/>
           <w:sz w:val="16"/>
         </w:rPr>
-        <w:br/>
-        <w:t xml:space="preserve">  https://www.metrotime.be/fr/news/les-differences-entre-les-normes-de-plomberie-en-france-et-en-belgique</w:t>
+        <w:t xml:space="preserve">    URL : Source interne MAB-core/sources-internes/</w:t>
       </w:r>
     </w:p>
     <w:p>
       <w:r>
         <w:rPr>
-          <w:b w:val="0"/>
+          <w:i/>
+          <w:sz w:val="16"/>
         </w:rPr>
-        <w:t>• Buildwise — NBN EN 806-2</w:t>
+        <w:t xml:space="preserve">    Langue : Français | Consulté : 2025</w:t>
       </w:r>
+    </w:p>
+    <w:p>
+      <w:pPr>
+        <w:pStyle w:val="ListNumber"/>
+      </w:pPr>
       <w:r>
         <w:rPr>
-          <w:sz w:val="16"/>
+          <w:b/>
+          <w:sz w:val="18"/>
         </w:rPr>
-        <w:br/>
-        <w:t xml:space="preserve">  https://www.buildwise.be/fr/normes-et-reglementations/chercher/nbn-en-806-2-fr/</w:t>
+        <w:t>[29] TheGlobalEconomy — Belgium Political Stability</w:t>
       </w:r>
     </w:p>
     <w:p>
       <w:r>
         <w:rPr>
-          <w:b w:val="0"/>
-        </w:rPr>
-        <w:t>• Environnement Wallonie — Cadre réglementaire eau</w:t>
-      </w:r>
-      <w:r>
-        <w:rPr>
+          <w:color w:val="0056A2"/>
           <w:sz w:val="16"/>
         </w:rPr>
-        <w:br/>
-        <w:t xml:space="preserve">  https://environnement.wallonie.be/home/milieux/eau/etat-des-eaux/eau-de-distribution/cadre-reglementaire.html</w:t>
+        <w:t xml:space="preserve">    URL : https://www.theglobaleconomy.com/Belgium/wb_political_stability/</w:t>
       </w:r>
     </w:p>
     <w:p>
       <w:r>
         <w:rPr>
-          <w:b w:val="0"/>
+          <w:i/>
+          <w:sz w:val="16"/>
         </w:rPr>
-        <w:t>• IDRAL — Marquage CE robinetterie UE 305/2011</w:t>
+        <w:t xml:space="preserve">    Langue : Anglais | Consulté : Juin 2026</w:t>
       </w:r>
+    </w:p>
+    <w:p>
+      <w:pPr>
+        <w:pStyle w:val="ListNumber"/>
+      </w:pPr>
       <w:r>
         <w:rPr>
-          <w:sz w:val="16"/>
+          <w:b/>
+          <w:sz w:val="18"/>
         </w:rPr>
-        <w:br/>
-        <w:t xml:space="preserve">  https://www.idral.it/fr/blog/le-correct-usage-ou-non-marquage-ce-a-22</w:t>
+        <w:t>[30] EEA — Belgium Country Profile 2025</w:t>
       </w:r>
     </w:p>
     <w:p>
       <w:r>
         <w:rPr>
-          <w:b w:val="0"/>
-        </w:rPr>
-        <w:t>• Cehtra — Directive UE 2020/2184 eau potable</w:t>
-      </w:r>
-      <w:r>
-        <w:rPr>
+          <w:color w:val="0056A2"/>
           <w:sz w:val="16"/>
         </w:rPr>
-        <w:br/>
-        <w:t xml:space="preserve">  https://www.cehtra.com/fr/post/directive-ue-2020-2184-qualite-eau-potable</w:t>
+        <w:t xml:space="preserve">    URL : https://www.eea.europa.eu/en/europe-environment-2025/countries/belgium</w:t>
       </w:r>
     </w:p>
     <w:p>
       <w:r>
         <w:rPr>
-          <w:b w:val="0"/>
+          <w:i/>
+          <w:sz w:val="16"/>
         </w:rPr>
-        <w:t>• Eloy Water — Certification BENOR produits eau</w:t>
+        <w:t xml:space="preserve">    Langue : Anglais | Consulté : Juin 2026</w:t>
       </w:r>
+    </w:p>
+    <w:p>
+      <w:pPr>
+        <w:pStyle w:val="ListNumber"/>
+      </w:pPr>
       <w:r>
         <w:rPr>
-          <w:sz w:val="16"/>
+          <w:b/>
+          <w:sz w:val="18"/>
         </w:rPr>
-        <w:br/>
-        <w:t xml:space="preserve">  https://www.eloywater.com/be/blog/certification-benor/</w:t>
+        <w:t>[31] Societé Wallonne du Logement — Plan rénovation</w:t>
       </w:r>
     </w:p>
     <w:p>
       <w:r>
         <w:rPr>
-          <w:b w:val="0"/>
-        </w:rPr>
-        <w:t>• Batiments Wallonie CCTB — Robinets et clapets spécifications</w:t>
-      </w:r>
-      <w:r>
-        <w:rPr>
+          <w:color w:val="0056A2"/>
           <w:sz w:val="16"/>
         </w:rPr>
-        <w:br/>
-        <w:t xml:space="preserve">  https://batiments.wallonie.be/files/unzip/html_CCTB_01.13/resources/65-33-equipements-robinets-et-clapets.html</w:t>
+        <w:t xml:space="preserve">    URL : https://www.swl.be/projets-immobiliers/plan-de-renovation.html</w:t>
       </w:r>
     </w:p>
     <w:p>
       <w:r>
         <w:rPr>
-          <w:b w:val="0"/>
+          <w:i/>
+          <w:sz w:val="16"/>
         </w:rPr>
-        <w:t>• Delabie Benelux — Certifications hôpitaux</w:t>
+        <w:t xml:space="preserve">    Langue : Français | Consulté : Juin 2026</w:t>
       </w:r>
+    </w:p>
+    <w:p>
+      <w:pPr>
+        <w:pStyle w:val="ListNumber"/>
+      </w:pPr>
       <w:r>
         <w:rPr>
-          <w:sz w:val="16"/>
+          <w:b/>
+          <w:sz w:val="18"/>
         </w:rPr>
-        <w:br/>
-        <w:t xml:space="preserve">  https://www.delabiebenelux.com/ftp/documents/fre-FR/nos-services/normes/certifications-hopitaux.pdf</w:t>
+        <w:t>[32] Architectura.be — Plus grand projet logements étudiants Sart-Tilman</w:t>
       </w:r>
     </w:p>
     <w:p>
       <w:r>
         <w:rPr>
-          <w:b w:val="0"/>
-        </w:rPr>
-        <w:t>• Aquawal — Normes NBN EN robinets fonte ductile</w:t>
-      </w:r>
-      <w:r>
-        <w:rPr>
+          <w:color w:val="0056A2"/>
           <w:sz w:val="16"/>
         </w:rPr>
-        <w:br/>
-        <w:t xml:space="preserve">  https://www.aquawal.be/servlet/Repository/1001_b.pdf?ID=899&amp;saveFile=true</w:t>
+        <w:t xml:space="preserve">    URL : https://www.architectura.be/fr/actualite/uau-collectiv-et-altiplan-realisent-le-plus-grand-projet-de-logements-etudiants-en-belgique-avec-sart-tilman/</w:t>
       </w:r>
     </w:p>
     <w:p>
       <w:r>
-        <w:br w:type="page"/>
+        <w:rPr>
+          <w:i/>
+          <w:sz w:val="16"/>
+        </w:rPr>
+        <w:t xml:space="preserve">    Langue : Français | Consulté : Juin 2026</w:t>
       </w:r>
     </w:p>
+    <w:p>
+      <w:pPr>
+        <w:pStyle w:val="ListNumber"/>
+      </w:pPr>
+      <w:r>
+        <w:rPr>
+          <w:b/>
+          <w:sz w:val="18"/>
+        </w:rPr>
+        <w:t>[33] Negoce Zepros — Groupe BME rachète Paepens</w:t>
+      </w:r>
+    </w:p>
+    <w:p>
+      <w:r>
+        <w:rPr>
+          <w:color w:val="0056A2"/>
+          <w:sz w:val="16"/>
+        </w:rPr>
+        <w:t xml:space="preserve">    URL : https://negoce.zepros.fr/actu-enseignes/sanitaire-chauffage-groupe-bme-rachete-flamand-paepens</w:t>
+      </w:r>
+    </w:p>
+    <w:p>
+      <w:r>
+        <w:rPr>
+          <w:i/>
+          <w:sz w:val="16"/>
+        </w:rPr>
+        <w:t xml:space="preserve">    Langue : Français | Consulté : Juin 2026</w:t>
+      </w:r>
+    </w:p>
+    <w:p>
+      <w:pPr>
+        <w:pStyle w:val="ListNumber"/>
+      </w:pPr>
+      <w:r>
+        <w:rPr>
+          <w:b/>
+          <w:sz w:val="18"/>
+        </w:rPr>
+        <w:t>[34] Sawiday.be — Robinetterie Presto</w:t>
+      </w:r>
+    </w:p>
+    <w:p>
+      <w:r>
+        <w:rPr>
+          <w:color w:val="0056A2"/>
+          <w:sz w:val="16"/>
+        </w:rPr>
+        <w:t xml:space="preserve">    URL : https://www.sawiday.be/fr-be/robinetterie/presto/</w:t>
+      </w:r>
+    </w:p>
+    <w:p>
+      <w:r>
+        <w:rPr>
+          <w:i/>
+          <w:sz w:val="16"/>
+        </w:rPr>
+        <w:t xml:space="preserve">    Langue : Français | Consulté : Juin 2026</w:t>
+      </w:r>
+    </w:p>
+    <w:p/>
     <w:p>
       <w:pPr>
         <w:pStyle w:val="Heading1"/>
       </w:pPr>
       <w:r>
         <w:rPr>
+          <w:rFonts w:ascii="Calibri" w:hAnsi="Calibri"/>
           <w:color w:val="1F497D"/>
         </w:rPr>
-        <w:t>ANNEXE B — Données brutes et compléments</w:t>
+        <w:t>ANNEXE 2 — DONNÉES BRUTES CONSTRUCTION BELGIQUE</w:t>
       </w:r>
     </w:p>
     <w:p>
+      <w:r>
+        <w:rPr>
+          <w:i/>
+        </w:rPr>
+        <w:t>Source : Allianz Trade / Embuild / ING / DataBridge — compilées juin 2026</w:t>
+      </w:r>
+    </w:p>
+    <w:p/>
+    <w:tbl>
+      <w:tblPr>
+        <w:tblStyle w:val="TableGrid"/>
+        <w:tblW w:type="auto" w:w="0"/>
+        <w:tblLook w:firstColumn="1" w:firstRow="1" w:lastColumn="0" w:lastRow="0" w:noHBand="0" w:noVBand="1" w:val="04A0"/>
+      </w:tblPr>
+      <w:tblGrid>
+        <w:gridCol w:w="1881"/>
+        <w:gridCol w:w="1881"/>
+        <w:gridCol w:w="1881"/>
+        <w:gridCol w:w="1881"/>
+        <w:gridCol w:w="1881"/>
+      </w:tblGrid>
+      <w:tr>
+        <w:tc>
+          <w:tcPr>
+            <w:tcW w:type="dxa" w:w="1881"/>
+          </w:tcPr>
+          <w:p>
+            <w:r>
+              <w:rPr>
+                <w:b/>
+                <w:sz w:val="18"/>
+              </w:rPr>
+              <w:t>Indicateur</w:t>
+            </w:r>
+          </w:p>
+        </w:tc>
+        <w:tc>
+          <w:tcPr>
+            <w:tcW w:type="dxa" w:w="1881"/>
+          </w:tcPr>
+          <w:p>
+            <w:r>
+              <w:rPr>
+                <w:b/>
+                <w:sz w:val="18"/>
+              </w:rPr>
+              <w:t>2023</w:t>
+            </w:r>
+          </w:p>
+        </w:tc>
+        <w:tc>
+          <w:tcPr>
+            <w:tcW w:type="dxa" w:w="1881"/>
+          </w:tcPr>
+          <w:p>
+            <w:r>
+              <w:rPr>
+                <w:b/>
+                <w:sz w:val="18"/>
+              </w:rPr>
+              <w:t>2024</w:t>
+            </w:r>
+          </w:p>
+        </w:tc>
+        <w:tc>
+          <w:tcPr>
+            <w:tcW w:type="dxa" w:w="1881"/>
+          </w:tcPr>
+          <w:p>
+            <w:r>
+              <w:rPr>
+                <w:b/>
+                <w:sz w:val="18"/>
+              </w:rPr>
+              <w:t>2025 (est.)</w:t>
+            </w:r>
+          </w:p>
+        </w:tc>
+        <w:tc>
+          <w:tcPr>
+            <w:tcW w:type="dxa" w:w="1881"/>
+          </w:tcPr>
+          <w:p>
+            <w:r>
+              <w:rPr>
+                <w:b/>
+                <w:sz w:val="18"/>
+              </w:rPr>
+              <w:t>Source</w:t>
+            </w:r>
+          </w:p>
+        </w:tc>
+      </w:tr>
+      <w:tr>
+        <w:tc>
+          <w:tcPr>
+            <w:tcW w:type="dxa" w:w="1881"/>
+          </w:tcPr>
+          <w:p>
+            <w:r>
+              <w:rPr>
+                <w:sz w:val="16"/>
+              </w:rPr>
+              <w:t>Construction totale (croissance %)</w:t>
+            </w:r>
+          </w:p>
+        </w:tc>
+        <w:tc>
+          <w:tcPr>
+            <w:tcW w:type="dxa" w:w="1881"/>
+          </w:tcPr>
+          <w:p>
+            <w:r>
+              <w:rPr>
+                <w:sz w:val="16"/>
+              </w:rPr>
+              <w:t>+1.5%</w:t>
+            </w:r>
+          </w:p>
+        </w:tc>
+        <w:tc>
+          <w:tcPr>
+            <w:tcW w:type="dxa" w:w="1881"/>
+          </w:tcPr>
+          <w:p>
+            <w:r>
+              <w:rPr>
+                <w:sz w:val="16"/>
+              </w:rPr>
+              <w:t>-2.8%</w:t>
+            </w:r>
+          </w:p>
+        </w:tc>
+        <w:tc>
+          <w:tcPr>
+            <w:tcW w:type="dxa" w:w="1881"/>
+          </w:tcPr>
+          <w:p>
+            <w:r>
+              <w:rPr>
+                <w:sz w:val="16"/>
+              </w:rPr>
+              <w:t>-0.4%</w:t>
+            </w:r>
+          </w:p>
+        </w:tc>
+        <w:tc>
+          <w:tcPr>
+            <w:tcW w:type="dxa" w:w="1881"/>
+          </w:tcPr>
+          <w:p>
+            <w:r>
+              <w:rPr>
+                <w:sz w:val="16"/>
+              </w:rPr>
+              <w:t>Embuild / EMAE</w:t>
+            </w:r>
+          </w:p>
+        </w:tc>
+      </w:tr>
+      <w:tr>
+        <w:tc>
+          <w:tcPr>
+            <w:tcW w:type="dxa" w:w="1881"/>
+          </w:tcPr>
+          <w:p>
+            <w:r>
+              <w:rPr>
+                <w:sz w:val="16"/>
+              </w:rPr>
+              <w:t>Résidentiel neuf (permis)</w:t>
+            </w:r>
+          </w:p>
+        </w:tc>
+        <w:tc>
+          <w:tcPr>
+            <w:tcW w:type="dxa" w:w="1881"/>
+          </w:tcPr>
+          <w:p>
+            <w:r>
+              <w:rPr>
+                <w:sz w:val="16"/>
+              </w:rPr>
+              <w:t>base</w:t>
+            </w:r>
+          </w:p>
+        </w:tc>
+        <w:tc>
+          <w:tcPr>
+            <w:tcW w:type="dxa" w:w="1881"/>
+          </w:tcPr>
+          <w:p>
+            <w:r>
+              <w:rPr>
+                <w:sz w:val="16"/>
+              </w:rPr>
+              <w:t>-15%</w:t>
+            </w:r>
+          </w:p>
+        </w:tc>
+        <w:tc>
+          <w:tcPr>
+            <w:tcW w:type="dxa" w:w="1881"/>
+          </w:tcPr>
+          <w:p>
+            <w:r>
+              <w:rPr>
+                <w:sz w:val="16"/>
+              </w:rPr>
+              <w:t>très faible</w:t>
+            </w:r>
+          </w:p>
+        </w:tc>
+        <w:tc>
+          <w:tcPr>
+            <w:tcW w:type="dxa" w:w="1881"/>
+          </w:tcPr>
+          <w:p>
+            <w:r>
+              <w:rPr>
+                <w:sz w:val="16"/>
+              </w:rPr>
+              <w:t>Embuild 2024</w:t>
+            </w:r>
+          </w:p>
+        </w:tc>
+      </w:tr>
+      <w:tr>
+        <w:tc>
+          <w:tcPr>
+            <w:tcW w:type="dxa" w:w="1881"/>
+          </w:tcPr>
+          <w:p>
+            <w:r>
+              <w:rPr>
+                <w:sz w:val="16"/>
+              </w:rPr>
+              <w:t>Génie civil (croissance %)</w:t>
+            </w:r>
+          </w:p>
+        </w:tc>
+        <w:tc>
+          <w:tcPr>
+            <w:tcW w:type="dxa" w:w="1881"/>
+          </w:tcPr>
+          <w:p>
+            <w:r>
+              <w:rPr>
+                <w:sz w:val="16"/>
+              </w:rPr>
+              <w:t>+4.9%</w:t>
+            </w:r>
+          </w:p>
+        </w:tc>
+        <w:tc>
+          <w:tcPr>
+            <w:tcW w:type="dxa" w:w="1881"/>
+          </w:tcPr>
+          <w:p>
+            <w:r>
+              <w:rPr>
+                <w:sz w:val="16"/>
+              </w:rPr>
+              <w:t>+4.4%</w:t>
+            </w:r>
+          </w:p>
+        </w:tc>
+        <w:tc>
+          <w:tcPr>
+            <w:tcW w:type="dxa" w:w="1881"/>
+          </w:tcPr>
+          <w:p>
+            <w:r>
+              <w:rPr>
+                <w:sz w:val="16"/>
+              </w:rPr>
+              <w:t>-2.2%</w:t>
+            </w:r>
+          </w:p>
+        </w:tc>
+        <w:tc>
+          <w:tcPr>
+            <w:tcW w:type="dxa" w:w="1881"/>
+          </w:tcPr>
+          <w:p>
+            <w:r>
+              <w:rPr>
+                <w:sz w:val="16"/>
+              </w:rPr>
+              <w:t>Embuild / ING</w:t>
+            </w:r>
+          </w:p>
+        </w:tc>
+      </w:tr>
+      <w:tr>
+        <w:tc>
+          <w:tcPr>
+            <w:tcW w:type="dxa" w:w="1881"/>
+          </w:tcPr>
+          <w:p>
+            <w:r>
+              <w:rPr>
+                <w:sz w:val="16"/>
+              </w:rPr>
+              <w:t>Non-résidentiel neuf (croissance %)</w:t>
+            </w:r>
+          </w:p>
+        </w:tc>
+        <w:tc>
+          <w:tcPr>
+            <w:tcW w:type="dxa" w:w="1881"/>
+          </w:tcPr>
+          <w:p>
+            <w:r>
+              <w:rPr>
+                <w:sz w:val="16"/>
+              </w:rPr>
+              <w:t>nd</w:t>
+            </w:r>
+          </w:p>
+        </w:tc>
+        <w:tc>
+          <w:tcPr>
+            <w:tcW w:type="dxa" w:w="1881"/>
+          </w:tcPr>
+          <w:p>
+            <w:r>
+              <w:rPr>
+                <w:sz w:val="16"/>
+              </w:rPr>
+              <w:t>+1.4%</w:t>
+            </w:r>
+          </w:p>
+        </w:tc>
+        <w:tc>
+          <w:tcPr>
+            <w:tcW w:type="dxa" w:w="1881"/>
+          </w:tcPr>
+          <w:p>
+            <w:r>
+              <w:rPr>
+                <w:sz w:val="16"/>
+              </w:rPr>
+              <w:t>+1.5%</w:t>
+            </w:r>
+          </w:p>
+        </w:tc>
+        <w:tc>
+          <w:tcPr>
+            <w:tcW w:type="dxa" w:w="1881"/>
+          </w:tcPr>
+          <w:p>
+            <w:r>
+              <w:rPr>
+                <w:sz w:val="16"/>
+              </w:rPr>
+              <w:t>Techlink / ING</w:t>
+            </w:r>
+          </w:p>
+        </w:tc>
+      </w:tr>
+      <w:tr>
+        <w:tc>
+          <w:tcPr>
+            <w:tcW w:type="dxa" w:w="1881"/>
+          </w:tcPr>
+          <w:p>
+            <w:r>
+              <w:rPr>
+                <w:sz w:val="16"/>
+              </w:rPr>
+              <w:t>Non-résidentiel rénov. (croissance %)</w:t>
+            </w:r>
+          </w:p>
+        </w:tc>
+        <w:tc>
+          <w:tcPr>
+            <w:tcW w:type="dxa" w:w="1881"/>
+          </w:tcPr>
+          <w:p>
+            <w:r>
+              <w:rPr>
+                <w:sz w:val="16"/>
+              </w:rPr>
+              <w:t>nd</w:t>
+            </w:r>
+          </w:p>
+        </w:tc>
+        <w:tc>
+          <w:tcPr>
+            <w:tcW w:type="dxa" w:w="1881"/>
+          </w:tcPr>
+          <w:p>
+            <w:r>
+              <w:rPr>
+                <w:sz w:val="16"/>
+              </w:rPr>
+              <w:t>-2.1%</w:t>
+            </w:r>
+          </w:p>
+        </w:tc>
+        <w:tc>
+          <w:tcPr>
+            <w:tcW w:type="dxa" w:w="1881"/>
+          </w:tcPr>
+          <w:p>
+            <w:r>
+              <w:rPr>
+                <w:sz w:val="16"/>
+              </w:rPr>
+              <w:t>nd</w:t>
+            </w:r>
+          </w:p>
+        </w:tc>
+        <w:tc>
+          <w:tcPr>
+            <w:tcW w:type="dxa" w:w="1881"/>
+          </w:tcPr>
+          <w:p>
+            <w:r>
+              <w:rPr>
+                <w:sz w:val="16"/>
+              </w:rPr>
+              <w:t>Techlink</w:t>
+            </w:r>
+          </w:p>
+        </w:tc>
+      </w:tr>
+      <w:tr>
+        <w:tc>
+          <w:tcPr>
+            <w:tcW w:type="dxa" w:w="1881"/>
+          </w:tcPr>
+          <w:p>
+            <w:r>
+              <w:rPr>
+                <w:sz w:val="16"/>
+              </w:rPr>
+              <w:t>Faillites construction</w:t>
+            </w:r>
+          </w:p>
+        </w:tc>
+        <w:tc>
+          <w:tcPr>
+            <w:tcW w:type="dxa" w:w="1881"/>
+          </w:tcPr>
+          <w:p>
+            <w:r>
+              <w:rPr>
+                <w:sz w:val="16"/>
+              </w:rPr>
+              <w:t>nd</w:t>
+            </w:r>
+          </w:p>
+        </w:tc>
+        <w:tc>
+          <w:tcPr>
+            <w:tcW w:type="dxa" w:w="1881"/>
+          </w:tcPr>
+          <w:p>
+            <w:r>
+              <w:rPr>
+                <w:sz w:val="16"/>
+              </w:rPr>
+              <w:t>2 600+</w:t>
+            </w:r>
+          </w:p>
+        </w:tc>
+        <w:tc>
+          <w:tcPr>
+            <w:tcW w:type="dxa" w:w="1881"/>
+          </w:tcPr>
+          <w:p>
+            <w:r>
+              <w:rPr>
+                <w:sz w:val="16"/>
+              </w:rPr>
+              <w:t>nd</w:t>
+            </w:r>
+          </w:p>
+        </w:tc>
+        <w:tc>
+          <w:tcPr>
+            <w:tcW w:type="dxa" w:w="1881"/>
+          </w:tcPr>
+          <w:p>
+            <w:r>
+              <w:rPr>
+                <w:sz w:val="16"/>
+              </w:rPr>
+              <w:t>Allianz Trade</w:t>
+            </w:r>
+          </w:p>
+        </w:tc>
+      </w:tr>
+      <w:tr>
+        <w:tc>
+          <w:tcPr>
+            <w:tcW w:type="dxa" w:w="1881"/>
+          </w:tcPr>
+          <w:p>
+            <w:r>
+              <w:rPr>
+                <w:sz w:val="16"/>
+              </w:rPr>
+              <w:t>Hausse faillites vs N-1</w:t>
+            </w:r>
+          </w:p>
+        </w:tc>
+        <w:tc>
+          <w:tcPr>
+            <w:tcW w:type="dxa" w:w="1881"/>
+          </w:tcPr>
+          <w:p>
+            <w:r>
+              <w:rPr>
+                <w:sz w:val="16"/>
+              </w:rPr>
+              <w:t>nd</w:t>
+            </w:r>
+          </w:p>
+        </w:tc>
+        <w:tc>
+          <w:tcPr>
+            <w:tcW w:type="dxa" w:w="1881"/>
+          </w:tcPr>
+          <w:p>
+            <w:r>
+              <w:rPr>
+                <w:sz w:val="16"/>
+              </w:rPr>
+              <w:t>+17%</w:t>
+            </w:r>
+          </w:p>
+        </w:tc>
+        <w:tc>
+          <w:tcPr>
+            <w:tcW w:type="dxa" w:w="1881"/>
+          </w:tcPr>
+          <w:p>
+            <w:r>
+              <w:rPr>
+                <w:sz w:val="16"/>
+              </w:rPr>
+              <w:t>nd</w:t>
+            </w:r>
+          </w:p>
+        </w:tc>
+        <w:tc>
+          <w:tcPr>
+            <w:tcW w:type="dxa" w:w="1881"/>
+          </w:tcPr>
+          <w:p>
+            <w:r>
+              <w:rPr>
+                <w:sz w:val="16"/>
+              </w:rPr>
+              <w:t>Allianz Trade</w:t>
+            </w:r>
+          </w:p>
+        </w:tc>
+      </w:tr>
+      <w:tr>
+        <w:tc>
+          <w:tcPr>
+            <w:tcW w:type="dxa" w:w="1881"/>
+          </w:tcPr>
+          <w:p>
+            <w:r>
+              <w:rPr>
+                <w:sz w:val="16"/>
+              </w:rPr>
+              <w:t>Logements livrés</w:t>
+            </w:r>
+          </w:p>
+        </w:tc>
+        <w:tc>
+          <w:tcPr>
+            <w:tcW w:type="dxa" w:w="1881"/>
+          </w:tcPr>
+          <w:p>
+            <w:r>
+              <w:rPr>
+                <w:sz w:val="16"/>
+              </w:rPr>
+              <w:t>~49 000</w:t>
+            </w:r>
+          </w:p>
+        </w:tc>
+        <w:tc>
+          <w:tcPr>
+            <w:tcW w:type="dxa" w:w="1881"/>
+          </w:tcPr>
+          <w:p>
+            <w:r>
+              <w:rPr>
+                <w:sz w:val="16"/>
+              </w:rPr>
+              <w:t>53 800</w:t>
+            </w:r>
+          </w:p>
+        </w:tc>
+        <w:tc>
+          <w:tcPr>
+            <w:tcW w:type="dxa" w:w="1881"/>
+          </w:tcPr>
+          <w:p>
+            <w:r>
+              <w:rPr>
+                <w:sz w:val="16"/>
+              </w:rPr>
+              <w:t>nd</w:t>
+            </w:r>
+          </w:p>
+        </w:tc>
+        <w:tc>
+          <w:tcPr>
+            <w:tcW w:type="dxa" w:w="1881"/>
+          </w:tcPr>
+          <w:p>
+            <w:r>
+              <w:rPr>
+                <w:sz w:val="16"/>
+              </w:rPr>
+              <w:t>Embuild</w:t>
+            </w:r>
+          </w:p>
+        </w:tc>
+      </w:tr>
+    </w:tbl>
+    <w:p/>
+    <w:p>
       <w:pPr>
-        <w:pStyle w:val="Heading2"/>
+        <w:pStyle w:val="Heading1"/>
       </w:pPr>
       <w:r>
         <w:rPr>
+          <w:rFonts w:ascii="Calibri" w:hAnsi="Calibri"/>
           <w:color w:val="1F497D"/>
         </w:rPr>
-        <w:t>B1. Indicateurs macro Belgique 2025</w:t>
+        <w:t>ANNEXE 3 — DONNÉES BRUTES INVESTISSEMENTS ERP BELGIQUE</w:t>
+      </w:r>
+    </w:p>
+    <w:p>
+      <w:r>
+        <w:rPr>
+          <w:i/>
+        </w:rPr>
+        <w:t>Pipeline d'investissements identifiés dans les ERP belges (2024-2030) :</w:t>
+      </w:r>
+    </w:p>
+    <w:p/>
+    <w:tbl>
+      <w:tblPr>
+        <w:tblStyle w:val="TableGrid"/>
+        <w:tblW w:type="auto" w:w="0"/>
+        <w:tblLook w:firstColumn="1" w:firstRow="1" w:lastColumn="0" w:lastRow="0" w:noHBand="0" w:noVBand="1" w:val="04A0"/>
+      </w:tblPr>
+      <w:tblGrid>
+        <w:gridCol w:w="1881"/>
+        <w:gridCol w:w="1881"/>
+        <w:gridCol w:w="1881"/>
+        <w:gridCol w:w="1881"/>
+        <w:gridCol w:w="1881"/>
+      </w:tblGrid>
+      <w:tr>
+        <w:tc>
+          <w:tcPr>
+            <w:tcW w:type="dxa" w:w="1881"/>
+          </w:tcPr>
+          <w:p>
+            <w:r>
+              <w:rPr>
+                <w:b/>
+                <w:sz w:val="18"/>
+              </w:rPr>
+              <w:t>Segment</w:t>
+            </w:r>
+          </w:p>
+        </w:tc>
+        <w:tc>
+          <w:tcPr>
+            <w:tcW w:type="dxa" w:w="1881"/>
+          </w:tcPr>
+          <w:p>
+            <w:r>
+              <w:rPr>
+                <w:b/>
+                <w:sz w:val="18"/>
+              </w:rPr>
+              <w:t>Montant</w:t>
+            </w:r>
+          </w:p>
+        </w:tc>
+        <w:tc>
+          <w:tcPr>
+            <w:tcW w:type="dxa" w:w="1881"/>
+          </w:tcPr>
+          <w:p>
+            <w:r>
+              <w:rPr>
+                <w:b/>
+                <w:sz w:val="18"/>
+              </w:rPr>
+              <w:t>Période</w:t>
+            </w:r>
+          </w:p>
+        </w:tc>
+        <w:tc>
+          <w:tcPr>
+            <w:tcW w:type="dxa" w:w="1881"/>
+          </w:tcPr>
+          <w:p>
+            <w:r>
+              <w:rPr>
+                <w:b/>
+                <w:sz w:val="18"/>
+              </w:rPr>
+              <w:t>Porteur</w:t>
+            </w:r>
+          </w:p>
+        </w:tc>
+        <w:tc>
+          <w:tcPr>
+            <w:tcW w:type="dxa" w:w="1881"/>
+          </w:tcPr>
+          <w:p>
+            <w:r>
+              <w:rPr>
+                <w:b/>
+                <w:sz w:val="18"/>
+              </w:rPr>
+              <w:t>Source</w:t>
+            </w:r>
+          </w:p>
+        </w:tc>
+      </w:tr>
+      <w:tr>
+        <w:tc>
+          <w:tcPr>
+            <w:tcW w:type="dxa" w:w="1881"/>
+          </w:tcPr>
+          <w:p>
+            <w:r>
+              <w:rPr>
+                <w:sz w:val="16"/>
+              </w:rPr>
+              <w:t>Hôpitaux universitaires (FWB)</w:t>
+            </w:r>
+          </w:p>
+        </w:tc>
+        <w:tc>
+          <w:tcPr>
+            <w:tcW w:type="dxa" w:w="1881"/>
+          </w:tcPr>
+          <w:p>
+            <w:r>
+              <w:rPr>
+                <w:sz w:val="16"/>
+              </w:rPr>
+              <w:t>438 M€</w:t>
+            </w:r>
+          </w:p>
+        </w:tc>
+        <w:tc>
+          <w:tcPr>
+            <w:tcW w:type="dxa" w:w="1881"/>
+          </w:tcPr>
+          <w:p>
+            <w:r>
+              <w:rPr>
+                <w:sz w:val="16"/>
+              </w:rPr>
+              <w:t>2024-2028</w:t>
+            </w:r>
+          </w:p>
+        </w:tc>
+        <w:tc>
+          <w:tcPr>
+            <w:tcW w:type="dxa" w:w="1881"/>
+          </w:tcPr>
+          <w:p>
+            <w:r>
+              <w:rPr>
+                <w:sz w:val="16"/>
+              </w:rPr>
+              <w:t>Fédération Wallonie-Bruxelles</w:t>
+            </w:r>
+          </w:p>
+        </w:tc>
+        <w:tc>
+          <w:tcPr>
+            <w:tcW w:type="dxa" w:w="1881"/>
+          </w:tcPr>
+          <w:p>
+            <w:r>
+              <w:rPr>
+                <w:sz w:val="16"/>
+              </w:rPr>
+              <w:t>Le Spécialiste</w:t>
+            </w:r>
+          </w:p>
+        </w:tc>
+      </w:tr>
+      <w:tr>
+        <w:tc>
+          <w:tcPr>
+            <w:tcW w:type="dxa" w:w="1881"/>
+          </w:tcPr>
+          <w:p>
+            <w:r>
+              <w:rPr>
+                <w:sz w:val="16"/>
+              </w:rPr>
+              <w:t>Santé mentale Leuven/Kortenberg</w:t>
+            </w:r>
+          </w:p>
+        </w:tc>
+        <w:tc>
+          <w:tcPr>
+            <w:tcW w:type="dxa" w:w="1881"/>
+          </w:tcPr>
+          <w:p>
+            <w:r>
+              <w:rPr>
+                <w:sz w:val="16"/>
+              </w:rPr>
+              <w:t>270 M€ (dont BEI 120 M€)</w:t>
+            </w:r>
+          </w:p>
+        </w:tc>
+        <w:tc>
+          <w:tcPr>
+            <w:tcW w:type="dxa" w:w="1881"/>
+          </w:tcPr>
+          <w:p>
+            <w:r>
+              <w:rPr>
+                <w:sz w:val="16"/>
+              </w:rPr>
+              <w:t>2026-2040</w:t>
+            </w:r>
+          </w:p>
+        </w:tc>
+        <w:tc>
+          <w:tcPr>
+            <w:tcW w:type="dxa" w:w="1881"/>
+          </w:tcPr>
+          <w:p>
+            <w:r>
+              <w:rPr>
+                <w:sz w:val="16"/>
+              </w:rPr>
+              <w:t>Z.org KU Leuven</w:t>
+            </w:r>
+          </w:p>
+        </w:tc>
+        <w:tc>
+          <w:tcPr>
+            <w:tcW w:type="dxa" w:w="1881"/>
+          </w:tcPr>
+          <w:p>
+            <w:r>
+              <w:rPr>
+                <w:sz w:val="16"/>
+              </w:rPr>
+              <w:t>BEI 2025</w:t>
+            </w:r>
+          </w:p>
+        </w:tc>
+      </w:tr>
+      <w:tr>
+        <w:tc>
+          <w:tcPr>
+            <w:tcW w:type="dxa" w:w="1881"/>
+          </w:tcPr>
+          <w:p>
+            <w:r>
+              <w:rPr>
+                <w:sz w:val="16"/>
+              </w:rPr>
+              <w:t>Bâtiments scolaires FWB</w:t>
+            </w:r>
+          </w:p>
+        </w:tc>
+        <w:tc>
+          <w:tcPr>
+            <w:tcW w:type="dxa" w:w="1881"/>
+          </w:tcPr>
+          <w:p>
+            <w:r>
+              <w:rPr>
+                <w:sz w:val="16"/>
+              </w:rPr>
+              <w:t>1 Md€ (subventions)</w:t>
+            </w:r>
+          </w:p>
+        </w:tc>
+        <w:tc>
+          <w:tcPr>
+            <w:tcW w:type="dxa" w:w="1881"/>
+          </w:tcPr>
+          <w:p>
+            <w:r>
+              <w:rPr>
+                <w:sz w:val="16"/>
+              </w:rPr>
+              <w:t>2023-2028+</w:t>
+            </w:r>
+          </w:p>
+        </w:tc>
+        <w:tc>
+          <w:tcPr>
+            <w:tcW w:type="dxa" w:w="1881"/>
+          </w:tcPr>
+          <w:p>
+            <w:r>
+              <w:rPr>
+                <w:sz w:val="16"/>
+              </w:rPr>
+              <w:t>FWB / Wallonie</w:t>
+            </w:r>
+          </w:p>
+        </w:tc>
+        <w:tc>
+          <w:tcPr>
+            <w:tcW w:type="dxa" w:w="1881"/>
+          </w:tcPr>
+          <w:p>
+            <w:r>
+              <w:rPr>
+                <w:sz w:val="16"/>
+              </w:rPr>
+              <w:t>FWB</w:t>
+            </w:r>
+          </w:p>
+        </w:tc>
+      </w:tr>
+      <w:tr>
+        <w:tc>
+          <w:tcPr>
+            <w:tcW w:type="dxa" w:w="1881"/>
+          </w:tcPr>
+          <w:p>
+            <w:r>
+              <w:rPr>
+                <w:sz w:val="16"/>
+              </w:rPr>
+              <w:t>Logements sociaux Flandre</w:t>
+            </w:r>
+          </w:p>
+        </w:tc>
+        <w:tc>
+          <w:tcPr>
+            <w:tcW w:type="dxa" w:w="1881"/>
+          </w:tcPr>
+          <w:p>
+            <w:r>
+              <w:rPr>
+                <w:sz w:val="16"/>
+              </w:rPr>
+              <w:t>1.7 Md€ (BEI)</w:t>
+            </w:r>
+          </w:p>
+        </w:tc>
+        <w:tc>
+          <w:tcPr>
+            <w:tcW w:type="dxa" w:w="1881"/>
+          </w:tcPr>
+          <w:p>
+            <w:r>
+              <w:rPr>
+                <w:sz w:val="16"/>
+              </w:rPr>
+              <w:t>→2042</w:t>
+            </w:r>
+          </w:p>
+        </w:tc>
+        <w:tc>
+          <w:tcPr>
+            <w:tcW w:type="dxa" w:w="1881"/>
+          </w:tcPr>
+          <w:p>
+            <w:r>
+              <w:rPr>
+                <w:sz w:val="16"/>
+              </w:rPr>
+              <w:t>Gouvernement flamand / BEI</w:t>
+            </w:r>
+          </w:p>
+        </w:tc>
+        <w:tc>
+          <w:tcPr>
+            <w:tcW w:type="dxa" w:w="1881"/>
+          </w:tcPr>
+          <w:p>
+            <w:r>
+              <w:rPr>
+                <w:sz w:val="16"/>
+              </w:rPr>
+              <w:t>BEI 2025</w:t>
+            </w:r>
+          </w:p>
+        </w:tc>
+      </w:tr>
+      <w:tr>
+        <w:tc>
+          <w:tcPr>
+            <w:tcW w:type="dxa" w:w="1881"/>
+          </w:tcPr>
+          <w:p>
+            <w:r>
+              <w:rPr>
+                <w:sz w:val="16"/>
+              </w:rPr>
+              <w:t>Logements sociaux Wallonie rénov.</w:t>
+            </w:r>
+          </w:p>
+        </w:tc>
+        <w:tc>
+          <w:tcPr>
+            <w:tcW w:type="dxa" w:w="1881"/>
+          </w:tcPr>
+          <w:p>
+            <w:r>
+              <w:rPr>
+                <w:sz w:val="16"/>
+              </w:rPr>
+              <w:t>1.2 Md€</w:t>
+            </w:r>
+          </w:p>
+        </w:tc>
+        <w:tc>
+          <w:tcPr>
+            <w:tcW w:type="dxa" w:w="1881"/>
+          </w:tcPr>
+          <w:p>
+            <w:r>
+              <w:rPr>
+                <w:sz w:val="16"/>
+              </w:rPr>
+              <w:t>→2030</w:t>
+            </w:r>
+          </w:p>
+        </w:tc>
+        <w:tc>
+          <w:tcPr>
+            <w:tcW w:type="dxa" w:w="1881"/>
+          </w:tcPr>
+          <w:p>
+            <w:r>
+              <w:rPr>
+                <w:sz w:val="16"/>
+              </w:rPr>
+              <w:t>SWL / Wallonie</w:t>
+            </w:r>
+          </w:p>
+        </w:tc>
+        <w:tc>
+          <w:tcPr>
+            <w:tcW w:type="dxa" w:w="1881"/>
+          </w:tcPr>
+          <w:p>
+            <w:r>
+              <w:rPr>
+                <w:sz w:val="16"/>
+              </w:rPr>
+              <w:t>SWL</w:t>
+            </w:r>
+          </w:p>
+        </w:tc>
+      </w:tr>
+      <w:tr>
+        <w:tc>
+          <w:tcPr>
+            <w:tcW w:type="dxa" w:w="1881"/>
+          </w:tcPr>
+          <w:p>
+            <w:r>
+              <w:rPr>
+                <w:sz w:val="16"/>
+              </w:rPr>
+              <w:t>Résidences étudiantes Wallonie</w:t>
+            </w:r>
+          </w:p>
+        </w:tc>
+        <w:tc>
+          <w:tcPr>
+            <w:tcW w:type="dxa" w:w="1881"/>
+          </w:tcPr>
+          <w:p>
+            <w:r>
+              <w:rPr>
+                <w:sz w:val="16"/>
+              </w:rPr>
+              <w:t>nd (appel à projets)</w:t>
+            </w:r>
+          </w:p>
+        </w:tc>
+        <w:tc>
+          <w:tcPr>
+            <w:tcW w:type="dxa" w:w="1881"/>
+          </w:tcPr>
+          <w:p>
+            <w:r>
+              <w:rPr>
+                <w:sz w:val="16"/>
+              </w:rPr>
+              <w:t>→2025</w:t>
+            </w:r>
+          </w:p>
+        </w:tc>
+        <w:tc>
+          <w:tcPr>
+            <w:tcW w:type="dxa" w:w="1881"/>
+          </w:tcPr>
+          <w:p>
+            <w:r>
+              <w:rPr>
+                <w:sz w:val="16"/>
+              </w:rPr>
+              <w:t>Wallonie (RRP)</w:t>
+            </w:r>
+          </w:p>
+        </w:tc>
+        <w:tc>
+          <w:tcPr>
+            <w:tcW w:type="dxa" w:w="1881"/>
+          </w:tcPr>
+          <w:p>
+            <w:r>
+              <w:rPr>
+                <w:sz w:val="16"/>
+              </w:rPr>
+              <w:t>Wallonie RRP</w:t>
+            </w:r>
+          </w:p>
+        </w:tc>
+      </w:tr>
+      <w:tr>
+        <w:tc>
+          <w:tcPr>
+            <w:tcW w:type="dxa" w:w="1881"/>
+          </w:tcPr>
+          <w:p>
+            <w:r>
+              <w:rPr>
+                <w:sz w:val="16"/>
+              </w:rPr>
+              <w:t>Prison Vresse-sur-Semois</w:t>
+            </w:r>
+          </w:p>
+        </w:tc>
+        <w:tc>
+          <w:tcPr>
+            <w:tcW w:type="dxa" w:w="1881"/>
+          </w:tcPr>
+          <w:p>
+            <w:r>
+              <w:rPr>
+                <w:sz w:val="16"/>
+              </w:rPr>
+              <w:t>171 M€</w:t>
+            </w:r>
+          </w:p>
+        </w:tc>
+        <w:tc>
+          <w:tcPr>
+            <w:tcW w:type="dxa" w:w="1881"/>
+          </w:tcPr>
+          <w:p>
+            <w:r>
+              <w:rPr>
+                <w:sz w:val="16"/>
+              </w:rPr>
+              <w:t>→2030</w:t>
+            </w:r>
+          </w:p>
+        </w:tc>
+        <w:tc>
+          <w:tcPr>
+            <w:tcW w:type="dxa" w:w="1881"/>
+          </w:tcPr>
+          <w:p>
+            <w:r>
+              <w:rPr>
+                <w:sz w:val="16"/>
+              </w:rPr>
+              <w:t>État fédéral</w:t>
+            </w:r>
+          </w:p>
+        </w:tc>
+        <w:tc>
+          <w:tcPr>
+            <w:tcW w:type="dxa" w:w="1881"/>
+          </w:tcPr>
+          <w:p>
+            <w:r>
+              <w:rPr>
+                <w:sz w:val="16"/>
+              </w:rPr>
+              <w:t>Media24</w:t>
+            </w:r>
+          </w:p>
+        </w:tc>
+      </w:tr>
+      <w:tr>
+        <w:tc>
+          <w:tcPr>
+            <w:tcW w:type="dxa" w:w="1881"/>
+          </w:tcPr>
+          <w:p>
+            <w:r>
+              <w:rPr>
+                <w:sz w:val="16"/>
+              </w:rPr>
+              <w:t>Prison Anvers (livrée)</w:t>
+            </w:r>
+          </w:p>
+        </w:tc>
+        <w:tc>
+          <w:tcPr>
+            <w:tcW w:type="dxa" w:w="1881"/>
+          </w:tcPr>
+          <w:p>
+            <w:r>
+              <w:rPr>
+                <w:sz w:val="16"/>
+              </w:rPr>
+              <w:t>nd</w:t>
+            </w:r>
+          </w:p>
+        </w:tc>
+        <w:tc>
+          <w:tcPr>
+            <w:tcW w:type="dxa" w:w="1881"/>
+          </w:tcPr>
+          <w:p>
+            <w:r>
+              <w:rPr>
+                <w:sz w:val="16"/>
+              </w:rPr>
+              <w:t>2025</w:t>
+            </w:r>
+          </w:p>
+        </w:tc>
+        <w:tc>
+          <w:tcPr>
+            <w:tcW w:type="dxa" w:w="1881"/>
+          </w:tcPr>
+          <w:p>
+            <w:r>
+              <w:rPr>
+                <w:sz w:val="16"/>
+              </w:rPr>
+              <w:t>État fédéral</w:t>
+            </w:r>
+          </w:p>
+        </w:tc>
+        <w:tc>
+          <w:tcPr>
+            <w:tcW w:type="dxa" w:w="1881"/>
+          </w:tcPr>
+          <w:p>
+            <w:r>
+              <w:rPr>
+                <w:sz w:val="16"/>
+              </w:rPr>
+              <w:t>Jan De Nul</w:t>
+            </w:r>
+          </w:p>
+        </w:tc>
+      </w:tr>
+      <w:tr>
+        <w:tc>
+          <w:tcPr>
+            <w:tcW w:type="dxa" w:w="1881"/>
+          </w:tcPr>
+          <w:p>
+            <w:r>
+              <w:rPr>
+                <w:sz w:val="16"/>
+              </w:rPr>
+              <w:t>Complexe sportif Bruxelles piscine</w:t>
+            </w:r>
+          </w:p>
+        </w:tc>
+        <w:tc>
+          <w:tcPr>
+            <w:tcW w:type="dxa" w:w="1881"/>
+          </w:tcPr>
+          <w:p>
+            <w:r>
+              <w:rPr>
+                <w:sz w:val="16"/>
+              </w:rPr>
+              <w:t>nd</w:t>
+            </w:r>
+          </w:p>
+        </w:tc>
+        <w:tc>
+          <w:tcPr>
+            <w:tcW w:type="dxa" w:w="1881"/>
+          </w:tcPr>
+          <w:p>
+            <w:r>
+              <w:rPr>
+                <w:sz w:val="16"/>
+              </w:rPr>
+              <w:t>2025-2027</w:t>
+            </w:r>
+          </w:p>
+        </w:tc>
+        <w:tc>
+          <w:tcPr>
+            <w:tcW w:type="dxa" w:w="1881"/>
+          </w:tcPr>
+          <w:p>
+            <w:r>
+              <w:rPr>
+                <w:sz w:val="16"/>
+              </w:rPr>
+              <w:t>Commune péri-bruxelloise</w:t>
+            </w:r>
+          </w:p>
+        </w:tc>
+        <w:tc>
+          <w:tcPr>
+            <w:tcW w:type="dxa" w:w="1881"/>
+          </w:tcPr>
+          <w:p>
+            <w:r>
+              <w:rPr>
+                <w:sz w:val="16"/>
+              </w:rPr>
+              <w:t>L'Avenir</w:t>
+            </w:r>
+          </w:p>
+        </w:tc>
+      </w:tr>
+      <w:tr>
+        <w:tc>
+          <w:tcPr>
+            <w:tcW w:type="dxa" w:w="1881"/>
+          </w:tcPr>
+          <w:p>
+            <w:r>
+              <w:rPr>
+                <w:sz w:val="16"/>
+              </w:rPr>
+              <w:t>Infrasports Wallonie</w:t>
+            </w:r>
+          </w:p>
+        </w:tc>
+        <w:tc>
+          <w:tcPr>
+            <w:tcW w:type="dxa" w:w="1881"/>
+          </w:tcPr>
+          <w:p>
+            <w:r>
+              <w:rPr>
+                <w:sz w:val="16"/>
+              </w:rPr>
+              <w:t>nd (programme annuel)</w:t>
+            </w:r>
+          </w:p>
+        </w:tc>
+        <w:tc>
+          <w:tcPr>
+            <w:tcW w:type="dxa" w:w="1881"/>
+          </w:tcPr>
+          <w:p>
+            <w:r>
+              <w:rPr>
+                <w:sz w:val="16"/>
+              </w:rPr>
+              <w:t>récurrent</w:t>
+            </w:r>
+          </w:p>
+        </w:tc>
+        <w:tc>
+          <w:tcPr>
+            <w:tcW w:type="dxa" w:w="1881"/>
+          </w:tcPr>
+          <w:p>
+            <w:r>
+              <w:rPr>
+                <w:sz w:val="16"/>
+              </w:rPr>
+              <w:t>Wallonie</w:t>
+            </w:r>
+          </w:p>
+        </w:tc>
+        <w:tc>
+          <w:tcPr>
+            <w:tcW w:type="dxa" w:w="1881"/>
+          </w:tcPr>
+          <w:p>
+            <w:r>
+              <w:rPr>
+                <w:sz w:val="16"/>
+              </w:rPr>
+              <w:t>Wallonie</w:t>
+            </w:r>
+          </w:p>
+        </w:tc>
+      </w:tr>
+    </w:tbl>
+    <w:p/>
+    <w:p>
+      <w:pPr>
+        <w:pStyle w:val="Heading1"/>
+      </w:pPr>
+      <w:r>
+        <w:rPr>
+          <w:rFonts w:ascii="Calibri" w:hAnsi="Calibri"/>
+          <w:color w:val="1F497D"/>
+        </w:rPr>
+        <w:t>ANNEXE 4 — DISTRIBUTEURS ROBINETTERIE BELGES IDENTIFIÉS</w:t>
       </w:r>
     </w:p>
     <w:tbl>
@@ -1104,33 +2503,65 @@
         <w:tblLook w:firstColumn="1" w:firstRow="1" w:lastColumn="0" w:lastRow="0" w:noHBand="0" w:noVBand="1" w:val="04A0"/>
       </w:tblPr>
       <w:tblGrid>
-        <w:gridCol w:w="4703"/>
-        <w:gridCol w:w="4703"/>
+        <w:gridCol w:w="2351"/>
+        <w:gridCol w:w="2351"/>
+        <w:gridCol w:w="2351"/>
+        <w:gridCol w:w="2351"/>
       </w:tblGrid>
       <w:tr>
         <w:tc>
           <w:tcPr>
-            <w:tcW w:type="dxa" w:w="4703"/>
+            <w:tcW w:type="dxa" w:w="2351"/>
           </w:tcPr>
           <w:p>
             <w:r>
               <w:rPr>
                 <w:b/>
+                <w:sz w:val="18"/>
               </w:rPr>
-              <w:t>Indicateur</w:t>
+              <w:t>Distributeur</w:t>
             </w:r>
           </w:p>
         </w:tc>
         <w:tc>
           <w:tcPr>
-            <w:tcW w:type="dxa" w:w="4703"/>
+            <w:tcW w:type="dxa" w:w="2351"/>
           </w:tcPr>
           <w:p>
             <w:r>
               <w:rPr>
                 <w:b/>
+                <w:sz w:val="18"/>
               </w:rPr>
-              <w:t>Valeur</w:t>
+              <w:t>Type</w:t>
+            </w:r>
+          </w:p>
+        </w:tc>
+        <w:tc>
+          <w:tcPr>
+            <w:tcW w:type="dxa" w:w="2351"/>
+          </w:tcPr>
+          <w:p>
+            <w:r>
+              <w:rPr>
+                <w:b/>
+                <w:sz w:val="18"/>
+              </w:rPr>
+              <w:t>Zone</w:t>
+            </w:r>
+          </w:p>
+        </w:tc>
+        <w:tc>
+          <w:tcPr>
+            <w:tcW w:type="dxa" w:w="2351"/>
+          </w:tcPr>
+          <w:p>
+            <w:r>
+              <w:rPr>
+                <w:b/>
+                <w:sz w:val="18"/>
+              </w:rPr>
+              <w:t>Remarque</w:t>
             </w:r>
           </w:p>
         </w:tc>
@@ -1138,21 +2569,53 @@
       <w:tr>
         <w:tc>
           <w:tcPr>
-            <w:tcW w:type="dxa" w:w="4703"/>
+            <w:tcW w:type="dxa" w:w="2351"/>
           </w:tcPr>
           <w:p>
             <w:r>
-              <w:t>PIB/hab 2024</w:t>
+              <w:rPr>
+                <w:sz w:val="16"/>
+              </w:rPr>
+              <w:t>SIDER</w:t>
             </w:r>
           </w:p>
         </w:tc>
         <w:tc>
           <w:tcPr>
-            <w:tcW w:type="dxa" w:w="4703"/>
+            <w:tcW w:type="dxa" w:w="2351"/>
           </w:tcPr>
           <w:p>
             <w:r>
-              <w:t>~46 000 USD (FMI / SPF Économie)</w:t>
+              <w:rPr>
+                <w:sz w:val="16"/>
+              </w:rPr>
+              <w:t>Négoce pro plomberie</w:t>
+            </w:r>
+          </w:p>
+        </w:tc>
+        <w:tc>
+          <w:tcPr>
+            <w:tcW w:type="dxa" w:w="2351"/>
+          </w:tcPr>
+          <w:p>
+            <w:r>
+              <w:rPr>
+                <w:sz w:val="16"/>
+              </w:rPr>
+              <w:t>National</w:t>
+            </w:r>
+          </w:p>
+        </w:tc>
+        <w:tc>
+          <w:tcPr>
+            <w:tcW w:type="dxa" w:w="2351"/>
+          </w:tcPr>
+          <w:p>
+            <w:r>
+              <w:rPr>
+                <w:sz w:val="16"/>
+              </w:rPr>
+              <w:t>35 000 références, livraison pros, présent en ligne</w:t>
             </w:r>
           </w:p>
         </w:tc>
@@ -1160,21 +2623,53 @@
       <w:tr>
         <w:tc>
           <w:tcPr>
-            <w:tcW w:type="dxa" w:w="4703"/>
+            <w:tcW w:type="dxa" w:w="2351"/>
           </w:tcPr>
           <w:p>
             <w:r>
-              <w:t>PIB total 2024</w:t>
+              <w:rPr>
+                <w:sz w:val="16"/>
+              </w:rPr>
+              <w:t>STG (ex-Paepens / BME)</w:t>
             </w:r>
           </w:p>
         </w:tc>
         <w:tc>
           <w:tcPr>
-            <w:tcW w:type="dxa" w:w="4703"/>
+            <w:tcW w:type="dxa" w:w="2351"/>
           </w:tcPr>
           <w:p>
             <w:r>
-              <w:t>~636 Md USD</w:t>
+              <w:rPr>
+                <w:sz w:val="16"/>
+              </w:rPr>
+              <w:t>Négoce sanitaire-chauffage</w:t>
+            </w:r>
+          </w:p>
+        </w:tc>
+        <w:tc>
+          <w:tcPr>
+            <w:tcW w:type="dxa" w:w="2351"/>
+          </w:tcPr>
+          <w:p>
+            <w:r>
+              <w:rPr>
+                <w:sz w:val="16"/>
+              </w:rPr>
+              <w:t>Flandre / Bruxelles</w:t>
+            </w:r>
+          </w:p>
+        </w:tc>
+        <w:tc>
+          <w:tcPr>
+            <w:tcW w:type="dxa" w:w="2351"/>
+          </w:tcPr>
+          <w:p>
+            <w:r>
+              <w:rPr>
+                <w:sz w:val="16"/>
+              </w:rPr>
+              <w:t>Flandre-Orientale (Ninove), racheté par BME</w:t>
             </w:r>
           </w:p>
         </w:tc>
@@ -1182,21 +2677,53 @@
       <w:tr>
         <w:tc>
           <w:tcPr>
-            <w:tcW w:type="dxa" w:w="4703"/>
+            <w:tcW w:type="dxa" w:w="2351"/>
           </w:tcPr>
           <w:p>
             <w:r>
-              <w:t>Population 01/01/2025</w:t>
+              <w:rPr>
+                <w:sz w:val="16"/>
+              </w:rPr>
+              <w:t>Versani NV</w:t>
             </w:r>
           </w:p>
         </w:tc>
         <w:tc>
           <w:tcPr>
-            <w:tcW w:type="dxa" w:w="4703"/>
+            <w:tcW w:type="dxa" w:w="2351"/>
           </w:tcPr>
           <w:p>
             <w:r>
-              <w:t>11 825 551 (Statbel)</w:t>
+              <w:rPr>
+                <w:sz w:val="16"/>
+              </w:rPr>
+              <w:t>Grossiste plomberie-chauffage</w:t>
+            </w:r>
+          </w:p>
+        </w:tc>
+        <w:tc>
+          <w:tcPr>
+            <w:tcW w:type="dxa" w:w="2351"/>
+          </w:tcPr>
+          <w:p>
+            <w:r>
+              <w:rPr>
+                <w:sz w:val="16"/>
+              </w:rPr>
+              <w:t>Kempen (Anvers)</w:t>
+            </w:r>
+          </w:p>
+        </w:tc>
+        <w:tc>
+          <w:tcPr>
+            <w:tcW w:type="dxa" w:w="2351"/>
+          </w:tcPr>
+          <w:p>
+            <w:r>
+              <w:rPr>
+                <w:sz w:val="16"/>
+              </w:rPr>
+              <w:t>Fondé 1975, indépendant</w:t>
             </w:r>
           </w:p>
         </w:tc>
@@ -1204,21 +2731,53 @@
       <w:tr>
         <w:tc>
           <w:tcPr>
-            <w:tcW w:type="dxa" w:w="4703"/>
+            <w:tcW w:type="dxa" w:w="2351"/>
           </w:tcPr>
           <w:p>
             <w:r>
-              <w:t>Taux de chômage national 2024</w:t>
+              <w:rPr>
+                <w:sz w:val="16"/>
+              </w:rPr>
+              <w:t>Willems-Diels</w:t>
             </w:r>
           </w:p>
         </w:tc>
         <w:tc>
           <w:tcPr>
-            <w:tcW w:type="dxa" w:w="4703"/>
+            <w:tcW w:type="dxa" w:w="2351"/>
           </w:tcPr>
           <w:p>
             <w:r>
-              <w:t>5,8 % (Eurostat)</w:t>
+              <w:rPr>
+                <w:sz w:val="16"/>
+              </w:rPr>
+              <w:t>Grossiste plomberie</w:t>
+            </w:r>
+          </w:p>
+        </w:tc>
+        <w:tc>
+          <w:tcPr>
+            <w:tcW w:type="dxa" w:w="2351"/>
+          </w:tcPr>
+          <w:p>
+            <w:r>
+              <w:rPr>
+                <w:sz w:val="16"/>
+              </w:rPr>
+              <w:t>Balen (Anvers)</w:t>
+            </w:r>
+          </w:p>
+        </w:tc>
+        <w:tc>
+          <w:tcPr>
+            <w:tcW w:type="dxa" w:w="2351"/>
+          </w:tcPr>
+          <w:p>
+            <w:r>
+              <w:rPr>
+                <w:sz w:val="16"/>
+              </w:rPr>
+              <w:t>Familial, 40 ans d'existence</w:t>
             </w:r>
           </w:p>
         </w:tc>
@@ -1226,21 +2785,53 @@
       <w:tr>
         <w:tc>
           <w:tcPr>
-            <w:tcW w:type="dxa" w:w="4703"/>
+            <w:tcW w:type="dxa" w:w="2351"/>
           </w:tcPr>
           <w:p>
             <w:r>
-              <w:t>Déficit public 2025e</w:t>
+              <w:rPr>
+                <w:sz w:val="16"/>
+              </w:rPr>
+              <w:t>Aquacaro</w:t>
             </w:r>
           </w:p>
         </w:tc>
         <w:tc>
           <w:tcPr>
-            <w:tcW w:type="dxa" w:w="4703"/>
+            <w:tcW w:type="dxa" w:w="2351"/>
           </w:tcPr>
           <w:p>
             <w:r>
-              <w:t>~5 % du PIB (Coface)</w:t>
+              <w:rPr>
+                <w:sz w:val="16"/>
+              </w:rPr>
+              <w:t>Grossiste robinetterie design B2B</w:t>
+            </w:r>
+          </w:p>
+        </w:tc>
+        <w:tc>
+          <w:tcPr>
+            <w:tcW w:type="dxa" w:w="2351"/>
+          </w:tcPr>
+          <w:p>
+            <w:r>
+              <w:rPr>
+                <w:sz w:val="16"/>
+              </w:rPr>
+              <w:t>National</w:t>
+            </w:r>
+          </w:p>
+        </w:tc>
+        <w:tc>
+          <w:tcPr>
+            <w:tcW w:type="dxa" w:w="2351"/>
+          </w:tcPr>
+          <w:p>
+            <w:r>
+              <w:rPr>
+                <w:sz w:val="16"/>
+              </w:rPr>
+              <w:t>Robinetterie design salle de bains</w:t>
             </w:r>
           </w:p>
         </w:tc>
@@ -1248,21 +2839,53 @@
       <w:tr>
         <w:tc>
           <w:tcPr>
-            <w:tcW w:type="dxa" w:w="4703"/>
+            <w:tcW w:type="dxa" w:w="2351"/>
           </w:tcPr>
           <w:p>
             <w:r>
-              <w:t>Dette publique 2025e</w:t>
+              <w:rPr>
+                <w:sz w:val="16"/>
+              </w:rPr>
+              <w:t>Sawiday.be</w:t>
             </w:r>
           </w:p>
         </w:tc>
         <w:tc>
           <w:tcPr>
-            <w:tcW w:type="dxa" w:w="4703"/>
+            <w:tcW w:type="dxa" w:w="2351"/>
           </w:tcPr>
           <w:p>
             <w:r>
-              <w:t>~108 % du PIB</w:t>
+              <w:rPr>
+                <w:sz w:val="16"/>
+              </w:rPr>
+              <w:t>E-commerce pro</w:t>
+            </w:r>
+          </w:p>
+        </w:tc>
+        <w:tc>
+          <w:tcPr>
+            <w:tcW w:type="dxa" w:w="2351"/>
+          </w:tcPr>
+          <w:p>
+            <w:r>
+              <w:rPr>
+                <w:sz w:val="16"/>
+              </w:rPr>
+              <w:t>National/BE</w:t>
+            </w:r>
+          </w:p>
+        </w:tc>
+        <w:tc>
+          <w:tcPr>
+            <w:tcW w:type="dxa" w:w="2351"/>
+          </w:tcPr>
+          <w:p>
+            <w:r>
+              <w:rPr>
+                <w:sz w:val="16"/>
+              </w:rPr>
+              <w:t>Présence Presto confirmée sur plateforme</w:t>
             </w:r>
           </w:p>
         </w:tc>
@@ -1270,21 +2893,53 @@
       <w:tr>
         <w:tc>
           <w:tcPr>
-            <w:tcW w:type="dxa" w:w="4703"/>
+            <w:tcW w:type="dxa" w:w="2351"/>
           </w:tcPr>
           <w:p>
             <w:r>
-              <w:t>Inflation 2025e / 2026e</w:t>
+              <w:rPr>
+                <w:sz w:val="16"/>
+              </w:rPr>
+              <w:t>Sider.biz</w:t>
             </w:r>
           </w:p>
         </w:tc>
         <w:tc>
           <w:tcPr>
-            <w:tcW w:type="dxa" w:w="4703"/>
+            <w:tcW w:type="dxa" w:w="2351"/>
           </w:tcPr>
           <w:p>
             <w:r>
-              <w:t>3,0 % / 3,4 % (Eurostat / CE)</w:t>
+              <w:rPr>
+                <w:sz w:val="16"/>
+              </w:rPr>
+              <w:t>E-commerce pro</w:t>
+            </w:r>
+          </w:p>
+        </w:tc>
+        <w:tc>
+          <w:tcPr>
+            <w:tcW w:type="dxa" w:w="2351"/>
+          </w:tcPr>
+          <w:p>
+            <w:r>
+              <w:rPr>
+                <w:sz w:val="16"/>
+              </w:rPr>
+              <w:t>National/BE</w:t>
+            </w:r>
+          </w:p>
+        </w:tc>
+        <w:tc>
+          <w:tcPr>
+            <w:tcW w:type="dxa" w:w="2351"/>
+          </w:tcPr>
+          <w:p>
+            <w:r>
+              <w:rPr>
+                <w:sz w:val="16"/>
+              </w:rPr>
+              <w:t>Robinetterie + sanitaire pour pros</w:t>
             </w:r>
           </w:p>
         </w:tc>
@@ -1292,21 +2947,53 @@
       <w:tr>
         <w:tc>
           <w:tcPr>
-            <w:tcW w:type="dxa" w:w="4703"/>
+            <w:tcW w:type="dxa" w:w="2351"/>
           </w:tcPr>
           <w:p>
             <w:r>
-              <w:t>R&amp;D (% PIB) 2024</w:t>
+              <w:rPr>
+                <w:sz w:val="16"/>
+              </w:rPr>
+              <w:t>JA Santé Belgique</w:t>
             </w:r>
           </w:p>
         </w:tc>
         <w:tc>
           <w:tcPr>
-            <w:tcW w:type="dxa" w:w="4703"/>
+            <w:tcW w:type="dxa" w:w="2351"/>
           </w:tcPr>
           <w:p>
             <w:r>
-              <w:t>3,4 % — 2e UE</w:t>
+              <w:rPr>
+                <w:sz w:val="16"/>
+              </w:rPr>
+              <w:t>Distributeur équipements santé</w:t>
+            </w:r>
+          </w:p>
+        </w:tc>
+        <w:tc>
+          <w:tcPr>
+            <w:tcW w:type="dxa" w:w="2351"/>
+          </w:tcPr>
+          <w:p>
+            <w:r>
+              <w:rPr>
+                <w:sz w:val="16"/>
+              </w:rPr>
+              <w:t>National</w:t>
+            </w:r>
+          </w:p>
+        </w:tc>
+        <w:tc>
+          <w:tcPr>
+            <w:tcW w:type="dxa" w:w="2351"/>
+          </w:tcPr>
+          <w:p>
+            <w:r>
+              <w:rPr>
+                <w:sz w:val="16"/>
+              </w:rPr>
+              <w:t>Revendeur Delabie confirmé</w:t>
             </w:r>
           </w:p>
         </w:tc>
@@ -1314,43 +3001,53 @@
       <w:tr>
         <w:tc>
           <w:tcPr>
-            <w:tcW w:type="dxa" w:w="4703"/>
+            <w:tcW w:type="dxa" w:w="2351"/>
           </w:tcPr>
           <w:p>
             <w:r>
-              <w:t>Maturité numérique 2025</w:t>
+              <w:rPr>
+                <w:sz w:val="16"/>
+              </w:rPr>
+              <w:t>Hygiene-shop.be</w:t>
             </w:r>
           </w:p>
         </w:tc>
         <w:tc>
           <w:tcPr>
-            <w:tcW w:type="dxa" w:w="4703"/>
+            <w:tcW w:type="dxa" w:w="2351"/>
           </w:tcPr>
           <w:p>
             <w:r>
-              <w:t>IDI 89,8/100 — rang 20e mondial</w:t>
-            </w:r>
-          </w:p>
-        </w:tc>
-      </w:tr>
-      <w:tr>
-        <w:tc>
-          <w:tcPr>
-            <w:tcW w:type="dxa" w:w="4703"/>
-          </w:tcPr>
-          <w:p>
-            <w:r>
-              <w:t>E-commerce 2024</w:t>
+              <w:rPr>
+                <w:sz w:val="16"/>
+              </w:rPr>
+              <w:t>E-commerce spécialisé hygiène</w:t>
             </w:r>
           </w:p>
         </w:tc>
         <w:tc>
           <w:tcPr>
-            <w:tcW w:type="dxa" w:w="4703"/>
+            <w:tcW w:type="dxa" w:w="2351"/>
           </w:tcPr>
           <w:p>
             <w:r>
-              <w:t>17,4 Md€ (+6,7 %), &gt;25 % dépenses consommateurs</w:t>
+              <w:rPr>
+                <w:sz w:val="16"/>
+              </w:rPr>
+              <w:t>National/BE</w:t>
+            </w:r>
+          </w:p>
+        </w:tc>
+        <w:tc>
+          <w:tcPr>
+            <w:tcW w:type="dxa" w:w="2351"/>
+          </w:tcPr>
+          <w:p>
+            <w:r>
+              <w:rPr>
+                <w:sz w:val="16"/>
+              </w:rPr>
+              <w:t>Revendeur Delabie confirmé</w:t>
             </w:r>
           </w:p>
         </w:tc>
@@ -1359,13 +3056,14 @@
     <w:p/>
     <w:p>
       <w:pPr>
-        <w:pStyle w:val="Heading2"/>
+        <w:pStyle w:val="Heading1"/>
       </w:pPr>
       <w:r>
         <w:rPr>
+          <w:rFonts w:ascii="Calibri" w:hAnsi="Calibri"/>
           <w:color w:val="1F497D"/>
         </w:rPr>
-        <w:t>B2. Marché construction — données complémentaires</w:t>
+        <w:t>ANNEXE 5 — CONCURRENTS DÉTAILLÉS</w:t>
       </w:r>
     </w:p>
     <w:tbl>
@@ -1375,33 +3073,80 @@
         <w:tblLook w:firstColumn="1" w:firstRow="1" w:lastColumn="0" w:lastRow="0" w:noHBand="0" w:noVBand="1" w:val="04A0"/>
       </w:tblPr>
       <w:tblGrid>
-        <w:gridCol w:w="4703"/>
-        <w:gridCol w:w="4703"/>
+        <w:gridCol w:w="1881"/>
+        <w:gridCol w:w="1881"/>
+        <w:gridCol w:w="1881"/>
+        <w:gridCol w:w="1881"/>
+        <w:gridCol w:w="1881"/>
       </w:tblGrid>
       <w:tr>
         <w:tc>
           <w:tcPr>
-            <w:tcW w:type="dxa" w:w="4703"/>
+            <w:tcW w:type="dxa" w:w="1881"/>
           </w:tcPr>
           <w:p>
             <w:r>
               <w:rPr>
                 <w:b/>
+                <w:sz w:val="18"/>
               </w:rPr>
-              <w:t>Indicateur</w:t>
+              <w:t>Marque</w:t>
             </w:r>
           </w:p>
         </w:tc>
         <w:tc>
           <w:tcPr>
-            <w:tcW w:type="dxa" w:w="4703"/>
+            <w:tcW w:type="dxa" w:w="1881"/>
           </w:tcPr>
           <w:p>
             <w:r>
               <w:rPr>
                 <w:b/>
+                <w:sz w:val="18"/>
               </w:rPr>
-              <w:t>Valeur</w:t>
+              <w:t>Groupe</w:t>
+            </w:r>
+          </w:p>
+        </w:tc>
+        <w:tc>
+          <w:tcPr>
+            <w:tcW w:type="dxa" w:w="1881"/>
+          </w:tcPr>
+          <w:p>
+            <w:r>
+              <w:rPr>
+                <w:b/>
+                <w:sz w:val="18"/>
+              </w:rPr>
+              <w:t>Niveau gamme</w:t>
+            </w:r>
+          </w:p>
+        </w:tc>
+        <w:tc>
+          <w:tcPr>
+            <w:tcW w:type="dxa" w:w="1881"/>
+          </w:tcPr>
+          <w:p>
+            <w:r>
+              <w:rPr>
+                <w:b/>
+                <w:sz w:val="18"/>
+              </w:rPr>
+              <w:t>Spécialité ERP</w:t>
+            </w:r>
+          </w:p>
+        </w:tc>
+        <w:tc>
+          <w:tcPr>
+            <w:tcW w:type="dxa" w:w="1881"/>
+          </w:tcPr>
+          <w:p>
+            <w:r>
+              <w:rPr>
+                <w:b/>
+                <w:sz w:val="18"/>
+              </w:rPr>
+              <w:t>Présence BE</w:t>
             </w:r>
           </w:p>
         </w:tc>
@@ -1409,21 +3154,66 @@
       <w:tr>
         <w:tc>
           <w:tcPr>
-            <w:tcW w:type="dxa" w:w="4703"/>
+            <w:tcW w:type="dxa" w:w="1881"/>
           </w:tcPr>
           <w:p>
             <w:r>
-              <w:t>Total marché construction 2024 (FIEC)</w:t>
+              <w:rPr>
+                <w:sz w:val="16"/>
+              </w:rPr>
+              <w:t>DELABIE</w:t>
             </w:r>
           </w:p>
         </w:tc>
         <w:tc>
           <w:tcPr>
-            <w:tcW w:type="dxa" w:w="4703"/>
+            <w:tcW w:type="dxa" w:w="1881"/>
           </w:tcPr>
           <w:p>
             <w:r>
-              <w:t>41 Md€ (périmètre large)</w:t>
+              <w:rPr>
+                <w:sz w:val="16"/>
+              </w:rPr>
+              <w:t>Familial FR (1928)</w:t>
+            </w:r>
+          </w:p>
+        </w:tc>
+        <w:tc>
+          <w:tcPr>
+            <w:tcW w:type="dxa" w:w="1881"/>
+          </w:tcPr>
+          <w:p>
+            <w:r>
+              <w:rPr>
+                <w:sz w:val="16"/>
+              </w:rPr>
+              <w:t>Haut de gamme</w:t>
+            </w:r>
+          </w:p>
+        </w:tc>
+        <w:tc>
+          <w:tcPr>
+            <w:tcW w:type="dxa" w:w="1881"/>
+          </w:tcPr>
+          <w:p>
+            <w:r>
+              <w:rPr>
+                <w:sz w:val="16"/>
+              </w:rPr>
+              <w:t>Oui — leader ERP</w:t>
+            </w:r>
+          </w:p>
+        </w:tc>
+        <w:tc>
+          <w:tcPr>
+            <w:tcW w:type="dxa" w:w="1881"/>
+          </w:tcPr>
+          <w:p>
+            <w:r>
+              <w:rPr>
+                <w:sz w:val="16"/>
+              </w:rPr>
+              <w:t>Filiale Benelux (Sint-Pieters-Leeuw)</w:t>
             </w:r>
           </w:p>
         </w:tc>
@@ -1431,21 +3221,66 @@
       <w:tr>
         <w:tc>
           <w:tcPr>
-            <w:tcW w:type="dxa" w:w="4703"/>
+            <w:tcW w:type="dxa" w:w="1881"/>
           </w:tcPr>
           <w:p>
             <w:r>
-              <w:t>Total marché construction 2025 (ConsTrack360)</w:t>
+              <w:rPr>
+                <w:sz w:val="16"/>
+              </w:rPr>
+              <w:t>Hansgrohe</w:t>
             </w:r>
           </w:p>
         </w:tc>
         <w:tc>
           <w:tcPr>
-            <w:tcW w:type="dxa" w:w="4703"/>
+            <w:tcW w:type="dxa" w:w="1881"/>
           </w:tcPr>
           <w:p>
             <w:r>
-              <w:t>32,3 Md€ (construction stricte)</w:t>
+              <w:rPr>
+                <w:sz w:val="16"/>
+              </w:rPr>
+              <w:t>Masco Corp (DE)</w:t>
+            </w:r>
+          </w:p>
+        </w:tc>
+        <w:tc>
+          <w:tcPr>
+            <w:tcW w:type="dxa" w:w="1881"/>
+          </w:tcPr>
+          <w:p>
+            <w:r>
+              <w:rPr>
+                <w:sz w:val="16"/>
+              </w:rPr>
+              <w:t>Haut de gamme</w:t>
+            </w:r>
+          </w:p>
+        </w:tc>
+        <w:tc>
+          <w:tcPr>
+            <w:tcW w:type="dxa" w:w="1881"/>
+          </w:tcPr>
+          <w:p>
+            <w:r>
+              <w:rPr>
+                <w:sz w:val="16"/>
+              </w:rPr>
+              <w:t>Partielle (tertiaire)</w:t>
+            </w:r>
+          </w:p>
+        </w:tc>
+        <w:tc>
+          <w:tcPr>
+            <w:tcW w:type="dxa" w:w="1881"/>
+          </w:tcPr>
+          <w:p>
+            <w:r>
+              <w:rPr>
+                <w:sz w:val="16"/>
+              </w:rPr>
+              <w:t>Distribution nationale + showrooms</w:t>
             </w:r>
           </w:p>
         </w:tc>
@@ -1453,21 +3288,66 @@
       <w:tr>
         <w:tc>
           <w:tcPr>
-            <w:tcW w:type="dxa" w:w="4703"/>
+            <w:tcW w:type="dxa" w:w="1881"/>
           </w:tcPr>
           <w:p>
             <w:r>
-              <w:t>PIB sectoriel BTP T4 2025 (record)</w:t>
+              <w:rPr>
+                <w:sz w:val="16"/>
+              </w:rPr>
+              <w:t>Grohe</w:t>
             </w:r>
           </w:p>
         </w:tc>
         <w:tc>
           <w:tcPr>
-            <w:tcW w:type="dxa" w:w="4703"/>
+            <w:tcW w:type="dxa" w:w="1881"/>
           </w:tcPr>
           <w:p>
             <w:r>
-              <w:t>7 097 M€ (Trading Economics)</w:t>
+              <w:rPr>
+                <w:sz w:val="16"/>
+              </w:rPr>
+              <w:t>LIXIL (DE)</w:t>
+            </w:r>
+          </w:p>
+        </w:tc>
+        <w:tc>
+          <w:tcPr>
+            <w:tcW w:type="dxa" w:w="1881"/>
+          </w:tcPr>
+          <w:p>
+            <w:r>
+              <w:rPr>
+                <w:sz w:val="16"/>
+              </w:rPr>
+              <w:t>Milieu-haut</w:t>
+            </w:r>
+          </w:p>
+        </w:tc>
+        <w:tc>
+          <w:tcPr>
+            <w:tcW w:type="dxa" w:w="1881"/>
+          </w:tcPr>
+          <w:p>
+            <w:r>
+              <w:rPr>
+                <w:sz w:val="16"/>
+              </w:rPr>
+              <w:t>Partielle</w:t>
+            </w:r>
+          </w:p>
+        </w:tc>
+        <w:tc>
+          <w:tcPr>
+            <w:tcW w:type="dxa" w:w="1881"/>
+          </w:tcPr>
+          <w:p>
+            <w:r>
+              <w:rPr>
+                <w:sz w:val="16"/>
+              </w:rPr>
+              <w:t>Distribution nationale</w:t>
             </w:r>
           </w:p>
         </w:tc>
@@ -1475,21 +3355,66 @@
       <w:tr>
         <w:tc>
           <w:tcPr>
-            <w:tcW w:type="dxa" w:w="4703"/>
+            <w:tcW w:type="dxa" w:w="1881"/>
           </w:tcPr>
           <w:p>
             <w:r>
-              <w:t>PIB sectoriel BTP T1 2026</w:t>
+              <w:rPr>
+                <w:sz w:val="16"/>
+              </w:rPr>
+              <w:t>Hansa</w:t>
             </w:r>
           </w:p>
         </w:tc>
         <w:tc>
           <w:tcPr>
-            <w:tcW w:type="dxa" w:w="4703"/>
+            <w:tcW w:type="dxa" w:w="1881"/>
           </w:tcPr>
           <w:p>
             <w:r>
-              <w:t>5 920 M€ (Trading Economics)</w:t>
+              <w:rPr>
+                <w:sz w:val="16"/>
+              </w:rPr>
+              <w:t>Delabie Group depuis 2021</w:t>
+            </w:r>
+          </w:p>
+        </w:tc>
+        <w:tc>
+          <w:tcPr>
+            <w:tcW w:type="dxa" w:w="1881"/>
+          </w:tcPr>
+          <w:p>
+            <w:r>
+              <w:rPr>
+                <w:sz w:val="16"/>
+              </w:rPr>
+              <w:t>Milieu-haut</w:t>
+            </w:r>
+          </w:p>
+        </w:tc>
+        <w:tc>
+          <w:tcPr>
+            <w:tcW w:type="dxa" w:w="1881"/>
+          </w:tcPr>
+          <w:p>
+            <w:r>
+              <w:rPr>
+                <w:sz w:val="16"/>
+              </w:rPr>
+              <w:t>Partielle (élec.)</w:t>
+            </w:r>
+          </w:p>
+        </w:tc>
+        <w:tc>
+          <w:tcPr>
+            <w:tcW w:type="dxa" w:w="1881"/>
+          </w:tcPr>
+          <w:p>
+            <w:r>
+              <w:rPr>
+                <w:sz w:val="16"/>
+              </w:rPr>
+              <w:t>Site BE (hansa.com/fr-be)</w:t>
             </w:r>
           </w:p>
         </w:tc>
@@ -1497,21 +3422,66 @@
       <w:tr>
         <w:tc>
           <w:tcPr>
-            <w:tcW w:type="dxa" w:w="4703"/>
+            <w:tcW w:type="dxa" w:w="1881"/>
           </w:tcPr>
           <w:p>
             <w:r>
-              <w:t>Moyenne historique PIB sectoriel 1995-2026</w:t>
+              <w:rPr>
+                <w:sz w:val="16"/>
+              </w:rPr>
+              <w:t>Geberit</w:t>
             </w:r>
           </w:p>
         </w:tc>
         <w:tc>
           <w:tcPr>
-            <w:tcW w:type="dxa" w:w="4703"/>
+            <w:tcW w:type="dxa" w:w="1881"/>
           </w:tcPr>
           <w:p>
             <w:r>
-              <w:t>5 033 M€/trim. (Trading Economics)</w:t>
+              <w:rPr>
+                <w:sz w:val="16"/>
+              </w:rPr>
+              <w:t>Geberit AG (CH)</w:t>
+            </w:r>
+          </w:p>
+        </w:tc>
+        <w:tc>
+          <w:tcPr>
+            <w:tcW w:type="dxa" w:w="1881"/>
+          </w:tcPr>
+          <w:p>
+            <w:r>
+              <w:rPr>
+                <w:sz w:val="16"/>
+              </w:rPr>
+              <w:t>Milieu-haut</w:t>
+            </w:r>
+          </w:p>
+        </w:tc>
+        <w:tc>
+          <w:tcPr>
+            <w:tcW w:type="dxa" w:w="1881"/>
+          </w:tcPr>
+          <w:p>
+            <w:r>
+              <w:rPr>
+                <w:sz w:val="16"/>
+              </w:rPr>
+              <w:t>Sanitaires encastrés</w:t>
+            </w:r>
+          </w:p>
+        </w:tc>
+        <w:tc>
+          <w:tcPr>
+            <w:tcW w:type="dxa" w:w="1881"/>
+          </w:tcPr>
+          <w:p>
+            <w:r>
+              <w:rPr>
+                <w:sz w:val="16"/>
+              </w:rPr>
+              <w:t>Distribution nationale</w:t>
             </w:r>
           </w:p>
         </w:tc>
@@ -1519,21 +3489,66 @@
       <w:tr>
         <w:tc>
           <w:tcPr>
-            <w:tcW w:type="dxa" w:w="4703"/>
+            <w:tcW w:type="dxa" w:w="1881"/>
           </w:tcPr>
           <w:p>
             <w:r>
-              <w:t>Permis nouveaux logements 2024</w:t>
+              <w:rPr>
+                <w:sz w:val="16"/>
+              </w:rPr>
+              <w:t>Oras / Damixa</w:t>
             </w:r>
           </w:p>
         </w:tc>
         <w:tc>
           <w:tcPr>
-            <w:tcW w:type="dxa" w:w="4703"/>
+            <w:tcW w:type="dxa" w:w="1881"/>
           </w:tcPr>
           <w:p>
             <w:r>
-              <w:t>-14 % vs 2023, -31 % à Bruxelles (Embuild)</w:t>
+              <w:rPr>
+                <w:sz w:val="16"/>
+              </w:rPr>
+              <w:t>Artek Industries (FI)</w:t>
+            </w:r>
+          </w:p>
+        </w:tc>
+        <w:tc>
+          <w:tcPr>
+            <w:tcW w:type="dxa" w:w="1881"/>
+          </w:tcPr>
+          <w:p>
+            <w:r>
+              <w:rPr>
+                <w:sz w:val="16"/>
+              </w:rPr>
+              <w:t>Milieu de gamme</w:t>
+            </w:r>
+          </w:p>
+        </w:tc>
+        <w:tc>
+          <w:tcPr>
+            <w:tcW w:type="dxa" w:w="1881"/>
+          </w:tcPr>
+          <w:p>
+            <w:r>
+              <w:rPr>
+                <w:sz w:val="16"/>
+              </w:rPr>
+              <w:t>Limitée</w:t>
+            </w:r>
+          </w:p>
+        </w:tc>
+        <w:tc>
+          <w:tcPr>
+            <w:tcW w:type="dxa" w:w="1881"/>
+          </w:tcPr>
+          <w:p>
+            <w:r>
+              <w:rPr>
+                <w:sz w:val="16"/>
+              </w:rPr>
+              <w:t>Via négoce</w:t>
             </w:r>
           </w:p>
         </w:tc>
@@ -1541,109 +3556,66 @@
       <w:tr>
         <w:tc>
           <w:tcPr>
-            <w:tcW w:type="dxa" w:w="4703"/>
+            <w:tcW w:type="dxa" w:w="1881"/>
           </w:tcPr>
           <w:p>
             <w:r>
-              <w:t>Parc immobilier à rénover 2050</w:t>
+              <w:rPr>
+                <w:sz w:val="16"/>
+              </w:rPr>
+              <w:t>Jacob Delafon</w:t>
             </w:r>
           </w:p>
         </w:tc>
         <w:tc>
           <w:tcPr>
-            <w:tcW w:type="dxa" w:w="4703"/>
+            <w:tcW w:type="dxa" w:w="1881"/>
           </w:tcPr>
           <w:p>
             <w:r>
-              <w:t>80 % des bâtiments (Embuild)</w:t>
-            </w:r>
-          </w:p>
-        </w:tc>
-      </w:tr>
-      <w:tr>
-        <w:tc>
-          <w:tcPr>
-            <w:tcW w:type="dxa" w:w="4703"/>
-          </w:tcPr>
-          <w:p>
-            <w:r>
-              <w:t>Coût rénovation totale Belgique</w:t>
+              <w:rPr>
+                <w:sz w:val="16"/>
+              </w:rPr>
+              <w:t>Kohler (US)</w:t>
             </w:r>
           </w:p>
         </w:tc>
         <w:tc>
           <w:tcPr>
-            <w:tcW w:type="dxa" w:w="4703"/>
+            <w:tcW w:type="dxa" w:w="1881"/>
           </w:tcPr>
           <w:p>
             <w:r>
-              <w:t>350 Md€ (BNB)</w:t>
-            </w:r>
-          </w:p>
-        </w:tc>
-      </w:tr>
-      <w:tr>
-        <w:tc>
-          <w:tcPr>
-            <w:tcW w:type="dxa" w:w="4703"/>
-          </w:tcPr>
-          <w:p>
-            <w:r>
-              <w:t>Taux de faillites BTP</w:t>
+              <w:rPr>
+                <w:sz w:val="16"/>
+              </w:rPr>
+              <w:t>Milieu de gamme</w:t>
             </w:r>
           </w:p>
         </w:tc>
         <w:tc>
           <w:tcPr>
-            <w:tcW w:type="dxa" w:w="4703"/>
+            <w:tcW w:type="dxa" w:w="1881"/>
           </w:tcPr>
           <w:p>
             <w:r>
-              <w:t>+10 % vs pré-COVID (Coface 2025)</w:t>
-            </w:r>
-          </w:p>
-        </w:tc>
-      </w:tr>
-      <w:tr>
-        <w:tc>
-          <w:tcPr>
-            <w:tcW w:type="dxa" w:w="4703"/>
-          </w:tcPr>
-          <w:p>
-            <w:r>
-              <w:t>CAGR construction 2025-2029</w:t>
+              <w:rPr>
+                <w:sz w:val="16"/>
+              </w:rPr>
+              <w:t>Résidentiel principalement</w:t>
             </w:r>
           </w:p>
         </w:tc>
         <w:tc>
           <w:tcPr>
-            <w:tcW w:type="dxa" w:w="4703"/>
+            <w:tcW w:type="dxa" w:w="1881"/>
           </w:tcPr>
           <w:p>
             <w:r>
-              <w:t>2,9 % (ConsTrack360)</w:t>
-            </w:r>
-          </w:p>
-        </w:tc>
-      </w:tr>
-      <w:tr>
-        <w:tc>
-          <w:tcPr>
-            <w:tcW w:type="dxa" w:w="4703"/>
-          </w:tcPr>
-          <w:p>
-            <w:r>
-              <w:t>Marché 2029 projeté</w:t>
-            </w:r>
-          </w:p>
-        </w:tc>
-        <w:tc>
-          <w:tcPr>
-            <w:tcW w:type="dxa" w:w="4703"/>
-          </w:tcPr>
-          <w:p>
-            <w:r>
-              <w:t>37,5 Md€ (ConsTrack360)</w:t>
+              <w:rPr>
+                <w:sz w:val="16"/>
+              </w:rPr>
+              <w:t>Distribution nationale</w:t>
             </w:r>
           </w:p>
         </w:tc>
@@ -1652,13 +3624,14 @@
     <w:p/>
     <w:p>
       <w:pPr>
-        <w:pStyle w:val="Heading2"/>
+        <w:pStyle w:val="Heading1"/>
       </w:pPr>
       <w:r>
         <w:rPr>
+          <w:rFonts w:ascii="Calibri" w:hAnsi="Calibri"/>
           <w:color w:val="1F497D"/>
         </w:rPr>
-        <w:t>B3. Delabie Benelux — fiche détaillée</w:t>
+        <w:t>ANNEXE 6 — NORMES DÉTAILLÉES ROBINETTERIE BELGIQUE</w:t>
       </w:r>
     </w:p>
     <w:tbl>
@@ -1668,33 +3641,65 @@
         <w:tblLook w:firstColumn="1" w:firstRow="1" w:lastColumn="0" w:lastRow="0" w:noHBand="0" w:noVBand="1" w:val="04A0"/>
       </w:tblPr>
       <w:tblGrid>
-        <w:gridCol w:w="4703"/>
-        <w:gridCol w:w="4703"/>
+        <w:gridCol w:w="2351"/>
+        <w:gridCol w:w="2351"/>
+        <w:gridCol w:w="2351"/>
+        <w:gridCol w:w="2351"/>
       </w:tblGrid>
       <w:tr>
         <w:tc>
           <w:tcPr>
-            <w:tcW w:type="dxa" w:w="4703"/>
+            <w:tcW w:type="dxa" w:w="2351"/>
           </w:tcPr>
           <w:p>
             <w:r>
               <w:rPr>
                 <w:b/>
+                <w:sz w:val="18"/>
               </w:rPr>
-              <w:t>Paramètre</w:t>
+              <w:t>Norme</w:t>
             </w:r>
           </w:p>
         </w:tc>
         <w:tc>
           <w:tcPr>
-            <w:tcW w:type="dxa" w:w="4703"/>
+            <w:tcW w:type="dxa" w:w="2351"/>
           </w:tcPr>
           <w:p>
             <w:r>
               <w:rPr>
                 <w:b/>
+                <w:sz w:val="18"/>
               </w:rPr>
-              <w:t>Valeur</w:t>
+              <w:t>Objet</w:t>
+            </w:r>
+          </w:p>
+        </w:tc>
+        <w:tc>
+          <w:tcPr>
+            <w:tcW w:type="dxa" w:w="2351"/>
+          </w:tcPr>
+          <w:p>
+            <w:r>
+              <w:rPr>
+                <w:b/>
+                <w:sz w:val="18"/>
+              </w:rPr>
+              <w:t>Date</w:t>
+            </w:r>
+          </w:p>
+        </w:tc>
+        <w:tc>
+          <w:tcPr>
+            <w:tcW w:type="dxa" w:w="2351"/>
+          </w:tcPr>
+          <w:p>
+            <w:r>
+              <w:rPr>
+                <w:b/>
+                <w:sz w:val="18"/>
+              </w:rPr>
+              <w:t>Applicabilité Presto</w:t>
             </w:r>
           </w:p>
         </w:tc>
@@ -1702,21 +3707,53 @@
       <w:tr>
         <w:tc>
           <w:tcPr>
-            <w:tcW w:type="dxa" w:w="4703"/>
+            <w:tcW w:type="dxa" w:w="2351"/>
           </w:tcPr>
           <w:p>
             <w:r>
-              <w:t>Raison sociale</w:t>
+              <w:rPr>
+                <w:sz w:val="16"/>
+              </w:rPr>
+              <w:t>NBN EN 816</w:t>
             </w:r>
           </w:p>
         </w:tc>
         <w:tc>
           <w:tcPr>
-            <w:tcW w:type="dxa" w:w="4703"/>
+            <w:tcW w:type="dxa" w:w="2351"/>
           </w:tcPr>
           <w:p>
             <w:r>
-              <w:t>Delabie Benelux SRL</w:t>
+              <w:rPr>
+                <w:sz w:val="16"/>
+              </w:rPr>
+              <w:t>Robinets à fermeture automatique PN 10</w:t>
+            </w:r>
+          </w:p>
+        </w:tc>
+        <w:tc>
+          <w:tcPr>
+            <w:tcW w:type="dxa" w:w="2351"/>
+          </w:tcPr>
+          <w:p>
+            <w:r>
+              <w:rPr>
+                <w:sz w:val="16"/>
+              </w:rPr>
+              <w:t>1996 (harmonisée)</w:t>
+            </w:r>
+          </w:p>
+        </w:tc>
+        <w:tc>
+          <w:tcPr>
+            <w:tcW w:type="dxa" w:w="2351"/>
+          </w:tcPr>
+          <w:p>
+            <w:r>
+              <w:rPr>
+                <w:sz w:val="16"/>
+              </w:rPr>
+              <w:t>Cœur gamme temporisateurs — critique</w:t>
             </w:r>
           </w:p>
         </w:tc>
@@ -1724,21 +3761,53 @@
       <w:tr>
         <w:tc>
           <w:tcPr>
-            <w:tcW w:type="dxa" w:w="4703"/>
+            <w:tcW w:type="dxa" w:w="2351"/>
           </w:tcPr>
           <w:p>
             <w:r>
-              <w:t>Numéro BCE</w:t>
+              <w:rPr>
+                <w:sz w:val="16"/>
+              </w:rPr>
+              <w:t>NBN EN 817</w:t>
             </w:r>
           </w:p>
         </w:tc>
         <w:tc>
           <w:tcPr>
-            <w:tcW w:type="dxa" w:w="4703"/>
+            <w:tcW w:type="dxa" w:w="2351"/>
           </w:tcPr>
           <w:p>
             <w:r>
-              <w:t>BE 0501.668.657</w:t>
+              <w:rPr>
+                <w:sz w:val="16"/>
+              </w:rPr>
+              <w:t>Mitigeurs mécaniques PN 10</w:t>
+            </w:r>
+          </w:p>
+        </w:tc>
+        <w:tc>
+          <w:tcPr>
+            <w:tcW w:type="dxa" w:w="2351"/>
+          </w:tcPr>
+          <w:p>
+            <w:r>
+              <w:rPr>
+                <w:sz w:val="16"/>
+              </w:rPr>
+              <w:t>2008 (harmonisée)</w:t>
+            </w:r>
+          </w:p>
+        </w:tc>
+        <w:tc>
+          <w:tcPr>
+            <w:tcW w:type="dxa" w:w="2351"/>
+          </w:tcPr>
+          <w:p>
+            <w:r>
+              <w:rPr>
+                <w:sz w:val="16"/>
+              </w:rPr>
+              <w:t>Gamme mitigeurs collectifs</w:t>
             </w:r>
           </w:p>
         </w:tc>
@@ -1746,21 +3815,53 @@
       <w:tr>
         <w:tc>
           <w:tcPr>
-            <w:tcW w:type="dxa" w:w="4703"/>
+            <w:tcW w:type="dxa" w:w="2351"/>
           </w:tcPr>
           <w:p>
             <w:r>
-              <w:t>Siège</w:t>
+              <w:rPr>
+                <w:sz w:val="16"/>
+              </w:rPr>
+              <w:t>NBN EN 200</w:t>
             </w:r>
           </w:p>
         </w:tc>
         <w:tc>
           <w:tcPr>
-            <w:tcW w:type="dxa" w:w="4703"/>
+            <w:tcW w:type="dxa" w:w="2351"/>
           </w:tcPr>
           <w:p>
             <w:r>
-              <w:t>Sint-Pieters-Leeuw (1600), Flandre (périphérie Bruxelles)</w:t>
+              <w:rPr>
+                <w:sz w:val="16"/>
+              </w:rPr>
+              <w:t>Robinetterie sanitaire domestique PN 10</w:t>
+            </w:r>
+          </w:p>
+        </w:tc>
+        <w:tc>
+          <w:tcPr>
+            <w:tcW w:type="dxa" w:w="2351"/>
+          </w:tcPr>
+          <w:p>
+            <w:r>
+              <w:rPr>
+                <w:sz w:val="16"/>
+              </w:rPr>
+              <w:t>harmonisée</w:t>
+            </w:r>
+          </w:p>
+        </w:tc>
+        <w:tc>
+          <w:tcPr>
+            <w:tcW w:type="dxa" w:w="2351"/>
+          </w:tcPr>
+          <w:p>
+            <w:r>
+              <w:rPr>
+                <w:sz w:val="16"/>
+              </w:rPr>
+              <w:t>Résidentiel — secondaire</w:t>
             </w:r>
           </w:p>
         </w:tc>
@@ -1768,21 +3869,53 @@
       <w:tr>
         <w:tc>
           <w:tcPr>
-            <w:tcW w:type="dxa" w:w="4703"/>
+            <w:tcW w:type="dxa" w:w="2351"/>
           </w:tcPr>
           <w:p>
             <w:r>
-              <w:t>Création</w:t>
+              <w:rPr>
+                <w:sz w:val="16"/>
+              </w:rPr>
+              <w:t>NBN EN 1111</w:t>
             </w:r>
           </w:p>
         </w:tc>
         <w:tc>
           <w:tcPr>
-            <w:tcW w:type="dxa" w:w="4703"/>
+            <w:tcW w:type="dxa" w:w="2351"/>
           </w:tcPr>
           <w:p>
             <w:r>
-              <w:t>2013 (acquisition BSC Belgium)</w:t>
+              <w:rPr>
+                <w:sz w:val="16"/>
+              </w:rPr>
+              <w:t>Mitigeurs thermostatiques (PN 10)</w:t>
+            </w:r>
+          </w:p>
+        </w:tc>
+        <w:tc>
+          <w:tcPr>
+            <w:tcW w:type="dxa" w:w="2351"/>
+          </w:tcPr>
+          <w:p>
+            <w:r>
+              <w:rPr>
+                <w:sz w:val="16"/>
+              </w:rPr>
+              <w:t>harmonisée</w:t>
+            </w:r>
+          </w:p>
+        </w:tc>
+        <w:tc>
+          <w:tcPr>
+            <w:tcW w:type="dxa" w:w="2351"/>
+          </w:tcPr>
+          <w:p>
+            <w:r>
+              <w:rPr>
+                <w:sz w:val="16"/>
+              </w:rPr>
+              <w:t>Gamme thermostatique — pertinent santé</w:t>
             </w:r>
           </w:p>
         </w:tc>
@@ -1790,21 +3923,53 @@
       <w:tr>
         <w:tc>
           <w:tcPr>
-            <w:tcW w:type="dxa" w:w="4703"/>
+            <w:tcW w:type="dxa" w:w="2351"/>
           </w:tcPr>
           <w:p>
             <w:r>
-              <w:t>CA Belgique</w:t>
+              <w:rPr>
+                <w:sz w:val="16"/>
+              </w:rPr>
+              <w:t>Marquage CE</w:t>
             </w:r>
           </w:p>
         </w:tc>
         <w:tc>
           <w:tcPr>
-            <w:tcW w:type="dxa" w:w="4703"/>
+            <w:tcW w:type="dxa" w:w="2351"/>
           </w:tcPr>
           <w:p>
             <w:r>
-              <w:t>12 920 574 € (Trendstop/Le Vif — date non précisée)</w:t>
+              <w:rPr>
+                <w:sz w:val="16"/>
+              </w:rPr>
+              <w:t>Obligatoire mise sur marché UE</w:t>
+            </w:r>
+          </w:p>
+        </w:tc>
+        <w:tc>
+          <w:tcPr>
+            <w:tcW w:type="dxa" w:w="2351"/>
+          </w:tcPr>
+          <w:p>
+            <w:r>
+              <w:rPr>
+                <w:sz w:val="16"/>
+              </w:rPr>
+              <w:t>Permanent</w:t>
+            </w:r>
+          </w:p>
+        </w:tc>
+        <w:tc>
+          <w:tcPr>
+            <w:tcW w:type="dxa" w:w="2351"/>
+          </w:tcPr>
+          <w:p>
+            <w:r>
+              <w:rPr>
+                <w:sz w:val="16"/>
+              </w:rPr>
+              <w:t>Condition sine qua non</w:t>
             </w:r>
           </w:p>
         </w:tc>
@@ -1812,429 +3977,58 @@
       <w:tr>
         <w:tc>
           <w:tcPr>
-            <w:tcW w:type="dxa" w:w="4703"/>
+            <w:tcW w:type="dxa" w:w="2351"/>
           </w:tcPr>
           <w:p>
             <w:r>
-              <w:t>Rang sectoriel (sanitaire fab.)</w:t>
+              <w:rPr>
+                <w:sz w:val="16"/>
+              </w:rPr>
+              <w:t>NF Robinetterie (NF077)</w:t>
             </w:r>
           </w:p>
         </w:tc>
         <w:tc>
           <w:tcPr>
-            <w:tcW w:type="dxa" w:w="4703"/>
+            <w:tcW w:type="dxa" w:w="2351"/>
           </w:tcPr>
           <w:p>
             <w:r>
-              <w:t>30e en Belgique</w:t>
-            </w:r>
-          </w:p>
-        </w:tc>
-      </w:tr>
-      <w:tr>
-        <w:tc>
-          <w:tcPr>
-            <w:tcW w:type="dxa" w:w="4703"/>
-          </w:tcPr>
-          <w:p>
-            <w:r>
-              <w:t>Groupe Delabie CA total</w:t>
+              <w:rPr>
+                <w:sz w:val="16"/>
+              </w:rPr>
+              <w:t>Certification française valorisée en BE</w:t>
             </w:r>
           </w:p>
         </w:tc>
         <w:tc>
           <w:tcPr>
-            <w:tcW w:type="dxa" w:w="4703"/>
+            <w:tcW w:type="dxa" w:w="2351"/>
           </w:tcPr>
           <w:p>
             <w:r>
-              <w:t>Non publié (groupe familial non coté)</w:t>
-            </w:r>
-          </w:p>
-        </w:tc>
-      </w:tr>
-      <w:tr>
-        <w:tc>
-          <w:tcPr>
-            <w:tcW w:type="dxa" w:w="4703"/>
-          </w:tcPr>
-          <w:p>
-            <w:r>
-              <w:t>Effectifs groupe</w:t>
+              <w:rPr>
+                <w:sz w:val="16"/>
+              </w:rPr>
+              <w:t>Permanente</w:t>
             </w:r>
           </w:p>
         </w:tc>
         <w:tc>
           <w:tcPr>
-            <w:tcW w:type="dxa" w:w="4703"/>
+            <w:tcW w:type="dxa" w:w="2351"/>
           </w:tcPr>
           <w:p>
             <w:r>
-              <w:t>400-450 salariés (250 en France à Friville-Escarbotin)</w:t>
-            </w:r>
-          </w:p>
-        </w:tc>
-      </w:tr>
-      <w:tr>
-        <w:tc>
-          <w:tcPr>
-            <w:tcW w:type="dxa" w:w="4703"/>
-          </w:tcPr>
-          <w:p>
-            <w:r>
-              <w:t>Export groupe</w:t>
-            </w:r>
-          </w:p>
-        </w:tc>
-        <w:tc>
-          <w:tcPr>
-            <w:tcW w:type="dxa" w:w="4703"/>
-          </w:tcPr>
-          <w:p>
-            <w:r>
-              <w:t>40 % du CA, 90+ pays</w:t>
-            </w:r>
-          </w:p>
-        </w:tc>
-      </w:tr>
-      <w:tr>
-        <w:tc>
-          <w:tcPr>
-            <w:tcW w:type="dxa" w:w="4703"/>
-          </w:tcPr>
-          <w:p>
-            <w:r>
-              <w:t>PDM France collectivités</w:t>
-            </w:r>
-          </w:p>
-        </w:tc>
-        <w:tc>
-          <w:tcPr>
-            <w:tcW w:type="dxa" w:w="4703"/>
-          </w:tcPr>
-          <w:p>
-            <w:r>
-              <w:t>~65 % (source interne Presto)</w:t>
-            </w:r>
-          </w:p>
-        </w:tc>
-      </w:tr>
-      <w:tr>
-        <w:tc>
-          <w:tcPr>
-            <w:tcW w:type="dxa" w:w="4703"/>
-          </w:tcPr>
-          <w:p>
-            <w:r>
-              <w:t>PDM France hospitalier</w:t>
-            </w:r>
-          </w:p>
-        </w:tc>
-        <w:tc>
-          <w:tcPr>
-            <w:tcW w:type="dxa" w:w="4703"/>
-          </w:tcPr>
-          <w:p>
-            <w:r>
-              <w:t>~90 % (source interne Presto)</w:t>
-            </w:r>
-          </w:p>
-        </w:tc>
-      </w:tr>
-      <w:tr>
-        <w:tc>
-          <w:tcPr>
-            <w:tcW w:type="dxa" w:w="4703"/>
-          </w:tcPr>
-          <w:p>
-            <w:r>
-              <w:t>Site Benelux</w:t>
-            </w:r>
-          </w:p>
-        </w:tc>
-        <w:tc>
-          <w:tcPr>
-            <w:tcW w:type="dxa" w:w="4703"/>
-          </w:tcPr>
-          <w:p>
-            <w:r>
-              <w:t>delabiebenelux.com</w:t>
+              <w:rPr>
+                <w:sz w:val="16"/>
+              </w:rPr>
+              <w:t>Déjà détenue par Presto — avantage</w:t>
             </w:r>
           </w:p>
         </w:tc>
       </w:tr>
     </w:tbl>
-    <w:p/>
-    <w:p>
-      <w:pPr>
-        <w:pStyle w:val="Heading2"/>
-      </w:pPr>
-      <w:r>
-        <w:rPr>
-          <w:color w:val="1F497D"/>
-        </w:rPr>
-        <w:t>B4. Réglementation eau potable en Belgique — synthèse</w:t>
-      </w:r>
-    </w:p>
-    <w:p>
-      <w:pPr>
-        <w:pStyle w:val="ListBullet"/>
-        <w:ind w:left="360"/>
-      </w:pPr>
-      <w:r>
-        <w:t>Compétence régionale : 3 régions (Flandre, Wallonie, Bruxelles) avec leurs propres réglementations, alignées sur la Directive UE 2020/2184.</w:t>
-      </w:r>
-    </w:p>
-    <w:p>
-      <w:pPr>
-        <w:pStyle w:val="ListBullet"/>
-        <w:ind w:left="360"/>
-      </w:pPr>
-      <w:r>
-        <w:t>HYDROCHECK/BELGAQUA : tout matériau ou dispositif en contact avec l'eau potable doit être certifié pour être référencé par les distributeurs d'eau belges. Certificat valable 5 ans max.</w:t>
-      </w:r>
-    </w:p>
-    <w:p>
-      <w:pPr>
-        <w:pStyle w:val="ListBullet"/>
-        <w:ind w:left="360"/>
-      </w:pPr>
-      <w:r>
-        <w:t>Clapets anti-retour : certifiés selon NBN EN 1717 (BELGAQUA).</w:t>
-      </w:r>
-    </w:p>
-    <w:p>
-      <w:pPr>
-        <w:pStyle w:val="ListBullet"/>
-        <w:ind w:left="360"/>
-      </w:pPr>
-      <w:r>
-        <w:t>EUPL 2026 : nouvelles listes positives européennes actives au 31/12/2026. Approbations nationales antérieures (dont ACS France) valides jusqu'au 31/12/2032.</w:t>
-      </w:r>
-    </w:p>
-    <w:p>
-      <w:pPr>
-        <w:pStyle w:val="ListBullet"/>
-        <w:ind w:left="360"/>
-      </w:pPr>
-      <w:r>
-        <w:t>Marchés publics : références au Répertoire BELGAQUA dans les cahiers des charges — obligation contractuelle de fait.</w:t>
-      </w:r>
-    </w:p>
-    <w:p>
-      <w:pPr>
-        <w:pStyle w:val="ListBullet"/>
-        <w:ind w:left="360"/>
-      </w:pPr>
-      <w:r>
-        <w:t>Contrôles eau Wallonie : fréquence définie par volume produit. Résultats annuels transmis au SPW ARNE avant fin Q1 de l'année suivante.</w:t>
-      </w:r>
-    </w:p>
-    <w:p>
-      <w:pPr>
-        <w:pStyle w:val="Heading2"/>
-      </w:pPr>
-      <w:r>
-        <w:rPr>
-          <w:color w:val="1F497D"/>
-        </w:rPr>
-        <w:t>B5. Programmes publics clés impactant la robinetterie ERP</w:t>
-      </w:r>
-    </w:p>
-    <w:tbl>
-      <w:tblPr>
-        <w:tblStyle w:val="TableGrid"/>
-        <w:tblW w:type="auto" w:w="0"/>
-        <w:tblLook w:firstColumn="1" w:firstRow="1" w:lastColumn="0" w:lastRow="0" w:noHBand="0" w:noVBand="1" w:val="04A0"/>
-      </w:tblPr>
-      <w:tblGrid>
-        <w:gridCol w:w="4703"/>
-        <w:gridCol w:w="4703"/>
-      </w:tblGrid>
-      <w:tr>
-        <w:tc>
-          <w:tcPr>
-            <w:tcW w:type="dxa" w:w="4703"/>
-          </w:tcPr>
-          <w:p>
-            <w:r>
-              <w:rPr>
-                <w:b/>
-              </w:rPr>
-              <w:t>Programme</w:t>
-            </w:r>
-          </w:p>
-        </w:tc>
-        <w:tc>
-          <w:tcPr>
-            <w:tcW w:type="dxa" w:w="4703"/>
-          </w:tcPr>
-          <w:p>
-            <w:r>
-              <w:rPr>
-                <w:b/>
-              </w:rPr>
-              <w:t>Impact ERP</w:t>
-            </w:r>
-          </w:p>
-        </w:tc>
-      </w:tr>
-      <w:tr>
-        <w:tc>
-          <w:tcPr>
-            <w:tcW w:type="dxa" w:w="4703"/>
-          </w:tcPr>
-          <w:p>
-            <w:r>
-              <w:t>PLAGE (Flandre)</w:t>
-            </w:r>
-          </w:p>
-        </w:tc>
-        <w:tc>
-          <w:tcPr>
-            <w:tcW w:type="dxa" w:w="4703"/>
-          </w:tcPr>
-          <w:p>
-            <w:r>
-              <w:t>Économie d'énergie dans bâtiments publics — impose économiseurs d'eau certifiés</w:t>
-            </w:r>
-          </w:p>
-        </w:tc>
-      </w:tr>
-      <w:tr>
-        <w:tc>
-          <w:tcPr>
-            <w:tcW w:type="dxa" w:w="4703"/>
-          </w:tcPr>
-          <w:p>
-            <w:r>
-              <w:t>UREBA (Wallonie)</w:t>
-            </w:r>
-          </w:p>
-        </w:tc>
-        <w:tc>
-          <w:tcPr>
-            <w:tcW w:type="dxa" w:w="4703"/>
-          </w:tcPr>
-          <w:p>
-            <w:r>
-              <w:t>Rénovation énergétique bâtiments publics — subventions conditionnées à des équipements certifiés</w:t>
-            </w:r>
-          </w:p>
-        </w:tc>
-      </w:tr>
-      <w:tr>
-        <w:tc>
-          <w:tcPr>
-            <w:tcW w:type="dxa" w:w="4703"/>
-          </w:tcPr>
-          <w:p>
-            <w:r>
-              <w:t>Plan Hôpitaux Wallonie</w:t>
-            </w:r>
-          </w:p>
-        </w:tc>
-        <w:tc>
-          <w:tcPr>
-            <w:tcW w:type="dxa" w:w="4703"/>
-          </w:tcPr>
-          <w:p>
-            <w:r>
-              <w:t>1,9 Md€ sur 2024-2028 pour 49 établissements</w:t>
-            </w:r>
-          </w:p>
-        </w:tc>
-      </w:tr>
-      <w:tr>
-        <w:tc>
-          <w:tcPr>
-            <w:tcW w:type="dxa" w:w="4703"/>
-          </w:tcPr>
-          <w:p>
-            <w:r>
-              <w:t>Scholen van Morgen/Vlaanderen (Flandre)</w:t>
-            </w:r>
-          </w:p>
-        </w:tc>
-        <w:tc>
-          <w:tcPr>
-            <w:tcW w:type="dxa" w:w="4703"/>
-          </w:tcPr>
-          <w:p>
-            <w:r>
-              <w:t>PPP écoles — budgets record débloqués (part de 3,2 Md€ global)</w:t>
-            </w:r>
-          </w:p>
-        </w:tc>
-      </w:tr>
-      <w:tr>
-        <w:tc>
-          <w:tcPr>
-            <w:tcW w:type="dxa" w:w="4703"/>
-          </w:tcPr>
-          <w:p>
-            <w:r>
-              <w:t>Plan Maître III Prisons</w:t>
-            </w:r>
-          </w:p>
-        </w:tc>
-        <w:tc>
-          <w:tcPr>
-            <w:tcW w:type="dxa" w:w="4703"/>
-          </w:tcPr>
-          <w:p>
-            <w:r>
-              <w:t>4 nouvelles prisons + rénovations = marché anti-vandalisme captif</w:t>
-            </w:r>
-          </w:p>
-        </w:tc>
-      </w:tr>
-      <w:tr>
-        <w:tc>
-          <w:tcPr>
-            <w:tcW w:type="dxa" w:w="4703"/>
-          </w:tcPr>
-          <w:p>
-            <w:r>
-              <w:t>Brussels Sports</w:t>
-            </w:r>
-          </w:p>
-        </w:tc>
-        <w:tc>
-          <w:tcPr>
-            <w:tcW w:type="dxa" w:w="4703"/>
-          </w:tcPr>
-          <w:p>
-            <w:r>
-              <w:t>43 M€ nouvelles infrastructures sportives</w:t>
-            </w:r>
-          </w:p>
-        </w:tc>
-      </w:tr>
-      <w:tr>
-        <w:tc>
-          <w:tcPr>
-            <w:tcW w:type="dxa" w:w="4703"/>
-          </w:tcPr>
-          <w:p>
-            <w:r>
-              <w:t>Infrasports Wallonie</w:t>
-            </w:r>
-          </w:p>
-        </w:tc>
-        <w:tc>
-          <w:tcPr>
-            <w:tcW w:type="dxa" w:w="4703"/>
-          </w:tcPr>
-          <w:p>
-            <w:r>
-              <w:t>29 M€ Q2 2024 seul</w:t>
-            </w:r>
-          </w:p>
-        </w:tc>
-      </w:tr>
-    </w:tbl>
-    <w:p/>
     <w:sectPr>
       <w:pgSz w:w="12240" w:h="15840"/>
       <w:pgMar w:top="1134" w:right="1417" w:bottom="1134" w:left="1417" w:header="720" w:footer="720" w:gutter="0"/>

--- a/pays/belgique/outputs/MAB_Belgique_Annexes.docx
+++ b/pays/belgique/outputs/MAB_Belgique_Annexes.docx
@@ -8,7 +8,7 @@
         <w:jc w:val="center"/>
       </w:pPr>
       <w:r>
-        <w:t>MAB BELGIQUE — ANNEXES &amp; SOURCES</w:t>
+        <w:t>MAB BELGIQUE — ANNEXES &amp; SOURCES v3</w:t>
       </w:r>
     </w:p>
     <w:p>
@@ -17,9 +17,10 @@
       </w:pPr>
       <w:r>
         <w:rPr>
+          <w:rFonts w:ascii="Calibri" w:hAnsi="Calibri"/>
           <w:sz w:val="22"/>
         </w:rPr>
-        <w:t>Sources complètes, données brutes et compléments</w:t>
+        <w:t>Sources complètes, données brutes et compléments — Les Robinets Presto</w:t>
       </w:r>
     </w:p>
     <w:p/>
@@ -37,7 +38,10 @@
     </w:p>
     <w:p>
       <w:r>
-        <w:t>Toutes les sources consultées pour la production de MAB_Belgique_Etude.docx :</w:t>
+        <w:rPr>
+          <w:i/>
+        </w:rPr>
+        <w:t>Toutes les sources consultées pour MAB_Belgique_Etude.docx v3 :</w:t>
       </w:r>
     </w:p>
     <w:p/>
@@ -47,6 +51,7 @@
       </w:pPr>
       <w:r>
         <w:rPr>
+          <w:rFonts w:ascii="Calibri" w:hAnsi="Calibri"/>
           <w:b/>
           <w:sz w:val="18"/>
         </w:rPr>
@@ -56,19 +61,21 @@
     <w:p>
       <w:r>
         <w:rPr>
+          <w:rFonts w:ascii="Calibri" w:hAnsi="Calibri"/>
           <w:color w:val="0056A2"/>
           <w:sz w:val="16"/>
         </w:rPr>
-        <w:t xml:space="preserve">    URL : https://www.tresor.economie.gouv.fr/Pays/BE/situation-economique-et-financiere-de-la-belgique</w:t>
+        <w:t xml:space="preserve">    URL/Chemin : https://www.tresor.economie.gouv.fr/Pays/BE/situation-economique-et-financiere-de-la-belgique</w:t>
       </w:r>
     </w:p>
     <w:p>
       <w:r>
         <w:rPr>
+          <w:rFonts w:ascii="Calibri" w:hAnsi="Calibri"/>
           <w:i/>
           <w:sz w:val="16"/>
         </w:rPr>
-        <w:t xml:space="preserve">    Langue : Français | Consulté : Juin 2026</w:t>
+        <w:t xml:space="preserve">    Langue : Français | Consulté/daté : Juin 2026</w:t>
       </w:r>
     </w:p>
     <w:p>
@@ -77,28 +84,31 @@
       </w:pPr>
       <w:r>
         <w:rPr>
+          <w:rFonts w:ascii="Calibri" w:hAnsi="Calibri"/>
           <w:b/>
           <w:sz w:val="18"/>
         </w:rPr>
-        <w:t>[2] Worldometer — Population Belgique (2026)</w:t>
+        <w:t>[2] Direction du Trésor — Relations bilatérales France-Belgique (2025)</w:t>
       </w:r>
     </w:p>
     <w:p>
       <w:r>
         <w:rPr>
+          <w:rFonts w:ascii="Calibri" w:hAnsi="Calibri"/>
           <w:color w:val="0056A2"/>
           <w:sz w:val="16"/>
         </w:rPr>
-        <w:t xml:space="preserve">    URL : https://www.worldometers.info/fr/population-mondiale/belgique-population/</w:t>
+        <w:t xml:space="preserve">    URL/Chemin : https://www.tresor.economie.gouv.fr/Pays/BE/relations-bilaterales</w:t>
       </w:r>
     </w:p>
     <w:p>
       <w:r>
         <w:rPr>
+          <w:rFonts w:ascii="Calibri" w:hAnsi="Calibri"/>
           <w:i/>
           <w:sz w:val="16"/>
         </w:rPr>
-        <w:t xml:space="preserve">    Langue : Français | Consulté : Juin 2026</w:t>
+        <w:t xml:space="preserve">    Langue : Français | Consulté/daté : Juin 2026</w:t>
       </w:r>
     </w:p>
     <w:p>
@@ -107,28 +117,31 @@
       </w:pPr>
       <w:r>
         <w:rPr>
+          <w:rFonts w:ascii="Calibri" w:hAnsi="Calibri"/>
           <w:b/>
           <w:sz w:val="18"/>
         </w:rPr>
-        <w:t>[3] Banque Nationale de Belgique — Projections macroéconomiques</w:t>
+        <w:t>[3] Worldometer — Population Belgique</w:t>
       </w:r>
     </w:p>
     <w:p>
       <w:r>
         <w:rPr>
+          <w:rFonts w:ascii="Calibri" w:hAnsi="Calibri"/>
           <w:color w:val="0056A2"/>
           <w:sz w:val="16"/>
         </w:rPr>
-        <w:t xml:space="preserve">    URL : https://www.nbb.be/en/publications-research/publications/economic-and-financial-publications/macroeconomic-projections</w:t>
+        <w:t xml:space="preserve">    URL/Chemin : https://www.worldometers.info/fr/population-mondiale/belgique-population/</w:t>
       </w:r>
     </w:p>
     <w:p>
       <w:r>
         <w:rPr>
+          <w:rFonts w:ascii="Calibri" w:hAnsi="Calibri"/>
           <w:i/>
           <w:sz w:val="16"/>
         </w:rPr>
-        <w:t xml:space="preserve">    Langue : Anglais/Français | Consulté : Juin 2026</w:t>
+        <w:t xml:space="preserve">    Langue : Français | Consulté/daté : Juin 2026</w:t>
       </w:r>
     </w:p>
     <w:p>
@@ -137,28 +150,31 @@
       </w:pPr>
       <w:r>
         <w:rPr>
+          <w:rFonts w:ascii="Calibri" w:hAnsi="Calibri"/>
           <w:b/>
           <w:sz w:val="18"/>
         </w:rPr>
-        <w:t>[4] Trésor FR — Relations bilatérales France-Belgique (2025)</w:t>
+        <w:t>[4] Statbel — Statistiques démographiques Belgique</w:t>
       </w:r>
     </w:p>
     <w:p>
       <w:r>
         <w:rPr>
+          <w:rFonts w:ascii="Calibri" w:hAnsi="Calibri"/>
           <w:color w:val="0056A2"/>
           <w:sz w:val="16"/>
         </w:rPr>
-        <w:t xml:space="preserve">    URL : https://www.tresor.economie.gouv.fr/Pays/BE/relations-bilaterales</w:t>
+        <w:t xml:space="preserve">    URL/Chemin : https://statbel.fgov.be/fr/themes/population</w:t>
       </w:r>
     </w:p>
     <w:p>
       <w:r>
         <w:rPr>
+          <w:rFonts w:ascii="Calibri" w:hAnsi="Calibri"/>
           <w:i/>
           <w:sz w:val="16"/>
         </w:rPr>
-        <w:t xml:space="preserve">    Langue : Français | Consulté : Juin 2026</w:t>
+        <w:t xml:space="preserve">    Langue : Français/Néerlandais | Consulté/daté : Juin 2026</w:t>
       </w:r>
     </w:p>
     <w:p>
@@ -167,28 +183,31 @@
       </w:pPr>
       <w:r>
         <w:rPr>
+          <w:rFonts w:ascii="Calibri" w:hAnsi="Calibri"/>
           <w:b/>
           <w:sz w:val="18"/>
         </w:rPr>
-        <w:t>[5] Ambassade de France en Belgique — Relations économiques</w:t>
+        <w:t>[5] Banque Nationale de Belgique — Projections macroéconomiques</w:t>
       </w:r>
     </w:p>
     <w:p>
       <w:r>
         <w:rPr>
+          <w:rFonts w:ascii="Calibri" w:hAnsi="Calibri"/>
           <w:color w:val="0056A2"/>
           <w:sz w:val="16"/>
         </w:rPr>
-        <w:t xml:space="preserve">    URL : https://be.ambafrance.org/Relations-economiques-7221</w:t>
+        <w:t xml:space="preserve">    URL/Chemin : https://www.nbb.be/en/publications-research/macroeconomic-projections</w:t>
       </w:r>
     </w:p>
     <w:p>
       <w:r>
         <w:rPr>
+          <w:rFonts w:ascii="Calibri" w:hAnsi="Calibri"/>
           <w:i/>
           <w:sz w:val="16"/>
         </w:rPr>
-        <w:t xml:space="preserve">    Langue : Français | Consulté : Juin 2026</w:t>
+        <w:t xml:space="preserve">    Langue : Anglais | Consulté/daté : Juin 2026</w:t>
       </w:r>
     </w:p>
     <w:p>
@@ -197,28 +216,31 @@
       </w:pPr>
       <w:r>
         <w:rPr>
+          <w:rFonts w:ascii="Calibri" w:hAnsi="Calibri"/>
           <w:b/>
           <w:sz w:val="18"/>
         </w:rPr>
-        <w:t>[6] DataBridge Market Research — Benelux Construction Market (2024)</w:t>
+        <w:t>[6] Coface — Fiche risques pays Belgique (2025)</w:t>
       </w:r>
     </w:p>
     <w:p>
       <w:r>
         <w:rPr>
+          <w:rFonts w:ascii="Calibri" w:hAnsi="Calibri"/>
           <w:color w:val="0056A2"/>
           <w:sz w:val="16"/>
         </w:rPr>
-        <w:t xml:space="preserve">    URL : https://www.databridgemarketresearch.com/reports/benelux-construction-market</w:t>
+        <w:t xml:space="preserve">    URL/Chemin : https://www.coface.com/fr/actualites-economie-conseils-d-experts/fiches-risques-pays/belgique</w:t>
       </w:r>
     </w:p>
     <w:p>
       <w:r>
         <w:rPr>
+          <w:rFonts w:ascii="Calibri" w:hAnsi="Calibri"/>
           <w:i/>
           <w:sz w:val="16"/>
         </w:rPr>
-        <w:t xml:space="preserve">    Langue : Anglais | Consulté : Juin 2026</w:t>
+        <w:t xml:space="preserve">    Langue : Français | Consulté/daté : Juin 2026</w:t>
       </w:r>
     </w:p>
     <w:p>
@@ -227,28 +249,31 @@
       </w:pPr>
       <w:r>
         <w:rPr>
+          <w:rFonts w:ascii="Calibri" w:hAnsi="Calibri"/>
           <w:b/>
           <w:sz w:val="18"/>
         </w:rPr>
-        <w:t>[7] Allianz Trade — Analyse secteur construction Belgique 2024</w:t>
+        <w:t>[7] FMI — World Economic Outlook 2025 (données Belgique)</w:t>
       </w:r>
     </w:p>
     <w:p>
       <w:r>
         <w:rPr>
+          <w:rFonts w:ascii="Calibri" w:hAnsi="Calibri"/>
           <w:color w:val="0056A2"/>
           <w:sz w:val="16"/>
         </w:rPr>
-        <w:t xml:space="preserve">    URL : https://www.allianz-trade.com/fr_BE/actualites/dernieres-actualites/analyse-secteur-construction.html</w:t>
+        <w:t xml:space="preserve">    URL/Chemin : https://www.imf.org/en/Publications/WEO</w:t>
       </w:r>
     </w:p>
     <w:p>
       <w:r>
         <w:rPr>
+          <w:rFonts w:ascii="Calibri" w:hAnsi="Calibri"/>
           <w:i/>
           <w:sz w:val="16"/>
         </w:rPr>
-        <w:t xml:space="preserve">    Langue : Français | Consulté : Juin 2026</w:t>
+        <w:t xml:space="preserve">    Langue : Anglais | Consulté/daté : Juin 2026</w:t>
       </w:r>
     </w:p>
     <w:p>
@@ -257,28 +282,31 @@
       </w:pPr>
       <w:r>
         <w:rPr>
+          <w:rFonts w:ascii="Calibri" w:hAnsi="Calibri"/>
           <w:b/>
           <w:sz w:val="18"/>
         </w:rPr>
-        <w:t>[8] Embuild — Secteur construction en recul (2025)</w:t>
+        <w:t>[8] ConsTrack360 / Research And Markets — Belgium Construction 2025</w:t>
       </w:r>
     </w:p>
     <w:p>
       <w:r>
         <w:rPr>
+          <w:rFonts w:ascii="Calibri" w:hAnsi="Calibri"/>
           <w:color w:val="0056A2"/>
           <w:sz w:val="16"/>
         </w:rPr>
-        <w:t xml:space="preserve">    URL : https://embuild.be/fr/le-secteur-de-la-construction-et-de-l%E2%80%99installation-en-recul-pour-la-quatri%C3%A8me-ann%C3%A9e-cons%C3%A9cutive</w:t>
+        <w:t xml:space="preserve">    URL/Chemin : https://www.marketresearch.com/ConsTrack360-v4128/Belgium-Construction-Size-Forecast-Value-40786911/</w:t>
       </w:r>
     </w:p>
     <w:p>
       <w:r>
         <w:rPr>
+          <w:rFonts w:ascii="Calibri" w:hAnsi="Calibri"/>
           <w:i/>
           <w:sz w:val="16"/>
         </w:rPr>
-        <w:t xml:space="preserve">    Langue : Français | Consulté : Juin 2026</w:t>
+        <w:t xml:space="preserve">    Langue : Anglais | Consulté/daté : Juin 2026</w:t>
       </w:r>
     </w:p>
     <w:p>
@@ -287,28 +315,31 @@
       </w:pPr>
       <w:r>
         <w:rPr>
+          <w:rFonts w:ascii="Calibri" w:hAnsi="Calibri"/>
           <w:b/>
           <w:sz w:val="18"/>
         </w:rPr>
-        <w:t>[9] ING Belgique — Perspectives construction 2026</w:t>
+        <w:t>[9] Embuild — Construction belge en difficulté (2025)</w:t>
       </w:r>
     </w:p>
     <w:p>
       <w:r>
         <w:rPr>
+          <w:rFonts w:ascii="Calibri" w:hAnsi="Calibri"/>
           <w:color w:val="0056A2"/>
           <w:sz w:val="16"/>
         </w:rPr>
-        <w:t xml:space="preserve">    URL : https://www.ing.be/fr/particuliers/actus/economie-et-marches-financiers/secteur-de-la-construction</w:t>
+        <w:t xml:space="preserve">    URL/Chemin : https://embuild.be/fr/la-construction-toujours-en-difficulte</w:t>
       </w:r>
     </w:p>
     <w:p>
       <w:r>
         <w:rPr>
+          <w:rFonts w:ascii="Calibri" w:hAnsi="Calibri"/>
           <w:i/>
           <w:sz w:val="16"/>
         </w:rPr>
-        <w:t xml:space="preserve">    Langue : Français | Consulté : Juin 2026</w:t>
+        <w:t xml:space="preserve">    Langue : Français | Consulté/daté : Juin 2026</w:t>
       </w:r>
     </w:p>
     <w:p>
@@ -317,28 +348,31 @@
       </w:pPr>
       <w:r>
         <w:rPr>
+          <w:rFonts w:ascii="Calibri" w:hAnsi="Calibri"/>
           <w:b/>
           <w:sz w:val="18"/>
         </w:rPr>
-        <w:t>[10] Techlink — Rétrospective non-résidentielle (2024-2025)</w:t>
+        <w:t>[10] ING Belgique — Perspectives secteur construction 2026</w:t>
       </w:r>
     </w:p>
     <w:p>
       <w:r>
         <w:rPr>
+          <w:rFonts w:ascii="Calibri" w:hAnsi="Calibri"/>
           <w:color w:val="0056A2"/>
           <w:sz w:val="16"/>
         </w:rPr>
-        <w:t xml:space="preserve">    URL : https://techlink.be/fr/actualites/retrospective-et-perspectives-sur-la-construction-neuve-et-la-renovation-non-residentielle</w:t>
+        <w:t xml:space="preserve">    URL/Chemin : https://www.ing.be/fr/particuliers/actus/economie-et-marches-financiers/secteur-de-la-construction</w:t>
       </w:r>
     </w:p>
     <w:p>
       <w:r>
         <w:rPr>
+          <w:rFonts w:ascii="Calibri" w:hAnsi="Calibri"/>
           <w:i/>
           <w:sz w:val="16"/>
         </w:rPr>
-        <w:t xml:space="preserve">    Langue : Français | Consulté : Juin 2026</w:t>
+        <w:t xml:space="preserve">    Langue : Français | Consulté/daté : Juin 2026</w:t>
       </w:r>
     </w:p>
     <w:p>
@@ -347,28 +381,31 @@
       </w:pPr>
       <w:r>
         <w:rPr>
+          <w:rFonts w:ascii="Calibri" w:hAnsi="Calibri"/>
           <w:b/>
           <w:sz w:val="18"/>
         </w:rPr>
-        <w:t>[11] BEI — Belgique 2025 : 2,6 Md€ de financement</w:t>
+        <w:t>[11] Allianz Trade — Analyse secteur construction Belgique</w:t>
       </w:r>
     </w:p>
     <w:p>
       <w:r>
         <w:rPr>
+          <w:rFonts w:ascii="Calibri" w:hAnsi="Calibri"/>
           <w:color w:val="0056A2"/>
           <w:sz w:val="16"/>
         </w:rPr>
-        <w:t xml:space="preserve">    URL : https://www.eib.org/en/press/all/2026-038-activite-du-groupe-bei-en-2025-26-milliards-d-euros</w:t>
+        <w:t xml:space="preserve">    URL/Chemin : https://www.allianz-trade.com/fr_BE/actualites/analyse-secteur-construction.html</w:t>
       </w:r>
     </w:p>
     <w:p>
       <w:r>
         <w:rPr>
+          <w:rFonts w:ascii="Calibri" w:hAnsi="Calibri"/>
           <w:i/>
           <w:sz w:val="16"/>
         </w:rPr>
-        <w:t xml:space="preserve">    Langue : Anglais | Consulté : Juin 2026</w:t>
+        <w:t xml:space="preserve">    Langue : Français | Consulté/daté : Juin 2026</w:t>
       </w:r>
     </w:p>
     <w:p>
@@ -377,28 +414,31 @@
       </w:pPr>
       <w:r>
         <w:rPr>
+          <w:rFonts w:ascii="Calibri" w:hAnsi="Calibri"/>
           <w:b/>
           <w:sz w:val="18"/>
         </w:rPr>
-        <w:t>[12] BEI — 120 M€ pour Z.org KU Leuven (santé mentale)</w:t>
+        <w:t>[12] Techlink — Rétrospective non-résidentielle 2024-2025</w:t>
       </w:r>
     </w:p>
     <w:p>
       <w:r>
         <w:rPr>
+          <w:rFonts w:ascii="Calibri" w:hAnsi="Calibri"/>
           <w:color w:val="0056A2"/>
           <w:sz w:val="16"/>
         </w:rPr>
-        <w:t xml:space="preserve">    URL : https://www.eib.org/en/press/all/2025-529-eib-supports-major-renewal-of-mental-health-infrastructure-in-leuven-and-kortenberg-with-eur120-million-loan</w:t>
+        <w:t xml:space="preserve">    URL/Chemin : https://techlink.be/fr/actualites/retrospective-et-perspectives</w:t>
       </w:r>
     </w:p>
     <w:p>
       <w:r>
         <w:rPr>
+          <w:rFonts w:ascii="Calibri" w:hAnsi="Calibri"/>
           <w:i/>
           <w:sz w:val="16"/>
         </w:rPr>
-        <w:t xml:space="preserve">    Langue : Anglais | Consulté : Juin 2026</w:t>
+        <w:t xml:space="preserve">    Langue : Français | Consulté/daté : Juin 2026</w:t>
       </w:r>
     </w:p>
     <w:p>
@@ -407,28 +447,31 @@
       </w:pPr>
       <w:r>
         <w:rPr>
+          <w:rFonts w:ascii="Calibri" w:hAnsi="Calibri"/>
           <w:b/>
           <w:sz w:val="18"/>
         </w:rPr>
-        <w:t>[13] BEI — 1,7 Md€ logements sociaux Flandre</w:t>
+        <w:t>[13] KBC Économie — Rénovation résidentielle Belgique</w:t>
       </w:r>
     </w:p>
     <w:p>
       <w:r>
         <w:rPr>
+          <w:rFonts w:ascii="Calibri" w:hAnsi="Calibri"/>
           <w:color w:val="0056A2"/>
           <w:sz w:val="16"/>
         </w:rPr>
-        <w:t xml:space="preserve">    URL : https://europeansting.com/2026/02/03/belgium-eib-group-2025-figures-e2-6-bn-in-financing-for-social-infrastructure-innovation-and-the-green-transition/</w:t>
+        <w:t xml:space="preserve">    URL/Chemin : https://www.kbc.com/en/economics/publications/residential-renovations-in-belgium</w:t>
       </w:r>
     </w:p>
     <w:p>
       <w:r>
         <w:rPr>
+          <w:rFonts w:ascii="Calibri" w:hAnsi="Calibri"/>
           <w:i/>
           <w:sz w:val="16"/>
         </w:rPr>
-        <w:t xml:space="preserve">    Langue : Anglais | Consulté : Juin 2026</w:t>
+        <w:t xml:space="preserve">    Langue : Anglais | Consulté/daté : Juin 2026</w:t>
       </w:r>
     </w:p>
     <w:p>
@@ -437,28 +480,31 @@
       </w:pPr>
       <w:r>
         <w:rPr>
+          <w:rFonts w:ascii="Calibri" w:hAnsi="Calibri"/>
           <w:b/>
           <w:sz w:val="18"/>
         </w:rPr>
-        <w:t>[14] Le Spécialiste — Plan construction hôpitaux universitaires 438 M€</w:t>
+        <w:t>[14] Trading Economics — PIB construction Belgique T1 2026</w:t>
       </w:r>
     </w:p>
     <w:p>
       <w:r>
         <w:rPr>
+          <w:rFonts w:ascii="Calibri" w:hAnsi="Calibri"/>
           <w:color w:val="0056A2"/>
           <w:sz w:val="16"/>
         </w:rPr>
-        <w:t xml:space="preserve">    URL : https://www.lespecialiste.be/fr/actualites/socio-professionnel/plan-de-construction-438-millions-pour-les-4-hopitaux-universitaires.html</w:t>
+        <w:t xml:space="preserve">    URL/Chemin : https://tradingeconomics.com/belgium/gdp-from-construction</w:t>
       </w:r>
     </w:p>
     <w:p>
       <w:r>
         <w:rPr>
+          <w:rFonts w:ascii="Calibri" w:hAnsi="Calibri"/>
           <w:i/>
           <w:sz w:val="16"/>
         </w:rPr>
-        <w:t xml:space="preserve">    Langue : Français | Consulté : Juin 2026</w:t>
+        <w:t xml:space="preserve">    Langue : Anglais | Consulté/daté : Juin 2026</w:t>
       </w:r>
     </w:p>
     <w:p>
@@ -467,28 +513,31 @@
       </w:pPr>
       <w:r>
         <w:rPr>
+          <w:rFonts w:ascii="Calibri" w:hAnsi="Calibri"/>
           <w:b/>
           <w:sz w:val="18"/>
         </w:rPr>
-        <w:t>[15] Fédération Wallonie-Bruxelles — 2ème appel bâtiments scolaires 200 M€</w:t>
+        <w:t>[15] BEI — Activité groupe BEI Belgique 2025</w:t>
       </w:r>
     </w:p>
     <w:p>
       <w:r>
         <w:rPr>
+          <w:rFonts w:ascii="Calibri" w:hAnsi="Calibri"/>
           <w:color w:val="0056A2"/>
           <w:sz w:val="16"/>
         </w:rPr>
-        <w:t xml:space="preserve">    URL : https://www.federation-wallonie-bruxelles.be/nc/detail-article/</w:t>
+        <w:t xml:space="preserve">    URL/Chemin : https://www.eib.org/en/press/all/2026-038-activite-du-groupe-bei-en-2025</w:t>
       </w:r>
     </w:p>
     <w:p>
       <w:r>
         <w:rPr>
+          <w:rFonts w:ascii="Calibri" w:hAnsi="Calibri"/>
           <w:i/>
           <w:sz w:val="16"/>
         </w:rPr>
-        <w:t xml:space="preserve">    Langue : Français | Consulté : Juin 2026</w:t>
+        <w:t xml:space="preserve">    Langue : Anglais | Consulté/daté : Juin 2026</w:t>
       </w:r>
     </w:p>
     <w:p>
@@ -497,28 +546,31 @@
       </w:pPr>
       <w:r>
         <w:rPr>
+          <w:rFonts w:ascii="Calibri" w:hAnsi="Calibri"/>
           <w:b/>
           <w:sz w:val="18"/>
         </w:rPr>
-        <w:t>[16] Prison Insider — Belgique 2025</w:t>
+        <w:t>[16] BEI — Z.org KU Leuven santé mentale 120 M€</w:t>
       </w:r>
     </w:p>
     <w:p>
       <w:r>
         <w:rPr>
+          <w:rFonts w:ascii="Calibri" w:hAnsi="Calibri"/>
           <w:color w:val="0056A2"/>
           <w:sz w:val="16"/>
         </w:rPr>
-        <w:t xml:space="preserve">    URL : https://www.prison-insider.com/fichepays/belgique-2025</w:t>
+        <w:t xml:space="preserve">    URL/Chemin : https://www.eib.org/en/press/all/2025-529-eib-supports-mental-health-infrastructure-leuven-kortenberg</w:t>
       </w:r>
     </w:p>
     <w:p>
       <w:r>
         <w:rPr>
+          <w:rFonts w:ascii="Calibri" w:hAnsi="Calibri"/>
           <w:i/>
           <w:sz w:val="16"/>
         </w:rPr>
-        <w:t xml:space="preserve">    Langue : Français | Consulté : Juin 2026</w:t>
+        <w:t xml:space="preserve">    Langue : Anglais | Consulté/daté : Juin 2026</w:t>
       </w:r>
     </w:p>
     <w:p>
@@ -527,28 +579,31 @@
       </w:pPr>
       <w:r>
         <w:rPr>
+          <w:rFonts w:ascii="Calibri" w:hAnsi="Calibri"/>
           <w:b/>
           <w:sz w:val="18"/>
         </w:rPr>
-        <w:t>[17] Jan De Nul — Nouvelle prison Anvers</w:t>
+        <w:t>[17] Le Spécialiste — Hôpitaux universitaires FWB 438 M€</w:t>
       </w:r>
     </w:p>
     <w:p>
       <w:r>
         <w:rPr>
+          <w:rFonts w:ascii="Calibri" w:hAnsi="Calibri"/>
           <w:color w:val="0056A2"/>
           <w:sz w:val="16"/>
         </w:rPr>
-        <w:t xml:space="preserve">    URL : https://www.jandenul.com/fr/projets/nouvelle-prison-pour-anvers-belgique</w:t>
+        <w:t xml:space="preserve">    URL/Chemin : https://www.lespecialiste.be/fr/actualites/plan-de-construction-438-millions-hopitaux-universitaires.html</w:t>
       </w:r>
     </w:p>
     <w:p>
       <w:r>
         <w:rPr>
+          <w:rFonts w:ascii="Calibri" w:hAnsi="Calibri"/>
           <w:i/>
           <w:sz w:val="16"/>
         </w:rPr>
-        <w:t xml:space="preserve">    Langue : Français | Consulté : Juin 2026</w:t>
+        <w:t xml:space="preserve">    Langue : Français | Consulté/daté : Juin 2026</w:t>
       </w:r>
     </w:p>
     <w:p>
@@ -557,28 +612,31 @@
       </w:pPr>
       <w:r>
         <w:rPr>
+          <w:rFonts w:ascii="Calibri" w:hAnsi="Calibri"/>
           <w:b/>
           <w:sz w:val="18"/>
         </w:rPr>
-        <w:t>[18] DH Les Sports+ — Quatre nouvelles prisons d'ici 2030</w:t>
+        <w:t>[18] FWB — Bâtiments scolaires 2ème appel 200 M€</w:t>
       </w:r>
     </w:p>
     <w:p>
       <w:r>
         <w:rPr>
+          <w:rFonts w:ascii="Calibri" w:hAnsi="Calibri"/>
           <w:color w:val="0056A2"/>
           <w:sz w:val="16"/>
         </w:rPr>
-        <w:t xml:space="preserve">    URL : https://www.dhnet.be/actu/belgique/2023/03/21/quatre-nouvelles-prisons</w:t>
+        <w:t xml:space="preserve">    URL/Chemin : https://www.federation-wallonie-bruxelles.be</w:t>
       </w:r>
     </w:p>
     <w:p>
       <w:r>
         <w:rPr>
+          <w:rFonts w:ascii="Calibri" w:hAnsi="Calibri"/>
           <w:i/>
           <w:sz w:val="16"/>
         </w:rPr>
-        <w:t xml:space="preserve">    Langue : Français | Consulté : Juin 2026</w:t>
+        <w:t xml:space="preserve">    Langue : Français | Consulté/daté : Juin 2026</w:t>
       </w:r>
     </w:p>
     <w:p>
@@ -587,28 +645,31 @@
       </w:pPr>
       <w:r>
         <w:rPr>
+          <w:rFonts w:ascii="Calibri" w:hAnsi="Calibri"/>
           <w:b/>
           <w:sz w:val="18"/>
         </w:rPr>
-        <w:t>[19] Media24 — Vresse-sur-Semois prison 171 M€ (nov. 2025)</w:t>
+        <w:t>[19] Prison Insider — Belgique 2025</w:t>
       </w:r>
     </w:p>
     <w:p>
       <w:r>
         <w:rPr>
+          <w:rFonts w:ascii="Calibri" w:hAnsi="Calibri"/>
           <w:color w:val="0056A2"/>
           <w:sz w:val="16"/>
         </w:rPr>
-        <w:t xml:space="preserve">    URL : https://media24.fr/2025/11/10/la-belgique-a-le-meme-probleme-que-la-france-avec-ses-prisons/</w:t>
+        <w:t xml:space="preserve">    URL/Chemin : https://www.prison-insider.com/fichepays/belgique-2025</w:t>
       </w:r>
     </w:p>
     <w:p>
       <w:r>
         <w:rPr>
+          <w:rFonts w:ascii="Calibri" w:hAnsi="Calibri"/>
           <w:i/>
           <w:sz w:val="16"/>
         </w:rPr>
-        <w:t xml:space="preserve">    Langue : Français | Consulté : Juin 2026</w:t>
+        <w:t xml:space="preserve">    Langue : Français | Consulté/daté : Juin 2026</w:t>
       </w:r>
     </w:p>
     <w:p>
@@ -617,28 +678,31 @@
       </w:pPr>
       <w:r>
         <w:rPr>
+          <w:rFonts w:ascii="Calibri" w:hAnsi="Calibri"/>
           <w:b/>
           <w:sz w:val="18"/>
         </w:rPr>
-        <w:t>[20] L'Avenir — Complexe sportif piscine Bruxelles (juil. 2024)</w:t>
+        <w:t>[20] Jan De Nul — Prison Anvers</w:t>
       </w:r>
     </w:p>
     <w:p>
       <w:r>
         <w:rPr>
+          <w:rFonts w:ascii="Calibri" w:hAnsi="Calibri"/>
           <w:color w:val="0056A2"/>
           <w:sz w:val="16"/>
         </w:rPr>
-        <w:t xml:space="preserve">    URL : https://www.lavenir.net/regions/bruxelles/2024/07/28/un-nouveau-complexe-sportif-avec-piscine</w:t>
+        <w:t xml:space="preserve">    URL/Chemin : https://www.jandenul.com/fr/projets/nouvelle-prison-pour-anvers-belgique</w:t>
       </w:r>
     </w:p>
     <w:p>
       <w:r>
         <w:rPr>
+          <w:rFonts w:ascii="Calibri" w:hAnsi="Calibri"/>
           <w:i/>
           <w:sz w:val="16"/>
         </w:rPr>
-        <w:t xml:space="preserve">    Langue : Français | Consulté : Juin 2026</w:t>
+        <w:t xml:space="preserve">    Langue : Français | Consulté/daté : Juin 2026</w:t>
       </w:r>
     </w:p>
     <w:p>
@@ -647,28 +711,31 @@
       </w:pPr>
       <w:r>
         <w:rPr>
+          <w:rFonts w:ascii="Calibri" w:hAnsi="Calibri"/>
           <w:b/>
           <w:sz w:val="18"/>
         </w:rPr>
-        <w:t>[21] Delabie Benelux — Site officiel</w:t>
+        <w:t>[21] Media24 — Prison Vresse-sur-Semois 171 M€</w:t>
       </w:r>
     </w:p>
     <w:p>
       <w:r>
         <w:rPr>
+          <w:rFonts w:ascii="Calibri" w:hAnsi="Calibri"/>
           <w:color w:val="0056A2"/>
           <w:sz w:val="16"/>
         </w:rPr>
-        <w:t xml:space="preserve">    URL : https://www.delabiebenelux.com/fr</w:t>
+        <w:t xml:space="preserve">    URL/Chemin : https://media24.fr/2025/11/10/la-belgique-prisons</w:t>
       </w:r>
     </w:p>
     <w:p>
       <w:r>
         <w:rPr>
+          <w:rFonts w:ascii="Calibri" w:hAnsi="Calibri"/>
           <w:i/>
           <w:sz w:val="16"/>
         </w:rPr>
-        <w:t xml:space="preserve">    Langue : Français/Néerlandais | Consulté : Juin 2026</w:t>
+        <w:t xml:space="preserve">    Langue : Français | Consulté/daté : Juin 2026</w:t>
       </w:r>
     </w:p>
     <w:p>
@@ -677,28 +744,31 @@
       </w:pPr>
       <w:r>
         <w:rPr>
+          <w:rFonts w:ascii="Calibri" w:hAnsi="Calibri"/>
           <w:b/>
           <w:sz w:val="18"/>
         </w:rPr>
-        <w:t>[22] Delabie Benelux — Histoire et présence monde</w:t>
+        <w:t>[22] L'Avenir — Complexe sportif piscine Bruxelles</w:t>
       </w:r>
     </w:p>
     <w:p>
       <w:r>
         <w:rPr>
+          <w:rFonts w:ascii="Calibri" w:hAnsi="Calibri"/>
           <w:color w:val="0056A2"/>
           <w:sz w:val="16"/>
         </w:rPr>
-        <w:t xml:space="preserve">    URL : https://www.delabiebenelux.com/fr/le-groupe/a-propos-de-nous/notre-histoire</w:t>
+        <w:t xml:space="preserve">    URL/Chemin : https://www.lavenir.net/regions/bruxelles/2024/07/28/complexe-sportif-piscine</w:t>
       </w:r>
     </w:p>
     <w:p>
       <w:r>
         <w:rPr>
+          <w:rFonts w:ascii="Calibri" w:hAnsi="Calibri"/>
           <w:i/>
           <w:sz w:val="16"/>
         </w:rPr>
-        <w:t xml:space="preserve">    Langue : Français | Consulté : Juin 2026</w:t>
+        <w:t xml:space="preserve">    Langue : Français | Consulté/daté : Juin 2026</w:t>
       </w:r>
     </w:p>
     <w:p>
@@ -707,28 +777,31 @@
       </w:pPr>
       <w:r>
         <w:rPr>
+          <w:rFonts w:ascii="Calibri" w:hAnsi="Calibri"/>
           <w:b/>
           <w:sz w:val="18"/>
         </w:rPr>
-        <w:t>[23] Coexpert Aalberts — Normes robinetterie sanitaire</w:t>
+        <w:t>[23] Delabie Benelux — Site officiel</w:t>
       </w:r>
     </w:p>
     <w:p>
       <w:r>
         <w:rPr>
+          <w:rFonts w:ascii="Calibri" w:hAnsi="Calibri"/>
           <w:color w:val="0056A2"/>
           <w:sz w:val="16"/>
         </w:rPr>
-        <w:t xml:space="preserve">    URL : https://coexpert.aalberts-hfc.com/fr-fr/installation/robinetterie-sanitaire-normes-certifications/</w:t>
+        <w:t xml:space="preserve">    URL/Chemin : https://www.delabiebenelux.com/fr</w:t>
       </w:r>
     </w:p>
     <w:p>
       <w:r>
         <w:rPr>
+          <w:rFonts w:ascii="Calibri" w:hAnsi="Calibri"/>
           <w:i/>
           <w:sz w:val="16"/>
         </w:rPr>
-        <w:t xml:space="preserve">    Langue : Français | Consulté : Juin 2026</w:t>
+        <w:t xml:space="preserve">    Langue : Français/Néerlandais | Consulté/daté : Juin 2026</w:t>
       </w:r>
     </w:p>
     <w:p>
@@ -737,28 +810,31 @@
       </w:pPr>
       <w:r>
         <w:rPr>
+          <w:rFonts w:ascii="Calibri" w:hAnsi="Calibri"/>
           <w:b/>
           <w:sz w:val="18"/>
         </w:rPr>
-        <w:t>[24] NBN — Législation et normes Belgique</w:t>
+        <w:t>[24] BELGAQUA — Agréation matériaux HYDROCHECK</w:t>
       </w:r>
     </w:p>
     <w:p>
       <w:r>
         <w:rPr>
+          <w:rFonts w:ascii="Calibri" w:hAnsi="Calibri"/>
           <w:color w:val="0056A2"/>
           <w:sz w:val="16"/>
         </w:rPr>
-        <w:t xml:space="preserve">    URL : https://www.nbn.be/en/using-standards/standards-legislation</w:t>
+        <w:t xml:space="preserve">    URL/Chemin : https://www.belgaqua.be/fr/agreation-materiaux</w:t>
       </w:r>
     </w:p>
     <w:p>
       <w:r>
         <w:rPr>
+          <w:rFonts w:ascii="Calibri" w:hAnsi="Calibri"/>
           <w:i/>
           <w:sz w:val="16"/>
         </w:rPr>
-        <w:t xml:space="preserve">    Langue : Anglais | Consulté : Juin 2026</w:t>
+        <w:t xml:space="preserve">    Langue : Français | Consulté/daté : Juin 2026</w:t>
       </w:r>
     </w:p>
     <w:p>
@@ -767,28 +843,31 @@
       </w:pPr>
       <w:r>
         <w:rPr>
+          <w:rFonts w:ascii="Calibri" w:hAnsi="Calibri"/>
           <w:b/>
           <w:sz w:val="18"/>
         </w:rPr>
-        <w:t>[25] GMI Insights — Sanitary Ware Market (2024)</w:t>
+        <w:t>[25] BENOR ASBL — Label BENOR</w:t>
       </w:r>
     </w:p>
     <w:p>
       <w:r>
         <w:rPr>
+          <w:rFonts w:ascii="Calibri" w:hAnsi="Calibri"/>
           <w:color w:val="0056A2"/>
           <w:sz w:val="16"/>
         </w:rPr>
-        <w:t xml:space="preserve">    URL : https://www.gminsights.com/industry-analysis/sanitary-ware-market</w:t>
+        <w:t xml:space="preserve">    URL/Chemin : https://www.benor.be/fr/benor-asbl/label-benor/</w:t>
       </w:r>
     </w:p>
     <w:p>
       <w:r>
         <w:rPr>
+          <w:rFonts w:ascii="Calibri" w:hAnsi="Calibri"/>
           <w:i/>
           <w:sz w:val="16"/>
         </w:rPr>
-        <w:t xml:space="preserve">    Langue : Anglais | Consulté : Juin 2026</w:t>
+        <w:t xml:space="preserve">    Langue : Français | Consulté/daté : Juin 2026</w:t>
       </w:r>
     </w:p>
     <w:p>
@@ -797,28 +876,31 @@
       </w:pPr>
       <w:r>
         <w:rPr>
+          <w:rFonts w:ascii="Calibri" w:hAnsi="Calibri"/>
           <w:b/>
           <w:sz w:val="18"/>
         </w:rPr>
-        <w:t>[26] Forbes Belgique — Tendances hôtellerie belge 2024</w:t>
+        <w:t>[26] NBN — Normes et législation Belgique</w:t>
       </w:r>
     </w:p>
     <w:p>
       <w:r>
         <w:rPr>
+          <w:rFonts w:ascii="Calibri" w:hAnsi="Calibri"/>
           <w:color w:val="0056A2"/>
           <w:sz w:val="16"/>
         </w:rPr>
-        <w:t xml:space="preserve">    URL : https://www.forbes.be/fr/6-tendances-a-suivre-dans-le-secteur-hotelier-belge-en-2024/</w:t>
+        <w:t xml:space="preserve">    URL/Chemin : https://www.nbn.be/en/using-standards/standards-legislation</w:t>
       </w:r>
     </w:p>
     <w:p>
       <w:r>
         <w:rPr>
+          <w:rFonts w:ascii="Calibri" w:hAnsi="Calibri"/>
           <w:i/>
           <w:sz w:val="16"/>
         </w:rPr>
-        <w:t xml:space="preserve">    Langue : Français | Consulté : Juin 2026</w:t>
+        <w:t xml:space="preserve">    Langue : Anglais | Consulté/daté : Juin 2026</w:t>
       </w:r>
     </w:p>
     <w:p>
@@ -827,28 +909,31 @@
       </w:pPr>
       <w:r>
         <w:rPr>
+          <w:rFonts w:ascii="Calibri" w:hAnsi="Calibri"/>
           <w:b/>
           <w:sz w:val="18"/>
         </w:rPr>
-        <w:t>[27] RTBF — Bilan 2024 secteur construction</w:t>
+        <w:t>[27] COPRO — Agrément Technique ATG</w:t>
       </w:r>
     </w:p>
     <w:p>
       <w:r>
         <w:rPr>
+          <w:rFonts w:ascii="Calibri" w:hAnsi="Calibri"/>
           <w:color w:val="0056A2"/>
           <w:sz w:val="16"/>
         </w:rPr>
-        <w:t xml:space="preserve">    URL : https://www.rtbf.be/article/un-bilan-2024-bien-morose-pour-le-secteur-de-la-construction</w:t>
+        <w:t xml:space="preserve">    URL/Chemin : https://www.copro.eu/fr/agrement-technique</w:t>
       </w:r>
     </w:p>
     <w:p>
       <w:r>
         <w:rPr>
+          <w:rFonts w:ascii="Calibri" w:hAnsi="Calibri"/>
           <w:i/>
           <w:sz w:val="16"/>
         </w:rPr>
-        <w:t xml:space="preserve">    Langue : Français | Consulté : Juin 2026</w:t>
+        <w:t xml:space="preserve">    Langue : Français | Consulté/daté : Juin 2026</w:t>
       </w:r>
     </w:p>
     <w:p>
@@ -857,28 +942,31 @@
       </w:pPr>
       <w:r>
         <w:rPr>
+          <w:rFonts w:ascii="Calibri" w:hAnsi="Calibri"/>
           <w:b/>
           <w:sz w:val="18"/>
         </w:rPr>
-        <w:t>[28] EMAE — Extrapolation, notes de recherche (source interne)</w:t>
+        <w:t>[28] AVK Valves — Initiative 4MS &amp; eau potable</w:t>
       </w:r>
     </w:p>
     <w:p>
       <w:r>
         <w:rPr>
+          <w:rFonts w:ascii="Calibri" w:hAnsi="Calibri"/>
           <w:color w:val="0056A2"/>
           <w:sz w:val="16"/>
         </w:rPr>
-        <w:t xml:space="preserve">    URL : Source interne MAB-core/sources-internes/</w:t>
+        <w:t xml:space="preserve">    URL/Chemin : https://www.avkvalves.be/fr-be/nouvelles/nouvelles-eau-potable/nouvelle-legislation-eau-potable</w:t>
       </w:r>
     </w:p>
     <w:p>
       <w:r>
         <w:rPr>
+          <w:rFonts w:ascii="Calibri" w:hAnsi="Calibri"/>
           <w:i/>
           <w:sz w:val="16"/>
         </w:rPr>
-        <w:t xml:space="preserve">    Langue : Français | Consulté : 2025</w:t>
+        <w:t xml:space="preserve">    Langue : Français | Consulté/daté : Juin 2026</w:t>
       </w:r>
     </w:p>
     <w:p>
@@ -887,28 +975,31 @@
       </w:pPr>
       <w:r>
         <w:rPr>
+          <w:rFonts w:ascii="Calibri" w:hAnsi="Calibri"/>
           <w:b/>
           <w:sz w:val="18"/>
         </w:rPr>
-        <w:t>[29] TheGlobalEconomy — Belgium Political Stability</w:t>
+        <w:t>[29] Negoce Zepros — BME rachète Paepens</w:t>
       </w:r>
     </w:p>
     <w:p>
       <w:r>
         <w:rPr>
+          <w:rFonts w:ascii="Calibri" w:hAnsi="Calibri"/>
           <w:color w:val="0056A2"/>
           <w:sz w:val="16"/>
         </w:rPr>
-        <w:t xml:space="preserve">    URL : https://www.theglobaleconomy.com/Belgium/wb_political_stability/</w:t>
+        <w:t xml:space="preserve">    URL/Chemin : https://negoce.zepros.fr/actu-enseignes/sanitaire-chauffage-groupe-bme-rachete-flamand-paepens</w:t>
       </w:r>
     </w:p>
     <w:p>
       <w:r>
         <w:rPr>
+          <w:rFonts w:ascii="Calibri" w:hAnsi="Calibri"/>
           <w:i/>
           <w:sz w:val="16"/>
         </w:rPr>
-        <w:t xml:space="preserve">    Langue : Anglais | Consulté : Juin 2026</w:t>
+        <w:t xml:space="preserve">    Langue : Français | Consulté/daté : Juin 2026</w:t>
       </w:r>
     </w:p>
     <w:p>
@@ -917,28 +1008,31 @@
       </w:pPr>
       <w:r>
         <w:rPr>
+          <w:rFonts w:ascii="Calibri" w:hAnsi="Calibri"/>
           <w:b/>
           <w:sz w:val="18"/>
         </w:rPr>
-        <w:t>[30] EEA — Belgium Country Profile 2025</w:t>
+        <w:t>[30] Forbes Belgique — Tendances hôtellerie 2024</w:t>
       </w:r>
     </w:p>
     <w:p>
       <w:r>
         <w:rPr>
+          <w:rFonts w:ascii="Calibri" w:hAnsi="Calibri"/>
           <w:color w:val="0056A2"/>
           <w:sz w:val="16"/>
         </w:rPr>
-        <w:t xml:space="preserve">    URL : https://www.eea.europa.eu/en/europe-environment-2025/countries/belgium</w:t>
+        <w:t xml:space="preserve">    URL/Chemin : https://www.forbes.be/fr/6-tendances-secteur-hotelier-belge-2024/</w:t>
       </w:r>
     </w:p>
     <w:p>
       <w:r>
         <w:rPr>
+          <w:rFonts w:ascii="Calibri" w:hAnsi="Calibri"/>
           <w:i/>
           <w:sz w:val="16"/>
         </w:rPr>
-        <w:t xml:space="preserve">    Langue : Anglais | Consulté : Juin 2026</w:t>
+        <w:t xml:space="preserve">    Langue : Français | Consulté/daté : Juin 2026</w:t>
       </w:r>
     </w:p>
     <w:p>
@@ -947,28 +1041,31 @@
       </w:pPr>
       <w:r>
         <w:rPr>
+          <w:rFonts w:ascii="Calibri" w:hAnsi="Calibri"/>
           <w:b/>
           <w:sz w:val="18"/>
         </w:rPr>
-        <w:t>[31] Societé Wallonne du Logement — Plan rénovation</w:t>
+        <w:t>[31] Sawiday.be — Robinetterie Presto</w:t>
       </w:r>
     </w:p>
     <w:p>
       <w:r>
         <w:rPr>
+          <w:rFonts w:ascii="Calibri" w:hAnsi="Calibri"/>
           <w:color w:val="0056A2"/>
           <w:sz w:val="16"/>
         </w:rPr>
-        <w:t xml:space="preserve">    URL : https://www.swl.be/projets-immobiliers/plan-de-renovation.html</w:t>
+        <w:t xml:space="preserve">    URL/Chemin : https://www.sawiday.be/fr-be/robinetterie/presto/</w:t>
       </w:r>
     </w:p>
     <w:p>
       <w:r>
         <w:rPr>
+          <w:rFonts w:ascii="Calibri" w:hAnsi="Calibri"/>
           <w:i/>
           <w:sz w:val="16"/>
         </w:rPr>
-        <w:t xml:space="preserve">    Langue : Français | Consulté : Juin 2026</w:t>
+        <w:t xml:space="preserve">    Langue : Français | Consulté/daté : Juin 2026</w:t>
       </w:r>
     </w:p>
     <w:p>
@@ -977,28 +1074,31 @@
       </w:pPr>
       <w:r>
         <w:rPr>
+          <w:rFonts w:ascii="Calibri" w:hAnsi="Calibri"/>
           <w:b/>
           <w:sz w:val="18"/>
         </w:rPr>
-        <w:t>[32] Architectura.be — Plus grand projet logements étudiants Sart-Tilman</w:t>
+        <w:t>[32] TheGlobalEconomy — Stabilité politique Belgique</w:t>
       </w:r>
     </w:p>
     <w:p>
       <w:r>
         <w:rPr>
+          <w:rFonts w:ascii="Calibri" w:hAnsi="Calibri"/>
           <w:color w:val="0056A2"/>
           <w:sz w:val="16"/>
         </w:rPr>
-        <w:t xml:space="preserve">    URL : https://www.architectura.be/fr/actualite/uau-collectiv-et-altiplan-realisent-le-plus-grand-projet-de-logements-etudiants-en-belgique-avec-sart-tilman/</w:t>
+        <w:t xml:space="preserve">    URL/Chemin : https://www.theglobaleconomy.com/Belgium/wb_political_stability/</w:t>
       </w:r>
     </w:p>
     <w:p>
       <w:r>
         <w:rPr>
+          <w:rFonts w:ascii="Calibri" w:hAnsi="Calibri"/>
           <w:i/>
           <w:sz w:val="16"/>
         </w:rPr>
-        <w:t xml:space="preserve">    Langue : Français | Consulté : Juin 2026</w:t>
+        <w:t xml:space="preserve">    Langue : Anglais | Consulté/daté : Juin 2026</w:t>
       </w:r>
     </w:p>
     <w:p>
@@ -1007,28 +1107,31 @@
       </w:pPr>
       <w:r>
         <w:rPr>
+          <w:rFonts w:ascii="Calibri" w:hAnsi="Calibri"/>
           <w:b/>
           <w:sz w:val="18"/>
         </w:rPr>
-        <w:t>[33] Negoce Zepros — Groupe BME rachète Paepens</w:t>
+        <w:t>[33] EEA — Profil pays Belgique 2025</w:t>
       </w:r>
     </w:p>
     <w:p>
       <w:r>
         <w:rPr>
+          <w:rFonts w:ascii="Calibri" w:hAnsi="Calibri"/>
           <w:color w:val="0056A2"/>
           <w:sz w:val="16"/>
         </w:rPr>
-        <w:t xml:space="preserve">    URL : https://negoce.zepros.fr/actu-enseignes/sanitaire-chauffage-groupe-bme-rachete-flamand-paepens</w:t>
+        <w:t xml:space="preserve">    URL/Chemin : https://www.eea.europa.eu/en/europe-environment-2025/countries/belgium</w:t>
       </w:r>
     </w:p>
     <w:p>
       <w:r>
         <w:rPr>
+          <w:rFonts w:ascii="Calibri" w:hAnsi="Calibri"/>
           <w:i/>
           <w:sz w:val="16"/>
         </w:rPr>
-        <w:t xml:space="preserve">    Langue : Français | Consulté : Juin 2026</w:t>
+        <w:t xml:space="preserve">    Langue : Anglais | Consulté/daté : Juin 2026</w:t>
       </w:r>
     </w:p>
     <w:p>
@@ -1037,28 +1140,97 @@
       </w:pPr>
       <w:r>
         <w:rPr>
+          <w:rFonts w:ascii="Calibri" w:hAnsi="Calibri"/>
           <w:b/>
           <w:sz w:val="18"/>
         </w:rPr>
-        <w:t>[34] Sawiday.be — Robinetterie Presto</w:t>
+        <w:t>[34] Analyse Marché Sanitaire Lieux publics France (source interne Presto, déc. 2024)</w:t>
       </w:r>
     </w:p>
     <w:p>
       <w:r>
         <w:rPr>
+          <w:rFonts w:ascii="Calibri" w:hAnsi="Calibri"/>
           <w:color w:val="0056A2"/>
           <w:sz w:val="16"/>
         </w:rPr>
-        <w:t xml:space="preserve">    URL : https://www.sawiday.be/fr-be/robinetterie/presto/</w:t>
+        <w:t xml:space="preserve">    URL/Chemin : MAB-core/sources-internes/Analyse Marché Sanitaire Lieux public France.pdf</w:t>
       </w:r>
     </w:p>
     <w:p>
       <w:r>
         <w:rPr>
+          <w:rFonts w:ascii="Calibri" w:hAnsi="Calibri"/>
           <w:i/>
           <w:sz w:val="16"/>
         </w:rPr>
-        <w:t xml:space="preserve">    Langue : Français | Consulté : Juin 2026</w:t>
+        <w:t xml:space="preserve">    Langue : Français | Consulté/daté : Décembre 2024</w:t>
+      </w:r>
+    </w:p>
+    <w:p>
+      <w:pPr>
+        <w:pStyle w:val="ListNumber"/>
+      </w:pPr>
+      <w:r>
+        <w:rPr>
+          <w:rFonts w:ascii="Calibri" w:hAnsi="Calibri"/>
+          <w:b/>
+          <w:sz w:val="18"/>
+        </w:rPr>
+        <w:t>[35] BRG Building Solutions — Belgium Bathrooms Full Report (2020)</w:t>
+      </w:r>
+    </w:p>
+    <w:p>
+      <w:r>
+        <w:rPr>
+          <w:rFonts w:ascii="Calibri" w:hAnsi="Calibri"/>
+          <w:color w:val="0056A2"/>
+          <w:sz w:val="16"/>
+        </w:rPr>
+        <w:t xml:space="preserve">    URL/Chemin : MAB-core/sources-internes/BE_Bathrooms_Full_Report_2020.pdf</w:t>
+      </w:r>
+    </w:p>
+    <w:p>
+      <w:r>
+        <w:rPr>
+          <w:rFonts w:ascii="Calibri" w:hAnsi="Calibri"/>
+          <w:i/>
+          <w:sz w:val="16"/>
+        </w:rPr>
+        <w:t xml:space="preserve">    Langue : Anglais | Consulté/daté : Juillet 2020</w:t>
+      </w:r>
+    </w:p>
+    <w:p>
+      <w:pPr>
+        <w:pStyle w:val="ListNumber"/>
+      </w:pPr>
+      <w:r>
+        <w:rPr>
+          <w:rFonts w:ascii="Calibri" w:hAnsi="Calibri"/>
+          <w:b/>
+          <w:sz w:val="18"/>
+        </w:rPr>
+        <w:t>[36] MAB — Cas Belgique (source interne)</w:t>
+      </w:r>
+    </w:p>
+    <w:p>
+      <w:r>
+        <w:rPr>
+          <w:rFonts w:ascii="Calibri" w:hAnsi="Calibri"/>
+          <w:color w:val="0056A2"/>
+          <w:sz w:val="16"/>
+        </w:rPr>
+        <w:t xml:space="preserve">    URL/Chemin : MAB-core/sources-internes/MAB - Cas Belgique.md</w:t>
+      </w:r>
+    </w:p>
+    <w:p>
+      <w:r>
+        <w:rPr>
+          <w:rFonts w:ascii="Calibri" w:hAnsi="Calibri"/>
+          <w:i/>
+          <w:sz w:val="16"/>
+        </w:rPr>
+        <w:t xml:space="preserve">    Langue : Français | Consulté/daté : 2025-2026</w:t>
       </w:r>
     </w:p>
     <w:p/>
@@ -1071,7 +1243,7 @@
           <w:rFonts w:ascii="Calibri" w:hAnsi="Calibri"/>
           <w:color w:val="1F497D"/>
         </w:rPr>
-        <w:t>ANNEXE 2 — DONNÉES BRUTES CONSTRUCTION BELGIQUE</w:t>
+        <w:t>ANNEXE 2 — DONNÉES BRG TAPS &amp; MIXERS BELGIQUE 2019</w:t>
       </w:r>
     </w:p>
     <w:p>
@@ -1079,7 +1251,7 @@
         <w:rPr>
           <w:i/>
         </w:rPr>
-        <w:t>Source : Allianz Trade / Embuild / ING / DataBridge — compilées juin 2026</w:t>
+        <w:t>Source : BRG Building Solutions, BE_Bathrooms_Full_Report_2020.pdf, July 2020. Données 2019. Valeurs en MSP (prix fabricant).</w:t>
       </w:r>
     </w:p>
     <w:p/>
@@ -1102,12 +1274,15 @@
             <w:tcW w:type="dxa" w:w="1881"/>
           </w:tcPr>
           <w:p>
-            <w:r>
-              <w:rPr>
+            <w:r/>
+            <w:r>
+              <w:rPr>
+                <w:rFonts w:ascii="Calibri" w:hAnsi="Calibri"/>
                 <w:b/>
+                <w:color w:val="1F497D"/>
                 <w:sz w:val="18"/>
               </w:rPr>
-              <w:t>Indicateur</w:t>
+              <w:t>Catégorie produit</w:t>
             </w:r>
           </w:p>
         </w:tc>
@@ -1116,12 +1291,15 @@
             <w:tcW w:type="dxa" w:w="1881"/>
           </w:tcPr>
           <w:p>
-            <w:r>
-              <w:rPr>
+            <w:r/>
+            <w:r>
+              <w:rPr>
+                <w:rFonts w:ascii="Calibri" w:hAnsi="Calibri"/>
                 <w:b/>
+                <w:color w:val="1F497D"/>
                 <w:sz w:val="18"/>
               </w:rPr>
-              <w:t>2023</w:t>
+              <w:t>Volume 2019 (k unités)</w:t>
             </w:r>
           </w:p>
         </w:tc>
@@ -1130,12 +1308,15 @@
             <w:tcW w:type="dxa" w:w="1881"/>
           </w:tcPr>
           <w:p>
-            <w:r>
-              <w:rPr>
+            <w:r/>
+            <w:r>
+              <w:rPr>
+                <w:rFonts w:ascii="Calibri" w:hAnsi="Calibri"/>
                 <w:b/>
+                <w:color w:val="1F497D"/>
                 <w:sz w:val="18"/>
               </w:rPr>
-              <w:t>2024</w:t>
+              <w:t>MSP moyen (€)</w:t>
             </w:r>
           </w:p>
         </w:tc>
@@ -1144,12 +1325,15 @@
             <w:tcW w:type="dxa" w:w="1881"/>
           </w:tcPr>
           <w:p>
-            <w:r>
-              <w:rPr>
+            <w:r/>
+            <w:r>
+              <w:rPr>
+                <w:rFonts w:ascii="Calibri" w:hAnsi="Calibri"/>
                 <w:b/>
+                <w:color w:val="1F497D"/>
                 <w:sz w:val="18"/>
               </w:rPr>
-              <w:t>2025 (est.)</w:t>
+              <w:t>Valeur MSP (M€)</w:t>
             </w:r>
           </w:p>
         </w:tc>
@@ -1158,12 +1342,15 @@
             <w:tcW w:type="dxa" w:w="1881"/>
           </w:tcPr>
           <w:p>
-            <w:r>
-              <w:rPr>
+            <w:r/>
+            <w:r>
+              <w:rPr>
+                <w:rFonts w:ascii="Calibri" w:hAnsi="Calibri"/>
                 <w:b/>
+                <w:color w:val="1F497D"/>
                 <w:sz w:val="18"/>
               </w:rPr>
-              <w:t>Source</w:t>
+              <w:t>% valeur</w:t>
             </w:r>
           </w:p>
         </w:tc>
@@ -1174,11 +1361,13 @@
             <w:tcW w:type="dxa" w:w="1881"/>
           </w:tcPr>
           <w:p>
-            <w:r>
-              <w:rPr>
-                <w:sz w:val="16"/>
-              </w:rPr>
-              <w:t>Construction totale (croissance %)</w:t>
+            <w:r/>
+            <w:r>
+              <w:rPr>
+                <w:rFonts w:ascii="Calibri" w:hAnsi="Calibri"/>
+                <w:sz w:val="18"/>
+              </w:rPr>
+              <w:t>Bath Taps &amp; Mixers</w:t>
             </w:r>
           </w:p>
         </w:tc>
@@ -1187,11 +1376,13 @@
             <w:tcW w:type="dxa" w:w="1881"/>
           </w:tcPr>
           <w:p>
-            <w:r>
-              <w:rPr>
-                <w:sz w:val="16"/>
-              </w:rPr>
-              <w:t>+1.5%</w:t>
+            <w:r/>
+            <w:r>
+              <w:rPr>
+                <w:rFonts w:ascii="Calibri" w:hAnsi="Calibri"/>
+                <w:sz w:val="18"/>
+              </w:rPr>
+              <w:t>191,4</w:t>
             </w:r>
           </w:p>
         </w:tc>
@@ -1200,11 +1391,13 @@
             <w:tcW w:type="dxa" w:w="1881"/>
           </w:tcPr>
           <w:p>
-            <w:r>
-              <w:rPr>
-                <w:sz w:val="16"/>
-              </w:rPr>
-              <w:t>-2.8%</w:t>
+            <w:r/>
+            <w:r>
+              <w:rPr>
+                <w:rFonts w:ascii="Calibri" w:hAnsi="Calibri"/>
+                <w:sz w:val="18"/>
+              </w:rPr>
+              <w:t>90,25</w:t>
             </w:r>
           </w:p>
         </w:tc>
@@ -1213,11 +1406,13 @@
             <w:tcW w:type="dxa" w:w="1881"/>
           </w:tcPr>
           <w:p>
-            <w:r>
-              <w:rPr>
-                <w:sz w:val="16"/>
-              </w:rPr>
-              <w:t>-0.4%</w:t>
+            <w:r/>
+            <w:r>
+              <w:rPr>
+                <w:rFonts w:ascii="Calibri" w:hAnsi="Calibri"/>
+                <w:sz w:val="18"/>
+              </w:rPr>
+              <w:t>17,27</w:t>
             </w:r>
           </w:p>
         </w:tc>
@@ -1226,11 +1421,13 @@
             <w:tcW w:type="dxa" w:w="1881"/>
           </w:tcPr>
           <w:p>
-            <w:r>
-              <w:rPr>
-                <w:sz w:val="16"/>
-              </w:rPr>
-              <w:t>Embuild / EMAE</w:t>
+            <w:r/>
+            <w:r>
+              <w:rPr>
+                <w:rFonts w:ascii="Calibri" w:hAnsi="Calibri"/>
+                <w:sz w:val="18"/>
+              </w:rPr>
+              <w:t>12,7%</w:t>
             </w:r>
           </w:p>
         </w:tc>
@@ -1241,11 +1438,13 @@
             <w:tcW w:type="dxa" w:w="1881"/>
           </w:tcPr>
           <w:p>
-            <w:r>
-              <w:rPr>
-                <w:sz w:val="16"/>
-              </w:rPr>
-              <w:t>Résidentiel neuf (permis)</w:t>
+            <w:r/>
+            <w:r>
+              <w:rPr>
+                <w:rFonts w:ascii="Calibri" w:hAnsi="Calibri"/>
+                <w:sz w:val="18"/>
+              </w:rPr>
+              <w:t>Bidet Taps &amp; Mixers</w:t>
             </w:r>
           </w:p>
         </w:tc>
@@ -1254,11 +1453,13 @@
             <w:tcW w:type="dxa" w:w="1881"/>
           </w:tcPr>
           <w:p>
-            <w:r>
-              <w:rPr>
-                <w:sz w:val="16"/>
-              </w:rPr>
-              <w:t>base</w:t>
+            <w:r/>
+            <w:r>
+              <w:rPr>
+                <w:rFonts w:ascii="Calibri" w:hAnsi="Calibri"/>
+                <w:sz w:val="18"/>
+              </w:rPr>
+              <w:t>2,6</w:t>
             </w:r>
           </w:p>
         </w:tc>
@@ -1267,11 +1468,13 @@
             <w:tcW w:type="dxa" w:w="1881"/>
           </w:tcPr>
           <w:p>
-            <w:r>
-              <w:rPr>
-                <w:sz w:val="16"/>
-              </w:rPr>
-              <w:t>-15%</w:t>
+            <w:r/>
+            <w:r>
+              <w:rPr>
+                <w:rFonts w:ascii="Calibri" w:hAnsi="Calibri"/>
+                <w:sz w:val="18"/>
+              </w:rPr>
+              <w:t>63,04</w:t>
             </w:r>
           </w:p>
         </w:tc>
@@ -1280,11 +1483,13 @@
             <w:tcW w:type="dxa" w:w="1881"/>
           </w:tcPr>
           <w:p>
-            <w:r>
-              <w:rPr>
-                <w:sz w:val="16"/>
-              </w:rPr>
-              <w:t>très faible</w:t>
+            <w:r/>
+            <w:r>
+              <w:rPr>
+                <w:rFonts w:ascii="Calibri" w:hAnsi="Calibri"/>
+                <w:sz w:val="18"/>
+              </w:rPr>
+              <w:t>0,16</w:t>
             </w:r>
           </w:p>
         </w:tc>
@@ -1293,11 +1498,13 @@
             <w:tcW w:type="dxa" w:w="1881"/>
           </w:tcPr>
           <w:p>
-            <w:r>
-              <w:rPr>
-                <w:sz w:val="16"/>
-              </w:rPr>
-              <w:t>Embuild 2024</w:t>
+            <w:r/>
+            <w:r>
+              <w:rPr>
+                <w:rFonts w:ascii="Calibri" w:hAnsi="Calibri"/>
+                <w:sz w:val="18"/>
+              </w:rPr>
+              <w:t>0,1%</w:t>
             </w:r>
           </w:p>
         </w:tc>
@@ -1308,11 +1515,13 @@
             <w:tcW w:type="dxa" w:w="1881"/>
           </w:tcPr>
           <w:p>
-            <w:r>
-              <w:rPr>
-                <w:sz w:val="16"/>
-              </w:rPr>
-              <w:t>Génie civil (croissance %)</w:t>
+            <w:r/>
+            <w:r>
+              <w:rPr>
+                <w:rFonts w:ascii="Calibri" w:hAnsi="Calibri"/>
+                <w:sz w:val="18"/>
+              </w:rPr>
+              <w:t>Kitchen Taps &amp; Mixers</w:t>
             </w:r>
           </w:p>
         </w:tc>
@@ -1321,11 +1530,13 @@
             <w:tcW w:type="dxa" w:w="1881"/>
           </w:tcPr>
           <w:p>
-            <w:r>
-              <w:rPr>
-                <w:sz w:val="16"/>
-              </w:rPr>
-              <w:t>+4.9%</w:t>
+            <w:r/>
+            <w:r>
+              <w:rPr>
+                <w:rFonts w:ascii="Calibri" w:hAnsi="Calibri"/>
+                <w:sz w:val="18"/>
+              </w:rPr>
+              <w:t>440,0</w:t>
             </w:r>
           </w:p>
         </w:tc>
@@ -1334,11 +1545,13 @@
             <w:tcW w:type="dxa" w:w="1881"/>
           </w:tcPr>
           <w:p>
-            <w:r>
-              <w:rPr>
-                <w:sz w:val="16"/>
-              </w:rPr>
-              <w:t>+4.4%</w:t>
+            <w:r/>
+            <w:r>
+              <w:rPr>
+                <w:rFonts w:ascii="Calibri" w:hAnsi="Calibri"/>
+                <w:sz w:val="18"/>
+              </w:rPr>
+              <w:t>73,01</w:t>
             </w:r>
           </w:p>
         </w:tc>
@@ -1347,11 +1560,13 @@
             <w:tcW w:type="dxa" w:w="1881"/>
           </w:tcPr>
           <w:p>
-            <w:r>
-              <w:rPr>
-                <w:sz w:val="16"/>
-              </w:rPr>
-              <w:t>-2.2%</w:t>
+            <w:r/>
+            <w:r>
+              <w:rPr>
+                <w:rFonts w:ascii="Calibri" w:hAnsi="Calibri"/>
+                <w:sz w:val="18"/>
+              </w:rPr>
+              <w:t>32,12</w:t>
             </w:r>
           </w:p>
         </w:tc>
@@ -1360,11 +1575,13 @@
             <w:tcW w:type="dxa" w:w="1881"/>
           </w:tcPr>
           <w:p>
-            <w:r>
-              <w:rPr>
-                <w:sz w:val="16"/>
-              </w:rPr>
-              <w:t>Embuild / ING</w:t>
+            <w:r/>
+            <w:r>
+              <w:rPr>
+                <w:rFonts w:ascii="Calibri" w:hAnsi="Calibri"/>
+                <w:sz w:val="18"/>
+              </w:rPr>
+              <w:t>23,7%</w:t>
             </w:r>
           </w:p>
         </w:tc>
@@ -1375,11 +1592,13 @@
             <w:tcW w:type="dxa" w:w="1881"/>
           </w:tcPr>
           <w:p>
-            <w:r>
-              <w:rPr>
-                <w:sz w:val="16"/>
-              </w:rPr>
-              <w:t>Non-résidentiel neuf (croissance %)</w:t>
+            <w:r/>
+            <w:r>
+              <w:rPr>
+                <w:rFonts w:ascii="Calibri" w:hAnsi="Calibri"/>
+                <w:sz w:val="18"/>
+              </w:rPr>
+              <w:t>Shower Taps &amp; Mixers</w:t>
             </w:r>
           </w:p>
         </w:tc>
@@ -1388,11 +1607,13 @@
             <w:tcW w:type="dxa" w:w="1881"/>
           </w:tcPr>
           <w:p>
-            <w:r>
-              <w:rPr>
-                <w:sz w:val="16"/>
-              </w:rPr>
-              <w:t>nd</w:t>
+            <w:r/>
+            <w:r>
+              <w:rPr>
+                <w:rFonts w:ascii="Calibri" w:hAnsi="Calibri"/>
+                <w:sz w:val="18"/>
+              </w:rPr>
+              <w:t>562,0</w:t>
             </w:r>
           </w:p>
         </w:tc>
@@ -1401,11 +1622,13 @@
             <w:tcW w:type="dxa" w:w="1881"/>
           </w:tcPr>
           <w:p>
-            <w:r>
-              <w:rPr>
-                <w:sz w:val="16"/>
-              </w:rPr>
-              <w:t>+1.4%</w:t>
+            <w:r/>
+            <w:r>
+              <w:rPr>
+                <w:rFonts w:ascii="Calibri" w:hAnsi="Calibri"/>
+                <w:sz w:val="18"/>
+              </w:rPr>
+              <w:t>75,86</w:t>
             </w:r>
           </w:p>
         </w:tc>
@@ -1414,11 +1637,13 @@
             <w:tcW w:type="dxa" w:w="1881"/>
           </w:tcPr>
           <w:p>
-            <w:r>
-              <w:rPr>
-                <w:sz w:val="16"/>
-              </w:rPr>
-              <w:t>+1.5%</w:t>
+            <w:r/>
+            <w:r>
+              <w:rPr>
+                <w:rFonts w:ascii="Calibri" w:hAnsi="Calibri"/>
+                <w:sz w:val="18"/>
+              </w:rPr>
+              <w:t>42,63</w:t>
             </w:r>
           </w:p>
         </w:tc>
@@ -1427,11 +1652,13 @@
             <w:tcW w:type="dxa" w:w="1881"/>
           </w:tcPr>
           <w:p>
-            <w:r>
-              <w:rPr>
-                <w:sz w:val="16"/>
-              </w:rPr>
-              <w:t>Techlink / ING</w:t>
+            <w:r/>
+            <w:r>
+              <w:rPr>
+                <w:rFonts w:ascii="Calibri" w:hAnsi="Calibri"/>
+                <w:sz w:val="18"/>
+              </w:rPr>
+              <w:t>31,4%</w:t>
             </w:r>
           </w:p>
         </w:tc>
@@ -1442,11 +1669,13 @@
             <w:tcW w:type="dxa" w:w="1881"/>
           </w:tcPr>
           <w:p>
-            <w:r>
-              <w:rPr>
-                <w:sz w:val="16"/>
-              </w:rPr>
-              <w:t>Non-résidentiel rénov. (croissance %)</w:t>
+            <w:r/>
+            <w:r>
+              <w:rPr>
+                <w:rFonts w:ascii="Calibri" w:hAnsi="Calibri"/>
+                <w:sz w:val="18"/>
+              </w:rPr>
+              <w:t>Washbasin Taps &amp; Mixers</w:t>
             </w:r>
           </w:p>
         </w:tc>
@@ -1455,11 +1684,13 @@
             <w:tcW w:type="dxa" w:w="1881"/>
           </w:tcPr>
           <w:p>
-            <w:r>
-              <w:rPr>
-                <w:sz w:val="16"/>
-              </w:rPr>
-              <w:t>nd</w:t>
+            <w:r/>
+            <w:r>
+              <w:rPr>
+                <w:rFonts w:ascii="Calibri" w:hAnsi="Calibri"/>
+                <w:sz w:val="18"/>
+              </w:rPr>
+              <w:t>854,0</w:t>
             </w:r>
           </w:p>
         </w:tc>
@@ -1468,11 +1699,13 @@
             <w:tcW w:type="dxa" w:w="1881"/>
           </w:tcPr>
           <w:p>
-            <w:r>
-              <w:rPr>
-                <w:sz w:val="16"/>
-              </w:rPr>
-              <w:t>-2.1%</w:t>
+            <w:r/>
+            <w:r>
+              <w:rPr>
+                <w:rFonts w:ascii="Calibri" w:hAnsi="Calibri"/>
+                <w:sz w:val="18"/>
+              </w:rPr>
+              <w:t>50,89</w:t>
             </w:r>
           </w:p>
         </w:tc>
@@ -1481,11 +1714,13 @@
             <w:tcW w:type="dxa" w:w="1881"/>
           </w:tcPr>
           <w:p>
-            <w:r>
-              <w:rPr>
-                <w:sz w:val="16"/>
-              </w:rPr>
-              <w:t>nd</w:t>
+            <w:r/>
+            <w:r>
+              <w:rPr>
+                <w:rFonts w:ascii="Calibri" w:hAnsi="Calibri"/>
+                <w:sz w:val="18"/>
+              </w:rPr>
+              <w:t>43,46</w:t>
             </w:r>
           </w:p>
         </w:tc>
@@ -1494,11 +1729,13 @@
             <w:tcW w:type="dxa" w:w="1881"/>
           </w:tcPr>
           <w:p>
-            <w:r>
-              <w:rPr>
-                <w:sz w:val="16"/>
-              </w:rPr>
-              <w:t>Techlink</w:t>
+            <w:r/>
+            <w:r>
+              <w:rPr>
+                <w:rFonts w:ascii="Calibri" w:hAnsi="Calibri"/>
+                <w:sz w:val="18"/>
+              </w:rPr>
+              <w:t>32,0%</w:t>
             </w:r>
           </w:p>
         </w:tc>
@@ -1509,11 +1746,13 @@
             <w:tcW w:type="dxa" w:w="1881"/>
           </w:tcPr>
           <w:p>
-            <w:r>
-              <w:rPr>
-                <w:sz w:val="16"/>
-              </w:rPr>
-              <w:t>Faillites construction</w:t>
+            <w:r/>
+            <w:r>
+              <w:rPr>
+                <w:rFonts w:ascii="Calibri" w:hAnsi="Calibri"/>
+                <w:sz w:val="18"/>
+              </w:rPr>
+              <w:t>GRAND TOTAL</w:t>
             </w:r>
           </w:p>
         </w:tc>
@@ -1522,11 +1761,13 @@
             <w:tcW w:type="dxa" w:w="1881"/>
           </w:tcPr>
           <w:p>
-            <w:r>
-              <w:rPr>
-                <w:sz w:val="16"/>
-              </w:rPr>
-              <w:t>nd</w:t>
+            <w:r/>
+            <w:r>
+              <w:rPr>
+                <w:rFonts w:ascii="Calibri" w:hAnsi="Calibri"/>
+                <w:sz w:val="18"/>
+              </w:rPr>
+              <w:t>2 050,0</w:t>
             </w:r>
           </w:p>
         </w:tc>
@@ -1535,11 +1776,13 @@
             <w:tcW w:type="dxa" w:w="1881"/>
           </w:tcPr>
           <w:p>
-            <w:r>
-              <w:rPr>
-                <w:sz w:val="16"/>
-              </w:rPr>
-              <w:t>2 600+</w:t>
+            <w:r/>
+            <w:r>
+              <w:rPr>
+                <w:rFonts w:ascii="Calibri" w:hAnsi="Calibri"/>
+                <w:sz w:val="18"/>
+              </w:rPr>
+              <w:t>66,17</w:t>
             </w:r>
           </w:p>
         </w:tc>
@@ -1548,11 +1791,13 @@
             <w:tcW w:type="dxa" w:w="1881"/>
           </w:tcPr>
           <w:p>
-            <w:r>
-              <w:rPr>
-                <w:sz w:val="16"/>
-              </w:rPr>
-              <w:t>nd</w:t>
+            <w:r/>
+            <w:r>
+              <w:rPr>
+                <w:rFonts w:ascii="Calibri" w:hAnsi="Calibri"/>
+                <w:sz w:val="18"/>
+              </w:rPr>
+              <w:t>135,66</w:t>
             </w:r>
           </w:p>
         </w:tc>
@@ -1561,11 +1806,133 @@
             <w:tcW w:type="dxa" w:w="1881"/>
           </w:tcPr>
           <w:p>
-            <w:r>
-              <w:rPr>
-                <w:sz w:val="16"/>
-              </w:rPr>
-              <w:t>Allianz Trade</w:t>
+            <w:r/>
+            <w:r>
+              <w:rPr>
+                <w:rFonts w:ascii="Calibri" w:hAnsi="Calibri"/>
+                <w:sz w:val="18"/>
+              </w:rPr>
+              <w:t>100%</w:t>
+            </w:r>
+          </w:p>
+        </w:tc>
+      </w:tr>
+    </w:tbl>
+    <w:p/>
+    <w:tbl>
+      <w:tblPr>
+        <w:tblStyle w:val="TableGrid"/>
+        <w:tblW w:type="auto" w:w="0"/>
+        <w:tblLook w:firstColumn="1" w:firstRow="1" w:lastColumn="0" w:lastRow="0" w:noHBand="0" w:noVBand="1" w:val="04A0"/>
+      </w:tblPr>
+      <w:tblGrid>
+        <w:gridCol w:w="1568"/>
+        <w:gridCol w:w="1568"/>
+        <w:gridCol w:w="1568"/>
+        <w:gridCol w:w="1568"/>
+        <w:gridCol w:w="1568"/>
+        <w:gridCol w:w="1568"/>
+      </w:tblGrid>
+      <w:tr>
+        <w:tc>
+          <w:tcPr>
+            <w:tcW w:type="dxa" w:w="1568"/>
+          </w:tcPr>
+          <w:p>
+            <w:r/>
+            <w:r>
+              <w:rPr>
+                <w:rFonts w:ascii="Calibri" w:hAnsi="Calibri"/>
+                <w:b/>
+                <w:color w:val="1F497D"/>
+                <w:sz w:val="18"/>
+              </w:rPr>
+              <w:t>Type de produit</w:t>
+            </w:r>
+          </w:p>
+        </w:tc>
+        <w:tc>
+          <w:tcPr>
+            <w:tcW w:type="dxa" w:w="1568"/>
+          </w:tcPr>
+          <w:p>
+            <w:r/>
+            <w:r>
+              <w:rPr>
+                <w:rFonts w:ascii="Calibri" w:hAnsi="Calibri"/>
+                <w:b/>
+                <w:color w:val="1F497D"/>
+                <w:sz w:val="18"/>
+              </w:rPr>
+              <w:t>Volume (k u.)</w:t>
+            </w:r>
+          </w:p>
+        </w:tc>
+        <w:tc>
+          <w:tcPr>
+            <w:tcW w:type="dxa" w:w="1568"/>
+          </w:tcPr>
+          <w:p>
+            <w:r/>
+            <w:r>
+              <w:rPr>
+                <w:rFonts w:ascii="Calibri" w:hAnsi="Calibri"/>
+                <w:b/>
+                <w:color w:val="1F497D"/>
+                <w:sz w:val="18"/>
+              </w:rPr>
+              <w:t>% volume</w:t>
+            </w:r>
+          </w:p>
+        </w:tc>
+        <w:tc>
+          <w:tcPr>
+            <w:tcW w:type="dxa" w:w="1568"/>
+          </w:tcPr>
+          <w:p>
+            <w:r/>
+            <w:r>
+              <w:rPr>
+                <w:rFonts w:ascii="Calibri" w:hAnsi="Calibri"/>
+                <w:b/>
+                <w:color w:val="1F497D"/>
+                <w:sz w:val="18"/>
+              </w:rPr>
+              <w:t>MSP (€)</w:t>
+            </w:r>
+          </w:p>
+        </w:tc>
+        <w:tc>
+          <w:tcPr>
+            <w:tcW w:type="dxa" w:w="1568"/>
+          </w:tcPr>
+          <w:p>
+            <w:r/>
+            <w:r>
+              <w:rPr>
+                <w:rFonts w:ascii="Calibri" w:hAnsi="Calibri"/>
+                <w:b/>
+                <w:color w:val="1F497D"/>
+                <w:sz w:val="18"/>
+              </w:rPr>
+              <w:t>Valeur (M€)</w:t>
+            </w:r>
+          </w:p>
+        </w:tc>
+        <w:tc>
+          <w:tcPr>
+            <w:tcW w:type="dxa" w:w="1568"/>
+          </w:tcPr>
+          <w:p>
+            <w:r/>
+            <w:r>
+              <w:rPr>
+                <w:rFonts w:ascii="Calibri" w:hAnsi="Calibri"/>
+                <w:b/>
+                <w:color w:val="1F497D"/>
+                <w:sz w:val="18"/>
+              </w:rPr>
+              <w:t>% valeur</w:t>
             </w:r>
           </w:p>
         </w:tc>
@@ -1573,66 +1940,91 @@
       <w:tr>
         <w:tc>
           <w:tcPr>
-            <w:tcW w:type="dxa" w:w="1881"/>
-          </w:tcPr>
-          <w:p>
-            <w:r>
-              <w:rPr>
-                <w:sz w:val="16"/>
-              </w:rPr>
-              <w:t>Hausse faillites vs N-1</w:t>
-            </w:r>
-          </w:p>
-        </w:tc>
-        <w:tc>
-          <w:tcPr>
-            <w:tcW w:type="dxa" w:w="1881"/>
-          </w:tcPr>
-          <w:p>
-            <w:r>
-              <w:rPr>
-                <w:sz w:val="16"/>
-              </w:rPr>
-              <w:t>nd</w:t>
-            </w:r>
-          </w:p>
-        </w:tc>
-        <w:tc>
-          <w:tcPr>
-            <w:tcW w:type="dxa" w:w="1881"/>
-          </w:tcPr>
-          <w:p>
-            <w:r>
-              <w:rPr>
-                <w:sz w:val="16"/>
-              </w:rPr>
-              <w:t>+17%</w:t>
-            </w:r>
-          </w:p>
-        </w:tc>
-        <w:tc>
-          <w:tcPr>
-            <w:tcW w:type="dxa" w:w="1881"/>
-          </w:tcPr>
-          <w:p>
-            <w:r>
-              <w:rPr>
-                <w:sz w:val="16"/>
-              </w:rPr>
-              <w:t>nd</w:t>
-            </w:r>
-          </w:p>
-        </w:tc>
-        <w:tc>
-          <w:tcPr>
-            <w:tcW w:type="dxa" w:w="1881"/>
-          </w:tcPr>
-          <w:p>
-            <w:r>
-              <w:rPr>
-                <w:sz w:val="16"/>
-              </w:rPr>
-              <w:t>Allianz Trade</w:t>
+            <w:tcW w:type="dxa" w:w="1568"/>
+          </w:tcPr>
+          <w:p>
+            <w:r/>
+            <w:r>
+              <w:rPr>
+                <w:rFonts w:ascii="Calibri" w:hAnsi="Calibri"/>
+                <w:sz w:val="18"/>
+              </w:rPr>
+              <w:t>One Head (monotrou)</w:t>
+            </w:r>
+          </w:p>
+        </w:tc>
+        <w:tc>
+          <w:tcPr>
+            <w:tcW w:type="dxa" w:w="1568"/>
+          </w:tcPr>
+          <w:p>
+            <w:r/>
+            <w:r>
+              <w:rPr>
+                <w:rFonts w:ascii="Calibri" w:hAnsi="Calibri"/>
+                <w:sz w:val="18"/>
+              </w:rPr>
+              <w:t>1 305,4</w:t>
+            </w:r>
+          </w:p>
+        </w:tc>
+        <w:tc>
+          <w:tcPr>
+            <w:tcW w:type="dxa" w:w="1568"/>
+          </w:tcPr>
+          <w:p>
+            <w:r/>
+            <w:r>
+              <w:rPr>
+                <w:rFonts w:ascii="Calibri" w:hAnsi="Calibri"/>
+                <w:sz w:val="18"/>
+              </w:rPr>
+              <w:t>63,7%</w:t>
+            </w:r>
+          </w:p>
+        </w:tc>
+        <w:tc>
+          <w:tcPr>
+            <w:tcW w:type="dxa" w:w="1568"/>
+          </w:tcPr>
+          <w:p>
+            <w:r/>
+            <w:r>
+              <w:rPr>
+                <w:rFonts w:ascii="Calibri" w:hAnsi="Calibri"/>
+                <w:sz w:val="18"/>
+              </w:rPr>
+              <w:t>58,18</w:t>
+            </w:r>
+          </w:p>
+        </w:tc>
+        <w:tc>
+          <w:tcPr>
+            <w:tcW w:type="dxa" w:w="1568"/>
+          </w:tcPr>
+          <w:p>
+            <w:r/>
+            <w:r>
+              <w:rPr>
+                <w:rFonts w:ascii="Calibri" w:hAnsi="Calibri"/>
+                <w:sz w:val="18"/>
+              </w:rPr>
+              <w:t>75,95</w:t>
+            </w:r>
+          </w:p>
+        </w:tc>
+        <w:tc>
+          <w:tcPr>
+            <w:tcW w:type="dxa" w:w="1568"/>
+          </w:tcPr>
+          <w:p>
+            <w:r/>
+            <w:r>
+              <w:rPr>
+                <w:rFonts w:ascii="Calibri" w:hAnsi="Calibri"/>
+                <w:sz w:val="18"/>
+              </w:rPr>
+              <w:t>56,0%</w:t>
             </w:r>
           </w:p>
         </w:tc>
@@ -1640,51 +2032,954 @@
       <w:tr>
         <w:tc>
           <w:tcPr>
-            <w:tcW w:type="dxa" w:w="1881"/>
-          </w:tcPr>
-          <w:p>
-            <w:r>
-              <w:rPr>
-                <w:sz w:val="16"/>
-              </w:rPr>
-              <w:t>Logements livrés</w:t>
-            </w:r>
-          </w:p>
-        </w:tc>
-        <w:tc>
-          <w:tcPr>
-            <w:tcW w:type="dxa" w:w="1881"/>
-          </w:tcPr>
-          <w:p>
-            <w:r>
-              <w:rPr>
-                <w:sz w:val="16"/>
-              </w:rPr>
-              <w:t>~49 000</w:t>
-            </w:r>
-          </w:p>
-        </w:tc>
-        <w:tc>
-          <w:tcPr>
-            <w:tcW w:type="dxa" w:w="1881"/>
-          </w:tcPr>
-          <w:p>
-            <w:r>
-              <w:rPr>
-                <w:sz w:val="16"/>
-              </w:rPr>
-              <w:t>53 800</w:t>
-            </w:r>
-          </w:p>
-        </w:tc>
-        <w:tc>
-          <w:tcPr>
-            <w:tcW w:type="dxa" w:w="1881"/>
-          </w:tcPr>
-          <w:p>
-            <w:r>
-              <w:rPr>
-                <w:sz w:val="16"/>
+            <w:tcW w:type="dxa" w:w="1568"/>
+          </w:tcPr>
+          <w:p>
+            <w:r/>
+            <w:r>
+              <w:rPr>
+                <w:rFonts w:ascii="Calibri" w:hAnsi="Calibri"/>
+                <w:sz w:val="18"/>
+              </w:rPr>
+              <w:t>Thermostatic</w:t>
+            </w:r>
+          </w:p>
+        </w:tc>
+        <w:tc>
+          <w:tcPr>
+            <w:tcW w:type="dxa" w:w="1568"/>
+          </w:tcPr>
+          <w:p>
+            <w:r/>
+            <w:r>
+              <w:rPr>
+                <w:rFonts w:ascii="Calibri" w:hAnsi="Calibri"/>
+                <w:sz w:val="18"/>
+              </w:rPr>
+              <w:t>519,9</w:t>
+            </w:r>
+          </w:p>
+        </w:tc>
+        <w:tc>
+          <w:tcPr>
+            <w:tcW w:type="dxa" w:w="1568"/>
+          </w:tcPr>
+          <w:p>
+            <w:r/>
+            <w:r>
+              <w:rPr>
+                <w:rFonts w:ascii="Calibri" w:hAnsi="Calibri"/>
+                <w:sz w:val="18"/>
+              </w:rPr>
+              <w:t>25,4%</w:t>
+            </w:r>
+          </w:p>
+        </w:tc>
+        <w:tc>
+          <w:tcPr>
+            <w:tcW w:type="dxa" w:w="1568"/>
+          </w:tcPr>
+          <w:p>
+            <w:r/>
+            <w:r>
+              <w:rPr>
+                <w:rFonts w:ascii="Calibri" w:hAnsi="Calibri"/>
+                <w:sz w:val="18"/>
+              </w:rPr>
+              <w:t>90,84</w:t>
+            </w:r>
+          </w:p>
+        </w:tc>
+        <w:tc>
+          <w:tcPr>
+            <w:tcW w:type="dxa" w:w="1568"/>
+          </w:tcPr>
+          <w:p>
+            <w:r/>
+            <w:r>
+              <w:rPr>
+                <w:rFonts w:ascii="Calibri" w:hAnsi="Calibri"/>
+                <w:sz w:val="18"/>
+              </w:rPr>
+              <w:t>47,22</w:t>
+            </w:r>
+          </w:p>
+        </w:tc>
+        <w:tc>
+          <w:tcPr>
+            <w:tcW w:type="dxa" w:w="1568"/>
+          </w:tcPr>
+          <w:p>
+            <w:r/>
+            <w:r>
+              <w:rPr>
+                <w:rFonts w:ascii="Calibri" w:hAnsi="Calibri"/>
+                <w:sz w:val="18"/>
+              </w:rPr>
+              <w:t>34,8%</w:t>
+            </w:r>
+          </w:p>
+        </w:tc>
+      </w:tr>
+      <w:tr>
+        <w:tc>
+          <w:tcPr>
+            <w:tcW w:type="dxa" w:w="1568"/>
+          </w:tcPr>
+          <w:p>
+            <w:r/>
+            <w:r>
+              <w:rPr>
+                <w:rFonts w:ascii="Calibri" w:hAnsi="Calibri"/>
+                <w:sz w:val="18"/>
+              </w:rPr>
+              <w:t>Two Head (deux trous)</w:t>
+            </w:r>
+          </w:p>
+        </w:tc>
+        <w:tc>
+          <w:tcPr>
+            <w:tcW w:type="dxa" w:w="1568"/>
+          </w:tcPr>
+          <w:p>
+            <w:r/>
+            <w:r>
+              <w:rPr>
+                <w:rFonts w:ascii="Calibri" w:hAnsi="Calibri"/>
+                <w:sz w:val="18"/>
+              </w:rPr>
+              <w:t>113,0</w:t>
+            </w:r>
+          </w:p>
+        </w:tc>
+        <w:tc>
+          <w:tcPr>
+            <w:tcW w:type="dxa" w:w="1568"/>
+          </w:tcPr>
+          <w:p>
+            <w:r/>
+            <w:r>
+              <w:rPr>
+                <w:rFonts w:ascii="Calibri" w:hAnsi="Calibri"/>
+                <w:sz w:val="18"/>
+              </w:rPr>
+              <w:t>5,5%</w:t>
+            </w:r>
+          </w:p>
+        </w:tc>
+        <w:tc>
+          <w:tcPr>
+            <w:tcW w:type="dxa" w:w="1568"/>
+          </w:tcPr>
+          <w:p>
+            <w:r/>
+            <w:r>
+              <w:rPr>
+                <w:rFonts w:ascii="Calibri" w:hAnsi="Calibri"/>
+                <w:sz w:val="18"/>
+              </w:rPr>
+              <w:t>55,54</w:t>
+            </w:r>
+          </w:p>
+        </w:tc>
+        <w:tc>
+          <w:tcPr>
+            <w:tcW w:type="dxa" w:w="1568"/>
+          </w:tcPr>
+          <w:p>
+            <w:r/>
+            <w:r>
+              <w:rPr>
+                <w:rFonts w:ascii="Calibri" w:hAnsi="Calibri"/>
+                <w:sz w:val="18"/>
+              </w:rPr>
+              <w:t>6,28</w:t>
+            </w:r>
+          </w:p>
+        </w:tc>
+        <w:tc>
+          <w:tcPr>
+            <w:tcW w:type="dxa" w:w="1568"/>
+          </w:tcPr>
+          <w:p>
+            <w:r/>
+            <w:r>
+              <w:rPr>
+                <w:rFonts w:ascii="Calibri" w:hAnsi="Calibri"/>
+                <w:sz w:val="18"/>
+              </w:rPr>
+              <w:t>4,6%</w:t>
+            </w:r>
+          </w:p>
+        </w:tc>
+      </w:tr>
+      <w:tr>
+        <w:tc>
+          <w:tcPr>
+            <w:tcW w:type="dxa" w:w="1568"/>
+          </w:tcPr>
+          <w:p>
+            <w:r/>
+            <w:r>
+              <w:rPr>
+                <w:rFonts w:ascii="Calibri" w:hAnsi="Calibri"/>
+                <w:sz w:val="18"/>
+              </w:rPr>
+              <w:t>Pillar</w:t>
+            </w:r>
+          </w:p>
+        </w:tc>
+        <w:tc>
+          <w:tcPr>
+            <w:tcW w:type="dxa" w:w="1568"/>
+          </w:tcPr>
+          <w:p>
+            <w:r/>
+            <w:r>
+              <w:rPr>
+                <w:rFonts w:ascii="Calibri" w:hAnsi="Calibri"/>
+                <w:sz w:val="18"/>
+              </w:rPr>
+              <w:t>69,1</w:t>
+            </w:r>
+          </w:p>
+        </w:tc>
+        <w:tc>
+          <w:tcPr>
+            <w:tcW w:type="dxa" w:w="1568"/>
+          </w:tcPr>
+          <w:p>
+            <w:r/>
+            <w:r>
+              <w:rPr>
+                <w:rFonts w:ascii="Calibri" w:hAnsi="Calibri"/>
+                <w:sz w:val="18"/>
+              </w:rPr>
+              <w:t>3,4%</w:t>
+            </w:r>
+          </w:p>
+        </w:tc>
+        <w:tc>
+          <w:tcPr>
+            <w:tcW w:type="dxa" w:w="1568"/>
+          </w:tcPr>
+          <w:p>
+            <w:r/>
+            <w:r>
+              <w:rPr>
+                <w:rFonts w:ascii="Calibri" w:hAnsi="Calibri"/>
+                <w:sz w:val="18"/>
+              </w:rPr>
+              <w:t>24,14</w:t>
+            </w:r>
+          </w:p>
+        </w:tc>
+        <w:tc>
+          <w:tcPr>
+            <w:tcW w:type="dxa" w:w="1568"/>
+          </w:tcPr>
+          <w:p>
+            <w:r/>
+            <w:r>
+              <w:rPr>
+                <w:rFonts w:ascii="Calibri" w:hAnsi="Calibri"/>
+                <w:sz w:val="18"/>
+              </w:rPr>
+              <w:t>1,67</w:t>
+            </w:r>
+          </w:p>
+        </w:tc>
+        <w:tc>
+          <w:tcPr>
+            <w:tcW w:type="dxa" w:w="1568"/>
+          </w:tcPr>
+          <w:p>
+            <w:r/>
+            <w:r>
+              <w:rPr>
+                <w:rFonts w:ascii="Calibri" w:hAnsi="Calibri"/>
+                <w:sz w:val="18"/>
+              </w:rPr>
+              <w:t>1,2%</w:t>
+            </w:r>
+          </w:p>
+        </w:tc>
+      </w:tr>
+      <w:tr>
+        <w:tc>
+          <w:tcPr>
+            <w:tcW w:type="dxa" w:w="1568"/>
+          </w:tcPr>
+          <w:p>
+            <w:r/>
+            <w:r>
+              <w:rPr>
+                <w:rFonts w:ascii="Calibri" w:hAnsi="Calibri"/>
+                <w:sz w:val="18"/>
+              </w:rPr>
+              <w:t>Self-Closing (temporisateurs)</w:t>
+            </w:r>
+          </w:p>
+        </w:tc>
+        <w:tc>
+          <w:tcPr>
+            <w:tcW w:type="dxa" w:w="1568"/>
+          </w:tcPr>
+          <w:p>
+            <w:r/>
+            <w:r>
+              <w:rPr>
+                <w:rFonts w:ascii="Calibri" w:hAnsi="Calibri"/>
+                <w:sz w:val="18"/>
+              </w:rPr>
+              <w:t>22,4</w:t>
+            </w:r>
+          </w:p>
+        </w:tc>
+        <w:tc>
+          <w:tcPr>
+            <w:tcW w:type="dxa" w:w="1568"/>
+          </w:tcPr>
+          <w:p>
+            <w:r/>
+            <w:r>
+              <w:rPr>
+                <w:rFonts w:ascii="Calibri" w:hAnsi="Calibri"/>
+                <w:sz w:val="18"/>
+              </w:rPr>
+              <w:t>1,1%</w:t>
+            </w:r>
+          </w:p>
+        </w:tc>
+        <w:tc>
+          <w:tcPr>
+            <w:tcW w:type="dxa" w:w="1568"/>
+          </w:tcPr>
+          <w:p>
+            <w:r/>
+            <w:r>
+              <w:rPr>
+                <w:rFonts w:ascii="Calibri" w:hAnsi="Calibri"/>
+                <w:sz w:val="18"/>
+              </w:rPr>
+              <w:t>65,34</w:t>
+            </w:r>
+          </w:p>
+        </w:tc>
+        <w:tc>
+          <w:tcPr>
+            <w:tcW w:type="dxa" w:w="1568"/>
+          </w:tcPr>
+          <w:p>
+            <w:r/>
+            <w:r>
+              <w:rPr>
+                <w:rFonts w:ascii="Calibri" w:hAnsi="Calibri"/>
+                <w:sz w:val="18"/>
+              </w:rPr>
+              <w:t>1,46</w:t>
+            </w:r>
+          </w:p>
+        </w:tc>
+        <w:tc>
+          <w:tcPr>
+            <w:tcW w:type="dxa" w:w="1568"/>
+          </w:tcPr>
+          <w:p>
+            <w:r/>
+            <w:r>
+              <w:rPr>
+                <w:rFonts w:ascii="Calibri" w:hAnsi="Calibri"/>
+                <w:sz w:val="18"/>
+              </w:rPr>
+              <w:t>1,1%</w:t>
+            </w:r>
+          </w:p>
+        </w:tc>
+      </w:tr>
+      <w:tr>
+        <w:tc>
+          <w:tcPr>
+            <w:tcW w:type="dxa" w:w="1568"/>
+          </w:tcPr>
+          <w:p>
+            <w:r/>
+            <w:r>
+              <w:rPr>
+                <w:rFonts w:ascii="Calibri" w:hAnsi="Calibri"/>
+                <w:sz w:val="18"/>
+              </w:rPr>
+              <w:t>Electronic</w:t>
+            </w:r>
+          </w:p>
+        </w:tc>
+        <w:tc>
+          <w:tcPr>
+            <w:tcW w:type="dxa" w:w="1568"/>
+          </w:tcPr>
+          <w:p>
+            <w:r/>
+            <w:r>
+              <w:rPr>
+                <w:rFonts w:ascii="Calibri" w:hAnsi="Calibri"/>
+                <w:sz w:val="18"/>
+              </w:rPr>
+              <w:t>20,3</w:t>
+            </w:r>
+          </w:p>
+        </w:tc>
+        <w:tc>
+          <w:tcPr>
+            <w:tcW w:type="dxa" w:w="1568"/>
+          </w:tcPr>
+          <w:p>
+            <w:r/>
+            <w:r>
+              <w:rPr>
+                <w:rFonts w:ascii="Calibri" w:hAnsi="Calibri"/>
+                <w:sz w:val="18"/>
+              </w:rPr>
+              <w:t>1,0%</w:t>
+            </w:r>
+          </w:p>
+        </w:tc>
+        <w:tc>
+          <w:tcPr>
+            <w:tcW w:type="dxa" w:w="1568"/>
+          </w:tcPr>
+          <w:p>
+            <w:r/>
+            <w:r>
+              <w:rPr>
+                <w:rFonts w:ascii="Calibri" w:hAnsi="Calibri"/>
+                <w:sz w:val="18"/>
+              </w:rPr>
+              <w:t>151,81</w:t>
+            </w:r>
+          </w:p>
+        </w:tc>
+        <w:tc>
+          <w:tcPr>
+            <w:tcW w:type="dxa" w:w="1568"/>
+          </w:tcPr>
+          <w:p>
+            <w:r/>
+            <w:r>
+              <w:rPr>
+                <w:rFonts w:ascii="Calibri" w:hAnsi="Calibri"/>
+                <w:sz w:val="18"/>
+              </w:rPr>
+              <w:t>3,08</w:t>
+            </w:r>
+          </w:p>
+        </w:tc>
+        <w:tc>
+          <w:tcPr>
+            <w:tcW w:type="dxa" w:w="1568"/>
+          </w:tcPr>
+          <w:p>
+            <w:r/>
+            <w:r>
+              <w:rPr>
+                <w:rFonts w:ascii="Calibri" w:hAnsi="Calibri"/>
+                <w:sz w:val="18"/>
+              </w:rPr>
+              <w:t>2,3%</w:t>
+            </w:r>
+          </w:p>
+        </w:tc>
+      </w:tr>
+      <w:tr>
+        <w:tc>
+          <w:tcPr>
+            <w:tcW w:type="dxa" w:w="1568"/>
+          </w:tcPr>
+          <w:p>
+            <w:r/>
+            <w:r>
+              <w:rPr>
+                <w:rFonts w:ascii="Calibri" w:hAnsi="Calibri"/>
+                <w:sz w:val="18"/>
+              </w:rPr>
+              <w:t>TOTAL</w:t>
+            </w:r>
+          </w:p>
+        </w:tc>
+        <w:tc>
+          <w:tcPr>
+            <w:tcW w:type="dxa" w:w="1568"/>
+          </w:tcPr>
+          <w:p>
+            <w:r/>
+            <w:r>
+              <w:rPr>
+                <w:rFonts w:ascii="Calibri" w:hAnsi="Calibri"/>
+                <w:sz w:val="18"/>
+              </w:rPr>
+              <w:t>2 050,0</w:t>
+            </w:r>
+          </w:p>
+        </w:tc>
+        <w:tc>
+          <w:tcPr>
+            <w:tcW w:type="dxa" w:w="1568"/>
+          </w:tcPr>
+          <w:p>
+            <w:r/>
+            <w:r>
+              <w:rPr>
+                <w:rFonts w:ascii="Calibri" w:hAnsi="Calibri"/>
+                <w:sz w:val="18"/>
+              </w:rPr>
+              <w:t>100%</w:t>
+            </w:r>
+          </w:p>
+        </w:tc>
+        <w:tc>
+          <w:tcPr>
+            <w:tcW w:type="dxa" w:w="1568"/>
+          </w:tcPr>
+          <w:p>
+            <w:r/>
+            <w:r>
+              <w:rPr>
+                <w:rFonts w:ascii="Calibri" w:hAnsi="Calibri"/>
+                <w:sz w:val="18"/>
+              </w:rPr>
+              <w:t>66,17</w:t>
+            </w:r>
+          </w:p>
+        </w:tc>
+        <w:tc>
+          <w:tcPr>
+            <w:tcW w:type="dxa" w:w="1568"/>
+          </w:tcPr>
+          <w:p>
+            <w:r/>
+            <w:r>
+              <w:rPr>
+                <w:rFonts w:ascii="Calibri" w:hAnsi="Calibri"/>
+                <w:sz w:val="18"/>
+              </w:rPr>
+              <w:t>135,66</w:t>
+            </w:r>
+          </w:p>
+        </w:tc>
+        <w:tc>
+          <w:tcPr>
+            <w:tcW w:type="dxa" w:w="1568"/>
+          </w:tcPr>
+          <w:p>
+            <w:r/>
+            <w:r>
+              <w:rPr>
+                <w:rFonts w:ascii="Calibri" w:hAnsi="Calibri"/>
+                <w:sz w:val="18"/>
+              </w:rPr>
+              <w:t>100%</w:t>
+            </w:r>
+          </w:p>
+        </w:tc>
+      </w:tr>
+    </w:tbl>
+    <w:p/>
+    <w:p>
+      <w:r>
+        <w:rPr>
+          <w:rFonts w:ascii="Calibri" w:hAnsi="Calibri"/>
+          <w:b w:val="0"/>
+          <w:i/>
+          <w:sz w:val="18"/>
+        </w:rPr>
+        <w:t>Note : Les temporisateurs (Self-Closing) représentent 1,1% du marché total en volume mais 1,1% en valeur (MSP 65€). Ce chiffre sous-estime la part ERP réelle : une part des One Head et Thermostatics vendus en Belgique est installée en non-résidentiel (hôpitaux, hôtels, sport). Estimation ERP réelle : 12-15% du marché total.</w:t>
+      </w:r>
+    </w:p>
+    <w:p/>
+    <w:p>
+      <w:pPr>
+        <w:pStyle w:val="Heading1"/>
+      </w:pPr>
+      <w:r>
+        <w:rPr>
+          <w:rFonts w:ascii="Calibri" w:hAnsi="Calibri"/>
+          <w:color w:val="1F497D"/>
+        </w:rPr>
+        <w:t>ANNEXE 3 — DONNÉES CONSTRUCTION BELGIQUE 2023-2026</w:t>
+      </w:r>
+    </w:p>
+    <w:tbl>
+      <w:tblPr>
+        <w:tblStyle w:val="TableGrid"/>
+        <w:tblW w:type="auto" w:w="0"/>
+        <w:tblLook w:firstColumn="1" w:firstRow="1" w:lastColumn="0" w:lastRow="0" w:noHBand="0" w:noVBand="1" w:val="04A0"/>
+      </w:tblPr>
+      <w:tblGrid>
+        <w:gridCol w:w="1568"/>
+        <w:gridCol w:w="1568"/>
+        <w:gridCol w:w="1568"/>
+        <w:gridCol w:w="1568"/>
+        <w:gridCol w:w="1568"/>
+        <w:gridCol w:w="1568"/>
+      </w:tblGrid>
+      <w:tr>
+        <w:tc>
+          <w:tcPr>
+            <w:tcW w:type="dxa" w:w="1568"/>
+          </w:tcPr>
+          <w:p>
+            <w:r/>
+            <w:r>
+              <w:rPr>
+                <w:rFonts w:ascii="Calibri" w:hAnsi="Calibri"/>
+                <w:b/>
+                <w:color w:val="1F497D"/>
+                <w:sz w:val="18"/>
+              </w:rPr>
+              <w:t>Indicateur</w:t>
+            </w:r>
+          </w:p>
+        </w:tc>
+        <w:tc>
+          <w:tcPr>
+            <w:tcW w:type="dxa" w:w="1568"/>
+          </w:tcPr>
+          <w:p>
+            <w:r/>
+            <w:r>
+              <w:rPr>
+                <w:rFonts w:ascii="Calibri" w:hAnsi="Calibri"/>
+                <w:b/>
+                <w:color w:val="1F497D"/>
+                <w:sz w:val="18"/>
+              </w:rPr>
+              <w:t>2023</w:t>
+            </w:r>
+          </w:p>
+        </w:tc>
+        <w:tc>
+          <w:tcPr>
+            <w:tcW w:type="dxa" w:w="1568"/>
+          </w:tcPr>
+          <w:p>
+            <w:r/>
+            <w:r>
+              <w:rPr>
+                <w:rFonts w:ascii="Calibri" w:hAnsi="Calibri"/>
+                <w:b/>
+                <w:color w:val="1F497D"/>
+                <w:sz w:val="18"/>
+              </w:rPr>
+              <w:t>2024</w:t>
+            </w:r>
+          </w:p>
+        </w:tc>
+        <w:tc>
+          <w:tcPr>
+            <w:tcW w:type="dxa" w:w="1568"/>
+          </w:tcPr>
+          <w:p>
+            <w:r/>
+            <w:r>
+              <w:rPr>
+                <w:rFonts w:ascii="Calibri" w:hAnsi="Calibri"/>
+                <w:b/>
+                <w:color w:val="1F497D"/>
+                <w:sz w:val="18"/>
+              </w:rPr>
+              <w:t>2025 (est.)</w:t>
+            </w:r>
+          </w:p>
+        </w:tc>
+        <w:tc>
+          <w:tcPr>
+            <w:tcW w:type="dxa" w:w="1568"/>
+          </w:tcPr>
+          <w:p>
+            <w:r/>
+            <w:r>
+              <w:rPr>
+                <w:rFonts w:ascii="Calibri" w:hAnsi="Calibri"/>
+                <w:b/>
+                <w:color w:val="1F497D"/>
+                <w:sz w:val="18"/>
+              </w:rPr>
+              <w:t>2026 (prév.)</w:t>
+            </w:r>
+          </w:p>
+        </w:tc>
+        <w:tc>
+          <w:tcPr>
+            <w:tcW w:type="dxa" w:w="1568"/>
+          </w:tcPr>
+          <w:p>
+            <w:r/>
+            <w:r>
+              <w:rPr>
+                <w:rFonts w:ascii="Calibri" w:hAnsi="Calibri"/>
+                <w:b/>
+                <w:color w:val="1F497D"/>
+                <w:sz w:val="18"/>
+              </w:rPr>
+              <w:t>Source</w:t>
+            </w:r>
+          </w:p>
+        </w:tc>
+      </w:tr>
+      <w:tr>
+        <w:tc>
+          <w:tcPr>
+            <w:tcW w:type="dxa" w:w="1568"/>
+          </w:tcPr>
+          <w:p>
+            <w:r/>
+            <w:r>
+              <w:rPr>
+                <w:rFonts w:ascii="Calibri" w:hAnsi="Calibri"/>
+                <w:sz w:val="18"/>
+              </w:rPr>
+              <w:t>Construction totale (croissance %)</w:t>
+            </w:r>
+          </w:p>
+        </w:tc>
+        <w:tc>
+          <w:tcPr>
+            <w:tcW w:type="dxa" w:w="1568"/>
+          </w:tcPr>
+          <w:p>
+            <w:r/>
+            <w:r>
+              <w:rPr>
+                <w:rFonts w:ascii="Calibri" w:hAnsi="Calibri"/>
+                <w:sz w:val="18"/>
+              </w:rPr>
+              <w:t>+1,5%</w:t>
+            </w:r>
+          </w:p>
+        </w:tc>
+        <w:tc>
+          <w:tcPr>
+            <w:tcW w:type="dxa" w:w="1568"/>
+          </w:tcPr>
+          <w:p>
+            <w:r/>
+            <w:r>
+              <w:rPr>
+                <w:rFonts w:ascii="Calibri" w:hAnsi="Calibri"/>
+                <w:sz w:val="18"/>
+              </w:rPr>
+              <w:t>-2,8%</w:t>
+            </w:r>
+          </w:p>
+        </w:tc>
+        <w:tc>
+          <w:tcPr>
+            <w:tcW w:type="dxa" w:w="1568"/>
+          </w:tcPr>
+          <w:p>
+            <w:r/>
+            <w:r>
+              <w:rPr>
+                <w:rFonts w:ascii="Calibri" w:hAnsi="Calibri"/>
+                <w:sz w:val="18"/>
+              </w:rPr>
+              <w:t>+0,45%</w:t>
+            </w:r>
+          </w:p>
+        </w:tc>
+        <w:tc>
+          <w:tcPr>
+            <w:tcW w:type="dxa" w:w="1568"/>
+          </w:tcPr>
+          <w:p>
+            <w:r/>
+            <w:r>
+              <w:rPr>
+                <w:rFonts w:ascii="Calibri" w:hAnsi="Calibri"/>
+                <w:sz w:val="18"/>
+              </w:rPr>
+              <w:t>+0,7%</w:t>
+            </w:r>
+          </w:p>
+        </w:tc>
+        <w:tc>
+          <w:tcPr>
+            <w:tcW w:type="dxa" w:w="1568"/>
+          </w:tcPr>
+          <w:p>
+            <w:r/>
+            <w:r>
+              <w:rPr>
+                <w:rFonts w:ascii="Calibri" w:hAnsi="Calibri"/>
+                <w:sz w:val="18"/>
+              </w:rPr>
+              <w:t>Embuild / ING 2025</w:t>
+            </w:r>
+          </w:p>
+        </w:tc>
+      </w:tr>
+      <w:tr>
+        <w:tc>
+          <w:tcPr>
+            <w:tcW w:type="dxa" w:w="1568"/>
+          </w:tcPr>
+          <w:p>
+            <w:r/>
+            <w:r>
+              <w:rPr>
+                <w:rFonts w:ascii="Calibri" w:hAnsi="Calibri"/>
+                <w:sz w:val="18"/>
+              </w:rPr>
+              <w:t>Résidentiel neuf (permis croissance)</w:t>
+            </w:r>
+          </w:p>
+        </w:tc>
+        <w:tc>
+          <w:tcPr>
+            <w:tcW w:type="dxa" w:w="1568"/>
+          </w:tcPr>
+          <w:p>
+            <w:r/>
+            <w:r>
+              <w:rPr>
+                <w:rFonts w:ascii="Calibri" w:hAnsi="Calibri"/>
+                <w:sz w:val="18"/>
+              </w:rPr>
+              <w:t>+base</w:t>
+            </w:r>
+          </w:p>
+        </w:tc>
+        <w:tc>
+          <w:tcPr>
+            <w:tcW w:type="dxa" w:w="1568"/>
+          </w:tcPr>
+          <w:p>
+            <w:r/>
+            <w:r>
+              <w:rPr>
+                <w:rFonts w:ascii="Calibri" w:hAnsi="Calibri"/>
+                <w:sz w:val="18"/>
+              </w:rPr>
+              <w:t>-14% (-31% BXL)</w:t>
+            </w:r>
+          </w:p>
+        </w:tc>
+        <w:tc>
+          <w:tcPr>
+            <w:tcW w:type="dxa" w:w="1568"/>
+          </w:tcPr>
+          <w:p>
+            <w:r/>
+            <w:r>
+              <w:rPr>
+                <w:rFonts w:ascii="Calibri" w:hAnsi="Calibri"/>
+                <w:sz w:val="18"/>
+              </w:rPr>
+              <w:t>très faible</w:t>
+            </w:r>
+          </w:p>
+        </w:tc>
+        <w:tc>
+          <w:tcPr>
+            <w:tcW w:type="dxa" w:w="1568"/>
+          </w:tcPr>
+          <w:p>
+            <w:r/>
+            <w:r>
+              <w:rPr>
+                <w:rFonts w:ascii="Calibri" w:hAnsi="Calibri"/>
+                <w:sz w:val="18"/>
+              </w:rPr>
+              <w:t>timide</w:t>
+            </w:r>
+          </w:p>
+        </w:tc>
+        <w:tc>
+          <w:tcPr>
+            <w:tcW w:type="dxa" w:w="1568"/>
+          </w:tcPr>
+          <w:p>
+            <w:r/>
+            <w:r>
+              <w:rPr>
+                <w:rFonts w:ascii="Calibri" w:hAnsi="Calibri"/>
+                <w:sz w:val="18"/>
+              </w:rPr>
+              <w:t>Embuild 2024-2025</w:t>
+            </w:r>
+          </w:p>
+        </w:tc>
+      </w:tr>
+      <w:tr>
+        <w:tc>
+          <w:tcPr>
+            <w:tcW w:type="dxa" w:w="1568"/>
+          </w:tcPr>
+          <w:p>
+            <w:r/>
+            <w:r>
+              <w:rPr>
+                <w:rFonts w:ascii="Calibri" w:hAnsi="Calibri"/>
+                <w:sz w:val="18"/>
+              </w:rPr>
+              <w:t>Génie civil (croissance %)</w:t>
+            </w:r>
+          </w:p>
+        </w:tc>
+        <w:tc>
+          <w:tcPr>
+            <w:tcW w:type="dxa" w:w="1568"/>
+          </w:tcPr>
+          <w:p>
+            <w:r/>
+            <w:r>
+              <w:rPr>
+                <w:rFonts w:ascii="Calibri" w:hAnsi="Calibri"/>
+                <w:sz w:val="18"/>
+              </w:rPr>
+              <w:t>+4,9%</w:t>
+            </w:r>
+          </w:p>
+        </w:tc>
+        <w:tc>
+          <w:tcPr>
+            <w:tcW w:type="dxa" w:w="1568"/>
+          </w:tcPr>
+          <w:p>
+            <w:r/>
+            <w:r>
+              <w:rPr>
+                <w:rFonts w:ascii="Calibri" w:hAnsi="Calibri"/>
+                <w:sz w:val="18"/>
+              </w:rPr>
+              <w:t>+4,4%</w:t>
+            </w:r>
+          </w:p>
+        </w:tc>
+        <w:tc>
+          <w:tcPr>
+            <w:tcW w:type="dxa" w:w="1568"/>
+          </w:tcPr>
+          <w:p>
+            <w:r/>
+            <w:r>
+              <w:rPr>
+                <w:rFonts w:ascii="Calibri" w:hAnsi="Calibri"/>
+                <w:sz w:val="18"/>
+              </w:rPr>
+              <w:t>-2,2%</w:t>
+            </w:r>
+          </w:p>
+        </w:tc>
+        <w:tc>
+          <w:tcPr>
+            <w:tcW w:type="dxa" w:w="1568"/>
+          </w:tcPr>
+          <w:p>
+            <w:r/>
+            <w:r>
+              <w:rPr>
+                <w:rFonts w:ascii="Calibri" w:hAnsi="Calibri"/>
+                <w:sz w:val="18"/>
               </w:rPr>
               <w:t>nd</w:t>
             </w:r>
@@ -1692,14 +2987,476 @@
         </w:tc>
         <w:tc>
           <w:tcPr>
-            <w:tcW w:type="dxa" w:w="1881"/>
-          </w:tcPr>
-          <w:p>
-            <w:r>
-              <w:rPr>
-                <w:sz w:val="16"/>
+            <w:tcW w:type="dxa" w:w="1568"/>
+          </w:tcPr>
+          <w:p>
+            <w:r/>
+            <w:r>
+              <w:rPr>
+                <w:rFonts w:ascii="Calibri" w:hAnsi="Calibri"/>
+                <w:sz w:val="18"/>
+              </w:rPr>
+              <w:t>Embuild / ING 2025</w:t>
+            </w:r>
+          </w:p>
+        </w:tc>
+      </w:tr>
+      <w:tr>
+        <w:tc>
+          <w:tcPr>
+            <w:tcW w:type="dxa" w:w="1568"/>
+          </w:tcPr>
+          <w:p>
+            <w:r/>
+            <w:r>
+              <w:rPr>
+                <w:rFonts w:ascii="Calibri" w:hAnsi="Calibri"/>
+                <w:sz w:val="18"/>
+              </w:rPr>
+              <w:t>Non-résidentiel neuf (croissance %)</w:t>
+            </w:r>
+          </w:p>
+        </w:tc>
+        <w:tc>
+          <w:tcPr>
+            <w:tcW w:type="dxa" w:w="1568"/>
+          </w:tcPr>
+          <w:p>
+            <w:r/>
+            <w:r>
+              <w:rPr>
+                <w:rFonts w:ascii="Calibri" w:hAnsi="Calibri"/>
+                <w:sz w:val="18"/>
+              </w:rPr>
+              <w:t>nd</w:t>
+            </w:r>
+          </w:p>
+        </w:tc>
+        <w:tc>
+          <w:tcPr>
+            <w:tcW w:type="dxa" w:w="1568"/>
+          </w:tcPr>
+          <w:p>
+            <w:r/>
+            <w:r>
+              <w:rPr>
+                <w:rFonts w:ascii="Calibri" w:hAnsi="Calibri"/>
+                <w:sz w:val="18"/>
+              </w:rPr>
+              <w:t>+1,4%</w:t>
+            </w:r>
+          </w:p>
+        </w:tc>
+        <w:tc>
+          <w:tcPr>
+            <w:tcW w:type="dxa" w:w="1568"/>
+          </w:tcPr>
+          <w:p>
+            <w:r/>
+            <w:r>
+              <w:rPr>
+                <w:rFonts w:ascii="Calibri" w:hAnsi="Calibri"/>
+                <w:sz w:val="18"/>
+              </w:rPr>
+              <w:t>+1,5%</w:t>
+            </w:r>
+          </w:p>
+        </w:tc>
+        <w:tc>
+          <w:tcPr>
+            <w:tcW w:type="dxa" w:w="1568"/>
+          </w:tcPr>
+          <w:p>
+            <w:r/>
+            <w:r>
+              <w:rPr>
+                <w:rFonts w:ascii="Calibri" w:hAnsi="Calibri"/>
+                <w:sz w:val="18"/>
+              </w:rPr>
+              <w:t>nd</w:t>
+            </w:r>
+          </w:p>
+        </w:tc>
+        <w:tc>
+          <w:tcPr>
+            <w:tcW w:type="dxa" w:w="1568"/>
+          </w:tcPr>
+          <w:p>
+            <w:r/>
+            <w:r>
+              <w:rPr>
+                <w:rFonts w:ascii="Calibri" w:hAnsi="Calibri"/>
+                <w:sz w:val="18"/>
+              </w:rPr>
+              <w:t>Techlink / ING 2025</w:t>
+            </w:r>
+          </w:p>
+        </w:tc>
+      </w:tr>
+      <w:tr>
+        <w:tc>
+          <w:tcPr>
+            <w:tcW w:type="dxa" w:w="1568"/>
+          </w:tcPr>
+          <w:p>
+            <w:r/>
+            <w:r>
+              <w:rPr>
+                <w:rFonts w:ascii="Calibri" w:hAnsi="Calibri"/>
+                <w:sz w:val="18"/>
+              </w:rPr>
+              <w:t>Faillites construction</w:t>
+            </w:r>
+          </w:p>
+        </w:tc>
+        <w:tc>
+          <w:tcPr>
+            <w:tcW w:type="dxa" w:w="1568"/>
+          </w:tcPr>
+          <w:p>
+            <w:r/>
+            <w:r>
+              <w:rPr>
+                <w:rFonts w:ascii="Calibri" w:hAnsi="Calibri"/>
+                <w:sz w:val="18"/>
+              </w:rPr>
+              <w:t>nd</w:t>
+            </w:r>
+          </w:p>
+        </w:tc>
+        <w:tc>
+          <w:tcPr>
+            <w:tcW w:type="dxa" w:w="1568"/>
+          </w:tcPr>
+          <w:p>
+            <w:r/>
+            <w:r>
+              <w:rPr>
+                <w:rFonts w:ascii="Calibri" w:hAnsi="Calibri"/>
+                <w:sz w:val="18"/>
+              </w:rPr>
+              <w:t>2 600+</w:t>
+            </w:r>
+          </w:p>
+        </w:tc>
+        <w:tc>
+          <w:tcPr>
+            <w:tcW w:type="dxa" w:w="1568"/>
+          </w:tcPr>
+          <w:p>
+            <w:r/>
+            <w:r>
+              <w:rPr>
+                <w:rFonts w:ascii="Calibri" w:hAnsi="Calibri"/>
+                <w:sz w:val="18"/>
+              </w:rPr>
+              <w:t>nd</w:t>
+            </w:r>
+          </w:p>
+        </w:tc>
+        <w:tc>
+          <w:tcPr>
+            <w:tcW w:type="dxa" w:w="1568"/>
+          </w:tcPr>
+          <w:p>
+            <w:r/>
+            <w:r>
+              <w:rPr>
+                <w:rFonts w:ascii="Calibri" w:hAnsi="Calibri"/>
+                <w:sz w:val="18"/>
+              </w:rPr>
+              <w:t>nd</w:t>
+            </w:r>
+          </w:p>
+        </w:tc>
+        <w:tc>
+          <w:tcPr>
+            <w:tcW w:type="dxa" w:w="1568"/>
+          </w:tcPr>
+          <w:p>
+            <w:r/>
+            <w:r>
+              <w:rPr>
+                <w:rFonts w:ascii="Calibri" w:hAnsi="Calibri"/>
+                <w:sz w:val="18"/>
+              </w:rPr>
+              <w:t>Allianz Trade 2024</w:t>
+            </w:r>
+          </w:p>
+        </w:tc>
+      </w:tr>
+      <w:tr>
+        <w:tc>
+          <w:tcPr>
+            <w:tcW w:type="dxa" w:w="1568"/>
+          </w:tcPr>
+          <w:p>
+            <w:r/>
+            <w:r>
+              <w:rPr>
+                <w:rFonts w:ascii="Calibri" w:hAnsi="Calibri"/>
+                <w:sz w:val="18"/>
+              </w:rPr>
+              <w:t>Logements livrés (k unités)</w:t>
+            </w:r>
+          </w:p>
+        </w:tc>
+        <w:tc>
+          <w:tcPr>
+            <w:tcW w:type="dxa" w:w="1568"/>
+          </w:tcPr>
+          <w:p>
+            <w:r/>
+            <w:r>
+              <w:rPr>
+                <w:rFonts w:ascii="Calibri" w:hAnsi="Calibri"/>
+                <w:sz w:val="18"/>
+              </w:rPr>
+              <w:t>~49</w:t>
+            </w:r>
+          </w:p>
+        </w:tc>
+        <w:tc>
+          <w:tcPr>
+            <w:tcW w:type="dxa" w:w="1568"/>
+          </w:tcPr>
+          <w:p>
+            <w:r/>
+            <w:r>
+              <w:rPr>
+                <w:rFonts w:ascii="Calibri" w:hAnsi="Calibri"/>
+                <w:sz w:val="18"/>
+              </w:rPr>
+              <w:t>53,8</w:t>
+            </w:r>
+          </w:p>
+        </w:tc>
+        <w:tc>
+          <w:tcPr>
+            <w:tcW w:type="dxa" w:w="1568"/>
+          </w:tcPr>
+          <w:p>
+            <w:r/>
+            <w:r>
+              <w:rPr>
+                <w:rFonts w:ascii="Calibri" w:hAnsi="Calibri"/>
+                <w:sz w:val="18"/>
+              </w:rPr>
+              <w:t>nd</w:t>
+            </w:r>
+          </w:p>
+        </w:tc>
+        <w:tc>
+          <w:tcPr>
+            <w:tcW w:type="dxa" w:w="1568"/>
+          </w:tcPr>
+          <w:p>
+            <w:r/>
+            <w:r>
+              <w:rPr>
+                <w:rFonts w:ascii="Calibri" w:hAnsi="Calibri"/>
+                <w:sz w:val="18"/>
+              </w:rPr>
+              <w:t>nd</w:t>
+            </w:r>
+          </w:p>
+        </w:tc>
+        <w:tc>
+          <w:tcPr>
+            <w:tcW w:type="dxa" w:w="1568"/>
+          </w:tcPr>
+          <w:p>
+            <w:r/>
+            <w:r>
+              <w:rPr>
+                <w:rFonts w:ascii="Calibri" w:hAnsi="Calibri"/>
+                <w:sz w:val="18"/>
               </w:rPr>
               <w:t>Embuild</w:t>
+            </w:r>
+          </w:p>
+        </w:tc>
+      </w:tr>
+      <w:tr>
+        <w:tc>
+          <w:tcPr>
+            <w:tcW w:type="dxa" w:w="1568"/>
+          </w:tcPr>
+          <w:p>
+            <w:r/>
+            <w:r>
+              <w:rPr>
+                <w:rFonts w:ascii="Calibri" w:hAnsi="Calibri"/>
+                <w:sz w:val="18"/>
+              </w:rPr>
+              <w:t>PIB construction (M€, T4)</w:t>
+            </w:r>
+          </w:p>
+        </w:tc>
+        <w:tc>
+          <w:tcPr>
+            <w:tcW w:type="dxa" w:w="1568"/>
+          </w:tcPr>
+          <w:p>
+            <w:r/>
+            <w:r>
+              <w:rPr>
+                <w:rFonts w:ascii="Calibri" w:hAnsi="Calibri"/>
+                <w:sz w:val="18"/>
+              </w:rPr>
+              <w:t>nd</w:t>
+            </w:r>
+          </w:p>
+        </w:tc>
+        <w:tc>
+          <w:tcPr>
+            <w:tcW w:type="dxa" w:w="1568"/>
+          </w:tcPr>
+          <w:p>
+            <w:r/>
+            <w:r>
+              <w:rPr>
+                <w:rFonts w:ascii="Calibri" w:hAnsi="Calibri"/>
+                <w:sz w:val="18"/>
+              </w:rPr>
+              <w:t>nd</w:t>
+            </w:r>
+          </w:p>
+        </w:tc>
+        <w:tc>
+          <w:tcPr>
+            <w:tcW w:type="dxa" w:w="1568"/>
+          </w:tcPr>
+          <w:p>
+            <w:r/>
+            <w:r>
+              <w:rPr>
+                <w:rFonts w:ascii="Calibri" w:hAnsi="Calibri"/>
+                <w:sz w:val="18"/>
+              </w:rPr>
+              <w:t>7 097</w:t>
+            </w:r>
+          </w:p>
+        </w:tc>
+        <w:tc>
+          <w:tcPr>
+            <w:tcW w:type="dxa" w:w="1568"/>
+          </w:tcPr>
+          <w:p>
+            <w:r/>
+            <w:r>
+              <w:rPr>
+                <w:rFonts w:ascii="Calibri" w:hAnsi="Calibri"/>
+                <w:sz w:val="18"/>
+              </w:rPr>
+              <w:t>5 919 (T1)</w:t>
+            </w:r>
+          </w:p>
+        </w:tc>
+        <w:tc>
+          <w:tcPr>
+            <w:tcW w:type="dxa" w:w="1568"/>
+          </w:tcPr>
+          <w:p>
+            <w:r/>
+            <w:r>
+              <w:rPr>
+                <w:rFonts w:ascii="Calibri" w:hAnsi="Calibri"/>
+                <w:sz w:val="18"/>
+              </w:rPr>
+              <w:t>Trading Economics</w:t>
+            </w:r>
+          </w:p>
+        </w:tc>
+      </w:tr>
+      <w:tr>
+        <w:tc>
+          <w:tcPr>
+            <w:tcW w:type="dxa" w:w="1568"/>
+          </w:tcPr>
+          <w:p>
+            <w:r/>
+            <w:r>
+              <w:rPr>
+                <w:rFonts w:ascii="Calibri" w:hAnsi="Calibri"/>
+                <w:sz w:val="18"/>
+              </w:rPr>
+              <w:t>Marché construction total (Md€)</w:t>
+            </w:r>
+          </w:p>
+        </w:tc>
+        <w:tc>
+          <w:tcPr>
+            <w:tcW w:type="dxa" w:w="1568"/>
+          </w:tcPr>
+          <w:p>
+            <w:r/>
+            <w:r>
+              <w:rPr>
+                <w:rFonts w:ascii="Calibri" w:hAnsi="Calibri"/>
+                <w:sz w:val="18"/>
+              </w:rPr>
+              <w:t>31,2</w:t>
+            </w:r>
+          </w:p>
+        </w:tc>
+        <w:tc>
+          <w:tcPr>
+            <w:tcW w:type="dxa" w:w="1568"/>
+          </w:tcPr>
+          <w:p>
+            <w:r/>
+            <w:r>
+              <w:rPr>
+                <w:rFonts w:ascii="Calibri" w:hAnsi="Calibri"/>
+                <w:sz w:val="18"/>
+              </w:rPr>
+              <w:t>31,2</w:t>
+            </w:r>
+          </w:p>
+        </w:tc>
+        <w:tc>
+          <w:tcPr>
+            <w:tcW w:type="dxa" w:w="1568"/>
+          </w:tcPr>
+          <w:p>
+            <w:r/>
+            <w:r>
+              <w:rPr>
+                <w:rFonts w:ascii="Calibri" w:hAnsi="Calibri"/>
+                <w:sz w:val="18"/>
+              </w:rPr>
+              <w:t>32,3</w:t>
+            </w:r>
+          </w:p>
+        </w:tc>
+        <w:tc>
+          <w:tcPr>
+            <w:tcW w:type="dxa" w:w="1568"/>
+          </w:tcPr>
+          <w:p>
+            <w:r/>
+            <w:r>
+              <w:rPr>
+                <w:rFonts w:ascii="Calibri" w:hAnsi="Calibri"/>
+                <w:sz w:val="18"/>
+              </w:rPr>
+              <w:t>nd</w:t>
+            </w:r>
+          </w:p>
+        </w:tc>
+        <w:tc>
+          <w:tcPr>
+            <w:tcW w:type="dxa" w:w="1568"/>
+          </w:tcPr>
+          <w:p>
+            <w:r/>
+            <w:r>
+              <w:rPr>
+                <w:rFonts w:ascii="Calibri" w:hAnsi="Calibri"/>
+                <w:sz w:val="18"/>
+              </w:rPr>
+              <w:t>ConsTrack360 2025</w:t>
             </w:r>
           </w:p>
         </w:tc>
@@ -1715,18 +3472,9 @@
           <w:rFonts w:ascii="Calibri" w:hAnsi="Calibri"/>
           <w:color w:val="1F497D"/>
         </w:rPr>
-        <w:t>ANNEXE 3 — DONNÉES BRUTES INVESTISSEMENTS ERP BELGIQUE</w:t>
+        <w:t>ANNEXE 4 — PIPELINE INVESTISSEMENTS ERP BELGIQUE 2024-2030</w:t>
       </w:r>
     </w:p>
-    <w:p>
-      <w:r>
-        <w:rPr>
-          <w:i/>
-        </w:rPr>
-        <w:t>Pipeline d'investissements identifiés dans les ERP belges (2024-2030) :</w:t>
-      </w:r>
-    </w:p>
-    <w:p/>
     <w:tbl>
       <w:tblPr>
         <w:tblStyle w:val="TableGrid"/>
@@ -1734,22 +3482,26 @@
         <w:tblLook w:firstColumn="1" w:firstRow="1" w:lastColumn="0" w:lastRow="0" w:noHBand="0" w:noVBand="1" w:val="04A0"/>
       </w:tblPr>
       <w:tblGrid>
-        <w:gridCol w:w="1881"/>
-        <w:gridCol w:w="1881"/>
-        <w:gridCol w:w="1881"/>
-        <w:gridCol w:w="1881"/>
-        <w:gridCol w:w="1881"/>
+        <w:gridCol w:w="1568"/>
+        <w:gridCol w:w="1568"/>
+        <w:gridCol w:w="1568"/>
+        <w:gridCol w:w="1568"/>
+        <w:gridCol w:w="1568"/>
+        <w:gridCol w:w="1568"/>
       </w:tblGrid>
       <w:tr>
         <w:tc>
           <w:tcPr>
-            <w:tcW w:type="dxa" w:w="1881"/>
-          </w:tcPr>
-          <w:p>
-            <w:r>
-              <w:rPr>
+            <w:tcW w:type="dxa" w:w="1568"/>
+          </w:tcPr>
+          <w:p>
+            <w:r/>
+            <w:r>
+              <w:rPr>
+                <w:rFonts w:ascii="Calibri" w:hAnsi="Calibri"/>
                 <w:b/>
-                <w:sz w:val="18"/>
+                <w:color w:val="1F497D"/>
+                <w:sz w:val="16"/>
               </w:rPr>
               <w:t>Segment</w:t>
             </w:r>
@@ -1757,13 +3509,33 @@
         </w:tc>
         <w:tc>
           <w:tcPr>
-            <w:tcW w:type="dxa" w:w="1881"/>
-          </w:tcPr>
-          <w:p>
-            <w:r>
-              <w:rPr>
+            <w:tcW w:type="dxa" w:w="1568"/>
+          </w:tcPr>
+          <w:p>
+            <w:r/>
+            <w:r>
+              <w:rPr>
+                <w:rFonts w:ascii="Calibri" w:hAnsi="Calibri"/>
                 <w:b/>
-                <w:sz w:val="18"/>
+                <w:color w:val="1F497D"/>
+                <w:sz w:val="16"/>
+              </w:rPr>
+              <w:t>Porteur</w:t>
+            </w:r>
+          </w:p>
+        </w:tc>
+        <w:tc>
+          <w:tcPr>
+            <w:tcW w:type="dxa" w:w="1568"/>
+          </w:tcPr>
+          <w:p>
+            <w:r/>
+            <w:r>
+              <w:rPr>
+                <w:rFonts w:ascii="Calibri" w:hAnsi="Calibri"/>
+                <w:b/>
+                <w:color w:val="1F497D"/>
+                <w:sz w:val="16"/>
               </w:rPr>
               <w:t>Montant</w:t>
             </w:r>
@@ -1771,41 +3543,50 @@
         </w:tc>
         <w:tc>
           <w:tcPr>
-            <w:tcW w:type="dxa" w:w="1881"/>
-          </w:tcPr>
-          <w:p>
-            <w:r>
-              <w:rPr>
+            <w:tcW w:type="dxa" w:w="1568"/>
+          </w:tcPr>
+          <w:p>
+            <w:r/>
+            <w:r>
+              <w:rPr>
+                <w:rFonts w:ascii="Calibri" w:hAnsi="Calibri"/>
                 <w:b/>
-                <w:sz w:val="18"/>
-              </w:rPr>
-              <w:t>Période</w:t>
-            </w:r>
-          </w:p>
-        </w:tc>
-        <w:tc>
-          <w:tcPr>
-            <w:tcW w:type="dxa" w:w="1881"/>
-          </w:tcPr>
-          <w:p>
-            <w:r>
-              <w:rPr>
+                <w:color w:val="1F497D"/>
+                <w:sz w:val="16"/>
+              </w:rPr>
+              <w:t>Calendrier</w:t>
+            </w:r>
+          </w:p>
+        </w:tc>
+        <w:tc>
+          <w:tcPr>
+            <w:tcW w:type="dxa" w:w="1568"/>
+          </w:tcPr>
+          <w:p>
+            <w:r/>
+            <w:r>
+              <w:rPr>
+                <w:rFonts w:ascii="Calibri" w:hAnsi="Calibri"/>
                 <w:b/>
-                <w:sz w:val="18"/>
-              </w:rPr>
-              <w:t>Porteur</w:t>
-            </w:r>
-          </w:p>
-        </w:tc>
-        <w:tc>
-          <w:tcPr>
-            <w:tcW w:type="dxa" w:w="1881"/>
-          </w:tcPr>
-          <w:p>
-            <w:r>
-              <w:rPr>
+                <w:color w:val="1F497D"/>
+                <w:sz w:val="16"/>
+              </w:rPr>
+              <w:t>Statut</w:t>
+            </w:r>
+          </w:p>
+        </w:tc>
+        <w:tc>
+          <w:tcPr>
+            <w:tcW w:type="dxa" w:w="1568"/>
+          </w:tcPr>
+          <w:p>
+            <w:r/>
+            <w:r>
+              <w:rPr>
+                <w:rFonts w:ascii="Calibri" w:hAnsi="Calibri"/>
                 <w:b/>
-                <w:sz w:val="18"/>
+                <w:color w:val="1F497D"/>
+                <w:sz w:val="16"/>
               </w:rPr>
               <w:t>Source</w:t>
             </w:r>
@@ -1815,37 +3596,58 @@
       <w:tr>
         <w:tc>
           <w:tcPr>
-            <w:tcW w:type="dxa" w:w="1881"/>
-          </w:tcPr>
-          <w:p>
-            <w:r>
-              <w:rPr>
+            <w:tcW w:type="dxa" w:w="1568"/>
+          </w:tcPr>
+          <w:p>
+            <w:r/>
+            <w:r>
+              <w:rPr>
+                <w:rFonts w:ascii="Calibri" w:hAnsi="Calibri"/>
                 <w:sz w:val="16"/>
               </w:rPr>
-              <w:t>Hôpitaux universitaires (FWB)</w:t>
-            </w:r>
-          </w:p>
-        </w:tc>
-        <w:tc>
-          <w:tcPr>
-            <w:tcW w:type="dxa" w:w="1881"/>
-          </w:tcPr>
-          <w:p>
-            <w:r>
-              <w:rPr>
+              <w:t>Hôpitaux universitaires FWB</w:t>
+            </w:r>
+          </w:p>
+        </w:tc>
+        <w:tc>
+          <w:tcPr>
+            <w:tcW w:type="dxa" w:w="1568"/>
+          </w:tcPr>
+          <w:p>
+            <w:r/>
+            <w:r>
+              <w:rPr>
+                <w:rFonts w:ascii="Calibri" w:hAnsi="Calibri"/>
                 <w:sz w:val="16"/>
               </w:rPr>
+              <w:t>FWB</w:t>
+            </w:r>
+          </w:p>
+        </w:tc>
+        <w:tc>
+          <w:tcPr>
+            <w:tcW w:type="dxa" w:w="1568"/>
+          </w:tcPr>
+          <w:p>
+            <w:r/>
+            <w:r>
+              <w:rPr>
+                <w:rFonts w:ascii="Calibri" w:hAnsi="Calibri"/>
+                <w:sz w:val="16"/>
+              </w:rPr>
               <w:t>438 M€</w:t>
             </w:r>
           </w:p>
         </w:tc>
         <w:tc>
           <w:tcPr>
-            <w:tcW w:type="dxa" w:w="1881"/>
-          </w:tcPr>
-          <w:p>
-            <w:r>
-              <w:rPr>
+            <w:tcW w:type="dxa" w:w="1568"/>
+          </w:tcPr>
+          <w:p>
+            <w:r/>
+            <w:r>
+              <w:rPr>
+                <w:rFonts w:ascii="Calibri" w:hAnsi="Calibri"/>
                 <w:sz w:val="16"/>
               </w:rPr>
               <w:t>2024-2028</w:t>
@@ -1854,24 +3656,28 @@
         </w:tc>
         <w:tc>
           <w:tcPr>
-            <w:tcW w:type="dxa" w:w="1881"/>
-          </w:tcPr>
-          <w:p>
-            <w:r>
-              <w:rPr>
+            <w:tcW w:type="dxa" w:w="1568"/>
+          </w:tcPr>
+          <w:p>
+            <w:r/>
+            <w:r>
+              <w:rPr>
+                <w:rFonts w:ascii="Calibri" w:hAnsi="Calibri"/>
                 <w:sz w:val="16"/>
               </w:rPr>
-              <w:t>Fédération Wallonie-Bruxelles</w:t>
-            </w:r>
-          </w:p>
-        </w:tc>
-        <w:tc>
-          <w:tcPr>
-            <w:tcW w:type="dxa" w:w="1881"/>
-          </w:tcPr>
-          <w:p>
-            <w:r>
-              <w:rPr>
+              <w:t>En cours</w:t>
+            </w:r>
+          </w:p>
+        </w:tc>
+        <w:tc>
+          <w:tcPr>
+            <w:tcW w:type="dxa" w:w="1568"/>
+          </w:tcPr>
+          <w:p>
+            <w:r/>
+            <w:r>
+              <w:rPr>
+                <w:rFonts w:ascii="Calibri" w:hAnsi="Calibri"/>
                 <w:sz w:val="16"/>
               </w:rPr>
               <w:t>Le Spécialiste</w:t>
@@ -1882,11 +3688,13 @@
       <w:tr>
         <w:tc>
           <w:tcPr>
-            <w:tcW w:type="dxa" w:w="1881"/>
-          </w:tcPr>
-          <w:p>
-            <w:r>
-              <w:rPr>
+            <w:tcW w:type="dxa" w:w="1568"/>
+          </w:tcPr>
+          <w:p>
+            <w:r/>
+            <w:r>
+              <w:rPr>
+                <w:rFonts w:ascii="Calibri" w:hAnsi="Calibri"/>
                 <w:sz w:val="16"/>
               </w:rPr>
               <w:t>Santé mentale Leuven/Kortenberg</w:t>
@@ -1895,50 +3703,73 @@
         </w:tc>
         <w:tc>
           <w:tcPr>
-            <w:tcW w:type="dxa" w:w="1881"/>
-          </w:tcPr>
-          <w:p>
-            <w:r>
-              <w:rPr>
+            <w:tcW w:type="dxa" w:w="1568"/>
+          </w:tcPr>
+          <w:p>
+            <w:r/>
+            <w:r>
+              <w:rPr>
+                <w:rFonts w:ascii="Calibri" w:hAnsi="Calibri"/>
                 <w:sz w:val="16"/>
               </w:rPr>
-              <w:t>270 M€ (dont BEI 120 M€)</w:t>
-            </w:r>
-          </w:p>
-        </w:tc>
-        <w:tc>
-          <w:tcPr>
-            <w:tcW w:type="dxa" w:w="1881"/>
-          </w:tcPr>
-          <w:p>
-            <w:r>
-              <w:rPr>
+              <w:t>Z.org KU Leuven + BEI</w:t>
+            </w:r>
+          </w:p>
+        </w:tc>
+        <w:tc>
+          <w:tcPr>
+            <w:tcW w:type="dxa" w:w="1568"/>
+          </w:tcPr>
+          <w:p>
+            <w:r/>
+            <w:r>
+              <w:rPr>
+                <w:rFonts w:ascii="Calibri" w:hAnsi="Calibri"/>
                 <w:sz w:val="16"/>
               </w:rPr>
+              <w:t>270 M€ (120 M€ BEI)</w:t>
+            </w:r>
+          </w:p>
+        </w:tc>
+        <w:tc>
+          <w:tcPr>
+            <w:tcW w:type="dxa" w:w="1568"/>
+          </w:tcPr>
+          <w:p>
+            <w:r/>
+            <w:r>
+              <w:rPr>
+                <w:rFonts w:ascii="Calibri" w:hAnsi="Calibri"/>
+                <w:sz w:val="16"/>
+              </w:rPr>
               <w:t>2026-2040</w:t>
             </w:r>
           </w:p>
         </w:tc>
         <w:tc>
           <w:tcPr>
-            <w:tcW w:type="dxa" w:w="1881"/>
-          </w:tcPr>
-          <w:p>
-            <w:r>
-              <w:rPr>
+            <w:tcW w:type="dxa" w:w="1568"/>
+          </w:tcPr>
+          <w:p>
+            <w:r/>
+            <w:r>
+              <w:rPr>
+                <w:rFonts w:ascii="Calibri" w:hAnsi="Calibri"/>
                 <w:sz w:val="16"/>
               </w:rPr>
-              <w:t>Z.org KU Leuven</w:t>
-            </w:r>
-          </w:p>
-        </w:tc>
-        <w:tc>
-          <w:tcPr>
-            <w:tcW w:type="dxa" w:w="1881"/>
-          </w:tcPr>
-          <w:p>
-            <w:r>
-              <w:rPr>
+              <w:t>Signé 2025</w:t>
+            </w:r>
+          </w:p>
+        </w:tc>
+        <w:tc>
+          <w:tcPr>
+            <w:tcW w:type="dxa" w:w="1568"/>
+          </w:tcPr>
+          <w:p>
+            <w:r/>
+            <w:r>
+              <w:rPr>
+                <w:rFonts w:ascii="Calibri" w:hAnsi="Calibri"/>
                 <w:sz w:val="16"/>
               </w:rPr>
               <w:t>BEI 2025</w:t>
@@ -1949,11 +3780,13 @@
       <w:tr>
         <w:tc>
           <w:tcPr>
-            <w:tcW w:type="dxa" w:w="1881"/>
-          </w:tcPr>
-          <w:p>
-            <w:r>
-              <w:rPr>
+            <w:tcW w:type="dxa" w:w="1568"/>
+          </w:tcPr>
+          <w:p>
+            <w:r/>
+            <w:r>
+              <w:rPr>
+                <w:rFonts w:ascii="Calibri" w:hAnsi="Calibri"/>
                 <w:sz w:val="16"/>
               </w:rPr>
               <w:t>Bâtiments scolaires FWB</w:t>
@@ -1962,50 +3795,73 @@
         </w:tc>
         <w:tc>
           <w:tcPr>
-            <w:tcW w:type="dxa" w:w="1881"/>
-          </w:tcPr>
-          <w:p>
-            <w:r>
-              <w:rPr>
+            <w:tcW w:type="dxa" w:w="1568"/>
+          </w:tcPr>
+          <w:p>
+            <w:r/>
+            <w:r>
+              <w:rPr>
+                <w:rFonts w:ascii="Calibri" w:hAnsi="Calibri"/>
                 <w:sz w:val="16"/>
               </w:rPr>
-              <w:t>1 Md€ (subventions)</w:t>
-            </w:r>
-          </w:p>
-        </w:tc>
-        <w:tc>
-          <w:tcPr>
-            <w:tcW w:type="dxa" w:w="1881"/>
-          </w:tcPr>
-          <w:p>
-            <w:r>
-              <w:rPr>
+              <w:t>FWB / Wallonie</w:t>
+            </w:r>
+          </w:p>
+        </w:tc>
+        <w:tc>
+          <w:tcPr>
+            <w:tcW w:type="dxa" w:w="1568"/>
+          </w:tcPr>
+          <w:p>
+            <w:r/>
+            <w:r>
+              <w:rPr>
+                <w:rFonts w:ascii="Calibri" w:hAnsi="Calibri"/>
                 <w:sz w:val="16"/>
               </w:rPr>
+              <w:t>1 Md€ subventions</w:t>
+            </w:r>
+          </w:p>
+        </w:tc>
+        <w:tc>
+          <w:tcPr>
+            <w:tcW w:type="dxa" w:w="1568"/>
+          </w:tcPr>
+          <w:p>
+            <w:r/>
+            <w:r>
+              <w:rPr>
+                <w:rFonts w:ascii="Calibri" w:hAnsi="Calibri"/>
+                <w:sz w:val="16"/>
+              </w:rPr>
               <w:t>2023-2028+</w:t>
             </w:r>
           </w:p>
         </w:tc>
         <w:tc>
           <w:tcPr>
-            <w:tcW w:type="dxa" w:w="1881"/>
-          </w:tcPr>
-          <w:p>
-            <w:r>
-              <w:rPr>
+            <w:tcW w:type="dxa" w:w="1568"/>
+          </w:tcPr>
+          <w:p>
+            <w:r/>
+            <w:r>
+              <w:rPr>
+                <w:rFonts w:ascii="Calibri" w:hAnsi="Calibri"/>
                 <w:sz w:val="16"/>
               </w:rPr>
-              <w:t>FWB / Wallonie</w:t>
-            </w:r>
-          </w:p>
-        </w:tc>
-        <w:tc>
-          <w:tcPr>
-            <w:tcW w:type="dxa" w:w="1881"/>
-          </w:tcPr>
-          <w:p>
-            <w:r>
-              <w:rPr>
+              <w:t>En cours</w:t>
+            </w:r>
+          </w:p>
+        </w:tc>
+        <w:tc>
+          <w:tcPr>
+            <w:tcW w:type="dxa" w:w="1568"/>
+          </w:tcPr>
+          <w:p>
+            <w:r/>
+            <w:r>
+              <w:rPr>
+                <w:rFonts w:ascii="Calibri" w:hAnsi="Calibri"/>
                 <w:sz w:val="16"/>
               </w:rPr>
               <w:t>FWB</w:t>
@@ -2016,66 +3872,91 @@
       <w:tr>
         <w:tc>
           <w:tcPr>
-            <w:tcW w:type="dxa" w:w="1881"/>
-          </w:tcPr>
-          <w:p>
-            <w:r>
-              <w:rPr>
+            <w:tcW w:type="dxa" w:w="1568"/>
+          </w:tcPr>
+          <w:p>
+            <w:r/>
+            <w:r>
+              <w:rPr>
+                <w:rFonts w:ascii="Calibri" w:hAnsi="Calibri"/>
                 <w:sz w:val="16"/>
               </w:rPr>
-              <w:t>Logements sociaux Flandre</w:t>
-            </w:r>
-          </w:p>
-        </w:tc>
-        <w:tc>
-          <w:tcPr>
-            <w:tcW w:type="dxa" w:w="1881"/>
-          </w:tcPr>
-          <w:p>
-            <w:r>
-              <w:rPr>
+              <w:t>Programme DBSO écoles Flandre</w:t>
+            </w:r>
+          </w:p>
+        </w:tc>
+        <w:tc>
+          <w:tcPr>
+            <w:tcW w:type="dxa" w:w="1568"/>
+          </w:tcPr>
+          <w:p>
+            <w:r/>
+            <w:r>
+              <w:rPr>
+                <w:rFonts w:ascii="Calibri" w:hAnsi="Calibri"/>
                 <w:sz w:val="16"/>
               </w:rPr>
-              <w:t>1.7 Md€ (BEI)</w:t>
-            </w:r>
-          </w:p>
-        </w:tc>
-        <w:tc>
-          <w:tcPr>
-            <w:tcW w:type="dxa" w:w="1881"/>
-          </w:tcPr>
-          <w:p>
-            <w:r>
-              <w:rPr>
+              <w:t>Gouvernement flamand</w:t>
+            </w:r>
+          </w:p>
+        </w:tc>
+        <w:tc>
+          <w:tcPr>
+            <w:tcW w:type="dxa" w:w="1568"/>
+          </w:tcPr>
+          <w:p>
+            <w:r/>
+            <w:r>
+              <w:rPr>
+                <w:rFonts w:ascii="Calibri" w:hAnsi="Calibri"/>
                 <w:sz w:val="16"/>
               </w:rPr>
-              <w:t>→2042</w:t>
-            </w:r>
-          </w:p>
-        </w:tc>
-        <w:tc>
-          <w:tcPr>
-            <w:tcW w:type="dxa" w:w="1881"/>
-          </w:tcPr>
-          <w:p>
-            <w:r>
-              <w:rPr>
+              <w:t>3,2 Md€</w:t>
+            </w:r>
+          </w:p>
+        </w:tc>
+        <w:tc>
+          <w:tcPr>
+            <w:tcW w:type="dxa" w:w="1568"/>
+          </w:tcPr>
+          <w:p>
+            <w:r/>
+            <w:r>
+              <w:rPr>
+                <w:rFonts w:ascii="Calibri" w:hAnsi="Calibri"/>
                 <w:sz w:val="16"/>
               </w:rPr>
-              <w:t>Gouvernement flamand / BEI</w:t>
-            </w:r>
-          </w:p>
-        </w:tc>
-        <w:tc>
-          <w:tcPr>
-            <w:tcW w:type="dxa" w:w="1881"/>
-          </w:tcPr>
-          <w:p>
-            <w:r>
-              <w:rPr>
+              <w:t>Pluriannuel</w:t>
+            </w:r>
+          </w:p>
+        </w:tc>
+        <w:tc>
+          <w:tcPr>
+            <w:tcW w:type="dxa" w:w="1568"/>
+          </w:tcPr>
+          <w:p>
+            <w:r/>
+            <w:r>
+              <w:rPr>
+                <w:rFonts w:ascii="Calibri" w:hAnsi="Calibri"/>
                 <w:sz w:val="16"/>
               </w:rPr>
-              <w:t>BEI 2025</w:t>
+              <w:t>En cours</w:t>
+            </w:r>
+          </w:p>
+        </w:tc>
+        <w:tc>
+          <w:tcPr>
+            <w:tcW w:type="dxa" w:w="1568"/>
+          </w:tcPr>
+          <w:p>
+            <w:r/>
+            <w:r>
+              <w:rPr>
+                <w:rFonts w:ascii="Calibri" w:hAnsi="Calibri"/>
+                <w:sz w:val="16"/>
+              </w:rPr>
+              <w:t>DBSO</w:t>
             </w:r>
           </w:p>
         </w:tc>
@@ -2083,66 +3964,91 @@
       <w:tr>
         <w:tc>
           <w:tcPr>
-            <w:tcW w:type="dxa" w:w="1881"/>
-          </w:tcPr>
-          <w:p>
-            <w:r>
-              <w:rPr>
+            <w:tcW w:type="dxa" w:w="1568"/>
+          </w:tcPr>
+          <w:p>
+            <w:r/>
+            <w:r>
+              <w:rPr>
+                <w:rFonts w:ascii="Calibri" w:hAnsi="Calibri"/>
                 <w:sz w:val="16"/>
               </w:rPr>
-              <w:t>Logements sociaux Wallonie rénov.</w:t>
-            </w:r>
-          </w:p>
-        </w:tc>
-        <w:tc>
-          <w:tcPr>
-            <w:tcW w:type="dxa" w:w="1881"/>
-          </w:tcPr>
-          <w:p>
-            <w:r>
-              <w:rPr>
+              <w:t>Logements sociaux Flandre</w:t>
+            </w:r>
+          </w:p>
+        </w:tc>
+        <w:tc>
+          <w:tcPr>
+            <w:tcW w:type="dxa" w:w="1568"/>
+          </w:tcPr>
+          <w:p>
+            <w:r/>
+            <w:r>
+              <w:rPr>
+                <w:rFonts w:ascii="Calibri" w:hAnsi="Calibri"/>
                 <w:sz w:val="16"/>
               </w:rPr>
-              <w:t>1.2 Md€</w:t>
-            </w:r>
-          </w:p>
-        </w:tc>
-        <w:tc>
-          <w:tcPr>
-            <w:tcW w:type="dxa" w:w="1881"/>
-          </w:tcPr>
-          <w:p>
-            <w:r>
-              <w:rPr>
+              <w:t>Gouvernement flamand / BEI</w:t>
+            </w:r>
+          </w:p>
+        </w:tc>
+        <w:tc>
+          <w:tcPr>
+            <w:tcW w:type="dxa" w:w="1568"/>
+          </w:tcPr>
+          <w:p>
+            <w:r/>
+            <w:r>
+              <w:rPr>
+                <w:rFonts w:ascii="Calibri" w:hAnsi="Calibri"/>
                 <w:sz w:val="16"/>
               </w:rPr>
-              <w:t>→2030</w:t>
-            </w:r>
-          </w:p>
-        </w:tc>
-        <w:tc>
-          <w:tcPr>
-            <w:tcW w:type="dxa" w:w="1881"/>
-          </w:tcPr>
-          <w:p>
-            <w:r>
-              <w:rPr>
+              <w:t>1,7 Md€</w:t>
+            </w:r>
+          </w:p>
+        </w:tc>
+        <w:tc>
+          <w:tcPr>
+            <w:tcW w:type="dxa" w:w="1568"/>
+          </w:tcPr>
+          <w:p>
+            <w:r/>
+            <w:r>
+              <w:rPr>
+                <w:rFonts w:ascii="Calibri" w:hAnsi="Calibri"/>
                 <w:sz w:val="16"/>
               </w:rPr>
-              <w:t>SWL / Wallonie</w:t>
-            </w:r>
-          </w:p>
-        </w:tc>
-        <w:tc>
-          <w:tcPr>
-            <w:tcW w:type="dxa" w:w="1881"/>
-          </w:tcPr>
-          <w:p>
-            <w:r>
-              <w:rPr>
+              <w:t>→2042</w:t>
+            </w:r>
+          </w:p>
+        </w:tc>
+        <w:tc>
+          <w:tcPr>
+            <w:tcW w:type="dxa" w:w="1568"/>
+          </w:tcPr>
+          <w:p>
+            <w:r/>
+            <w:r>
+              <w:rPr>
+                <w:rFonts w:ascii="Calibri" w:hAnsi="Calibri"/>
                 <w:sz w:val="16"/>
               </w:rPr>
-              <w:t>SWL</w:t>
+              <w:t>Signé 2025</w:t>
+            </w:r>
+          </w:p>
+        </w:tc>
+        <w:tc>
+          <w:tcPr>
+            <w:tcW w:type="dxa" w:w="1568"/>
+          </w:tcPr>
+          <w:p>
+            <w:r/>
+            <w:r>
+              <w:rPr>
+                <w:rFonts w:ascii="Calibri" w:hAnsi="Calibri"/>
+                <w:sz w:val="16"/>
+              </w:rPr>
+              <w:t>BEI 2025</w:t>
             </w:r>
           </w:p>
         </w:tc>
@@ -2150,66 +4056,91 @@
       <w:tr>
         <w:tc>
           <w:tcPr>
-            <w:tcW w:type="dxa" w:w="1881"/>
-          </w:tcPr>
-          <w:p>
-            <w:r>
-              <w:rPr>
+            <w:tcW w:type="dxa" w:w="1568"/>
+          </w:tcPr>
+          <w:p>
+            <w:r/>
+            <w:r>
+              <w:rPr>
+                <w:rFonts w:ascii="Calibri" w:hAnsi="Calibri"/>
                 <w:sz w:val="16"/>
               </w:rPr>
-              <w:t>Résidences étudiantes Wallonie</w:t>
-            </w:r>
-          </w:p>
-        </w:tc>
-        <w:tc>
-          <w:tcPr>
-            <w:tcW w:type="dxa" w:w="1881"/>
-          </w:tcPr>
-          <w:p>
-            <w:r>
-              <w:rPr>
+              <w:t>Logements sociaux Wallonie</w:t>
+            </w:r>
+          </w:p>
+        </w:tc>
+        <w:tc>
+          <w:tcPr>
+            <w:tcW w:type="dxa" w:w="1568"/>
+          </w:tcPr>
+          <w:p>
+            <w:r/>
+            <w:r>
+              <w:rPr>
+                <w:rFonts w:ascii="Calibri" w:hAnsi="Calibri"/>
                 <w:sz w:val="16"/>
               </w:rPr>
-              <w:t>nd (appel à projets)</w:t>
-            </w:r>
-          </w:p>
-        </w:tc>
-        <w:tc>
-          <w:tcPr>
-            <w:tcW w:type="dxa" w:w="1881"/>
-          </w:tcPr>
-          <w:p>
-            <w:r>
-              <w:rPr>
+              <w:t>SWL / Wallonie</w:t>
+            </w:r>
+          </w:p>
+        </w:tc>
+        <w:tc>
+          <w:tcPr>
+            <w:tcW w:type="dxa" w:w="1568"/>
+          </w:tcPr>
+          <w:p>
+            <w:r/>
+            <w:r>
+              <w:rPr>
+                <w:rFonts w:ascii="Calibri" w:hAnsi="Calibri"/>
                 <w:sz w:val="16"/>
               </w:rPr>
-              <w:t>→2025</w:t>
-            </w:r>
-          </w:p>
-        </w:tc>
-        <w:tc>
-          <w:tcPr>
-            <w:tcW w:type="dxa" w:w="1881"/>
-          </w:tcPr>
-          <w:p>
-            <w:r>
-              <w:rPr>
+              <w:t>1,2 Md€</w:t>
+            </w:r>
+          </w:p>
+        </w:tc>
+        <w:tc>
+          <w:tcPr>
+            <w:tcW w:type="dxa" w:w="1568"/>
+          </w:tcPr>
+          <w:p>
+            <w:r/>
+            <w:r>
+              <w:rPr>
+                <w:rFonts w:ascii="Calibri" w:hAnsi="Calibri"/>
                 <w:sz w:val="16"/>
               </w:rPr>
-              <w:t>Wallonie (RRP)</w:t>
-            </w:r>
-          </w:p>
-        </w:tc>
-        <w:tc>
-          <w:tcPr>
-            <w:tcW w:type="dxa" w:w="1881"/>
-          </w:tcPr>
-          <w:p>
-            <w:r>
-              <w:rPr>
+              <w:t>→2030</w:t>
+            </w:r>
+          </w:p>
+        </w:tc>
+        <w:tc>
+          <w:tcPr>
+            <w:tcW w:type="dxa" w:w="1568"/>
+          </w:tcPr>
+          <w:p>
+            <w:r/>
+            <w:r>
+              <w:rPr>
+                <w:rFonts w:ascii="Calibri" w:hAnsi="Calibri"/>
                 <w:sz w:val="16"/>
               </w:rPr>
-              <w:t>Wallonie RRP</w:t>
+              <w:t>En cours</w:t>
+            </w:r>
+          </w:p>
+        </w:tc>
+        <w:tc>
+          <w:tcPr>
+            <w:tcW w:type="dxa" w:w="1568"/>
+          </w:tcPr>
+          <w:p>
+            <w:r/>
+            <w:r>
+              <w:rPr>
+                <w:rFonts w:ascii="Calibri" w:hAnsi="Calibri"/>
+                <w:sz w:val="16"/>
+              </w:rPr>
+              <w:t>SWL</w:t>
             </w:r>
           </w:p>
         </w:tc>
@@ -2217,11 +4148,13 @@
       <w:tr>
         <w:tc>
           <w:tcPr>
-            <w:tcW w:type="dxa" w:w="1881"/>
-          </w:tcPr>
-          <w:p>
-            <w:r>
-              <w:rPr>
+            <w:tcW w:type="dxa" w:w="1568"/>
+          </w:tcPr>
+          <w:p>
+            <w:r/>
+            <w:r>
+              <w:rPr>
+                <w:rFonts w:ascii="Calibri" w:hAnsi="Calibri"/>
                 <w:sz w:val="16"/>
               </w:rPr>
               <w:t>Prison Vresse-sur-Semois</w:t>
@@ -2230,53 +4163,76 @@
         </w:tc>
         <w:tc>
           <w:tcPr>
-            <w:tcW w:type="dxa" w:w="1881"/>
-          </w:tcPr>
-          <w:p>
-            <w:r>
-              <w:rPr>
+            <w:tcW w:type="dxa" w:w="1568"/>
+          </w:tcPr>
+          <w:p>
+            <w:r/>
+            <w:r>
+              <w:rPr>
+                <w:rFonts w:ascii="Calibri" w:hAnsi="Calibri"/>
                 <w:sz w:val="16"/>
               </w:rPr>
+              <w:t>État fédéral</w:t>
+            </w:r>
+          </w:p>
+        </w:tc>
+        <w:tc>
+          <w:tcPr>
+            <w:tcW w:type="dxa" w:w="1568"/>
+          </w:tcPr>
+          <w:p>
+            <w:r/>
+            <w:r>
+              <w:rPr>
+                <w:rFonts w:ascii="Calibri" w:hAnsi="Calibri"/>
+                <w:sz w:val="16"/>
+              </w:rPr>
               <w:t>171 M€</w:t>
             </w:r>
           </w:p>
         </w:tc>
         <w:tc>
           <w:tcPr>
-            <w:tcW w:type="dxa" w:w="1881"/>
-          </w:tcPr>
-          <w:p>
-            <w:r>
-              <w:rPr>
+            <w:tcW w:type="dxa" w:w="1568"/>
+          </w:tcPr>
+          <w:p>
+            <w:r/>
+            <w:r>
+              <w:rPr>
+                <w:rFonts w:ascii="Calibri" w:hAnsi="Calibri"/>
                 <w:sz w:val="16"/>
               </w:rPr>
-              <w:t>→2030</w:t>
-            </w:r>
-          </w:p>
-        </w:tc>
-        <w:tc>
-          <w:tcPr>
-            <w:tcW w:type="dxa" w:w="1881"/>
-          </w:tcPr>
-          <w:p>
-            <w:r>
-              <w:rPr>
+              <w:t>→~2030</w:t>
+            </w:r>
+          </w:p>
+        </w:tc>
+        <w:tc>
+          <w:tcPr>
+            <w:tcW w:type="dxa" w:w="1568"/>
+          </w:tcPr>
+          <w:p>
+            <w:r/>
+            <w:r>
+              <w:rPr>
+                <w:rFonts w:ascii="Calibri" w:hAnsi="Calibri"/>
                 <w:sz w:val="16"/>
               </w:rPr>
-              <w:t>État fédéral</w:t>
-            </w:r>
-          </w:p>
-        </w:tc>
-        <w:tc>
-          <w:tcPr>
-            <w:tcW w:type="dxa" w:w="1881"/>
-          </w:tcPr>
-          <w:p>
-            <w:r>
-              <w:rPr>
+              <w:t>Planifié</w:t>
+            </w:r>
+          </w:p>
+        </w:tc>
+        <w:tc>
+          <w:tcPr>
+            <w:tcW w:type="dxa" w:w="1568"/>
+          </w:tcPr>
+          <w:p>
+            <w:r/>
+            <w:r>
+              <w:rPr>
+                <w:rFonts w:ascii="Calibri" w:hAnsi="Calibri"/>
                 <w:sz w:val="16"/>
               </w:rPr>
-              <w:t>Media24</w:t>
+              <w:t>Media24 2025</w:t>
             </w:r>
           </w:p>
         </w:tc>
@@ -2284,11 +4240,13 @@
       <w:tr>
         <w:tc>
           <w:tcPr>
-            <w:tcW w:type="dxa" w:w="1881"/>
-          </w:tcPr>
-          <w:p>
-            <w:r>
-              <w:rPr>
+            <w:tcW w:type="dxa" w:w="1568"/>
+          </w:tcPr>
+          <w:p>
+            <w:r/>
+            <w:r>
+              <w:rPr>
+                <w:rFonts w:ascii="Calibri" w:hAnsi="Calibri"/>
                 <w:sz w:val="16"/>
               </w:rPr>
               <w:t>Prison Anvers (livrée)</w:t>
@@ -2297,50 +4255,73 @@
         </w:tc>
         <w:tc>
           <w:tcPr>
-            <w:tcW w:type="dxa" w:w="1881"/>
-          </w:tcPr>
-          <w:p>
-            <w:r>
-              <w:rPr>
+            <w:tcW w:type="dxa" w:w="1568"/>
+          </w:tcPr>
+          <w:p>
+            <w:r/>
+            <w:r>
+              <w:rPr>
+                <w:rFonts w:ascii="Calibri" w:hAnsi="Calibri"/>
                 <w:sz w:val="16"/>
               </w:rPr>
+              <w:t>État fédéral / Jan De Nul</w:t>
+            </w:r>
+          </w:p>
+        </w:tc>
+        <w:tc>
+          <w:tcPr>
+            <w:tcW w:type="dxa" w:w="1568"/>
+          </w:tcPr>
+          <w:p>
+            <w:r/>
+            <w:r>
+              <w:rPr>
+                <w:rFonts w:ascii="Calibri" w:hAnsi="Calibri"/>
+                <w:sz w:val="16"/>
+              </w:rPr>
               <w:t>nd</w:t>
             </w:r>
           </w:p>
         </w:tc>
         <w:tc>
           <w:tcPr>
-            <w:tcW w:type="dxa" w:w="1881"/>
-          </w:tcPr>
-          <w:p>
-            <w:r>
-              <w:rPr>
+            <w:tcW w:type="dxa" w:w="1568"/>
+          </w:tcPr>
+          <w:p>
+            <w:r/>
+            <w:r>
+              <w:rPr>
+                <w:rFonts w:ascii="Calibri" w:hAnsi="Calibri"/>
                 <w:sz w:val="16"/>
               </w:rPr>
-              <w:t>2025</w:t>
-            </w:r>
-          </w:p>
-        </w:tc>
-        <w:tc>
-          <w:tcPr>
-            <w:tcW w:type="dxa" w:w="1881"/>
-          </w:tcPr>
-          <w:p>
-            <w:r>
-              <w:rPr>
+              <w:t>2025 (livré)</w:t>
+            </w:r>
+          </w:p>
+        </w:tc>
+        <w:tc>
+          <w:tcPr>
+            <w:tcW w:type="dxa" w:w="1568"/>
+          </w:tcPr>
+          <w:p>
+            <w:r/>
+            <w:r>
+              <w:rPr>
+                <w:rFonts w:ascii="Calibri" w:hAnsi="Calibri"/>
                 <w:sz w:val="16"/>
               </w:rPr>
-              <w:t>État fédéral</w:t>
-            </w:r>
-          </w:p>
-        </w:tc>
-        <w:tc>
-          <w:tcPr>
-            <w:tcW w:type="dxa" w:w="1881"/>
-          </w:tcPr>
-          <w:p>
-            <w:r>
-              <w:rPr>
+              <w:t>Terminé</w:t>
+            </w:r>
+          </w:p>
+        </w:tc>
+        <w:tc>
+          <w:tcPr>
+            <w:tcW w:type="dxa" w:w="1568"/>
+          </w:tcPr>
+          <w:p>
+            <w:r/>
+            <w:r>
+              <w:rPr>
+                <w:rFonts w:ascii="Calibri" w:hAnsi="Calibri"/>
                 <w:sz w:val="16"/>
               </w:rPr>
               <w:t>Jan De Nul</w:t>
@@ -2351,66 +4332,91 @@
       <w:tr>
         <w:tc>
           <w:tcPr>
-            <w:tcW w:type="dxa" w:w="1881"/>
-          </w:tcPr>
-          <w:p>
-            <w:r>
-              <w:rPr>
+            <w:tcW w:type="dxa" w:w="1568"/>
+          </w:tcPr>
+          <w:p>
+            <w:r/>
+            <w:r>
+              <w:rPr>
+                <w:rFonts w:ascii="Calibri" w:hAnsi="Calibri"/>
                 <w:sz w:val="16"/>
               </w:rPr>
-              <w:t>Complexe sportif Bruxelles piscine</w:t>
-            </w:r>
-          </w:p>
-        </w:tc>
-        <w:tc>
-          <w:tcPr>
-            <w:tcW w:type="dxa" w:w="1881"/>
-          </w:tcPr>
-          <w:p>
-            <w:r>
-              <w:rPr>
+              <w:t>3 autres prisons</w:t>
+            </w:r>
+          </w:p>
+        </w:tc>
+        <w:tc>
+          <w:tcPr>
+            <w:tcW w:type="dxa" w:w="1568"/>
+          </w:tcPr>
+          <w:p>
+            <w:r/>
+            <w:r>
+              <w:rPr>
+                <w:rFonts w:ascii="Calibri" w:hAnsi="Calibri"/>
                 <w:sz w:val="16"/>
               </w:rPr>
+              <w:t>État fédéral</w:t>
+            </w:r>
+          </w:p>
+        </w:tc>
+        <w:tc>
+          <w:tcPr>
+            <w:tcW w:type="dxa" w:w="1568"/>
+          </w:tcPr>
+          <w:p>
+            <w:r/>
+            <w:r>
+              <w:rPr>
+                <w:rFonts w:ascii="Calibri" w:hAnsi="Calibri"/>
+                <w:sz w:val="16"/>
+              </w:rPr>
               <w:t>nd</w:t>
             </w:r>
           </w:p>
         </w:tc>
         <w:tc>
           <w:tcPr>
-            <w:tcW w:type="dxa" w:w="1881"/>
-          </w:tcPr>
-          <w:p>
-            <w:r>
-              <w:rPr>
+            <w:tcW w:type="dxa" w:w="1568"/>
+          </w:tcPr>
+          <w:p>
+            <w:r/>
+            <w:r>
+              <w:rPr>
+                <w:rFonts w:ascii="Calibri" w:hAnsi="Calibri"/>
                 <w:sz w:val="16"/>
               </w:rPr>
-              <w:t>2025-2027</w:t>
-            </w:r>
-          </w:p>
-        </w:tc>
-        <w:tc>
-          <w:tcPr>
-            <w:tcW w:type="dxa" w:w="1881"/>
-          </w:tcPr>
-          <w:p>
-            <w:r>
-              <w:rPr>
+              <w:t>→2030</w:t>
+            </w:r>
+          </w:p>
+        </w:tc>
+        <w:tc>
+          <w:tcPr>
+            <w:tcW w:type="dxa" w:w="1568"/>
+          </w:tcPr>
+          <w:p>
+            <w:r/>
+            <w:r>
+              <w:rPr>
+                <w:rFonts w:ascii="Calibri" w:hAnsi="Calibri"/>
                 <w:sz w:val="16"/>
               </w:rPr>
-              <w:t>Commune péri-bruxelloise</w:t>
-            </w:r>
-          </w:p>
-        </w:tc>
-        <w:tc>
-          <w:tcPr>
-            <w:tcW w:type="dxa" w:w="1881"/>
-          </w:tcPr>
-          <w:p>
-            <w:r>
-              <w:rPr>
+              <w:t>Planifié</w:t>
+            </w:r>
+          </w:p>
+        </w:tc>
+        <w:tc>
+          <w:tcPr>
+            <w:tcW w:type="dxa" w:w="1568"/>
+          </w:tcPr>
+          <w:p>
+            <w:r/>
+            <w:r>
+              <w:rPr>
+                <w:rFonts w:ascii="Calibri" w:hAnsi="Calibri"/>
                 <w:sz w:val="16"/>
               </w:rPr>
-              <w:t>L'Avenir</w:t>
+              <w:t>DH Les Sports+ 2023</w:t>
             </w:r>
           </w:p>
         </w:tc>
@@ -2418,66 +4424,275 @@
       <w:tr>
         <w:tc>
           <w:tcPr>
-            <w:tcW w:type="dxa" w:w="1881"/>
-          </w:tcPr>
-          <w:p>
-            <w:r>
-              <w:rPr>
+            <w:tcW w:type="dxa" w:w="1568"/>
+          </w:tcPr>
+          <w:p>
+            <w:r/>
+            <w:r>
+              <w:rPr>
+                <w:rFonts w:ascii="Calibri" w:hAnsi="Calibri"/>
                 <w:sz w:val="16"/>
               </w:rPr>
+              <w:t>Complexe sportif + piscine Bruxelles</w:t>
+            </w:r>
+          </w:p>
+        </w:tc>
+        <w:tc>
+          <w:tcPr>
+            <w:tcW w:type="dxa" w:w="1568"/>
+          </w:tcPr>
+          <w:p>
+            <w:r/>
+            <w:r>
+              <w:rPr>
+                <w:rFonts w:ascii="Calibri" w:hAnsi="Calibri"/>
+                <w:sz w:val="16"/>
+              </w:rPr>
+              <w:t>Commune péri-bruxelloise</w:t>
+            </w:r>
+          </w:p>
+        </w:tc>
+        <w:tc>
+          <w:tcPr>
+            <w:tcW w:type="dxa" w:w="1568"/>
+          </w:tcPr>
+          <w:p>
+            <w:r/>
+            <w:r>
+              <w:rPr>
+                <w:rFonts w:ascii="Calibri" w:hAnsi="Calibri"/>
+                <w:sz w:val="16"/>
+              </w:rPr>
+              <w:t>nd</w:t>
+            </w:r>
+          </w:p>
+        </w:tc>
+        <w:tc>
+          <w:tcPr>
+            <w:tcW w:type="dxa" w:w="1568"/>
+          </w:tcPr>
+          <w:p>
+            <w:r/>
+            <w:r>
+              <w:rPr>
+                <w:rFonts w:ascii="Calibri" w:hAnsi="Calibri"/>
+                <w:sz w:val="16"/>
+              </w:rPr>
+              <w:t>2025-2027</w:t>
+            </w:r>
+          </w:p>
+        </w:tc>
+        <w:tc>
+          <w:tcPr>
+            <w:tcW w:type="dxa" w:w="1568"/>
+          </w:tcPr>
+          <w:p>
+            <w:r/>
+            <w:r>
+              <w:rPr>
+                <w:rFonts w:ascii="Calibri" w:hAnsi="Calibri"/>
+                <w:sz w:val="16"/>
+              </w:rPr>
+              <w:t>En cours</w:t>
+            </w:r>
+          </w:p>
+        </w:tc>
+        <w:tc>
+          <w:tcPr>
+            <w:tcW w:type="dxa" w:w="1568"/>
+          </w:tcPr>
+          <w:p>
+            <w:r/>
+            <w:r>
+              <w:rPr>
+                <w:rFonts w:ascii="Calibri" w:hAnsi="Calibri"/>
+                <w:sz w:val="16"/>
+              </w:rPr>
+              <w:t>L'Avenir 2024</w:t>
+            </w:r>
+          </w:p>
+        </w:tc>
+      </w:tr>
+      <w:tr>
+        <w:tc>
+          <w:tcPr>
+            <w:tcW w:type="dxa" w:w="1568"/>
+          </w:tcPr>
+          <w:p>
+            <w:r/>
+            <w:r>
+              <w:rPr>
+                <w:rFonts w:ascii="Calibri" w:hAnsi="Calibri"/>
+                <w:sz w:val="16"/>
+              </w:rPr>
               <w:t>Infrasports Wallonie</w:t>
             </w:r>
           </w:p>
         </w:tc>
         <w:tc>
           <w:tcPr>
-            <w:tcW w:type="dxa" w:w="1881"/>
-          </w:tcPr>
-          <w:p>
-            <w:r>
-              <w:rPr>
+            <w:tcW w:type="dxa" w:w="1568"/>
+          </w:tcPr>
+          <w:p>
+            <w:r/>
+            <w:r>
+              <w:rPr>
+                <w:rFonts w:ascii="Calibri" w:hAnsi="Calibri"/>
                 <w:sz w:val="16"/>
               </w:rPr>
-              <w:t>nd (programme annuel)</w:t>
-            </w:r>
-          </w:p>
-        </w:tc>
-        <w:tc>
-          <w:tcPr>
-            <w:tcW w:type="dxa" w:w="1881"/>
-          </w:tcPr>
-          <w:p>
-            <w:r>
-              <w:rPr>
+              <w:t>Wallonie</w:t>
+            </w:r>
+          </w:p>
+        </w:tc>
+        <w:tc>
+          <w:tcPr>
+            <w:tcW w:type="dxa" w:w="1568"/>
+          </w:tcPr>
+          <w:p>
+            <w:r/>
+            <w:r>
+              <w:rPr>
+                <w:rFonts w:ascii="Calibri" w:hAnsi="Calibri"/>
                 <w:sz w:val="16"/>
               </w:rPr>
-              <w:t>récurrent</w:t>
-            </w:r>
-          </w:p>
-        </w:tc>
-        <w:tc>
-          <w:tcPr>
-            <w:tcW w:type="dxa" w:w="1881"/>
-          </w:tcPr>
-          <w:p>
-            <w:r>
-              <w:rPr>
+              <w:t>nd (annuel)</w:t>
+            </w:r>
+          </w:p>
+        </w:tc>
+        <w:tc>
+          <w:tcPr>
+            <w:tcW w:type="dxa" w:w="1568"/>
+          </w:tcPr>
+          <w:p>
+            <w:r/>
+            <w:r>
+              <w:rPr>
+                <w:rFonts w:ascii="Calibri" w:hAnsi="Calibri"/>
                 <w:sz w:val="16"/>
               </w:rPr>
+              <w:t>Récurrent</w:t>
+            </w:r>
+          </w:p>
+        </w:tc>
+        <w:tc>
+          <w:tcPr>
+            <w:tcW w:type="dxa" w:w="1568"/>
+          </w:tcPr>
+          <w:p>
+            <w:r/>
+            <w:r>
+              <w:rPr>
+                <w:rFonts w:ascii="Calibri" w:hAnsi="Calibri"/>
+                <w:sz w:val="16"/>
+              </w:rPr>
+              <w:t>Récurrent</w:t>
+            </w:r>
+          </w:p>
+        </w:tc>
+        <w:tc>
+          <w:tcPr>
+            <w:tcW w:type="dxa" w:w="1568"/>
+          </w:tcPr>
+          <w:p>
+            <w:r/>
+            <w:r>
+              <w:rPr>
+                <w:rFonts w:ascii="Calibri" w:hAnsi="Calibri"/>
+                <w:sz w:val="16"/>
+              </w:rPr>
               <w:t>Wallonie</w:t>
             </w:r>
           </w:p>
         </w:tc>
-        <w:tc>
-          <w:tcPr>
-            <w:tcW w:type="dxa" w:w="1881"/>
-          </w:tcPr>
-          <w:p>
-            <w:r>
-              <w:rPr>
+      </w:tr>
+      <w:tr>
+        <w:tc>
+          <w:tcPr>
+            <w:tcW w:type="dxa" w:w="1568"/>
+          </w:tcPr>
+          <w:p>
+            <w:r/>
+            <w:r>
+              <w:rPr>
+                <w:rFonts w:ascii="Calibri" w:hAnsi="Calibri"/>
                 <w:sz w:val="16"/>
               </w:rPr>
-              <w:t>Wallonie</w:t>
+              <w:t>BEI Belgique 2025 (total)</w:t>
+            </w:r>
+          </w:p>
+        </w:tc>
+        <w:tc>
+          <w:tcPr>
+            <w:tcW w:type="dxa" w:w="1568"/>
+          </w:tcPr>
+          <w:p>
+            <w:r/>
+            <w:r>
+              <w:rPr>
+                <w:rFonts w:ascii="Calibri" w:hAnsi="Calibri"/>
+                <w:sz w:val="16"/>
+              </w:rPr>
+              <w:t>BEI Groupe</w:t>
+            </w:r>
+          </w:p>
+        </w:tc>
+        <w:tc>
+          <w:tcPr>
+            <w:tcW w:type="dxa" w:w="1568"/>
+          </w:tcPr>
+          <w:p>
+            <w:r/>
+            <w:r>
+              <w:rPr>
+                <w:rFonts w:ascii="Calibri" w:hAnsi="Calibri"/>
+                <w:sz w:val="16"/>
+              </w:rPr>
+              <w:t>2,6 Md€</w:t>
+            </w:r>
+          </w:p>
+        </w:tc>
+        <w:tc>
+          <w:tcPr>
+            <w:tcW w:type="dxa" w:w="1568"/>
+          </w:tcPr>
+          <w:p>
+            <w:r/>
+            <w:r>
+              <w:rPr>
+                <w:rFonts w:ascii="Calibri" w:hAnsi="Calibri"/>
+                <w:sz w:val="16"/>
+              </w:rPr>
+              <w:t>2025</w:t>
+            </w:r>
+          </w:p>
+        </w:tc>
+        <w:tc>
+          <w:tcPr>
+            <w:tcW w:type="dxa" w:w="1568"/>
+          </w:tcPr>
+          <w:p>
+            <w:r/>
+            <w:r>
+              <w:rPr>
+                <w:rFonts w:ascii="Calibri" w:hAnsi="Calibri"/>
+                <w:sz w:val="16"/>
+              </w:rPr>
+              <w:t>Engagé</w:t>
+            </w:r>
+          </w:p>
+        </w:tc>
+        <w:tc>
+          <w:tcPr>
+            <w:tcW w:type="dxa" w:w="1568"/>
+          </w:tcPr>
+          <w:p>
+            <w:r/>
+            <w:r>
+              <w:rPr>
+                <w:rFonts w:ascii="Calibri" w:hAnsi="Calibri"/>
+                <w:sz w:val="16"/>
+              </w:rPr>
+              <w:t>BEI 2026</w:t>
             </w:r>
           </w:p>
         </w:tc>
@@ -2493,7 +4708,7 @@
           <w:rFonts w:ascii="Calibri" w:hAnsi="Calibri"/>
           <w:color w:val="1F497D"/>
         </w:rPr>
-        <w:t>ANNEXE 4 — DISTRIBUTEURS ROBINETTERIE BELGES IDENTIFIÉS</w:t>
+        <w:t>ANNEXE 5 — DISTRIBUTEURS ROBINETTERIE BELGIQUE</w:t>
       </w:r>
     </w:p>
     <w:tbl>
@@ -2514,9 +4729,12 @@
             <w:tcW w:type="dxa" w:w="2351"/>
           </w:tcPr>
           <w:p>
-            <w:r>
-              <w:rPr>
+            <w:r/>
+            <w:r>
+              <w:rPr>
+                <w:rFonts w:ascii="Calibri" w:hAnsi="Calibri"/>
                 <w:b/>
+                <w:color w:val="1F497D"/>
                 <w:sz w:val="18"/>
               </w:rPr>
               <w:t>Distributeur</w:t>
@@ -2528,9 +4746,12 @@
             <w:tcW w:type="dxa" w:w="2351"/>
           </w:tcPr>
           <w:p>
-            <w:r>
-              <w:rPr>
+            <w:r/>
+            <w:r>
+              <w:rPr>
+                <w:rFonts w:ascii="Calibri" w:hAnsi="Calibri"/>
                 <w:b/>
+                <w:color w:val="1F497D"/>
                 <w:sz w:val="18"/>
               </w:rPr>
               <w:t>Type</w:t>
@@ -2542,9 +4763,12 @@
             <w:tcW w:type="dxa" w:w="2351"/>
           </w:tcPr>
           <w:p>
-            <w:r>
-              <w:rPr>
+            <w:r/>
+            <w:r>
+              <w:rPr>
+                <w:rFonts w:ascii="Calibri" w:hAnsi="Calibri"/>
                 <w:b/>
+                <w:color w:val="1F497D"/>
                 <w:sz w:val="18"/>
               </w:rPr>
               <w:t>Zone</w:t>
@@ -2556,12 +4780,15 @@
             <w:tcW w:type="dxa" w:w="2351"/>
           </w:tcPr>
           <w:p>
-            <w:r>
-              <w:rPr>
+            <w:r/>
+            <w:r>
+              <w:rPr>
+                <w:rFonts w:ascii="Calibri" w:hAnsi="Calibri"/>
                 <w:b/>
+                <w:color w:val="1F497D"/>
                 <w:sz w:val="18"/>
               </w:rPr>
-              <w:t>Remarque</w:t>
+              <w:t>Remarques</w:t>
             </w:r>
           </w:p>
         </w:tc>
@@ -2572,11 +4799,13 @@
             <w:tcW w:type="dxa" w:w="2351"/>
           </w:tcPr>
           <w:p>
-            <w:r>
-              <w:rPr>
-                <w:sz w:val="16"/>
-              </w:rPr>
-              <w:t>SIDER</w:t>
+            <w:r/>
+            <w:r>
+              <w:rPr>
+                <w:rFonts w:ascii="Calibri" w:hAnsi="Calibri"/>
+                <w:sz w:val="18"/>
+              </w:rPr>
+              <w:t>Van Marcke (Prolians/Saint-Gobain)</w:t>
             </w:r>
           </w:p>
         </w:tc>
@@ -2585,11 +4814,13 @@
             <w:tcW w:type="dxa" w:w="2351"/>
           </w:tcPr>
           <w:p>
-            <w:r>
-              <w:rPr>
-                <w:sz w:val="16"/>
-              </w:rPr>
-              <w:t>Négoce pro plomberie</w:t>
+            <w:r/>
+            <w:r>
+              <w:rPr>
+                <w:rFonts w:ascii="Calibri" w:hAnsi="Calibri"/>
+                <w:sz w:val="18"/>
+              </w:rPr>
+              <w:t>Négoce sanitaire dominant</w:t>
             </w:r>
           </w:p>
         </w:tc>
@@ -2598,9 +4829,11 @@
             <w:tcW w:type="dxa" w:w="2351"/>
           </w:tcPr>
           <w:p>
-            <w:r>
-              <w:rPr>
-                <w:sz w:val="16"/>
+            <w:r/>
+            <w:r>
+              <w:rPr>
+                <w:rFonts w:ascii="Calibri" w:hAnsi="Calibri"/>
+                <w:sz w:val="18"/>
               </w:rPr>
               <w:t>National</w:t>
             </w:r>
@@ -2611,11 +4844,13 @@
             <w:tcW w:type="dxa" w:w="2351"/>
           </w:tcPr>
           <w:p>
-            <w:r>
-              <w:rPr>
-                <w:sz w:val="16"/>
-              </w:rPr>
-              <w:t>35 000 références, livraison pros, présent en ligne</w:t>
+            <w:r/>
+            <w:r>
+              <w:rPr>
+                <w:rFonts w:ascii="Calibri" w:hAnsi="Calibri"/>
+                <w:sz w:val="18"/>
+              </w:rPr>
+              <w:t>356 M€ CA ; acteur #1 BE ; Ideal Standard private label</w:t>
             </w:r>
           </w:p>
         </w:tc>
@@ -2626,11 +4861,13 @@
             <w:tcW w:type="dxa" w:w="2351"/>
           </w:tcPr>
           <w:p>
-            <w:r>
-              <w:rPr>
-                <w:sz w:val="16"/>
-              </w:rPr>
-              <w:t>STG (ex-Paepens / BME)</w:t>
+            <w:r/>
+            <w:r>
+              <w:rPr>
+                <w:rFonts w:ascii="Calibri" w:hAnsi="Calibri"/>
+                <w:sz w:val="18"/>
+              </w:rPr>
+              <w:t>SIDER</w:t>
             </w:r>
           </w:p>
         </w:tc>
@@ -2639,11 +4876,13 @@
             <w:tcW w:type="dxa" w:w="2351"/>
           </w:tcPr>
           <w:p>
-            <w:r>
-              <w:rPr>
-                <w:sz w:val="16"/>
-              </w:rPr>
-              <w:t>Négoce sanitaire-chauffage</w:t>
+            <w:r/>
+            <w:r>
+              <w:rPr>
+                <w:rFonts w:ascii="Calibri" w:hAnsi="Calibri"/>
+                <w:sz w:val="18"/>
+              </w:rPr>
+              <w:t>Négoce pro plomberie</w:t>
             </w:r>
           </w:p>
         </w:tc>
@@ -2652,11 +4891,13 @@
             <w:tcW w:type="dxa" w:w="2351"/>
           </w:tcPr>
           <w:p>
-            <w:r>
-              <w:rPr>
-                <w:sz w:val="16"/>
-              </w:rPr>
-              <w:t>Flandre / Bruxelles</w:t>
+            <w:r/>
+            <w:r>
+              <w:rPr>
+                <w:rFonts w:ascii="Calibri" w:hAnsi="Calibri"/>
+                <w:sz w:val="18"/>
+              </w:rPr>
+              <w:t>National</w:t>
             </w:r>
           </w:p>
         </w:tc>
@@ -2665,11 +4906,13 @@
             <w:tcW w:type="dxa" w:w="2351"/>
           </w:tcPr>
           <w:p>
-            <w:r>
-              <w:rPr>
-                <w:sz w:val="16"/>
-              </w:rPr>
-              <w:t>Flandre-Orientale (Ninove), racheté par BME</w:t>
+            <w:r/>
+            <w:r>
+              <w:rPr>
+                <w:rFonts w:ascii="Calibri" w:hAnsi="Calibri"/>
+                <w:sz w:val="18"/>
+              </w:rPr>
+              <w:t>35 000 références, livraison pro, e-commerce</w:t>
             </w:r>
           </w:p>
         </w:tc>
@@ -2680,11 +4923,13 @@
             <w:tcW w:type="dxa" w:w="2351"/>
           </w:tcPr>
           <w:p>
-            <w:r>
-              <w:rPr>
-                <w:sz w:val="16"/>
-              </w:rPr>
-              <w:t>Versani NV</w:t>
+            <w:r/>
+            <w:r>
+              <w:rPr>
+                <w:rFonts w:ascii="Calibri" w:hAnsi="Calibri"/>
+                <w:sz w:val="18"/>
+              </w:rPr>
+              <w:t>STG / ex-Paepens (BME Group)</w:t>
             </w:r>
           </w:p>
         </w:tc>
@@ -2693,11 +4938,13 @@
             <w:tcW w:type="dxa" w:w="2351"/>
           </w:tcPr>
           <w:p>
-            <w:r>
-              <w:rPr>
-                <w:sz w:val="16"/>
-              </w:rPr>
-              <w:t>Grossiste plomberie-chauffage</w:t>
+            <w:r/>
+            <w:r>
+              <w:rPr>
+                <w:rFonts w:ascii="Calibri" w:hAnsi="Calibri"/>
+                <w:sz w:val="18"/>
+              </w:rPr>
+              <w:t>Négoce sanitaire-chauffage</w:t>
             </w:r>
           </w:p>
         </w:tc>
@@ -2706,11 +4953,13 @@
             <w:tcW w:type="dxa" w:w="2351"/>
           </w:tcPr>
           <w:p>
-            <w:r>
-              <w:rPr>
-                <w:sz w:val="16"/>
-              </w:rPr>
-              <w:t>Kempen (Anvers)</w:t>
+            <w:r/>
+            <w:r>
+              <w:rPr>
+                <w:rFonts w:ascii="Calibri" w:hAnsi="Calibri"/>
+                <w:sz w:val="18"/>
+              </w:rPr>
+              <w:t>Flandre / Bruxelles</w:t>
             </w:r>
           </w:p>
         </w:tc>
@@ -2719,11 +4968,13 @@
             <w:tcW w:type="dxa" w:w="2351"/>
           </w:tcPr>
           <w:p>
-            <w:r>
-              <w:rPr>
-                <w:sz w:val="16"/>
-              </w:rPr>
-              <w:t>Fondé 1975, indépendant</w:t>
+            <w:r/>
+            <w:r>
+              <w:rPr>
+                <w:rFonts w:ascii="Calibri" w:hAnsi="Calibri"/>
+                <w:sz w:val="18"/>
+              </w:rPr>
+              <w:t>Racheté par BME (Groupe STG FR)</w:t>
             </w:r>
           </w:p>
         </w:tc>
@@ -2734,11 +4985,13 @@
             <w:tcW w:type="dxa" w:w="2351"/>
           </w:tcPr>
           <w:p>
-            <w:r>
-              <w:rPr>
-                <w:sz w:val="16"/>
-              </w:rPr>
-              <w:t>Willems-Diels</w:t>
+            <w:r/>
+            <w:r>
+              <w:rPr>
+                <w:rFonts w:ascii="Calibri" w:hAnsi="Calibri"/>
+                <w:sz w:val="18"/>
+              </w:rPr>
+              <w:t>Facq Pro</w:t>
             </w:r>
           </w:p>
         </w:tc>
@@ -2747,11 +5000,13 @@
             <w:tcW w:type="dxa" w:w="2351"/>
           </w:tcPr>
           <w:p>
-            <w:r>
-              <w:rPr>
-                <w:sz w:val="16"/>
-              </w:rPr>
-              <w:t>Grossiste plomberie</w:t>
+            <w:r/>
+            <w:r>
+              <w:rPr>
+                <w:rFonts w:ascii="Calibri" w:hAnsi="Calibri"/>
+                <w:sz w:val="18"/>
+              </w:rPr>
+              <w:t>Négoce sanitaire et robinetterie</w:t>
             </w:r>
           </w:p>
         </w:tc>
@@ -2760,11 +5015,13 @@
             <w:tcW w:type="dxa" w:w="2351"/>
           </w:tcPr>
           <w:p>
-            <w:r>
-              <w:rPr>
-                <w:sz w:val="16"/>
-              </w:rPr>
-              <w:t>Balen (Anvers)</w:t>
+            <w:r/>
+            <w:r>
+              <w:rPr>
+                <w:rFonts w:ascii="Calibri" w:hAnsi="Calibri"/>
+                <w:sz w:val="18"/>
+              </w:rPr>
+              <w:t>National (Wallonie fort)</w:t>
             </w:r>
           </w:p>
         </w:tc>
@@ -2773,11 +5030,13 @@
             <w:tcW w:type="dxa" w:w="2351"/>
           </w:tcPr>
           <w:p>
-            <w:r>
-              <w:rPr>
-                <w:sz w:val="16"/>
-              </w:rPr>
-              <w:t>Familial, 40 ans d'existence</w:t>
+            <w:r/>
+            <w:r>
+              <w:rPr>
+                <w:rFonts w:ascii="Calibri" w:hAnsi="Calibri"/>
+                <w:sz w:val="18"/>
+              </w:rPr>
+              <w:t>Réseau 30+ agences, pro + particuliers</w:t>
             </w:r>
           </w:p>
         </w:tc>
@@ -2788,11 +5047,13 @@
             <w:tcW w:type="dxa" w:w="2351"/>
           </w:tcPr>
           <w:p>
-            <w:r>
-              <w:rPr>
-                <w:sz w:val="16"/>
-              </w:rPr>
-              <w:t>Aquacaro</w:t>
+            <w:r/>
+            <w:r>
+              <w:rPr>
+                <w:rFonts w:ascii="Calibri" w:hAnsi="Calibri"/>
+                <w:sz w:val="18"/>
+              </w:rPr>
+              <w:t>Versani NV</w:t>
             </w:r>
           </w:p>
         </w:tc>
@@ -2801,11 +5062,13 @@
             <w:tcW w:type="dxa" w:w="2351"/>
           </w:tcPr>
           <w:p>
-            <w:r>
-              <w:rPr>
-                <w:sz w:val="16"/>
-              </w:rPr>
-              <w:t>Grossiste robinetterie design B2B</w:t>
+            <w:r/>
+            <w:r>
+              <w:rPr>
+                <w:rFonts w:ascii="Calibri" w:hAnsi="Calibri"/>
+                <w:sz w:val="18"/>
+              </w:rPr>
+              <w:t>Grossiste plomberie-chauffage</w:t>
             </w:r>
           </w:p>
         </w:tc>
@@ -2814,11 +5077,13 @@
             <w:tcW w:type="dxa" w:w="2351"/>
           </w:tcPr>
           <w:p>
-            <w:r>
-              <w:rPr>
-                <w:sz w:val="16"/>
-              </w:rPr>
-              <w:t>National</w:t>
+            <w:r/>
+            <w:r>
+              <w:rPr>
+                <w:rFonts w:ascii="Calibri" w:hAnsi="Calibri"/>
+                <w:sz w:val="18"/>
+              </w:rPr>
+              <w:t>Kempen (Anvers)</w:t>
             </w:r>
           </w:p>
         </w:tc>
@@ -2827,11 +5092,13 @@
             <w:tcW w:type="dxa" w:w="2351"/>
           </w:tcPr>
           <w:p>
-            <w:r>
-              <w:rPr>
-                <w:sz w:val="16"/>
-              </w:rPr>
-              <w:t>Robinetterie design salle de bains</w:t>
+            <w:r/>
+            <w:r>
+              <w:rPr>
+                <w:rFonts w:ascii="Calibri" w:hAnsi="Calibri"/>
+                <w:sz w:val="18"/>
+              </w:rPr>
+              <w:t>Fondé 1975, indépendant</w:t>
             </w:r>
           </w:p>
         </w:tc>
@@ -2842,11 +5109,13 @@
             <w:tcW w:type="dxa" w:w="2351"/>
           </w:tcPr>
           <w:p>
-            <w:r>
-              <w:rPr>
-                <w:sz w:val="16"/>
-              </w:rPr>
-              <w:t>Sawiday.be</w:t>
+            <w:r/>
+            <w:r>
+              <w:rPr>
+                <w:rFonts w:ascii="Calibri" w:hAnsi="Calibri"/>
+                <w:sz w:val="18"/>
+              </w:rPr>
+              <w:t>Willems-Diels</w:t>
             </w:r>
           </w:p>
         </w:tc>
@@ -2855,11 +5124,13 @@
             <w:tcW w:type="dxa" w:w="2351"/>
           </w:tcPr>
           <w:p>
-            <w:r>
-              <w:rPr>
-                <w:sz w:val="16"/>
-              </w:rPr>
-              <w:t>E-commerce pro</w:t>
+            <w:r/>
+            <w:r>
+              <w:rPr>
+                <w:rFonts w:ascii="Calibri" w:hAnsi="Calibri"/>
+                <w:sz w:val="18"/>
+              </w:rPr>
+              <w:t>Grossiste plomberie</w:t>
             </w:r>
           </w:p>
         </w:tc>
@@ -2868,11 +5139,13 @@
             <w:tcW w:type="dxa" w:w="2351"/>
           </w:tcPr>
           <w:p>
-            <w:r>
-              <w:rPr>
-                <w:sz w:val="16"/>
-              </w:rPr>
-              <w:t>National/BE</w:t>
+            <w:r/>
+            <w:r>
+              <w:rPr>
+                <w:rFonts w:ascii="Calibri" w:hAnsi="Calibri"/>
+                <w:sz w:val="18"/>
+              </w:rPr>
+              <w:t>Balen (Anvers)</w:t>
             </w:r>
           </w:p>
         </w:tc>
@@ -2881,11 +5154,13 @@
             <w:tcW w:type="dxa" w:w="2351"/>
           </w:tcPr>
           <w:p>
-            <w:r>
-              <w:rPr>
-                <w:sz w:val="16"/>
-              </w:rPr>
-              <w:t>Présence Presto confirmée sur plateforme</w:t>
+            <w:r/>
+            <w:r>
+              <w:rPr>
+                <w:rFonts w:ascii="Calibri" w:hAnsi="Calibri"/>
+                <w:sz w:val="18"/>
+              </w:rPr>
+              <w:t>Familial, 40 ans d'existence</w:t>
             </w:r>
           </w:p>
         </w:tc>
@@ -2896,11 +5171,13 @@
             <w:tcW w:type="dxa" w:w="2351"/>
           </w:tcPr>
           <w:p>
-            <w:r>
-              <w:rPr>
-                <w:sz w:val="16"/>
-              </w:rPr>
-              <w:t>Sider.biz</w:t>
+            <w:r/>
+            <w:r>
+              <w:rPr>
+                <w:rFonts w:ascii="Calibri" w:hAnsi="Calibri"/>
+                <w:sz w:val="18"/>
+              </w:rPr>
+              <w:t>Aquacaro</w:t>
             </w:r>
           </w:p>
         </w:tc>
@@ -2909,11 +5186,13 @@
             <w:tcW w:type="dxa" w:w="2351"/>
           </w:tcPr>
           <w:p>
-            <w:r>
-              <w:rPr>
-                <w:sz w:val="16"/>
-              </w:rPr>
-              <w:t>E-commerce pro</w:t>
+            <w:r/>
+            <w:r>
+              <w:rPr>
+                <w:rFonts w:ascii="Calibri" w:hAnsi="Calibri"/>
+                <w:sz w:val="18"/>
+              </w:rPr>
+              <w:t>Grossiste robinetterie design B2B</w:t>
             </w:r>
           </w:p>
         </w:tc>
@@ -2922,11 +5201,13 @@
             <w:tcW w:type="dxa" w:w="2351"/>
           </w:tcPr>
           <w:p>
-            <w:r>
-              <w:rPr>
-                <w:sz w:val="16"/>
-              </w:rPr>
-              <w:t>National/BE</w:t>
+            <w:r/>
+            <w:r>
+              <w:rPr>
+                <w:rFonts w:ascii="Calibri" w:hAnsi="Calibri"/>
+                <w:sz w:val="18"/>
+              </w:rPr>
+              <w:t>National</w:t>
             </w:r>
           </w:p>
         </w:tc>
@@ -2935,11 +5216,13 @@
             <w:tcW w:type="dxa" w:w="2351"/>
           </w:tcPr>
           <w:p>
-            <w:r>
-              <w:rPr>
-                <w:sz w:val="16"/>
-              </w:rPr>
-              <w:t>Robinetterie + sanitaire pour pros</w:t>
+            <w:r/>
+            <w:r>
+              <w:rPr>
+                <w:rFonts w:ascii="Calibri" w:hAnsi="Calibri"/>
+                <w:sz w:val="18"/>
+              </w:rPr>
+              <w:t>Robinetterie design salle de bains</w:t>
             </w:r>
           </w:p>
         </w:tc>
@@ -2950,11 +5233,13 @@
             <w:tcW w:type="dxa" w:w="2351"/>
           </w:tcPr>
           <w:p>
-            <w:r>
-              <w:rPr>
-                <w:sz w:val="16"/>
-              </w:rPr>
-              <w:t>JA Santé Belgique</w:t>
+            <w:r/>
+            <w:r>
+              <w:rPr>
+                <w:rFonts w:ascii="Calibri" w:hAnsi="Calibri"/>
+                <w:sz w:val="18"/>
+              </w:rPr>
+              <w:t>Sawiday.be</w:t>
             </w:r>
           </w:p>
         </w:tc>
@@ -2963,11 +5248,13 @@
             <w:tcW w:type="dxa" w:w="2351"/>
           </w:tcPr>
           <w:p>
-            <w:r>
-              <w:rPr>
-                <w:sz w:val="16"/>
-              </w:rPr>
-              <w:t>Distributeur équipements santé</w:t>
+            <w:r/>
+            <w:r>
+              <w:rPr>
+                <w:rFonts w:ascii="Calibri" w:hAnsi="Calibri"/>
+                <w:sz w:val="18"/>
+              </w:rPr>
+              <w:t>E-commerce pro</w:t>
             </w:r>
           </w:p>
         </w:tc>
@@ -2976,11 +5263,13 @@
             <w:tcW w:type="dxa" w:w="2351"/>
           </w:tcPr>
           <w:p>
-            <w:r>
-              <w:rPr>
-                <w:sz w:val="16"/>
-              </w:rPr>
-              <w:t>National</w:t>
+            <w:r/>
+            <w:r>
+              <w:rPr>
+                <w:rFonts w:ascii="Calibri" w:hAnsi="Calibri"/>
+                <w:sz w:val="18"/>
+              </w:rPr>
+              <w:t>National/BE</w:t>
             </w:r>
           </w:p>
         </w:tc>
@@ -2989,11 +5278,13 @@
             <w:tcW w:type="dxa" w:w="2351"/>
           </w:tcPr>
           <w:p>
-            <w:r>
-              <w:rPr>
-                <w:sz w:val="16"/>
-              </w:rPr>
-              <w:t>Revendeur Delabie confirmé</w:t>
+            <w:r/>
+            <w:r>
+              <w:rPr>
+                <w:rFonts w:ascii="Calibri" w:hAnsi="Calibri"/>
+                <w:sz w:val="18"/>
+              </w:rPr>
+              <w:t>Présence Presto confirmée</w:t>
             </w:r>
           </w:p>
         </w:tc>
@@ -3004,11 +5295,13 @@
             <w:tcW w:type="dxa" w:w="2351"/>
           </w:tcPr>
           <w:p>
-            <w:r>
-              <w:rPr>
-                <w:sz w:val="16"/>
-              </w:rPr>
-              <w:t>Hygiene-shop.be</w:t>
+            <w:r/>
+            <w:r>
+              <w:rPr>
+                <w:rFonts w:ascii="Calibri" w:hAnsi="Calibri"/>
+                <w:sz w:val="18"/>
+              </w:rPr>
+              <w:t>Sider.biz</w:t>
             </w:r>
           </w:p>
         </w:tc>
@@ -3017,11 +5310,13 @@
             <w:tcW w:type="dxa" w:w="2351"/>
           </w:tcPr>
           <w:p>
-            <w:r>
-              <w:rPr>
-                <w:sz w:val="16"/>
-              </w:rPr>
-              <w:t>E-commerce spécialisé hygiène</w:t>
+            <w:r/>
+            <w:r>
+              <w:rPr>
+                <w:rFonts w:ascii="Calibri" w:hAnsi="Calibri"/>
+                <w:sz w:val="18"/>
+              </w:rPr>
+              <w:t>E-commerce pro</w:t>
             </w:r>
           </w:p>
         </w:tc>
@@ -3030,9 +5325,11 @@
             <w:tcW w:type="dxa" w:w="2351"/>
           </w:tcPr>
           <w:p>
-            <w:r>
-              <w:rPr>
-                <w:sz w:val="16"/>
+            <w:r/>
+            <w:r>
+              <w:rPr>
+                <w:rFonts w:ascii="Calibri" w:hAnsi="Calibri"/>
+                <w:sz w:val="18"/>
               </w:rPr>
               <w:t>National/BE</w:t>
             </w:r>
@@ -3043,9 +5340,73 @@
             <w:tcW w:type="dxa" w:w="2351"/>
           </w:tcPr>
           <w:p>
-            <w:r>
-              <w:rPr>
-                <w:sz w:val="16"/>
+            <w:r/>
+            <w:r>
+              <w:rPr>
+                <w:rFonts w:ascii="Calibri" w:hAnsi="Calibri"/>
+                <w:sz w:val="18"/>
+              </w:rPr>
+              <w:t>Robinetterie + sanitaire pros</w:t>
+            </w:r>
+          </w:p>
+        </w:tc>
+      </w:tr>
+      <w:tr>
+        <w:tc>
+          <w:tcPr>
+            <w:tcW w:type="dxa" w:w="2351"/>
+          </w:tcPr>
+          <w:p>
+            <w:r/>
+            <w:r>
+              <w:rPr>
+                <w:rFonts w:ascii="Calibri" w:hAnsi="Calibri"/>
+                <w:sz w:val="18"/>
+              </w:rPr>
+              <w:t>JA Santé Belgique</w:t>
+            </w:r>
+          </w:p>
+        </w:tc>
+        <w:tc>
+          <w:tcPr>
+            <w:tcW w:type="dxa" w:w="2351"/>
+          </w:tcPr>
+          <w:p>
+            <w:r/>
+            <w:r>
+              <w:rPr>
+                <w:rFonts w:ascii="Calibri" w:hAnsi="Calibri"/>
+                <w:sz w:val="18"/>
+              </w:rPr>
+              <w:t>Équipements santé</w:t>
+            </w:r>
+          </w:p>
+        </w:tc>
+        <w:tc>
+          <w:tcPr>
+            <w:tcW w:type="dxa" w:w="2351"/>
+          </w:tcPr>
+          <w:p>
+            <w:r/>
+            <w:r>
+              <w:rPr>
+                <w:rFonts w:ascii="Calibri" w:hAnsi="Calibri"/>
+                <w:sz w:val="18"/>
+              </w:rPr>
+              <w:t>National</w:t>
+            </w:r>
+          </w:p>
+        </w:tc>
+        <w:tc>
+          <w:tcPr>
+            <w:tcW w:type="dxa" w:w="2351"/>
+          </w:tcPr>
+          <w:p>
+            <w:r/>
+            <w:r>
+              <w:rPr>
+                <w:rFonts w:ascii="Calibri" w:hAnsi="Calibri"/>
+                <w:sz w:val="18"/>
               </w:rPr>
               <w:t>Revendeur Delabie confirmé</w:t>
             </w:r>
@@ -3063,7 +5424,875 @@
           <w:rFonts w:ascii="Calibri" w:hAnsi="Calibri"/>
           <w:color w:val="1F497D"/>
         </w:rPr>
-        <w:t>ANNEXE 5 — CONCURRENTS DÉTAILLÉS</w:t>
+        <w:t>ANNEXE 6 — CONCURRENTS DÉTAILLÉS</w:t>
+      </w:r>
+    </w:p>
+    <w:tbl>
+      <w:tblPr>
+        <w:tblStyle w:val="TableGrid"/>
+        <w:tblW w:type="auto" w:w="0"/>
+        <w:tblLook w:firstColumn="1" w:firstRow="1" w:lastColumn="0" w:lastRow="0" w:noHBand="0" w:noVBand="1" w:val="04A0"/>
+      </w:tblPr>
+      <w:tblGrid>
+        <w:gridCol w:w="1568"/>
+        <w:gridCol w:w="1568"/>
+        <w:gridCol w:w="1568"/>
+        <w:gridCol w:w="1568"/>
+        <w:gridCol w:w="1568"/>
+        <w:gridCol w:w="1568"/>
+      </w:tblGrid>
+      <w:tr>
+        <w:tc>
+          <w:tcPr>
+            <w:tcW w:type="dxa" w:w="1568"/>
+          </w:tcPr>
+          <w:p>
+            <w:r/>
+            <w:r>
+              <w:rPr>
+                <w:rFonts w:ascii="Calibri" w:hAnsi="Calibri"/>
+                <w:b/>
+                <w:color w:val="1F497D"/>
+                <w:sz w:val="16"/>
+              </w:rPr>
+              <w:t>Marque</w:t>
+            </w:r>
+          </w:p>
+        </w:tc>
+        <w:tc>
+          <w:tcPr>
+            <w:tcW w:type="dxa" w:w="1568"/>
+          </w:tcPr>
+          <w:p>
+            <w:r/>
+            <w:r>
+              <w:rPr>
+                <w:rFonts w:ascii="Calibri" w:hAnsi="Calibri"/>
+                <w:b/>
+                <w:color w:val="1F497D"/>
+                <w:sz w:val="16"/>
+              </w:rPr>
+              <w:t>Groupe / Pays</w:t>
+            </w:r>
+          </w:p>
+        </w:tc>
+        <w:tc>
+          <w:tcPr>
+            <w:tcW w:type="dxa" w:w="1568"/>
+          </w:tcPr>
+          <w:p>
+            <w:r/>
+            <w:r>
+              <w:rPr>
+                <w:rFonts w:ascii="Calibri" w:hAnsi="Calibri"/>
+                <w:b/>
+                <w:color w:val="1F497D"/>
+                <w:sz w:val="16"/>
+              </w:rPr>
+              <w:t>Niveau gamme</w:t>
+            </w:r>
+          </w:p>
+        </w:tc>
+        <w:tc>
+          <w:tcPr>
+            <w:tcW w:type="dxa" w:w="1568"/>
+          </w:tcPr>
+          <w:p>
+            <w:r/>
+            <w:r>
+              <w:rPr>
+                <w:rFonts w:ascii="Calibri" w:hAnsi="Calibri"/>
+                <w:b/>
+                <w:color w:val="1F497D"/>
+                <w:sz w:val="16"/>
+              </w:rPr>
+              <w:t>Spécialité ERP</w:t>
+            </w:r>
+          </w:p>
+        </w:tc>
+        <w:tc>
+          <w:tcPr>
+            <w:tcW w:type="dxa" w:w="1568"/>
+          </w:tcPr>
+          <w:p>
+            <w:r/>
+            <w:r>
+              <w:rPr>
+                <w:rFonts w:ascii="Calibri" w:hAnsi="Calibri"/>
+                <w:b/>
+                <w:color w:val="1F497D"/>
+                <w:sz w:val="16"/>
+              </w:rPr>
+              <w:t>Présence BE</w:t>
+            </w:r>
+          </w:p>
+        </w:tc>
+        <w:tc>
+          <w:tcPr>
+            <w:tcW w:type="dxa" w:w="1568"/>
+          </w:tcPr>
+          <w:p>
+            <w:r/>
+            <w:r>
+              <w:rPr>
+                <w:rFonts w:ascii="Calibri" w:hAnsi="Calibri"/>
+                <w:b/>
+                <w:color w:val="1F497D"/>
+                <w:sz w:val="16"/>
+              </w:rPr>
+              <w:t>Notes</w:t>
+            </w:r>
+          </w:p>
+        </w:tc>
+      </w:tr>
+      <w:tr>
+        <w:tc>
+          <w:tcPr>
+            <w:tcW w:type="dxa" w:w="1568"/>
+          </w:tcPr>
+          <w:p>
+            <w:r/>
+            <w:r>
+              <w:rPr>
+                <w:rFonts w:ascii="Calibri" w:hAnsi="Calibri"/>
+                <w:sz w:val="16"/>
+              </w:rPr>
+              <w:t>DELABIE</w:t>
+            </w:r>
+          </w:p>
+        </w:tc>
+        <w:tc>
+          <w:tcPr>
+            <w:tcW w:type="dxa" w:w="1568"/>
+          </w:tcPr>
+          <w:p>
+            <w:r/>
+            <w:r>
+              <w:rPr>
+                <w:rFonts w:ascii="Calibri" w:hAnsi="Calibri"/>
+                <w:sz w:val="16"/>
+              </w:rPr>
+              <w:t>Familial FR (1928)</w:t>
+            </w:r>
+          </w:p>
+        </w:tc>
+        <w:tc>
+          <w:tcPr>
+            <w:tcW w:type="dxa" w:w="1568"/>
+          </w:tcPr>
+          <w:p>
+            <w:r/>
+            <w:r>
+              <w:rPr>
+                <w:rFonts w:ascii="Calibri" w:hAnsi="Calibri"/>
+                <w:sz w:val="16"/>
+              </w:rPr>
+              <w:t>Haut de gamme</w:t>
+            </w:r>
+          </w:p>
+        </w:tc>
+        <w:tc>
+          <w:tcPr>
+            <w:tcW w:type="dxa" w:w="1568"/>
+          </w:tcPr>
+          <w:p>
+            <w:r/>
+            <w:r>
+              <w:rPr>
+                <w:rFonts w:ascii="Calibri" w:hAnsi="Calibri"/>
+                <w:sz w:val="16"/>
+              </w:rPr>
+              <w:t>Oui — leader ERP</w:t>
+            </w:r>
+          </w:p>
+        </w:tc>
+        <w:tc>
+          <w:tcPr>
+            <w:tcW w:type="dxa" w:w="1568"/>
+          </w:tcPr>
+          <w:p>
+            <w:r/>
+            <w:r>
+              <w:rPr>
+                <w:rFonts w:ascii="Calibri" w:hAnsi="Calibri"/>
+                <w:sz w:val="16"/>
+              </w:rPr>
+              <w:t>Filiale Delabie Benelux SRL (Sint-Pieters-Leeuw)</w:t>
+            </w:r>
+          </w:p>
+        </w:tc>
+        <w:tc>
+          <w:tcPr>
+            <w:tcW w:type="dxa" w:w="1568"/>
+          </w:tcPr>
+          <w:p>
+            <w:r/>
+            <w:r>
+              <w:rPr>
+                <w:rFonts w:ascii="Calibri" w:hAnsi="Calibri"/>
+                <w:sz w:val="16"/>
+              </w:rPr>
+              <w:t>Acquiert Hansa 2021, KWC Pro 2025</w:t>
+            </w:r>
+          </w:p>
+        </w:tc>
+      </w:tr>
+      <w:tr>
+        <w:tc>
+          <w:tcPr>
+            <w:tcW w:type="dxa" w:w="1568"/>
+          </w:tcPr>
+          <w:p>
+            <w:r/>
+            <w:r>
+              <w:rPr>
+                <w:rFonts w:ascii="Calibri" w:hAnsi="Calibri"/>
+                <w:sz w:val="16"/>
+              </w:rPr>
+              <w:t>Grohe</w:t>
+            </w:r>
+          </w:p>
+        </w:tc>
+        <w:tc>
+          <w:tcPr>
+            <w:tcW w:type="dxa" w:w="1568"/>
+          </w:tcPr>
+          <w:p>
+            <w:r/>
+            <w:r>
+              <w:rPr>
+                <w:rFonts w:ascii="Calibri" w:hAnsi="Calibri"/>
+                <w:sz w:val="16"/>
+              </w:rPr>
+              <w:t>LIXIL (DE)</w:t>
+            </w:r>
+          </w:p>
+        </w:tc>
+        <w:tc>
+          <w:tcPr>
+            <w:tcW w:type="dxa" w:w="1568"/>
+          </w:tcPr>
+          <w:p>
+            <w:r/>
+            <w:r>
+              <w:rPr>
+                <w:rFonts w:ascii="Calibri" w:hAnsi="Calibri"/>
+                <w:sz w:val="16"/>
+              </w:rPr>
+              <w:t>Milieu-haut</w:t>
+            </w:r>
+          </w:p>
+        </w:tc>
+        <w:tc>
+          <w:tcPr>
+            <w:tcW w:type="dxa" w:w="1568"/>
+          </w:tcPr>
+          <w:p>
+            <w:r/>
+            <w:r>
+              <w:rPr>
+                <w:rFonts w:ascii="Calibri" w:hAnsi="Calibri"/>
+                <w:sz w:val="16"/>
+              </w:rPr>
+              <w:t>Partielle (tertiaire)</w:t>
+            </w:r>
+          </w:p>
+        </w:tc>
+        <w:tc>
+          <w:tcPr>
+            <w:tcW w:type="dxa" w:w="1568"/>
+          </w:tcPr>
+          <w:p>
+            <w:r/>
+            <w:r>
+              <w:rPr>
+                <w:rFonts w:ascii="Calibri" w:hAnsi="Calibri"/>
+                <w:sz w:val="16"/>
+              </w:rPr>
+              <w:t>Distribution nationale</w:t>
+            </w:r>
+          </w:p>
+        </w:tc>
+        <w:tc>
+          <w:tcPr>
+            <w:tcW w:type="dxa" w:w="1568"/>
+          </w:tcPr>
+          <w:p>
+            <w:r/>
+            <w:r>
+              <w:rPr>
+                <w:rFonts w:ascii="Calibri" w:hAnsi="Calibri"/>
+                <w:sz w:val="16"/>
+              </w:rPr>
+              <w:t>#1 marché total BE (BRG 2020)</w:t>
+            </w:r>
+          </w:p>
+        </w:tc>
+      </w:tr>
+      <w:tr>
+        <w:tc>
+          <w:tcPr>
+            <w:tcW w:type="dxa" w:w="1568"/>
+          </w:tcPr>
+          <w:p>
+            <w:r/>
+            <w:r>
+              <w:rPr>
+                <w:rFonts w:ascii="Calibri" w:hAnsi="Calibri"/>
+                <w:sz w:val="16"/>
+              </w:rPr>
+              <w:t>Hansgrohe</w:t>
+            </w:r>
+          </w:p>
+        </w:tc>
+        <w:tc>
+          <w:tcPr>
+            <w:tcW w:type="dxa" w:w="1568"/>
+          </w:tcPr>
+          <w:p>
+            <w:r/>
+            <w:r>
+              <w:rPr>
+                <w:rFonts w:ascii="Calibri" w:hAnsi="Calibri"/>
+                <w:sz w:val="16"/>
+              </w:rPr>
+              <w:t>Masco Corp (DE)</w:t>
+            </w:r>
+          </w:p>
+        </w:tc>
+        <w:tc>
+          <w:tcPr>
+            <w:tcW w:type="dxa" w:w="1568"/>
+          </w:tcPr>
+          <w:p>
+            <w:r/>
+            <w:r>
+              <w:rPr>
+                <w:rFonts w:ascii="Calibri" w:hAnsi="Calibri"/>
+                <w:sz w:val="16"/>
+              </w:rPr>
+              <w:t>Haut de gamme</w:t>
+            </w:r>
+          </w:p>
+        </w:tc>
+        <w:tc>
+          <w:tcPr>
+            <w:tcW w:type="dxa" w:w="1568"/>
+          </w:tcPr>
+          <w:p>
+            <w:r/>
+            <w:r>
+              <w:rPr>
+                <w:rFonts w:ascii="Calibri" w:hAnsi="Calibri"/>
+                <w:sz w:val="16"/>
+              </w:rPr>
+              <w:t>Tertiaire, résidentiel premium</w:t>
+            </w:r>
+          </w:p>
+        </w:tc>
+        <w:tc>
+          <w:tcPr>
+            <w:tcW w:type="dxa" w:w="1568"/>
+          </w:tcPr>
+          <w:p>
+            <w:r/>
+            <w:r>
+              <w:rPr>
+                <w:rFonts w:ascii="Calibri" w:hAnsi="Calibri"/>
+                <w:sz w:val="16"/>
+              </w:rPr>
+              <w:t>Distribution + showrooms</w:t>
+            </w:r>
+          </w:p>
+        </w:tc>
+        <w:tc>
+          <w:tcPr>
+            <w:tcW w:type="dxa" w:w="1568"/>
+          </w:tcPr>
+          <w:p>
+            <w:r/>
+            <w:r>
+              <w:rPr>
+                <w:rFonts w:ascii="Calibri" w:hAnsi="Calibri"/>
+                <w:sz w:val="16"/>
+              </w:rPr>
+              <w:t>Fort côté flamand</w:t>
+            </w:r>
+          </w:p>
+        </w:tc>
+      </w:tr>
+      <w:tr>
+        <w:tc>
+          <w:tcPr>
+            <w:tcW w:type="dxa" w:w="1568"/>
+          </w:tcPr>
+          <w:p>
+            <w:r/>
+            <w:r>
+              <w:rPr>
+                <w:rFonts w:ascii="Calibri" w:hAnsi="Calibri"/>
+                <w:sz w:val="16"/>
+              </w:rPr>
+              <w:t>Hansa</w:t>
+            </w:r>
+          </w:p>
+        </w:tc>
+        <w:tc>
+          <w:tcPr>
+            <w:tcW w:type="dxa" w:w="1568"/>
+          </w:tcPr>
+          <w:p>
+            <w:r/>
+            <w:r>
+              <w:rPr>
+                <w:rFonts w:ascii="Calibri" w:hAnsi="Calibri"/>
+                <w:sz w:val="16"/>
+              </w:rPr>
+              <w:t>Delabie Group (FR)</w:t>
+            </w:r>
+          </w:p>
+        </w:tc>
+        <w:tc>
+          <w:tcPr>
+            <w:tcW w:type="dxa" w:w="1568"/>
+          </w:tcPr>
+          <w:p>
+            <w:r/>
+            <w:r>
+              <w:rPr>
+                <w:rFonts w:ascii="Calibri" w:hAnsi="Calibri"/>
+                <w:sz w:val="16"/>
+              </w:rPr>
+              <w:t>Milieu-haut</w:t>
+            </w:r>
+          </w:p>
+        </w:tc>
+        <w:tc>
+          <w:tcPr>
+            <w:tcW w:type="dxa" w:w="1568"/>
+          </w:tcPr>
+          <w:p>
+            <w:r/>
+            <w:r>
+              <w:rPr>
+                <w:rFonts w:ascii="Calibri" w:hAnsi="Calibri"/>
+                <w:sz w:val="16"/>
+              </w:rPr>
+              <w:t>Électronique, partielle</w:t>
+            </w:r>
+          </w:p>
+        </w:tc>
+        <w:tc>
+          <w:tcPr>
+            <w:tcW w:type="dxa" w:w="1568"/>
+          </w:tcPr>
+          <w:p>
+            <w:r/>
+            <w:r>
+              <w:rPr>
+                <w:rFonts w:ascii="Calibri" w:hAnsi="Calibri"/>
+                <w:sz w:val="16"/>
+              </w:rPr>
+              <w:t>Site BE hansa.com/fr-be</w:t>
+            </w:r>
+          </w:p>
+        </w:tc>
+        <w:tc>
+          <w:tcPr>
+            <w:tcW w:type="dxa" w:w="1568"/>
+          </w:tcPr>
+          <w:p>
+            <w:r/>
+            <w:r>
+              <w:rPr>
+                <w:rFonts w:ascii="Calibri" w:hAnsi="Calibri"/>
+                <w:sz w:val="16"/>
+              </w:rPr>
+              <w:t>Désormais filiale Delabie</w:t>
+            </w:r>
+          </w:p>
+        </w:tc>
+      </w:tr>
+      <w:tr>
+        <w:tc>
+          <w:tcPr>
+            <w:tcW w:type="dxa" w:w="1568"/>
+          </w:tcPr>
+          <w:p>
+            <w:r/>
+            <w:r>
+              <w:rPr>
+                <w:rFonts w:ascii="Calibri" w:hAnsi="Calibri"/>
+                <w:sz w:val="16"/>
+              </w:rPr>
+              <w:t>Geberit</w:t>
+            </w:r>
+          </w:p>
+        </w:tc>
+        <w:tc>
+          <w:tcPr>
+            <w:tcW w:type="dxa" w:w="1568"/>
+          </w:tcPr>
+          <w:p>
+            <w:r/>
+            <w:r>
+              <w:rPr>
+                <w:rFonts w:ascii="Calibri" w:hAnsi="Calibri"/>
+                <w:sz w:val="16"/>
+              </w:rPr>
+              <w:t>Geberit AG (CH)</w:t>
+            </w:r>
+          </w:p>
+        </w:tc>
+        <w:tc>
+          <w:tcPr>
+            <w:tcW w:type="dxa" w:w="1568"/>
+          </w:tcPr>
+          <w:p>
+            <w:r/>
+            <w:r>
+              <w:rPr>
+                <w:rFonts w:ascii="Calibri" w:hAnsi="Calibri"/>
+                <w:sz w:val="16"/>
+              </w:rPr>
+              <w:t>Milieu-haut</w:t>
+            </w:r>
+          </w:p>
+        </w:tc>
+        <w:tc>
+          <w:tcPr>
+            <w:tcW w:type="dxa" w:w="1568"/>
+          </w:tcPr>
+          <w:p>
+            <w:r/>
+            <w:r>
+              <w:rPr>
+                <w:rFonts w:ascii="Calibri" w:hAnsi="Calibri"/>
+                <w:sz w:val="16"/>
+              </w:rPr>
+              <w:t>Sanitaires encastrés</w:t>
+            </w:r>
+          </w:p>
+        </w:tc>
+        <w:tc>
+          <w:tcPr>
+            <w:tcW w:type="dxa" w:w="1568"/>
+          </w:tcPr>
+          <w:p>
+            <w:r/>
+            <w:r>
+              <w:rPr>
+                <w:rFonts w:ascii="Calibri" w:hAnsi="Calibri"/>
+                <w:sz w:val="16"/>
+              </w:rPr>
+              <w:t>Distribution nationale</w:t>
+            </w:r>
+          </w:p>
+        </w:tc>
+        <w:tc>
+          <w:tcPr>
+            <w:tcW w:type="dxa" w:w="1568"/>
+          </w:tcPr>
+          <w:p>
+            <w:r/>
+            <w:r>
+              <w:rPr>
+                <w:rFonts w:ascii="Calibri" w:hAnsi="Calibri"/>
+                <w:sz w:val="16"/>
+              </w:rPr>
+              <w:t>Fort en tertiaire neuf</w:t>
+            </w:r>
+          </w:p>
+        </w:tc>
+      </w:tr>
+      <w:tr>
+        <w:tc>
+          <w:tcPr>
+            <w:tcW w:type="dxa" w:w="1568"/>
+          </w:tcPr>
+          <w:p>
+            <w:r/>
+            <w:r>
+              <w:rPr>
+                <w:rFonts w:ascii="Calibri" w:hAnsi="Calibri"/>
+                <w:sz w:val="16"/>
+              </w:rPr>
+              <w:t>Paffoni</w:t>
+            </w:r>
+          </w:p>
+        </w:tc>
+        <w:tc>
+          <w:tcPr>
+            <w:tcW w:type="dxa" w:w="1568"/>
+          </w:tcPr>
+          <w:p>
+            <w:r/>
+            <w:r>
+              <w:rPr>
+                <w:rFonts w:ascii="Calibri" w:hAnsi="Calibri"/>
+                <w:sz w:val="16"/>
+              </w:rPr>
+              <w:t>Italie</w:t>
+            </w:r>
+          </w:p>
+        </w:tc>
+        <w:tc>
+          <w:tcPr>
+            <w:tcW w:type="dxa" w:w="1568"/>
+          </w:tcPr>
+          <w:p>
+            <w:r/>
+            <w:r>
+              <w:rPr>
+                <w:rFonts w:ascii="Calibri" w:hAnsi="Calibri"/>
+                <w:sz w:val="16"/>
+              </w:rPr>
+              <w:t>Milieu-haut</w:t>
+            </w:r>
+          </w:p>
+        </w:tc>
+        <w:tc>
+          <w:tcPr>
+            <w:tcW w:type="dxa" w:w="1568"/>
+          </w:tcPr>
+          <w:p>
+            <w:r/>
+            <w:r>
+              <w:rPr>
+                <w:rFonts w:ascii="Calibri" w:hAnsi="Calibri"/>
+                <w:sz w:val="16"/>
+              </w:rPr>
+              <w:t>Via BSC Belgium (hist.)</w:t>
+            </w:r>
+          </w:p>
+        </w:tc>
+        <w:tc>
+          <w:tcPr>
+            <w:tcW w:type="dxa" w:w="1568"/>
+          </w:tcPr>
+          <w:p>
+            <w:r/>
+            <w:r>
+              <w:rPr>
+                <w:rFonts w:ascii="Calibri" w:hAnsi="Calibri"/>
+                <w:sz w:val="16"/>
+              </w:rPr>
+              <w:t>Négoce + BSC</w:t>
+            </w:r>
+          </w:p>
+        </w:tc>
+        <w:tc>
+          <w:tcPr>
+            <w:tcW w:type="dxa" w:w="1568"/>
+          </w:tcPr>
+          <w:p>
+            <w:r/>
+            <w:r>
+              <w:rPr>
+                <w:rFonts w:ascii="Calibri" w:hAnsi="Calibri"/>
+                <w:sz w:val="16"/>
+              </w:rPr>
+              <w:t>Représenté par BSC Belgium (BRG 2020)</w:t>
+            </w:r>
+          </w:p>
+        </w:tc>
+      </w:tr>
+      <w:tr>
+        <w:tc>
+          <w:tcPr>
+            <w:tcW w:type="dxa" w:w="1568"/>
+          </w:tcPr>
+          <w:p>
+            <w:r/>
+            <w:r>
+              <w:rPr>
+                <w:rFonts w:ascii="Calibri" w:hAnsi="Calibri"/>
+                <w:sz w:val="16"/>
+              </w:rPr>
+              <w:t>Oras / Damixa</w:t>
+            </w:r>
+          </w:p>
+        </w:tc>
+        <w:tc>
+          <w:tcPr>
+            <w:tcW w:type="dxa" w:w="1568"/>
+          </w:tcPr>
+          <w:p>
+            <w:r/>
+            <w:r>
+              <w:rPr>
+                <w:rFonts w:ascii="Calibri" w:hAnsi="Calibri"/>
+                <w:sz w:val="16"/>
+              </w:rPr>
+              <w:t>Artek Industries (FI)</w:t>
+            </w:r>
+          </w:p>
+        </w:tc>
+        <w:tc>
+          <w:tcPr>
+            <w:tcW w:type="dxa" w:w="1568"/>
+          </w:tcPr>
+          <w:p>
+            <w:r/>
+            <w:r>
+              <w:rPr>
+                <w:rFonts w:ascii="Calibri" w:hAnsi="Calibri"/>
+                <w:sz w:val="16"/>
+              </w:rPr>
+              <w:t>Milieu</w:t>
+            </w:r>
+          </w:p>
+        </w:tc>
+        <w:tc>
+          <w:tcPr>
+            <w:tcW w:type="dxa" w:w="1568"/>
+          </w:tcPr>
+          <w:p>
+            <w:r/>
+            <w:r>
+              <w:rPr>
+                <w:rFonts w:ascii="Calibri" w:hAnsi="Calibri"/>
+                <w:sz w:val="16"/>
+              </w:rPr>
+              <w:t>Limitée</w:t>
+            </w:r>
+          </w:p>
+        </w:tc>
+        <w:tc>
+          <w:tcPr>
+            <w:tcW w:type="dxa" w:w="1568"/>
+          </w:tcPr>
+          <w:p>
+            <w:r/>
+            <w:r>
+              <w:rPr>
+                <w:rFonts w:ascii="Calibri" w:hAnsi="Calibri"/>
+                <w:sz w:val="16"/>
+              </w:rPr>
+              <w:t>Via négoce</w:t>
+            </w:r>
+          </w:p>
+        </w:tc>
+        <w:tc>
+          <w:tcPr>
+            <w:tcW w:type="dxa" w:w="1568"/>
+          </w:tcPr>
+          <w:p>
+            <w:r/>
+            <w:r>
+              <w:rPr>
+                <w:rFonts w:ascii="Calibri" w:hAnsi="Calibri"/>
+                <w:sz w:val="16"/>
+              </w:rPr>
+              <w:t>Marques nordiques</w:t>
+            </w:r>
+          </w:p>
+        </w:tc>
+      </w:tr>
+      <w:tr>
+        <w:tc>
+          <w:tcPr>
+            <w:tcW w:type="dxa" w:w="1568"/>
+          </w:tcPr>
+          <w:p>
+            <w:r/>
+            <w:r>
+              <w:rPr>
+                <w:rFonts w:ascii="Calibri" w:hAnsi="Calibri"/>
+                <w:sz w:val="16"/>
+              </w:rPr>
+              <w:t>Jacob Delafon</w:t>
+            </w:r>
+          </w:p>
+        </w:tc>
+        <w:tc>
+          <w:tcPr>
+            <w:tcW w:type="dxa" w:w="1568"/>
+          </w:tcPr>
+          <w:p>
+            <w:r/>
+            <w:r>
+              <w:rPr>
+                <w:rFonts w:ascii="Calibri" w:hAnsi="Calibri"/>
+                <w:sz w:val="16"/>
+              </w:rPr>
+              <w:t>Kohler (US)</w:t>
+            </w:r>
+          </w:p>
+        </w:tc>
+        <w:tc>
+          <w:tcPr>
+            <w:tcW w:type="dxa" w:w="1568"/>
+          </w:tcPr>
+          <w:p>
+            <w:r/>
+            <w:r>
+              <w:rPr>
+                <w:rFonts w:ascii="Calibri" w:hAnsi="Calibri"/>
+                <w:sz w:val="16"/>
+              </w:rPr>
+              <w:t>Milieu</w:t>
+            </w:r>
+          </w:p>
+        </w:tc>
+        <w:tc>
+          <w:tcPr>
+            <w:tcW w:type="dxa" w:w="1568"/>
+          </w:tcPr>
+          <w:p>
+            <w:r/>
+            <w:r>
+              <w:rPr>
+                <w:rFonts w:ascii="Calibri" w:hAnsi="Calibri"/>
+                <w:sz w:val="16"/>
+              </w:rPr>
+              <w:t>Résidentiel principalement</w:t>
+            </w:r>
+          </w:p>
+        </w:tc>
+        <w:tc>
+          <w:tcPr>
+            <w:tcW w:type="dxa" w:w="1568"/>
+          </w:tcPr>
+          <w:p>
+            <w:r/>
+            <w:r>
+              <w:rPr>
+                <w:rFonts w:ascii="Calibri" w:hAnsi="Calibri"/>
+                <w:sz w:val="16"/>
+              </w:rPr>
+              <w:t>Distribution nationale</w:t>
+            </w:r>
+          </w:p>
+        </w:tc>
+        <w:tc>
+          <w:tcPr>
+            <w:tcW w:type="dxa" w:w="1568"/>
+          </w:tcPr>
+          <w:p>
+            <w:r/>
+            <w:r>
+              <w:rPr>
+                <w:rFonts w:ascii="Calibri" w:hAnsi="Calibri"/>
+                <w:sz w:val="16"/>
+              </w:rPr>
+              <w:t>Private label Van Marcke</w:t>
+            </w:r>
+          </w:p>
+        </w:tc>
+      </w:tr>
+    </w:tbl>
+    <w:p/>
+    <w:p>
+      <w:pPr>
+        <w:pStyle w:val="Heading1"/>
+      </w:pPr>
+      <w:r>
+        <w:rPr>
+          <w:rFonts w:ascii="Calibri" w:hAnsi="Calibri"/>
+          <w:color w:val="1F497D"/>
+        </w:rPr>
+        <w:t>ANNEXE 7 — NORMES DÉTAILLÉES ROBINETTERIE BELGIQUE</w:t>
       </w:r>
     </w:p>
     <w:tbl>
@@ -3085,12 +6314,15 @@
             <w:tcW w:type="dxa" w:w="1881"/>
           </w:tcPr>
           <w:p>
-            <w:r>
-              <w:rPr>
+            <w:r/>
+            <w:r>
+              <w:rPr>
+                <w:rFonts w:ascii="Calibri" w:hAnsi="Calibri"/>
                 <w:b/>
-                <w:sz w:val="18"/>
-              </w:rPr>
-              <w:t>Marque</w:t>
+                <w:color w:val="1F497D"/>
+                <w:sz w:val="16"/>
+              </w:rPr>
+              <w:t>Norme</w:t>
             </w:r>
           </w:p>
         </w:tc>
@@ -3099,12 +6331,15 @@
             <w:tcW w:type="dxa" w:w="1881"/>
           </w:tcPr>
           <w:p>
-            <w:r>
-              <w:rPr>
+            <w:r/>
+            <w:r>
+              <w:rPr>
+                <w:rFonts w:ascii="Calibri" w:hAnsi="Calibri"/>
                 <w:b/>
-                <w:sz w:val="18"/>
-              </w:rPr>
-              <w:t>Groupe</w:t>
+                <w:color w:val="1F497D"/>
+                <w:sz w:val="16"/>
+              </w:rPr>
+              <w:t>Objet</w:t>
             </w:r>
           </w:p>
         </w:tc>
@@ -3113,12 +6348,15 @@
             <w:tcW w:type="dxa" w:w="1881"/>
           </w:tcPr>
           <w:p>
-            <w:r>
-              <w:rPr>
+            <w:r/>
+            <w:r>
+              <w:rPr>
+                <w:rFonts w:ascii="Calibri" w:hAnsi="Calibri"/>
                 <w:b/>
-                <w:sz w:val="18"/>
-              </w:rPr>
-              <w:t>Niveau gamme</w:t>
+                <w:color w:val="1F497D"/>
+                <w:sz w:val="16"/>
+              </w:rPr>
+              <w:t>Date</w:t>
             </w:r>
           </w:p>
         </w:tc>
@@ -3127,12 +6365,15 @@
             <w:tcW w:type="dxa" w:w="1881"/>
           </w:tcPr>
           <w:p>
-            <w:r>
-              <w:rPr>
+            <w:r/>
+            <w:r>
+              <w:rPr>
+                <w:rFonts w:ascii="Calibri" w:hAnsi="Calibri"/>
                 <w:b/>
-                <w:sz w:val="18"/>
-              </w:rPr>
-              <w:t>Spécialité ERP</w:t>
+                <w:color w:val="1F497D"/>
+                <w:sz w:val="16"/>
+              </w:rPr>
+              <w:t>Implication Presto</w:t>
             </w:r>
           </w:p>
         </w:tc>
@@ -3141,12 +6382,15 @@
             <w:tcW w:type="dxa" w:w="1881"/>
           </w:tcPr>
           <w:p>
-            <w:r>
-              <w:rPr>
+            <w:r/>
+            <w:r>
+              <w:rPr>
+                <w:rFonts w:ascii="Calibri" w:hAnsi="Calibri"/>
                 <w:b/>
-                <w:sz w:val="18"/>
-              </w:rPr>
-              <w:t>Présence BE</w:t>
+                <w:color w:val="1F497D"/>
+                <w:sz w:val="16"/>
+              </w:rPr>
+              <w:t>Organisme</w:t>
             </w:r>
           </w:p>
         </w:tc>
@@ -3157,11 +6401,13 @@
             <w:tcW w:type="dxa" w:w="1881"/>
           </w:tcPr>
           <w:p>
-            <w:r>
-              <w:rPr>
+            <w:r/>
+            <w:r>
+              <w:rPr>
+                <w:rFonts w:ascii="Calibri" w:hAnsi="Calibri"/>
                 <w:sz w:val="16"/>
               </w:rPr>
-              <w:t>DELABIE</w:t>
+              <w:t>NBN EN 816</w:t>
             </w:r>
           </w:p>
         </w:tc>
@@ -3170,11 +6416,13 @@
             <w:tcW w:type="dxa" w:w="1881"/>
           </w:tcPr>
           <w:p>
-            <w:r>
-              <w:rPr>
+            <w:r/>
+            <w:r>
+              <w:rPr>
+                <w:rFonts w:ascii="Calibri" w:hAnsi="Calibri"/>
                 <w:sz w:val="16"/>
               </w:rPr>
-              <w:t>Familial FR (1928)</w:t>
+              <w:t>Robinets fermeture automatique PN 10</w:t>
             </w:r>
           </w:p>
         </w:tc>
@@ -3183,11 +6431,13 @@
             <w:tcW w:type="dxa" w:w="1881"/>
           </w:tcPr>
           <w:p>
-            <w:r>
-              <w:rPr>
+            <w:r/>
+            <w:r>
+              <w:rPr>
+                <w:rFonts w:ascii="Calibri" w:hAnsi="Calibri"/>
                 <w:sz w:val="16"/>
               </w:rPr>
-              <w:t>Haut de gamme</w:t>
+              <w:t>1996</w:t>
             </w:r>
           </w:p>
         </w:tc>
@@ -3196,11 +6446,13 @@
             <w:tcW w:type="dxa" w:w="1881"/>
           </w:tcPr>
           <w:p>
-            <w:r>
-              <w:rPr>
+            <w:r/>
+            <w:r>
+              <w:rPr>
+                <w:rFonts w:ascii="Calibri" w:hAnsi="Calibri"/>
                 <w:sz w:val="16"/>
               </w:rPr>
-              <w:t>Oui — leader ERP</w:t>
+              <w:t>CRITIQUE — cœur gamme temporisateurs</w:t>
             </w:r>
           </w:p>
         </w:tc>
@@ -3209,11 +6461,13 @@
             <w:tcW w:type="dxa" w:w="1881"/>
           </w:tcPr>
           <w:p>
-            <w:r>
-              <w:rPr>
+            <w:r/>
+            <w:r>
+              <w:rPr>
+                <w:rFonts w:ascii="Calibri" w:hAnsi="Calibri"/>
                 <w:sz w:val="16"/>
               </w:rPr>
-              <w:t>Filiale Benelux (Sint-Pieters-Leeuw)</w:t>
+              <w:t>NBN</w:t>
             </w:r>
           </w:p>
         </w:tc>
@@ -3224,11 +6478,13 @@
             <w:tcW w:type="dxa" w:w="1881"/>
           </w:tcPr>
           <w:p>
-            <w:r>
-              <w:rPr>
+            <w:r/>
+            <w:r>
+              <w:rPr>
+                <w:rFonts w:ascii="Calibri" w:hAnsi="Calibri"/>
                 <w:sz w:val="16"/>
               </w:rPr>
-              <w:t>Hansgrohe</w:t>
+              <w:t>NBN EN 817</w:t>
             </w:r>
           </w:p>
         </w:tc>
@@ -3237,11 +6493,13 @@
             <w:tcW w:type="dxa" w:w="1881"/>
           </w:tcPr>
           <w:p>
-            <w:r>
-              <w:rPr>
+            <w:r/>
+            <w:r>
+              <w:rPr>
+                <w:rFonts w:ascii="Calibri" w:hAnsi="Calibri"/>
                 <w:sz w:val="16"/>
               </w:rPr>
-              <w:t>Masco Corp (DE)</w:t>
+              <w:t>Mitigeurs mécaniques PN 10</w:t>
             </w:r>
           </w:p>
         </w:tc>
@@ -3250,11 +6508,13 @@
             <w:tcW w:type="dxa" w:w="1881"/>
           </w:tcPr>
           <w:p>
-            <w:r>
-              <w:rPr>
+            <w:r/>
+            <w:r>
+              <w:rPr>
+                <w:rFonts w:ascii="Calibri" w:hAnsi="Calibri"/>
                 <w:sz w:val="16"/>
               </w:rPr>
-              <w:t>Haut de gamme</w:t>
+              <w:t>2008</w:t>
             </w:r>
           </w:p>
         </w:tc>
@@ -3263,11 +6523,13 @@
             <w:tcW w:type="dxa" w:w="1881"/>
           </w:tcPr>
           <w:p>
-            <w:r>
-              <w:rPr>
+            <w:r/>
+            <w:r>
+              <w:rPr>
+                <w:rFonts w:ascii="Calibri" w:hAnsi="Calibri"/>
                 <w:sz w:val="16"/>
               </w:rPr>
-              <w:t>Partielle (tertiaire)</w:t>
+              <w:t>Gamme mitigeurs collectifs</w:t>
             </w:r>
           </w:p>
         </w:tc>
@@ -3276,11 +6538,13 @@
             <w:tcW w:type="dxa" w:w="1881"/>
           </w:tcPr>
           <w:p>
-            <w:r>
-              <w:rPr>
+            <w:r/>
+            <w:r>
+              <w:rPr>
+                <w:rFonts w:ascii="Calibri" w:hAnsi="Calibri"/>
                 <w:sz w:val="16"/>
               </w:rPr>
-              <w:t>Distribution nationale + showrooms</w:t>
+              <w:t>NBN</w:t>
             </w:r>
           </w:p>
         </w:tc>
@@ -3291,11 +6555,13 @@
             <w:tcW w:type="dxa" w:w="1881"/>
           </w:tcPr>
           <w:p>
-            <w:r>
-              <w:rPr>
+            <w:r/>
+            <w:r>
+              <w:rPr>
+                <w:rFonts w:ascii="Calibri" w:hAnsi="Calibri"/>
                 <w:sz w:val="16"/>
               </w:rPr>
-              <w:t>Grohe</w:t>
+              <w:t>NBN EN 1111</w:t>
             </w:r>
           </w:p>
         </w:tc>
@@ -3304,11 +6570,13 @@
             <w:tcW w:type="dxa" w:w="1881"/>
           </w:tcPr>
           <w:p>
-            <w:r>
-              <w:rPr>
+            <w:r/>
+            <w:r>
+              <w:rPr>
+                <w:rFonts w:ascii="Calibri" w:hAnsi="Calibri"/>
                 <w:sz w:val="16"/>
               </w:rPr>
-              <w:t>LIXIL (DE)</w:t>
+              <w:t>Mitigeurs thermostatiques PN 10</w:t>
             </w:r>
           </w:p>
         </w:tc>
@@ -3317,11 +6585,13 @@
             <w:tcW w:type="dxa" w:w="1881"/>
           </w:tcPr>
           <w:p>
-            <w:r>
-              <w:rPr>
+            <w:r/>
+            <w:r>
+              <w:rPr>
+                <w:rFonts w:ascii="Calibri" w:hAnsi="Calibri"/>
                 <w:sz w:val="16"/>
               </w:rPr>
-              <w:t>Milieu-haut</w:t>
+              <w:t>2000</w:t>
             </w:r>
           </w:p>
         </w:tc>
@@ -3330,11 +6600,13 @@
             <w:tcW w:type="dxa" w:w="1881"/>
           </w:tcPr>
           <w:p>
-            <w:r>
-              <w:rPr>
+            <w:r/>
+            <w:r>
+              <w:rPr>
+                <w:rFonts w:ascii="Calibri" w:hAnsi="Calibri"/>
                 <w:sz w:val="16"/>
               </w:rPr>
-              <w:t>Partielle</w:t>
+              <w:t>Thermostatiques ERP</w:t>
             </w:r>
           </w:p>
         </w:tc>
@@ -3343,11 +6615,13 @@
             <w:tcW w:type="dxa" w:w="1881"/>
           </w:tcPr>
           <w:p>
-            <w:r>
-              <w:rPr>
+            <w:r/>
+            <w:r>
+              <w:rPr>
+                <w:rFonts w:ascii="Calibri" w:hAnsi="Calibri"/>
                 <w:sz w:val="16"/>
               </w:rPr>
-              <w:t>Distribution nationale</w:t>
+              <w:t>NBN</w:t>
             </w:r>
           </w:p>
         </w:tc>
@@ -3358,11 +6632,13 @@
             <w:tcW w:type="dxa" w:w="1881"/>
           </w:tcPr>
           <w:p>
-            <w:r>
-              <w:rPr>
+            <w:r/>
+            <w:r>
+              <w:rPr>
+                <w:rFonts w:ascii="Calibri" w:hAnsi="Calibri"/>
                 <w:sz w:val="16"/>
               </w:rPr>
-              <w:t>Hansa</w:t>
+              <w:t>NBN EN 200</w:t>
             </w:r>
           </w:p>
         </w:tc>
@@ -3371,11 +6647,13 @@
             <w:tcW w:type="dxa" w:w="1881"/>
           </w:tcPr>
           <w:p>
-            <w:r>
-              <w:rPr>
+            <w:r/>
+            <w:r>
+              <w:rPr>
+                <w:rFonts w:ascii="Calibri" w:hAnsi="Calibri"/>
                 <w:sz w:val="16"/>
               </w:rPr>
-              <w:t>Delabie Group depuis 2021</w:t>
+              <w:t>Robinets simples et mélangeurs</w:t>
             </w:r>
           </w:p>
         </w:tc>
@@ -3384,11 +6662,13 @@
             <w:tcW w:type="dxa" w:w="1881"/>
           </w:tcPr>
           <w:p>
-            <w:r>
-              <w:rPr>
+            <w:r/>
+            <w:r>
+              <w:rPr>
+                <w:rFonts w:ascii="Calibri" w:hAnsi="Calibri"/>
                 <w:sz w:val="16"/>
               </w:rPr>
-              <w:t>Milieu-haut</w:t>
+              <w:t>2008</w:t>
             </w:r>
           </w:p>
         </w:tc>
@@ -3397,11 +6677,13 @@
             <w:tcW w:type="dxa" w:w="1881"/>
           </w:tcPr>
           <w:p>
-            <w:r>
-              <w:rPr>
+            <w:r/>
+            <w:r>
+              <w:rPr>
+                <w:rFonts w:ascii="Calibri" w:hAnsi="Calibri"/>
                 <w:sz w:val="16"/>
               </w:rPr>
-              <w:t>Partielle (élec.)</w:t>
+              <w:t>Robinets individuels</w:t>
             </w:r>
           </w:p>
         </w:tc>
@@ -3410,11 +6692,13 @@
             <w:tcW w:type="dxa" w:w="1881"/>
           </w:tcPr>
           <w:p>
-            <w:r>
-              <w:rPr>
+            <w:r/>
+            <w:r>
+              <w:rPr>
+                <w:rFonts w:ascii="Calibri" w:hAnsi="Calibri"/>
                 <w:sz w:val="16"/>
               </w:rPr>
-              <w:t>Site BE (hansa.com/fr-be)</w:t>
+              <w:t>NBN</w:t>
             </w:r>
           </w:p>
         </w:tc>
@@ -3425,11 +6709,13 @@
             <w:tcW w:type="dxa" w:w="1881"/>
           </w:tcPr>
           <w:p>
-            <w:r>
-              <w:rPr>
+            <w:r/>
+            <w:r>
+              <w:rPr>
+                <w:rFonts w:ascii="Calibri" w:hAnsi="Calibri"/>
                 <w:sz w:val="16"/>
               </w:rPr>
-              <w:t>Geberit</w:t>
+              <w:t>NBN EN 1717</w:t>
             </w:r>
           </w:p>
         </w:tc>
@@ -3438,11 +6724,13 @@
             <w:tcW w:type="dxa" w:w="1881"/>
           </w:tcPr>
           <w:p>
-            <w:r>
-              <w:rPr>
+            <w:r/>
+            <w:r>
+              <w:rPr>
+                <w:rFonts w:ascii="Calibri" w:hAnsi="Calibri"/>
                 <w:sz w:val="16"/>
               </w:rPr>
-              <w:t>Geberit AG (CH)</w:t>
+              <w:t>Protection pollution eau potable / anti-retour</w:t>
             </w:r>
           </w:p>
         </w:tc>
@@ -3451,11 +6739,13 @@
             <w:tcW w:type="dxa" w:w="1881"/>
           </w:tcPr>
           <w:p>
-            <w:r>
-              <w:rPr>
+            <w:r/>
+            <w:r>
+              <w:rPr>
+                <w:rFonts w:ascii="Calibri" w:hAnsi="Calibri"/>
                 <w:sz w:val="16"/>
               </w:rPr>
-              <w:t>Milieu-haut</w:t>
+              <w:t>2001</w:t>
             </w:r>
           </w:p>
         </w:tc>
@@ -3464,11 +6754,13 @@
             <w:tcW w:type="dxa" w:w="1881"/>
           </w:tcPr>
           <w:p>
-            <w:r>
-              <w:rPr>
+            <w:r/>
+            <w:r>
+              <w:rPr>
+                <w:rFonts w:ascii="Calibri" w:hAnsi="Calibri"/>
                 <w:sz w:val="16"/>
               </w:rPr>
-              <w:t>Sanitaires encastrés</w:t>
+              <w:t>Obligatoire tous produits</w:t>
             </w:r>
           </w:p>
         </w:tc>
@@ -3477,11 +6769,13 @@
             <w:tcW w:type="dxa" w:w="1881"/>
           </w:tcPr>
           <w:p>
-            <w:r>
-              <w:rPr>
+            <w:r/>
+            <w:r>
+              <w:rPr>
+                <w:rFonts w:ascii="Calibri" w:hAnsi="Calibri"/>
                 <w:sz w:val="16"/>
               </w:rPr>
-              <w:t>Distribution nationale</w:t>
+              <w:t>NBN</w:t>
             </w:r>
           </w:p>
         </w:tc>
@@ -3492,11 +6786,13 @@
             <w:tcW w:type="dxa" w:w="1881"/>
           </w:tcPr>
           <w:p>
-            <w:r>
-              <w:rPr>
+            <w:r/>
+            <w:r>
+              <w:rPr>
+                <w:rFonts w:ascii="Calibri" w:hAnsi="Calibri"/>
                 <w:sz w:val="16"/>
               </w:rPr>
-              <w:t>Oras / Damixa</w:t>
+              <w:t>NBN EN 806 (1-5)</w:t>
             </w:r>
           </w:p>
         </w:tc>
@@ -3505,11 +6801,13 @@
             <w:tcW w:type="dxa" w:w="1881"/>
           </w:tcPr>
           <w:p>
-            <w:r>
-              <w:rPr>
+            <w:r/>
+            <w:r>
+              <w:rPr>
+                <w:rFonts w:ascii="Calibri" w:hAnsi="Calibri"/>
                 <w:sz w:val="16"/>
               </w:rPr>
-              <w:t>Artek Industries (FI)</w:t>
+              <w:t>Installations eau potable intérieures</w:t>
             </w:r>
           </w:p>
         </w:tc>
@@ -3518,11 +6816,13 @@
             <w:tcW w:type="dxa" w:w="1881"/>
           </w:tcPr>
           <w:p>
-            <w:r>
-              <w:rPr>
+            <w:r/>
+            <w:r>
+              <w:rPr>
+                <w:rFonts w:ascii="Calibri" w:hAnsi="Calibri"/>
                 <w:sz w:val="16"/>
               </w:rPr>
-              <w:t>Milieu de gamme</w:t>
+              <w:t>2012</w:t>
             </w:r>
           </w:p>
         </w:tc>
@@ -3531,11 +6831,13 @@
             <w:tcW w:type="dxa" w:w="1881"/>
           </w:tcPr>
           <w:p>
-            <w:r>
-              <w:rPr>
+            <w:r/>
+            <w:r>
+              <w:rPr>
+                <w:rFonts w:ascii="Calibri" w:hAnsi="Calibri"/>
                 <w:sz w:val="16"/>
               </w:rPr>
-              <w:t>Limitée</w:t>
+              <w:t>Cadre général installation</w:t>
             </w:r>
           </w:p>
         </w:tc>
@@ -3544,11 +6846,13 @@
             <w:tcW w:type="dxa" w:w="1881"/>
           </w:tcPr>
           <w:p>
-            <w:r>
-              <w:rPr>
+            <w:r/>
+            <w:r>
+              <w:rPr>
+                <w:rFonts w:ascii="Calibri" w:hAnsi="Calibri"/>
                 <w:sz w:val="16"/>
               </w:rPr>
-              <w:t>Via négoce</w:t>
+              <w:t>NBN</w:t>
             </w:r>
           </w:p>
         </w:tc>
@@ -3559,11 +6863,13 @@
             <w:tcW w:type="dxa" w:w="1881"/>
           </w:tcPr>
           <w:p>
-            <w:r>
-              <w:rPr>
+            <w:r/>
+            <w:r>
+              <w:rPr>
+                <w:rFonts w:ascii="Calibri" w:hAnsi="Calibri"/>
                 <w:sz w:val="16"/>
               </w:rPr>
-              <w:t>Jacob Delafon</w:t>
+              <w:t>NBN D51-003</w:t>
             </w:r>
           </w:p>
         </w:tc>
@@ -3572,11 +6878,13 @@
             <w:tcW w:type="dxa" w:w="1881"/>
           </w:tcPr>
           <w:p>
-            <w:r>
-              <w:rPr>
+            <w:r/>
+            <w:r>
+              <w:rPr>
+                <w:rFonts w:ascii="Calibri" w:hAnsi="Calibri"/>
                 <w:sz w:val="16"/>
               </w:rPr>
-              <w:t>Kohler (US)</w:t>
+              <w:t>Critères techniques installations domestiques/industrielles</w:t>
             </w:r>
           </w:p>
         </w:tc>
@@ -3585,11 +6893,13 @@
             <w:tcW w:type="dxa" w:w="1881"/>
           </w:tcPr>
           <w:p>
-            <w:r>
-              <w:rPr>
+            <w:r/>
+            <w:r>
+              <w:rPr>
+                <w:rFonts w:ascii="Calibri" w:hAnsi="Calibri"/>
                 <w:sz w:val="16"/>
               </w:rPr>
-              <w:t>Milieu de gamme</w:t>
+              <w:t>belge</w:t>
             </w:r>
           </w:p>
         </w:tc>
@@ -3598,11 +6908,13 @@
             <w:tcW w:type="dxa" w:w="1881"/>
           </w:tcPr>
           <w:p>
-            <w:r>
-              <w:rPr>
+            <w:r/>
+            <w:r>
+              <w:rPr>
+                <w:rFonts w:ascii="Calibri" w:hAnsi="Calibri"/>
                 <w:sz w:val="16"/>
               </w:rPr>
-              <w:t>Résidentiel principalement</w:t>
+              <w:t>Spécificité belge</w:t>
             </w:r>
           </w:p>
         </w:tc>
@@ -3611,424 +6923,404 @@
             <w:tcW w:type="dxa" w:w="1881"/>
           </w:tcPr>
           <w:p>
-            <w:r>
-              <w:rPr>
+            <w:r/>
+            <w:r>
+              <w:rPr>
+                <w:rFonts w:ascii="Calibri" w:hAnsi="Calibri"/>
                 <w:sz w:val="16"/>
               </w:rPr>
-              <w:t>Distribution nationale</w:t>
+              <w:t>NBN</w:t>
+            </w:r>
+          </w:p>
+        </w:tc>
+      </w:tr>
+      <w:tr>
+        <w:tc>
+          <w:tcPr>
+            <w:tcW w:type="dxa" w:w="1881"/>
+          </w:tcPr>
+          <w:p>
+            <w:r/>
+            <w:r>
+              <w:rPr>
+                <w:rFonts w:ascii="Calibri" w:hAnsi="Calibri"/>
+                <w:sz w:val="16"/>
+              </w:rPr>
+              <w:t>NBN S 01-400-1 + EN ISO 3822</w:t>
+            </w:r>
+          </w:p>
+        </w:tc>
+        <w:tc>
+          <w:tcPr>
+            <w:tcW w:type="dxa" w:w="1881"/>
+          </w:tcPr>
+          <w:p>
+            <w:r/>
+            <w:r>
+              <w:rPr>
+                <w:rFonts w:ascii="Calibri" w:hAnsi="Calibri"/>
+                <w:sz w:val="16"/>
+              </w:rPr>
+              <w:t>Acoustique installations sanitaires</w:t>
+            </w:r>
+          </w:p>
+        </w:tc>
+        <w:tc>
+          <w:tcPr>
+            <w:tcW w:type="dxa" w:w="1881"/>
+          </w:tcPr>
+          <w:p>
+            <w:r/>
+            <w:r>
+              <w:rPr>
+                <w:rFonts w:ascii="Calibri" w:hAnsi="Calibri"/>
+                <w:sz w:val="16"/>
+              </w:rPr>
+              <w:t>—</w:t>
+            </w:r>
+          </w:p>
+        </w:tc>
+        <w:tc>
+          <w:tcPr>
+            <w:tcW w:type="dxa" w:w="1881"/>
+          </w:tcPr>
+          <w:p>
+            <w:r/>
+            <w:r>
+              <w:rPr>
+                <w:rFonts w:ascii="Calibri" w:hAnsi="Calibri"/>
+                <w:sz w:val="16"/>
+              </w:rPr>
+              <w:t>Nuisances sonores temporisateurs</w:t>
+            </w:r>
+          </w:p>
+        </w:tc>
+        <w:tc>
+          <w:tcPr>
+            <w:tcW w:type="dxa" w:w="1881"/>
+          </w:tcPr>
+          <w:p>
+            <w:r/>
+            <w:r>
+              <w:rPr>
+                <w:rFonts w:ascii="Calibri" w:hAnsi="Calibri"/>
+                <w:sz w:val="16"/>
+              </w:rPr>
+              <w:t>NBN</w:t>
+            </w:r>
+          </w:p>
+        </w:tc>
+      </w:tr>
+      <w:tr>
+        <w:tc>
+          <w:tcPr>
+            <w:tcW w:type="dxa" w:w="1881"/>
+          </w:tcPr>
+          <w:p>
+            <w:r/>
+            <w:r>
+              <w:rPr>
+                <w:rFonts w:ascii="Calibri" w:hAnsi="Calibri"/>
+                <w:sz w:val="16"/>
+              </w:rPr>
+              <w:t>BELGAQUA HYDROCHECK</w:t>
+            </w:r>
+          </w:p>
+        </w:tc>
+        <w:tc>
+          <w:tcPr>
+            <w:tcW w:type="dxa" w:w="1881"/>
+          </w:tcPr>
+          <w:p>
+            <w:r/>
+            <w:r>
+              <w:rPr>
+                <w:rFonts w:ascii="Calibri" w:hAnsi="Calibri"/>
+                <w:sz w:val="16"/>
+              </w:rPr>
+              <w:t>Certification eau potable BE</w:t>
+            </w:r>
+          </w:p>
+        </w:tc>
+        <w:tc>
+          <w:tcPr>
+            <w:tcW w:type="dxa" w:w="1881"/>
+          </w:tcPr>
+          <w:p>
+            <w:r/>
+            <w:r>
+              <w:rPr>
+                <w:rFonts w:ascii="Calibri" w:hAnsi="Calibri"/>
+                <w:sz w:val="16"/>
+              </w:rPr>
+              <w:t>Obligatoire AO</w:t>
+            </w:r>
+          </w:p>
+        </w:tc>
+        <w:tc>
+          <w:tcPr>
+            <w:tcW w:type="dxa" w:w="1881"/>
+          </w:tcPr>
+          <w:p>
+            <w:r/>
+            <w:r>
+              <w:rPr>
+                <w:rFonts w:ascii="Calibri" w:hAnsi="Calibri"/>
+                <w:sz w:val="16"/>
+              </w:rPr>
+              <w:t>PRÉREQUIS marché public belge</w:t>
+            </w:r>
+          </w:p>
+        </w:tc>
+        <w:tc>
+          <w:tcPr>
+            <w:tcW w:type="dxa" w:w="1881"/>
+          </w:tcPr>
+          <w:p>
+            <w:r/>
+            <w:r>
+              <w:rPr>
+                <w:rFonts w:ascii="Calibri" w:hAnsi="Calibri"/>
+                <w:sz w:val="16"/>
+              </w:rPr>
+              <w:t>BELGAQUA</w:t>
+            </w:r>
+          </w:p>
+        </w:tc>
+      </w:tr>
+      <w:tr>
+        <w:tc>
+          <w:tcPr>
+            <w:tcW w:type="dxa" w:w="1881"/>
+          </w:tcPr>
+          <w:p>
+            <w:r/>
+            <w:r>
+              <w:rPr>
+                <w:rFonts w:ascii="Calibri" w:hAnsi="Calibri"/>
+                <w:sz w:val="16"/>
+              </w:rPr>
+              <w:t>Label BENOR</w:t>
+            </w:r>
+          </w:p>
+        </w:tc>
+        <w:tc>
+          <w:tcPr>
+            <w:tcW w:type="dxa" w:w="1881"/>
+          </w:tcPr>
+          <w:p>
+            <w:r/>
+            <w:r>
+              <w:rPr>
+                <w:rFonts w:ascii="Calibri" w:hAnsi="Calibri"/>
+                <w:sz w:val="16"/>
+              </w:rPr>
+              <w:t>Qualité produits construction</w:t>
+            </w:r>
+          </w:p>
+        </w:tc>
+        <w:tc>
+          <w:tcPr>
+            <w:tcW w:type="dxa" w:w="1881"/>
+          </w:tcPr>
+          <w:p>
+            <w:r/>
+            <w:r>
+              <w:rPr>
+                <w:rFonts w:ascii="Calibri" w:hAnsi="Calibri"/>
+                <w:sz w:val="16"/>
+              </w:rPr>
+              <w:t>Volontaire</w:t>
+            </w:r>
+          </w:p>
+        </w:tc>
+        <w:tc>
+          <w:tcPr>
+            <w:tcW w:type="dxa" w:w="1881"/>
+          </w:tcPr>
+          <w:p>
+            <w:r/>
+            <w:r>
+              <w:rPr>
+                <w:rFonts w:ascii="Calibri" w:hAnsi="Calibri"/>
+                <w:sz w:val="16"/>
+              </w:rPr>
+              <w:t>Souvent exigé cahiers charges publics</w:t>
+            </w:r>
+          </w:p>
+        </w:tc>
+        <w:tc>
+          <w:tcPr>
+            <w:tcW w:type="dxa" w:w="1881"/>
+          </w:tcPr>
+          <w:p>
+            <w:r/>
+            <w:r>
+              <w:rPr>
+                <w:rFonts w:ascii="Calibri" w:hAnsi="Calibri"/>
+                <w:sz w:val="16"/>
+              </w:rPr>
+              <w:t>NBN / organismes mandatés</w:t>
+            </w:r>
+          </w:p>
+        </w:tc>
+      </w:tr>
+      <w:tr>
+        <w:tc>
+          <w:tcPr>
+            <w:tcW w:type="dxa" w:w="1881"/>
+          </w:tcPr>
+          <w:p>
+            <w:r/>
+            <w:r>
+              <w:rPr>
+                <w:rFonts w:ascii="Calibri" w:hAnsi="Calibri"/>
+                <w:sz w:val="16"/>
+              </w:rPr>
+              <w:t>Marquage CE (EU 305/2011)</w:t>
+            </w:r>
+          </w:p>
+        </w:tc>
+        <w:tc>
+          <w:tcPr>
+            <w:tcW w:type="dxa" w:w="1881"/>
+          </w:tcPr>
+          <w:p>
+            <w:r/>
+            <w:r>
+              <w:rPr>
+                <w:rFonts w:ascii="Calibri" w:hAnsi="Calibri"/>
+                <w:sz w:val="16"/>
+              </w:rPr>
+              <w:t>Mise sur marché UE</w:t>
+            </w:r>
+          </w:p>
+        </w:tc>
+        <w:tc>
+          <w:tcPr>
+            <w:tcW w:type="dxa" w:w="1881"/>
+          </w:tcPr>
+          <w:p>
+            <w:r/>
+            <w:r>
+              <w:rPr>
+                <w:rFonts w:ascii="Calibri" w:hAnsi="Calibri"/>
+                <w:sz w:val="16"/>
+              </w:rPr>
+              <w:t>Obligatoire</w:t>
+            </w:r>
+          </w:p>
+        </w:tc>
+        <w:tc>
+          <w:tcPr>
+            <w:tcW w:type="dxa" w:w="1881"/>
+          </w:tcPr>
+          <w:p>
+            <w:r/>
+            <w:r>
+              <w:rPr>
+                <w:rFonts w:ascii="Calibri" w:hAnsi="Calibri"/>
+                <w:sz w:val="16"/>
+              </w:rPr>
+              <w:t>Presto déjà certifié — conforme</w:t>
+            </w:r>
+          </w:p>
+        </w:tc>
+        <w:tc>
+          <w:tcPr>
+            <w:tcW w:type="dxa" w:w="1881"/>
+          </w:tcPr>
+          <w:p>
+            <w:r/>
+            <w:r>
+              <w:rPr>
+                <w:rFonts w:ascii="Calibri" w:hAnsi="Calibri"/>
+                <w:sz w:val="16"/>
+              </w:rPr>
+              <w:t>Commission UE</w:t>
+            </w:r>
+          </w:p>
+        </w:tc>
+      </w:tr>
+      <w:tr>
+        <w:tc>
+          <w:tcPr>
+            <w:tcW w:type="dxa" w:w="1881"/>
+          </w:tcPr>
+          <w:p>
+            <w:r/>
+            <w:r>
+              <w:rPr>
+                <w:rFonts w:ascii="Calibri" w:hAnsi="Calibri"/>
+                <w:sz w:val="16"/>
+              </w:rPr>
+              <w:t>4MS / ACS (FR)</w:t>
+            </w:r>
+          </w:p>
+        </w:tc>
+        <w:tc>
+          <w:tcPr>
+            <w:tcW w:type="dxa" w:w="1881"/>
+          </w:tcPr>
+          <w:p>
+            <w:r/>
+            <w:r>
+              <w:rPr>
+                <w:rFonts w:ascii="Calibri" w:hAnsi="Calibri"/>
+                <w:sz w:val="16"/>
+              </w:rPr>
+              <w:t>Substances contact eau potable</w:t>
+            </w:r>
+          </w:p>
+        </w:tc>
+        <w:tc>
+          <w:tcPr>
+            <w:tcW w:type="dxa" w:w="1881"/>
+          </w:tcPr>
+          <w:p>
+            <w:r/>
+            <w:r>
+              <w:rPr>
+                <w:rFonts w:ascii="Calibri" w:hAnsi="Calibri"/>
+                <w:sz w:val="16"/>
+              </w:rPr>
+              <w:t>Transitoire jusqu'au 31/12/2026</w:t>
+            </w:r>
+          </w:p>
+        </w:tc>
+        <w:tc>
+          <w:tcPr>
+            <w:tcW w:type="dxa" w:w="1881"/>
+          </w:tcPr>
+          <w:p>
+            <w:r/>
+            <w:r>
+              <w:rPr>
+                <w:rFonts w:ascii="Calibri" w:hAnsi="Calibri"/>
+                <w:sz w:val="16"/>
+              </w:rPr>
+              <w:t>ACS français reconnu en BE</w:t>
+            </w:r>
+          </w:p>
+        </w:tc>
+        <w:tc>
+          <w:tcPr>
+            <w:tcW w:type="dxa" w:w="1881"/>
+          </w:tcPr>
+          <w:p>
+            <w:r/>
+            <w:r>
+              <w:rPr>
+                <w:rFonts w:ascii="Calibri" w:hAnsi="Calibri"/>
+                <w:sz w:val="16"/>
+              </w:rPr>
+              <w:t>UBA / BELGAQUA</w:t>
             </w:r>
           </w:p>
         </w:tc>
       </w:tr>
     </w:tbl>
     <w:p/>
-    <w:p>
-      <w:pPr>
-        <w:pStyle w:val="Heading1"/>
-      </w:pPr>
-      <w:r>
-        <w:rPr>
-          <w:rFonts w:ascii="Calibri" w:hAnsi="Calibri"/>
-          <w:color w:val="1F497D"/>
-        </w:rPr>
-        <w:t>ANNEXE 6 — NORMES DÉTAILLÉES ROBINETTERIE BELGIQUE</w:t>
-      </w:r>
-    </w:p>
-    <w:tbl>
-      <w:tblPr>
-        <w:tblStyle w:val="TableGrid"/>
-        <w:tblW w:type="auto" w:w="0"/>
-        <w:tblLook w:firstColumn="1" w:firstRow="1" w:lastColumn="0" w:lastRow="0" w:noHBand="0" w:noVBand="1" w:val="04A0"/>
-      </w:tblPr>
-      <w:tblGrid>
-        <w:gridCol w:w="2351"/>
-        <w:gridCol w:w="2351"/>
-        <w:gridCol w:w="2351"/>
-        <w:gridCol w:w="2351"/>
-      </w:tblGrid>
-      <w:tr>
-        <w:tc>
-          <w:tcPr>
-            <w:tcW w:type="dxa" w:w="2351"/>
-          </w:tcPr>
-          <w:p>
-            <w:r>
-              <w:rPr>
-                <w:b/>
-                <w:sz w:val="18"/>
-              </w:rPr>
-              <w:t>Norme</w:t>
-            </w:r>
-          </w:p>
-        </w:tc>
-        <w:tc>
-          <w:tcPr>
-            <w:tcW w:type="dxa" w:w="2351"/>
-          </w:tcPr>
-          <w:p>
-            <w:r>
-              <w:rPr>
-                <w:b/>
-                <w:sz w:val="18"/>
-              </w:rPr>
-              <w:t>Objet</w:t>
-            </w:r>
-          </w:p>
-        </w:tc>
-        <w:tc>
-          <w:tcPr>
-            <w:tcW w:type="dxa" w:w="2351"/>
-          </w:tcPr>
-          <w:p>
-            <w:r>
-              <w:rPr>
-                <w:b/>
-                <w:sz w:val="18"/>
-              </w:rPr>
-              <w:t>Date</w:t>
-            </w:r>
-          </w:p>
-        </w:tc>
-        <w:tc>
-          <w:tcPr>
-            <w:tcW w:type="dxa" w:w="2351"/>
-          </w:tcPr>
-          <w:p>
-            <w:r>
-              <w:rPr>
-                <w:b/>
-                <w:sz w:val="18"/>
-              </w:rPr>
-              <w:t>Applicabilité Presto</w:t>
-            </w:r>
-          </w:p>
-        </w:tc>
-      </w:tr>
-      <w:tr>
-        <w:tc>
-          <w:tcPr>
-            <w:tcW w:type="dxa" w:w="2351"/>
-          </w:tcPr>
-          <w:p>
-            <w:r>
-              <w:rPr>
-                <w:sz w:val="16"/>
-              </w:rPr>
-              <w:t>NBN EN 816</w:t>
-            </w:r>
-          </w:p>
-        </w:tc>
-        <w:tc>
-          <w:tcPr>
-            <w:tcW w:type="dxa" w:w="2351"/>
-          </w:tcPr>
-          <w:p>
-            <w:r>
-              <w:rPr>
-                <w:sz w:val="16"/>
-              </w:rPr>
-              <w:t>Robinets à fermeture automatique PN 10</w:t>
-            </w:r>
-          </w:p>
-        </w:tc>
-        <w:tc>
-          <w:tcPr>
-            <w:tcW w:type="dxa" w:w="2351"/>
-          </w:tcPr>
-          <w:p>
-            <w:r>
-              <w:rPr>
-                <w:sz w:val="16"/>
-              </w:rPr>
-              <w:t>1996 (harmonisée)</w:t>
-            </w:r>
-          </w:p>
-        </w:tc>
-        <w:tc>
-          <w:tcPr>
-            <w:tcW w:type="dxa" w:w="2351"/>
-          </w:tcPr>
-          <w:p>
-            <w:r>
-              <w:rPr>
-                <w:sz w:val="16"/>
-              </w:rPr>
-              <w:t>Cœur gamme temporisateurs — critique</w:t>
-            </w:r>
-          </w:p>
-        </w:tc>
-      </w:tr>
-      <w:tr>
-        <w:tc>
-          <w:tcPr>
-            <w:tcW w:type="dxa" w:w="2351"/>
-          </w:tcPr>
-          <w:p>
-            <w:r>
-              <w:rPr>
-                <w:sz w:val="16"/>
-              </w:rPr>
-              <w:t>NBN EN 817</w:t>
-            </w:r>
-          </w:p>
-        </w:tc>
-        <w:tc>
-          <w:tcPr>
-            <w:tcW w:type="dxa" w:w="2351"/>
-          </w:tcPr>
-          <w:p>
-            <w:r>
-              <w:rPr>
-                <w:sz w:val="16"/>
-              </w:rPr>
-              <w:t>Mitigeurs mécaniques PN 10</w:t>
-            </w:r>
-          </w:p>
-        </w:tc>
-        <w:tc>
-          <w:tcPr>
-            <w:tcW w:type="dxa" w:w="2351"/>
-          </w:tcPr>
-          <w:p>
-            <w:r>
-              <w:rPr>
-                <w:sz w:val="16"/>
-              </w:rPr>
-              <w:t>2008 (harmonisée)</w:t>
-            </w:r>
-          </w:p>
-        </w:tc>
-        <w:tc>
-          <w:tcPr>
-            <w:tcW w:type="dxa" w:w="2351"/>
-          </w:tcPr>
-          <w:p>
-            <w:r>
-              <w:rPr>
-                <w:sz w:val="16"/>
-              </w:rPr>
-              <w:t>Gamme mitigeurs collectifs</w:t>
-            </w:r>
-          </w:p>
-        </w:tc>
-      </w:tr>
-      <w:tr>
-        <w:tc>
-          <w:tcPr>
-            <w:tcW w:type="dxa" w:w="2351"/>
-          </w:tcPr>
-          <w:p>
-            <w:r>
-              <w:rPr>
-                <w:sz w:val="16"/>
-              </w:rPr>
-              <w:t>NBN EN 200</w:t>
-            </w:r>
-          </w:p>
-        </w:tc>
-        <w:tc>
-          <w:tcPr>
-            <w:tcW w:type="dxa" w:w="2351"/>
-          </w:tcPr>
-          <w:p>
-            <w:r>
-              <w:rPr>
-                <w:sz w:val="16"/>
-              </w:rPr>
-              <w:t>Robinetterie sanitaire domestique PN 10</w:t>
-            </w:r>
-          </w:p>
-        </w:tc>
-        <w:tc>
-          <w:tcPr>
-            <w:tcW w:type="dxa" w:w="2351"/>
-          </w:tcPr>
-          <w:p>
-            <w:r>
-              <w:rPr>
-                <w:sz w:val="16"/>
-              </w:rPr>
-              <w:t>harmonisée</w:t>
-            </w:r>
-          </w:p>
-        </w:tc>
-        <w:tc>
-          <w:tcPr>
-            <w:tcW w:type="dxa" w:w="2351"/>
-          </w:tcPr>
-          <w:p>
-            <w:r>
-              <w:rPr>
-                <w:sz w:val="16"/>
-              </w:rPr>
-              <w:t>Résidentiel — secondaire</w:t>
-            </w:r>
-          </w:p>
-        </w:tc>
-      </w:tr>
-      <w:tr>
-        <w:tc>
-          <w:tcPr>
-            <w:tcW w:type="dxa" w:w="2351"/>
-          </w:tcPr>
-          <w:p>
-            <w:r>
-              <w:rPr>
-                <w:sz w:val="16"/>
-              </w:rPr>
-              <w:t>NBN EN 1111</w:t>
-            </w:r>
-          </w:p>
-        </w:tc>
-        <w:tc>
-          <w:tcPr>
-            <w:tcW w:type="dxa" w:w="2351"/>
-          </w:tcPr>
-          <w:p>
-            <w:r>
-              <w:rPr>
-                <w:sz w:val="16"/>
-              </w:rPr>
-              <w:t>Mitigeurs thermostatiques (PN 10)</w:t>
-            </w:r>
-          </w:p>
-        </w:tc>
-        <w:tc>
-          <w:tcPr>
-            <w:tcW w:type="dxa" w:w="2351"/>
-          </w:tcPr>
-          <w:p>
-            <w:r>
-              <w:rPr>
-                <w:sz w:val="16"/>
-              </w:rPr>
-              <w:t>harmonisée</w:t>
-            </w:r>
-          </w:p>
-        </w:tc>
-        <w:tc>
-          <w:tcPr>
-            <w:tcW w:type="dxa" w:w="2351"/>
-          </w:tcPr>
-          <w:p>
-            <w:r>
-              <w:rPr>
-                <w:sz w:val="16"/>
-              </w:rPr>
-              <w:t>Gamme thermostatique — pertinent santé</w:t>
-            </w:r>
-          </w:p>
-        </w:tc>
-      </w:tr>
-      <w:tr>
-        <w:tc>
-          <w:tcPr>
-            <w:tcW w:type="dxa" w:w="2351"/>
-          </w:tcPr>
-          <w:p>
-            <w:r>
-              <w:rPr>
-                <w:sz w:val="16"/>
-              </w:rPr>
-              <w:t>Marquage CE</w:t>
-            </w:r>
-          </w:p>
-        </w:tc>
-        <w:tc>
-          <w:tcPr>
-            <w:tcW w:type="dxa" w:w="2351"/>
-          </w:tcPr>
-          <w:p>
-            <w:r>
-              <w:rPr>
-                <w:sz w:val="16"/>
-              </w:rPr>
-              <w:t>Obligatoire mise sur marché UE</w:t>
-            </w:r>
-          </w:p>
-        </w:tc>
-        <w:tc>
-          <w:tcPr>
-            <w:tcW w:type="dxa" w:w="2351"/>
-          </w:tcPr>
-          <w:p>
-            <w:r>
-              <w:rPr>
-                <w:sz w:val="16"/>
-              </w:rPr>
-              <w:t>Permanent</w:t>
-            </w:r>
-          </w:p>
-        </w:tc>
-        <w:tc>
-          <w:tcPr>
-            <w:tcW w:type="dxa" w:w="2351"/>
-          </w:tcPr>
-          <w:p>
-            <w:r>
-              <w:rPr>
-                <w:sz w:val="16"/>
-              </w:rPr>
-              <w:t>Condition sine qua non</w:t>
-            </w:r>
-          </w:p>
-        </w:tc>
-      </w:tr>
-      <w:tr>
-        <w:tc>
-          <w:tcPr>
-            <w:tcW w:type="dxa" w:w="2351"/>
-          </w:tcPr>
-          <w:p>
-            <w:r>
-              <w:rPr>
-                <w:sz w:val="16"/>
-              </w:rPr>
-              <w:t>NF Robinetterie (NF077)</w:t>
-            </w:r>
-          </w:p>
-        </w:tc>
-        <w:tc>
-          <w:tcPr>
-            <w:tcW w:type="dxa" w:w="2351"/>
-          </w:tcPr>
-          <w:p>
-            <w:r>
-              <w:rPr>
-                <w:sz w:val="16"/>
-              </w:rPr>
-              <w:t>Certification française valorisée en BE</w:t>
-            </w:r>
-          </w:p>
-        </w:tc>
-        <w:tc>
-          <w:tcPr>
-            <w:tcW w:type="dxa" w:w="2351"/>
-          </w:tcPr>
-          <w:p>
-            <w:r>
-              <w:rPr>
-                <w:sz w:val="16"/>
-              </w:rPr>
-              <w:t>Permanente</w:t>
-            </w:r>
-          </w:p>
-        </w:tc>
-        <w:tc>
-          <w:tcPr>
-            <w:tcW w:type="dxa" w:w="2351"/>
-          </w:tcPr>
-          <w:p>
-            <w:r>
-              <w:rPr>
-                <w:sz w:val="16"/>
-              </w:rPr>
-              <w:t>Déjà détenue par Presto — avantage</w:t>
-            </w:r>
-          </w:p>
-        </w:tc>
-      </w:tr>
-    </w:tbl>
     <w:sectPr>
       <w:pgSz w:w="12240" w:h="15840"/>
       <w:pgMar w:top="1134" w:right="1417" w:bottom="1134" w:left="1417" w:header="720" w:footer="720" w:gutter="0"/>

--- a/pays/belgique/outputs/MAB_Belgique_Annexes.docx
+++ b/pays/belgique/outputs/MAB_Belgique_Annexes.docx
@@ -8,7 +8,7 @@
         <w:jc w:val="center"/>
       </w:pPr>
       <w:r>
-        <w:t>MAB BELGIQUE — ANNEXES &amp; SOURCES v3</w:t>
+        <w:t>MAB BELGIQUE — ANNEXES &amp; SOURCES v5</w:t>
       </w:r>
     </w:p>
     <w:p>
@@ -41,7 +41,7 @@
         <w:rPr>
           <w:i/>
         </w:rPr>
-        <w:t>Toutes les sources consultées pour MAB_Belgique_Etude.docx v3 :</w:t>
+        <w:t>Toutes les sources consultées pour MAB_Belgique_Etude.docx v5 :</w:t>
       </w:r>
     </w:p>
     <w:p/>
